--- a/javaee-web-app/JavaEE企业级Web应用开发实战期末课程设计报告.docx
+++ b/javaee-web-app/JavaEE企业级Web应用开发实战期末课程设计报告.docx
@@ -3,68 +3,275 @@
 <w:document xmlns:wpc="http://schemas.microsoft.com/office/word/2010/wordprocessingCanvas" xmlns:mo="http://schemas.microsoft.com/office/mac/office/2008/main" xmlns:mc="http://schemas.openxmlformats.org/markup-compatibility/2006" xmlns:mv="urn:schemas-microsoft-com:mac:vml" xmlns:o="urn:schemas-microsoft-com:office:office" xmlns:r="http://schemas.openxmlformats.org/officeDocument/2006/relationships" xmlns:m="http://schemas.openxmlformats.org/officeDocument/2006/math" xmlns:v="urn:schemas-microsoft-com:vml" xmlns:wp14="http://schemas.microsoft.com/office/word/2010/wordprocessingDrawing" xmlns:wp="http://schemas.openxmlformats.org/drawingml/2006/wordprocessingDrawing" xmlns:w10="urn:schemas-microsoft-com:office:word" xmlns:w="http://schemas.openxmlformats.org/wordprocessingml/2006/main" xmlns:w14="http://schemas.microsoft.com/office/word/2010/wordml" xmlns:wpg="http://schemas.microsoft.com/office/word/2010/wordprocessingGroup" xmlns:wpi="http://schemas.microsoft.com/office/word/2010/wordprocessingInk" xmlns:wne="http://schemas.microsoft.com/office/word/2006/wordml" xmlns:wps="http://schemas.microsoft.com/office/word/2010/wordprocessingShape" mc:Ignorable="w14 wp14">
   <w:body>
     <w:p/>
+    <w:p>
+      <w:pPr>
+        <w:spacing w:after="240"/>
+        <w:jc w:val="center"/>
+      </w:pPr>
+      <w:r>
+        <w:rPr>
+          <w:rFonts w:ascii="Times New Roman" w:hAnsi="Times New Roman" w:eastAsia="Times New Roman"/>
+          <w:b w:val="0"/>
+          <w:sz w:val="28"/>
+        </w:rPr>
+        <w:t>Sichuan Top Vocational College of Information Technology</w:t>
+      </w:r>
+    </w:p>
     <w:p/>
     <w:p/>
     <w:p>
       <w:pPr>
+        <w:spacing w:after="320"/>
         <w:jc w:val="center"/>
       </w:pPr>
       <w:r>
         <w:rPr>
           <w:rFonts w:ascii="黑体" w:hAnsi="黑体" w:eastAsia="黑体"/>
           <w:b/>
-          <w:sz w:val="44"/>
+          <w:sz w:val="56"/>
         </w:rPr>
-        <w:t>《JavaEE企业级Web应用开发实战》</w:t>
+        <w:t>期  末  考  查  报  告</w:t>
       </w:r>
     </w:p>
     <w:p>
       <w:pPr>
+        <w:spacing w:after="800"/>
+        <w:jc w:val="center"/>
+      </w:pPr>
+      <w:r>
+        <w:rPr>
+          <w:rFonts w:ascii="宋体" w:hAnsi="宋体" w:eastAsia="宋体"/>
+          <w:b w:val="0"/>
+          <w:sz w:val="36"/>
+        </w:rPr>
+        <w:t>（《JavaEE 企业级 Web 应用开发实战》）</w:t>
+      </w:r>
+    </w:p>
+    <w:p>
+      <w:pPr>
+        <w:spacing w:after="200"/>
+        <w:ind w:left="2608"/>
+      </w:pPr>
+      <w:r>
+        <w:rPr>
+          <w:rFonts w:ascii="宋体" w:hAnsi="宋体" w:eastAsia="宋体"/>
+          <w:sz w:val="28"/>
+        </w:rPr>
+        <w:t xml:space="preserve">姓    名： </w:t>
+      </w:r>
+      <w:r>
+        <w:rPr>
+          <w:rFonts w:ascii="宋体" w:hAnsi="宋体" w:eastAsia="宋体"/>
+          <w:sz w:val="28"/>
+          <w:u w:val="single"/>
+        </w:rPr>
+        <w:t>刘小麟</w:t>
+      </w:r>
+    </w:p>
+    <w:p>
+      <w:pPr>
+        <w:spacing w:after="200"/>
+        <w:ind w:left="2608"/>
+      </w:pPr>
+      <w:r>
+        <w:rPr>
+          <w:rFonts w:ascii="宋体" w:hAnsi="宋体" w:eastAsia="宋体"/>
+          <w:sz w:val="28"/>
+        </w:rPr>
+        <w:t xml:space="preserve">学    号： </w:t>
+      </w:r>
+      <w:r>
+        <w:rPr>
+          <w:rFonts w:ascii="宋体" w:hAnsi="宋体" w:eastAsia="宋体"/>
+          <w:sz w:val="28"/>
+          <w:u w:val="single"/>
+        </w:rPr>
+        <w:t>2052442135</w:t>
+      </w:r>
+    </w:p>
+    <w:p>
+      <w:pPr>
+        <w:spacing w:after="200"/>
+        <w:ind w:left="2608"/>
+      </w:pPr>
+      <w:r>
+        <w:rPr>
+          <w:rFonts w:ascii="宋体" w:hAnsi="宋体" w:eastAsia="宋体"/>
+          <w:sz w:val="28"/>
+        </w:rPr>
+        <w:t xml:space="preserve">系    别： </w:t>
+      </w:r>
+      <w:r>
+        <w:rPr>
+          <w:rFonts w:ascii="宋体" w:hAnsi="宋体" w:eastAsia="宋体"/>
+          <w:sz w:val="28"/>
+          <w:u w:val="single"/>
+        </w:rPr>
+        <w:t>信息工程学院</w:t>
+      </w:r>
+    </w:p>
+    <w:p>
+      <w:pPr>
+        <w:spacing w:after="200"/>
+        <w:ind w:left="2608"/>
+      </w:pPr>
+      <w:r>
+        <w:rPr>
+          <w:rFonts w:ascii="宋体" w:hAnsi="宋体" w:eastAsia="宋体"/>
+          <w:sz w:val="28"/>
+        </w:rPr>
+        <w:t xml:space="preserve">专    业： </w:t>
+      </w:r>
+      <w:r>
+        <w:rPr>
+          <w:rFonts w:ascii="宋体" w:hAnsi="宋体" w:eastAsia="宋体"/>
+          <w:sz w:val="28"/>
+          <w:u w:val="single"/>
+        </w:rPr>
+        <w:t>软件技术</w:t>
+      </w:r>
+    </w:p>
+    <w:p>
+      <w:pPr>
+        <w:spacing w:after="200"/>
+        <w:ind w:left="2608"/>
+      </w:pPr>
+      <w:r>
+        <w:rPr>
+          <w:rFonts w:ascii="宋体" w:hAnsi="宋体" w:eastAsia="宋体"/>
+          <w:sz w:val="28"/>
+        </w:rPr>
+        <w:t xml:space="preserve">年    级： </w:t>
+      </w:r>
+      <w:r>
+        <w:rPr>
+          <w:rFonts w:ascii="宋体" w:hAnsi="宋体" w:eastAsia="宋体"/>
+          <w:sz w:val="28"/>
+          <w:u w:val="single"/>
+        </w:rPr>
+        <w:t>2024 级</w:t>
+      </w:r>
+    </w:p>
+    <w:p>
+      <w:pPr>
+        <w:spacing w:after="200"/>
+        <w:ind w:left="2608"/>
+      </w:pPr>
+      <w:r>
+        <w:rPr>
+          <w:rFonts w:ascii="宋体" w:hAnsi="宋体" w:eastAsia="宋体"/>
+          <w:sz w:val="28"/>
+        </w:rPr>
+        <w:t xml:space="preserve">班    级： </w:t>
+      </w:r>
+      <w:r>
+        <w:rPr>
+          <w:rFonts w:ascii="宋体" w:hAnsi="宋体" w:eastAsia="宋体"/>
+          <w:sz w:val="28"/>
+          <w:u w:val="single"/>
+        </w:rPr>
+        <w:t>软件技术 14 班</w:t>
+      </w:r>
+    </w:p>
+    <w:p>
+      <w:pPr>
+        <w:spacing w:after="200"/>
+        <w:ind w:left="2608"/>
+      </w:pPr>
+      <w:r>
+        <w:rPr>
+          <w:rFonts w:ascii="宋体" w:hAnsi="宋体" w:eastAsia="宋体"/>
+          <w:sz w:val="28"/>
+        </w:rPr>
+        <w:t xml:space="preserve">指导教师： </w:t>
+      </w:r>
+      <w:r>
+        <w:rPr>
+          <w:rFonts w:ascii="宋体" w:hAnsi="宋体" w:eastAsia="宋体"/>
+          <w:sz w:val="28"/>
+          <w:u w:val="single"/>
+        </w:rPr>
+        <w:t>陈晓军</w:t>
+      </w:r>
+    </w:p>
+    <w:p/>
+    <w:p/>
+    <w:p>
+      <w:pPr>
+        <w:spacing w:after="160"/>
+        <w:jc w:val="center"/>
+      </w:pPr>
+      <w:r>
+        <w:rPr>
+          <w:rFonts w:ascii="宋体" w:hAnsi="宋体" w:eastAsia="宋体"/>
+          <w:b w:val="0"/>
+          <w:sz w:val="28"/>
+        </w:rPr>
+        <w:t>2026 年 6 月 15 日 至 2026 年 6 月 26 日</w:t>
+      </w:r>
+    </w:p>
+    <w:p>
+      <w:pPr>
+        <w:spacing w:after="120"/>
+        <w:jc w:val="center"/>
+      </w:pPr>
+      <w:r>
+        <w:rPr>
+          <w:rFonts w:ascii="宋体" w:hAnsi="宋体" w:eastAsia="宋体"/>
+          <w:b w:val="0"/>
+          <w:sz w:val="24"/>
+        </w:rPr>
+        <w:t>所 在 单 位 ： 2024 级 信息工程 系 软件技术 专业 14 班</w:t>
+      </w:r>
+    </w:p>
+    <w:p>
+      <w:r>
+        <w:br w:type="page"/>
+      </w:r>
+    </w:p>
+    <w:p>
+      <w:pPr>
+        <w:spacing w:after="240"/>
         <w:jc w:val="center"/>
       </w:pPr>
       <w:r>
         <w:rPr>
           <w:rFonts w:ascii="黑体" w:hAnsi="黑体" w:eastAsia="黑体"/>
           <w:b/>
-          <w:sz w:val="40"/>
+          <w:sz w:val="32"/>
         </w:rPr>
-        <w:t>期末课程设计报告</w:t>
+        <w:t>期 末 考 查 计 划 书</w:t>
       </w:r>
     </w:p>
-    <w:p>
-      <w:pPr>
-        <w:jc w:val="center"/>
-      </w:pPr>
-      <w:r>
-        <w:rPr>
-          <w:rFonts w:ascii="宋体" w:hAnsi="宋体" w:eastAsia="宋体"/>
-          <w:sz w:val="26"/>
-        </w:rPr>
-        <w:t>RhizoDelta 图谱化非线性讨论系统后端实现</w:t>
-      </w:r>
-    </w:p>
-    <w:p/>
-    <w:p/>
-    <w:p/>
-    <w:p/>
-    <w:p/>
-    <w:p/>
     <w:tbl>
       <w:tblPr>
         <w:tblW w:type="auto" w:w="0"/>
         <w:jc w:val="center"/>
-        <w:tblLayout w:type="autofit"/>
         <w:tblLook w:firstColumn="1" w:firstRow="1" w:lastColumn="0" w:lastRow="0" w:noHBand="0" w:noVBand="1" w:val="04A0"/>
+        <w:tblBorders>
+          <w:top w:val="single" w:sz="8" w:space="0" w:color="94A3B8"/>
+          <w:left w:val="single" w:sz="8" w:space="0" w:color="94A3B8"/>
+          <w:bottom w:val="single" w:sz="8" w:space="0" w:color="94A3B8"/>
+          <w:right w:val="single" w:sz="8" w:space="0" w:color="94A3B8"/>
+          <w:insideH w:val="single" w:sz="8" w:space="0" w:color="94A3B8"/>
+          <w:insideV w:val="single" w:sz="8" w:space="0" w:color="94A3B8"/>
+        </w:tblBorders>
       </w:tblPr>
       <w:tblGrid>
-        <w:gridCol w:w="4759"/>
-        <w:gridCol w:w="4759"/>
+        <w:gridCol w:w="4646"/>
+        <w:gridCol w:w="4646"/>
       </w:tblGrid>
       <w:tr>
         <w:tc>
           <w:tcPr>
-            <w:tcW w:type="dxa" w:w="4759"/>
+            <w:tcW w:type="dxa" w:w="2041"/>
             <w:vAlign w:val="center"/>
+            <w:tcMar>
+              <w:top w:w="70" w:type="dxa"/>
+              <w:left w:w="70" w:type="dxa"/>
+              <w:bottom w:w="70" w:type="dxa"/>
+              <w:right w:w="70" w:type="dxa"/>
+            </w:tcMar>
           </w:tcPr>
           <w:p>
             <w:r/>
@@ -72,26 +279,34 @@
               <w:rPr>
                 <w:rFonts w:ascii="宋体" w:hAnsi="宋体" w:eastAsia="宋体"/>
                 <w:b/>
-                <w:sz w:val="21"/>
+                <w:sz w:val="24"/>
               </w:rPr>
-              <w:t>项目名称</w:t>
+              <w:t>所在单位</w:t>
             </w:r>
           </w:p>
         </w:tc>
         <w:tc>
           <w:tcPr>
-            <w:tcW w:type="dxa" w:w="4759"/>
+            <w:tcW w:type="dxa" w:w="6576"/>
             <w:vAlign w:val="center"/>
+            <w:tcMar>
+              <w:top w:w="70" w:type="dxa"/>
+              <w:left w:w="70" w:type="dxa"/>
+              <w:bottom w:w="70" w:type="dxa"/>
+              <w:right w:w="70" w:type="dxa"/>
+            </w:tcMar>
           </w:tcPr>
           <w:p>
+            <w:pPr>
+              <w:spacing w:after="40"/>
+            </w:pPr>
             <w:r/>
             <w:r>
               <w:rPr>
                 <w:rFonts w:ascii="宋体" w:hAnsi="宋体" w:eastAsia="宋体"/>
-                <w:b w:val="0"/>
-                <w:sz w:val="21"/>
+                <w:sz w:val="24"/>
               </w:rPr>
-              <w:t>RhizoDelta 图谱化非线性讨论系统</w:t>
+              <w:t>2024 级 信息工程 系 软件技术 专业 14 班</w:t>
             </w:r>
           </w:p>
         </w:tc>
@@ -99,8 +314,14 @@
       <w:tr>
         <w:tc>
           <w:tcPr>
-            <w:tcW w:type="dxa" w:w="4759"/>
+            <w:tcW w:type="dxa" w:w="2041"/>
             <w:vAlign w:val="center"/>
+            <w:tcMar>
+              <w:top w:w="70" w:type="dxa"/>
+              <w:left w:w="70" w:type="dxa"/>
+              <w:bottom w:w="70" w:type="dxa"/>
+              <w:right w:w="70" w:type="dxa"/>
+            </w:tcMar>
           </w:tcPr>
           <w:p>
             <w:r/>
@@ -108,26 +329,34 @@
               <w:rPr>
                 <w:rFonts w:ascii="宋体" w:hAnsi="宋体" w:eastAsia="宋体"/>
                 <w:b/>
-                <w:sz w:val="21"/>
+                <w:sz w:val="24"/>
               </w:rPr>
-              <w:t>学生姓名</w:t>
+              <w:t>课程设计题目</w:t>
             </w:r>
           </w:p>
         </w:tc>
         <w:tc>
           <w:tcPr>
-            <w:tcW w:type="dxa" w:w="4759"/>
+            <w:tcW w:type="dxa" w:w="6576"/>
             <w:vAlign w:val="center"/>
+            <w:tcMar>
+              <w:top w:w="70" w:type="dxa"/>
+              <w:left w:w="70" w:type="dxa"/>
+              <w:bottom w:w="70" w:type="dxa"/>
+              <w:right w:w="70" w:type="dxa"/>
+            </w:tcMar>
           </w:tcPr>
           <w:p>
+            <w:pPr>
+              <w:spacing w:after="40"/>
+            </w:pPr>
             <w:r/>
             <w:r>
               <w:rPr>
                 <w:rFonts w:ascii="宋体" w:hAnsi="宋体" w:eastAsia="宋体"/>
-                <w:b w:val="0"/>
-                <w:sz w:val="21"/>
+                <w:sz w:val="24"/>
               </w:rPr>
-              <w:t>（请填写）</w:t>
+              <w:t>RhizoDelta 图谱化非线性讨论系统（JavaEE 企业级 Web 应用后端实现）</w:t>
             </w:r>
           </w:p>
         </w:tc>
@@ -135,8 +364,14 @@
       <w:tr>
         <w:tc>
           <w:tcPr>
-            <w:tcW w:type="dxa" w:w="4759"/>
+            <w:tcW w:type="dxa" w:w="2041"/>
             <w:vAlign w:val="center"/>
+            <w:tcMar>
+              <w:top w:w="70" w:type="dxa"/>
+              <w:left w:w="70" w:type="dxa"/>
+              <w:bottom w:w="70" w:type="dxa"/>
+              <w:right w:w="70" w:type="dxa"/>
+            </w:tcMar>
           </w:tcPr>
           <w:p>
             <w:r/>
@@ -144,26 +379,70 @@
               <w:rPr>
                 <w:rFonts w:ascii="宋体" w:hAnsi="宋体" w:eastAsia="宋体"/>
                 <w:b/>
-                <w:sz w:val="21"/>
+                <w:sz w:val="24"/>
               </w:rPr>
-              <w:t>学号</w:t>
+              <w:t>课程设计目的</w:t>
             </w:r>
           </w:p>
         </w:tc>
         <w:tc>
           <w:tcPr>
-            <w:tcW w:type="dxa" w:w="4759"/>
+            <w:tcW w:type="dxa" w:w="6576"/>
             <w:vAlign w:val="center"/>
+            <w:tcMar>
+              <w:top w:w="70" w:type="dxa"/>
+              <w:left w:w="70" w:type="dxa"/>
+              <w:bottom w:w="70" w:type="dxa"/>
+              <w:right w:w="70" w:type="dxa"/>
+            </w:tcMar>
           </w:tcPr>
           <w:p>
+            <w:pPr>
+              <w:spacing w:after="40"/>
+            </w:pPr>
             <w:r/>
             <w:r>
               <w:rPr>
                 <w:rFonts w:ascii="宋体" w:hAnsi="宋体" w:eastAsia="宋体"/>
-                <w:b w:val="0"/>
-                <w:sz w:val="21"/>
+                <w:sz w:val="24"/>
               </w:rPr>
-              <w:t>（请填写）</w:t>
+              <w:t>1、能够独立完成从项目创建、多环境配置到分层架构设计的完整 Web 应用搭建；</w:t>
+            </w:r>
+          </w:p>
+          <w:p>
+            <w:pPr>
+              <w:spacing w:after="40"/>
+            </w:pPr>
+            <w:r>
+              <w:rPr>
+                <w:rFonts w:ascii="宋体" w:hAnsi="宋体" w:eastAsia="宋体"/>
+                <w:sz w:val="24"/>
+              </w:rPr>
+              <w:t>2、熟练使用 MyBatis-Plus 或 JPA 进行数据持久化操作；</w:t>
+            </w:r>
+          </w:p>
+          <w:p>
+            <w:pPr>
+              <w:spacing w:after="40"/>
+            </w:pPr>
+            <w:r>
+              <w:rPr>
+                <w:rFonts w:ascii="宋体" w:hAnsi="宋体" w:eastAsia="宋体"/>
+                <w:sz w:val="24"/>
+              </w:rPr>
+              <w:t>3、掌握事务管理、RESTful API 设计、网页数据交互等核心技术；</w:t>
+            </w:r>
+          </w:p>
+          <w:p>
+            <w:pPr>
+              <w:spacing w:after="40"/>
+            </w:pPr>
+            <w:r>
+              <w:rPr>
+                <w:rFonts w:ascii="宋体" w:hAnsi="宋体" w:eastAsia="宋体"/>
+                <w:sz w:val="24"/>
+              </w:rPr>
+              <w:t>4、完成系统的单元测试、API 文档生成、Maven 打包及 java -jar 部署，并提交完整的项目源码与设计文档。</w:t>
             </w:r>
           </w:p>
         </w:tc>
@@ -171,8 +450,14 @@
       <w:tr>
         <w:tc>
           <w:tcPr>
-            <w:tcW w:type="dxa" w:w="4759"/>
+            <w:tcW w:type="dxa" w:w="2041"/>
             <w:vAlign w:val="center"/>
+            <w:tcMar>
+              <w:top w:w="70" w:type="dxa"/>
+              <w:left w:w="70" w:type="dxa"/>
+              <w:bottom w:w="70" w:type="dxa"/>
+              <w:right w:w="70" w:type="dxa"/>
+            </w:tcMar>
           </w:tcPr>
           <w:p>
             <w:r/>
@@ -180,26 +465,70 @@
               <w:rPr>
                 <w:rFonts w:ascii="宋体" w:hAnsi="宋体" w:eastAsia="宋体"/>
                 <w:b/>
-                <w:sz w:val="21"/>
+                <w:sz w:val="24"/>
               </w:rPr>
-              <w:t>班级</w:t>
+              <w:t>课程设计内容要求</w:t>
             </w:r>
           </w:p>
         </w:tc>
         <w:tc>
           <w:tcPr>
-            <w:tcW w:type="dxa" w:w="4759"/>
+            <w:tcW w:type="dxa" w:w="6576"/>
             <w:vAlign w:val="center"/>
+            <w:tcMar>
+              <w:top w:w="70" w:type="dxa"/>
+              <w:left w:w="70" w:type="dxa"/>
+              <w:bottom w:w="70" w:type="dxa"/>
+              <w:right w:w="70" w:type="dxa"/>
+            </w:tcMar>
           </w:tcPr>
           <w:p>
+            <w:pPr>
+              <w:spacing w:after="40"/>
+            </w:pPr>
             <w:r/>
             <w:r>
               <w:rPr>
                 <w:rFonts w:ascii="宋体" w:hAnsi="宋体" w:eastAsia="宋体"/>
-                <w:b w:val="0"/>
-                <w:sz w:val="21"/>
+                <w:sz w:val="24"/>
               </w:rPr>
-              <w:t>（请填写）</w:t>
+              <w:t>1、项目初始化与环境配置：使用 Spring Initializr 创建 Spring Boot 项目，正确引入 Spring Boot、JPA、Redis、RabbitMQ 等依赖；配置 application.yml 多环境文件（dev/prod），包含服务器端口、数据源、Redis 连接、JPA 或 MyBatis-Plus 日志等核心配置；使用 Lombok 简化实体类开发，配置热部署工具。</w:t>
+            </w:r>
+          </w:p>
+          <w:p>
+            <w:pPr>
+              <w:spacing w:after="40"/>
+            </w:pPr>
+            <w:r>
+              <w:rPr>
+                <w:rFonts w:ascii="宋体" w:hAnsi="宋体" w:eastAsia="宋体"/>
+                <w:sz w:val="24"/>
+              </w:rPr>
+              <w:t>2、数据库设计与持久层开发：完成项目的数据库设计；使用 MyBatis-Plus 或 JPA 完成各表的 CRUD 操作；为权限管理业务方法添加 @Transactional 事务控制。</w:t>
+            </w:r>
+          </w:p>
+          <w:p>
+            <w:pPr>
+              <w:spacing w:after="40"/>
+            </w:pPr>
+            <w:r>
+              <w:rPr>
+                <w:rFonts w:ascii="宋体" w:hAnsi="宋体" w:eastAsia="宋体"/>
+                <w:sz w:val="24"/>
+              </w:rPr>
+              <w:t>3、web 层与接口开发：设计符合 RESTful 规范的接口（GET、POST、PUT、DELETE）；使用 @RestController、@RequestMapping 等注解完成 Controller 层开发；掌握 @RequestParam、@PathVariable、@RequestBody 等参数接收方式；实现统一响应结果封装类（包含 code、message、data 字段）。</w:t>
+            </w:r>
+          </w:p>
+          <w:p>
+            <w:pPr>
+              <w:spacing w:after="40"/>
+            </w:pPr>
+            <w:r>
+              <w:rPr>
+                <w:rFonts w:ascii="宋体" w:hAnsi="宋体" w:eastAsia="宋体"/>
+                <w:sz w:val="24"/>
+              </w:rPr>
+              <w:t>4、实训报告：撰写完整的课程设计报告（包含需求分析、数据库设计、核心代码展示、运行截图、项目总结）；提交项目源代码（代码结构规范，注释清晰）；提交数据库建表 SQL 脚本及测试数据。</w:t>
             </w:r>
           </w:p>
         </w:tc>
@@ -207,8 +536,14 @@
       <w:tr>
         <w:tc>
           <w:tcPr>
-            <w:tcW w:type="dxa" w:w="4759"/>
+            <w:tcW w:type="dxa" w:w="2041"/>
             <w:vAlign w:val="center"/>
+            <w:tcMar>
+              <w:top w:w="70" w:type="dxa"/>
+              <w:left w:w="70" w:type="dxa"/>
+              <w:bottom w:w="70" w:type="dxa"/>
+              <w:right w:w="70" w:type="dxa"/>
+            </w:tcMar>
           </w:tcPr>
           <w:p>
             <w:r/>
@@ -216,62 +551,94 @@
               <w:rPr>
                 <w:rFonts w:ascii="宋体" w:hAnsi="宋体" w:eastAsia="宋体"/>
                 <w:b/>
-                <w:sz w:val="21"/>
+                <w:sz w:val="24"/>
               </w:rPr>
-              <w:t>指导教师</w:t>
+              <w:t>课程设计时间安排</w:t>
             </w:r>
           </w:p>
         </w:tc>
         <w:tc>
           <w:tcPr>
-            <w:tcW w:type="dxa" w:w="4759"/>
+            <w:tcW w:type="dxa" w:w="6576"/>
             <w:vAlign w:val="center"/>
+            <w:tcMar>
+              <w:top w:w="70" w:type="dxa"/>
+              <w:left w:w="70" w:type="dxa"/>
+              <w:bottom w:w="70" w:type="dxa"/>
+              <w:right w:w="70" w:type="dxa"/>
+            </w:tcMar>
           </w:tcPr>
           <w:p>
+            <w:pPr>
+              <w:spacing w:after="40"/>
+            </w:pPr>
             <w:r/>
             <w:r>
               <w:rPr>
                 <w:rFonts w:ascii="宋体" w:hAnsi="宋体" w:eastAsia="宋体"/>
-                <w:b w:val="0"/>
-                <w:sz w:val="21"/>
+                <w:sz w:val="24"/>
               </w:rPr>
-              <w:t>（请填写）</w:t>
+              <w:t>2026 年 6 月 15 日：项目初始化、Maven 依赖与多环境配置（Neo4j / Redis / RabbitMQ）。</w:t>
             </w:r>
           </w:p>
-        </w:tc>
-      </w:tr>
-      <w:tr>
-        <w:tc>
-          <w:tcPr>
-            <w:tcW w:type="dxa" w:w="4759"/>
-            <w:vAlign w:val="center"/>
-          </w:tcPr>
           <w:p>
-            <w:r/>
+            <w:pPr>
+              <w:spacing w:after="40"/>
+            </w:pPr>
             <w:r>
               <w:rPr>
                 <w:rFonts w:ascii="宋体" w:hAnsi="宋体" w:eastAsia="宋体"/>
-                <w:b/>
-                <w:sz w:val="21"/>
+                <w:sz w:val="24"/>
               </w:rPr>
-              <w:t>完成时间</w:t>
+              <w:t>2026 年 6 月 17 日：数据库（图）模型设计与持久层 Repository / Cypher 开发。</w:t>
             </w:r>
           </w:p>
-        </w:tc>
-        <w:tc>
-          <w:tcPr>
-            <w:tcW w:type="dxa" w:w="4759"/>
-            <w:vAlign w:val="center"/>
-          </w:tcPr>
           <w:p>
-            <w:r/>
+            <w:pPr>
+              <w:spacing w:after="40"/>
+            </w:pPr>
             <w:r>
               <w:rPr>
                 <w:rFonts w:ascii="宋体" w:hAnsi="宋体" w:eastAsia="宋体"/>
-                <w:b w:val="0"/>
-                <w:sz w:val="21"/>
+                <w:sz w:val="24"/>
               </w:rPr>
-              <w:t>2026 年 5 月</w:t>
+              <w:t>2026 年 6 月 19 日：RESTful 接口、统一响应封装、Service 分层与事务设计。</w:t>
+            </w:r>
+          </w:p>
+          <w:p>
+            <w:pPr>
+              <w:spacing w:after="40"/>
+            </w:pPr>
+            <w:r>
+              <w:rPr>
+                <w:rFonts w:ascii="宋体" w:hAnsi="宋体" w:eastAsia="宋体"/>
+                <w:sz w:val="24"/>
+              </w:rPr>
+              <w:t>2026 年 6 月 22 日：安全认证（JWT / Redis）、RabbitMQ 异步发帖与 SSE 实时推送。</w:t>
+            </w:r>
+          </w:p>
+          <w:p>
+            <w:pPr>
+              <w:spacing w:after="40"/>
+            </w:pPr>
+            <w:r>
+              <w:rPr>
+                <w:rFonts w:ascii="宋体" w:hAnsi="宋体" w:eastAsia="宋体"/>
+                <w:sz w:val="24"/>
+              </w:rPr>
+              <w:t>2026 年 6 月 24 日：单元测试、Maven 打包与 java -jar 部署联调。</w:t>
+            </w:r>
+          </w:p>
+          <w:p>
+            <w:pPr>
+              <w:spacing w:after="40"/>
+            </w:pPr>
+            <w:r>
+              <w:rPr>
+                <w:rFonts w:ascii="宋体" w:hAnsi="宋体" w:eastAsia="宋体"/>
+                <w:sz w:val="24"/>
+              </w:rPr>
+              <w:t>2026 年 6 月 26 日：整理运行截图、撰写课程设计报告并提交源码与文档。</w:t>
             </w:r>
           </w:p>
         </w:tc>
@@ -284,6 +651,7 @@
     </w:p>
     <w:p>
       <w:pPr>
+        <w:spacing w:after="280"/>
         <w:jc w:val="center"/>
       </w:pPr>
       <w:r>
@@ -292,25 +660,16 @@
           <w:b/>
           <w:sz w:val="32"/>
         </w:rPr>
-        <w:t>目  录</w:t>
+        <w:t>报 告 正 文</w:t>
       </w:r>
     </w:p>
     <w:p>
+      <w:pPr>
+        <w:spacing w:line="324" w:lineRule="auto"/>
+        <w:ind w:firstLine="420"/>
+      </w:pPr>
       <w:r>
-        <w:t>（提交前可在 Word/WPS 中右键更新目录域。）</w:t>
-      </w:r>
-    </w:p>
-    <w:p>
-      <w:r>
-        <w:fldChar w:fldCharType="begin"/>
-        <w:instrText xml:space="preserve">TOC \o "1-3" \h \z \u</w:instrText>
-        <w:fldChar w:fldCharType="separate"/>
-        <w:fldChar w:fldCharType="end"/>
-      </w:r>
-    </w:p>
-    <w:p>
-      <w:r>
-        <w:br w:type="page"/>
+        <w:t>代码仓库：https://github.com/TUNTIANHAMMA-2/RhizoDelta；本地开发目录：/home/tthm/workspace/RhizoDelta。考查方案以 Spring Boot + MyBatis-Plus/JPA 的单表 CRUD 作为保底要求；本项目以 Spring Boot + Spring Data Neo4j + RabbitMQ + Redis + React 的图谱讨论系统实现，报告据此既说明课程知识点的对应实现，也说明超出考查方案的工程能力。</w:t>
       </w:r>
     </w:p>
     <w:p>
@@ -318,7 +677,7 @@
         <w:pStyle w:val="Heading1"/>
       </w:pPr>
       <w:r>
-        <w:t>一、项目概述</w:t>
+        <w:t>一、系统功能描述与功能框架图</w:t>
       </w:r>
     </w:p>
     <w:p>
@@ -336,451 +695,7 @@
         <w:ind w:firstLine="420"/>
       </w:pPr>
       <w:r>
-        <w:t>代码仓库为 https://github.com/TUNTIANHAMMA-2/RhizoDelta，本地开发目录为 /home/tthm/workspace/RhizoDelta。</w:t>
-      </w:r>
-    </w:p>
-    <w:p>
-      <w:pPr>
-        <w:pStyle w:val="Heading1"/>
-      </w:pPr>
-      <w:r>
-        <w:t>二、需求分析</w:t>
-      </w:r>
-    </w:p>
-    <w:p>
-      <w:pPr>
-        <w:pStyle w:val="ListBullet"/>
-      </w:pPr>
-      <w:r>
-        <w:t>用户可以注册、登录，并通过 JWT 访问受保护接口。</w:t>
-      </w:r>
-    </w:p>
-    <w:p>
-      <w:pPr>
-        <w:pStyle w:val="ListBullet"/>
-      </w:pPr>
-      <w:r>
-        <w:t>用户可以发布新话题或回复已有节点，系统返回 202 Accepted，后台异步写入图谱。</w:t>
-      </w:r>
-    </w:p>
-    <w:p>
-      <w:pPr>
-        <w:pStyle w:val="ListBullet"/>
-      </w:pPr>
-      <w:r>
-        <w:t>系统需要支持节点详情、谱系 lineage、后代 children、溯源 provenance、移动端 discussion-tree 等查询。</w:t>
-      </w:r>
-    </w:p>
-    <w:p>
-      <w:pPr>
-        <w:pStyle w:val="ListBullet"/>
-      </w:pPr>
-      <w:r>
-        <w:t>管理或 Agent 角色可以执行合并、分支、注入、物化、回滚、语义关联等治理操作。</w:t>
-      </w:r>
-    </w:p>
-    <w:p>
-      <w:pPr>
-        <w:pStyle w:val="ListBullet"/>
-      </w:pPr>
-      <w:r>
-        <w:t>系统需要保证历史节点不可变，所有演进通过新增节点和关系边表达。</w:t>
-      </w:r>
-    </w:p>
-    <w:p>
-      <w:pPr>
-        <w:pStyle w:val="ListBullet"/>
-      </w:pPr>
-      <w:r>
-        <w:t>后端需要提供 SSE，让前端实时接收节点创建、边创建、决策完成、质量评分等事件。</w:t>
-      </w:r>
-    </w:p>
-    <w:p>
-      <w:pPr>
-        <w:pStyle w:val="Heading1"/>
-      </w:pPr>
-      <w:r>
-        <w:t>三、技术选型与开发环境</w:t>
-      </w:r>
-    </w:p>
-    <w:tbl>
-      <w:tblPr>
-        <w:tblStyle w:val="TableGrid"/>
-        <w:tblW w:type="auto" w:w="0"/>
-        <w:jc w:val="center"/>
-        <w:tblLook w:firstColumn="1" w:firstRow="1" w:lastColumn="0" w:lastRow="0" w:noHBand="0" w:noVBand="1" w:val="04A0"/>
-      </w:tblPr>
-      <w:tblGrid>
-        <w:gridCol w:w="4759"/>
-        <w:gridCol w:w="4759"/>
-      </w:tblGrid>
-      <w:tr>
-        <w:tc>
-          <w:tcPr>
-            <w:tcW w:type="dxa" w:w="4759"/>
-            <w:vAlign w:val="center"/>
-          </w:tcPr>
-          <w:p>
-            <w:r/>
-            <w:r>
-              <w:rPr>
-                <w:rFonts w:ascii="宋体" w:hAnsi="宋体" w:eastAsia="宋体"/>
-                <w:b/>
-                <w:sz w:val="21"/>
-              </w:rPr>
-              <w:t>层次</w:t>
-            </w:r>
-          </w:p>
-        </w:tc>
-        <w:tc>
-          <w:tcPr>
-            <w:tcW w:type="dxa" w:w="4759"/>
-            <w:vAlign w:val="center"/>
-          </w:tcPr>
-          <w:p>
-            <w:r/>
-            <w:r>
-              <w:rPr>
-                <w:rFonts w:ascii="宋体" w:hAnsi="宋体" w:eastAsia="宋体"/>
-                <w:b/>
-                <w:sz w:val="21"/>
-              </w:rPr>
-              <w:t>技术</w:t>
-            </w:r>
-          </w:p>
-        </w:tc>
-      </w:tr>
-      <w:tr>
-        <w:tc>
-          <w:tcPr>
-            <w:tcW w:type="dxa" w:w="4759"/>
-            <w:vAlign w:val="center"/>
-          </w:tcPr>
-          <w:p>
-            <w:r/>
-            <w:r>
-              <w:rPr>
-                <w:rFonts w:ascii="宋体" w:hAnsi="宋体" w:eastAsia="宋体"/>
-                <w:b w:val="0"/>
-                <w:sz w:val="21"/>
-              </w:rPr>
-              <w:t>后端语言与框架</w:t>
-            </w:r>
-          </w:p>
-        </w:tc>
-        <w:tc>
-          <w:tcPr>
-            <w:tcW w:type="dxa" w:w="4759"/>
-            <w:vAlign w:val="center"/>
-          </w:tcPr>
-          <w:p>
-            <w:r/>
-            <w:r>
-              <w:rPr>
-                <w:rFonts w:ascii="宋体" w:hAnsi="宋体" w:eastAsia="宋体"/>
-                <w:b w:val="0"/>
-                <w:sz w:val="21"/>
-              </w:rPr>
-              <w:t>Java 17, Spring Boot 3.2.3</w:t>
-            </w:r>
-          </w:p>
-        </w:tc>
-      </w:tr>
-      <w:tr>
-        <w:tc>
-          <w:tcPr>
-            <w:tcW w:type="dxa" w:w="4759"/>
-            <w:vAlign w:val="center"/>
-          </w:tcPr>
-          <w:p>
-            <w:r/>
-            <w:r>
-              <w:rPr>
-                <w:rFonts w:ascii="宋体" w:hAnsi="宋体" w:eastAsia="宋体"/>
-                <w:b w:val="0"/>
-                <w:sz w:val="21"/>
-              </w:rPr>
-              <w:t>数据访问</w:t>
-            </w:r>
-          </w:p>
-        </w:tc>
-        <w:tc>
-          <w:tcPr>
-            <w:tcW w:type="dxa" w:w="4759"/>
-            <w:vAlign w:val="center"/>
-          </w:tcPr>
-          <w:p>
-            <w:r/>
-            <w:r>
-              <w:rPr>
-                <w:rFonts w:ascii="宋体" w:hAnsi="宋体" w:eastAsia="宋体"/>
-                <w:b w:val="0"/>
-                <w:sz w:val="21"/>
-              </w:rPr>
-              <w:t>Spring Data Neo4j, Neo4jClient</w:t>
-            </w:r>
-          </w:p>
-        </w:tc>
-      </w:tr>
-      <w:tr>
-        <w:tc>
-          <w:tcPr>
-            <w:tcW w:type="dxa" w:w="4759"/>
-            <w:vAlign w:val="center"/>
-          </w:tcPr>
-          <w:p>
-            <w:r/>
-            <w:r>
-              <w:rPr>
-                <w:rFonts w:ascii="宋体" w:hAnsi="宋体" w:eastAsia="宋体"/>
-                <w:b w:val="0"/>
-                <w:sz w:val="21"/>
-              </w:rPr>
-              <w:t>数据库</w:t>
-            </w:r>
-          </w:p>
-        </w:tc>
-        <w:tc>
-          <w:tcPr>
-            <w:tcW w:type="dxa" w:w="4759"/>
-            <w:vAlign w:val="center"/>
-          </w:tcPr>
-          <w:p>
-            <w:r/>
-            <w:r>
-              <w:rPr>
-                <w:rFonts w:ascii="宋体" w:hAnsi="宋体" w:eastAsia="宋体"/>
-                <w:b w:val="0"/>
-                <w:sz w:val="21"/>
-              </w:rPr>
-              <w:t>Neo4j 5.22</w:t>
-            </w:r>
-          </w:p>
-        </w:tc>
-      </w:tr>
-      <w:tr>
-        <w:tc>
-          <w:tcPr>
-            <w:tcW w:type="dxa" w:w="4759"/>
-            <w:vAlign w:val="center"/>
-          </w:tcPr>
-          <w:p>
-            <w:r/>
-            <w:r>
-              <w:rPr>
-                <w:rFonts w:ascii="宋体" w:hAnsi="宋体" w:eastAsia="宋体"/>
-                <w:b w:val="0"/>
-                <w:sz w:val="21"/>
-              </w:rPr>
-              <w:t>消息队列</w:t>
-            </w:r>
-          </w:p>
-        </w:tc>
-        <w:tc>
-          <w:tcPr>
-            <w:tcW w:type="dxa" w:w="4759"/>
-            <w:vAlign w:val="center"/>
-          </w:tcPr>
-          <w:p>
-            <w:r/>
-            <w:r>
-              <w:rPr>
-                <w:rFonts w:ascii="宋体" w:hAnsi="宋体" w:eastAsia="宋体"/>
-                <w:b w:val="0"/>
-                <w:sz w:val="21"/>
-              </w:rPr>
-              <w:t>RabbitMQ 3-management</w:t>
-            </w:r>
-          </w:p>
-        </w:tc>
-      </w:tr>
-      <w:tr>
-        <w:tc>
-          <w:tcPr>
-            <w:tcW w:type="dxa" w:w="4759"/>
-            <w:vAlign w:val="center"/>
-          </w:tcPr>
-          <w:p>
-            <w:r/>
-            <w:r>
-              <w:rPr>
-                <w:rFonts w:ascii="宋体" w:hAnsi="宋体" w:eastAsia="宋体"/>
-                <w:b w:val="0"/>
-                <w:sz w:val="21"/>
-              </w:rPr>
-              <w:t>缓存/复核</w:t>
-            </w:r>
-          </w:p>
-        </w:tc>
-        <w:tc>
-          <w:tcPr>
-            <w:tcW w:type="dxa" w:w="4759"/>
-            <w:vAlign w:val="center"/>
-          </w:tcPr>
-          <w:p>
-            <w:r/>
-            <w:r>
-              <w:rPr>
-                <w:rFonts w:ascii="宋体" w:hAnsi="宋体" w:eastAsia="宋体"/>
-                <w:b w:val="0"/>
-                <w:sz w:val="21"/>
-              </w:rPr>
-              <w:t>Redis 7</w:t>
-            </w:r>
-          </w:p>
-        </w:tc>
-      </w:tr>
-      <w:tr>
-        <w:tc>
-          <w:tcPr>
-            <w:tcW w:type="dxa" w:w="4759"/>
-            <w:vAlign w:val="center"/>
-          </w:tcPr>
-          <w:p>
-            <w:r/>
-            <w:r>
-              <w:rPr>
-                <w:rFonts w:ascii="宋体" w:hAnsi="宋体" w:eastAsia="宋体"/>
-                <w:b w:val="0"/>
-                <w:sz w:val="21"/>
-              </w:rPr>
-              <w:t>鉴权</w:t>
-            </w:r>
-          </w:p>
-        </w:tc>
-        <w:tc>
-          <w:tcPr>
-            <w:tcW w:type="dxa" w:w="4759"/>
-            <w:vAlign w:val="center"/>
-          </w:tcPr>
-          <w:p>
-            <w:r/>
-            <w:r>
-              <w:rPr>
-                <w:rFonts w:ascii="宋体" w:hAnsi="宋体" w:eastAsia="宋体"/>
-                <w:b w:val="0"/>
-                <w:sz w:val="21"/>
-              </w:rPr>
-              <w:t>Spring Security, JWT, BCrypt</w:t>
-            </w:r>
-          </w:p>
-        </w:tc>
-      </w:tr>
-      <w:tr>
-        <w:tc>
-          <w:tcPr>
-            <w:tcW w:type="dxa" w:w="4759"/>
-            <w:vAlign w:val="center"/>
-          </w:tcPr>
-          <w:p>
-            <w:r/>
-            <w:r>
-              <w:rPr>
-                <w:rFonts w:ascii="宋体" w:hAnsi="宋体" w:eastAsia="宋体"/>
-                <w:b w:val="0"/>
-                <w:sz w:val="21"/>
-              </w:rPr>
-              <w:t>AI 编排</w:t>
-            </w:r>
-          </w:p>
-        </w:tc>
-        <w:tc>
-          <w:tcPr>
-            <w:tcW w:type="dxa" w:w="4759"/>
-            <w:vAlign w:val="center"/>
-          </w:tcPr>
-          <w:p>
-            <w:r/>
-            <w:r>
-              <w:rPr>
-                <w:rFonts w:ascii="宋体" w:hAnsi="宋体" w:eastAsia="宋体"/>
-                <w:b w:val="0"/>
-                <w:sz w:val="21"/>
-              </w:rPr>
-              <w:t>LangChain4j 0.36.2, LangGraph4j 1.8.10</w:t>
-            </w:r>
-          </w:p>
-        </w:tc>
-      </w:tr>
-      <w:tr>
-        <w:tc>
-          <w:tcPr>
-            <w:tcW w:type="dxa" w:w="4759"/>
-            <w:vAlign w:val="center"/>
-          </w:tcPr>
-          <w:p>
-            <w:r/>
-            <w:r>
-              <w:rPr>
-                <w:rFonts w:ascii="宋体" w:hAnsi="宋体" w:eastAsia="宋体"/>
-                <w:b w:val="0"/>
-                <w:sz w:val="21"/>
-              </w:rPr>
-              <w:t>监控</w:t>
-            </w:r>
-          </w:p>
-        </w:tc>
-        <w:tc>
-          <w:tcPr>
-            <w:tcW w:type="dxa" w:w="4759"/>
-            <w:vAlign w:val="center"/>
-          </w:tcPr>
-          <w:p>
-            <w:r/>
-            <w:r>
-              <w:rPr>
-                <w:rFonts w:ascii="宋体" w:hAnsi="宋体" w:eastAsia="宋体"/>
-                <w:b w:val="0"/>
-                <w:sz w:val="21"/>
-              </w:rPr>
-              <w:t>Spring Boot Actuator, Micrometer, Prometheus, Grafana</w:t>
-            </w:r>
-          </w:p>
-        </w:tc>
-      </w:tr>
-      <w:tr>
-        <w:tc>
-          <w:tcPr>
-            <w:tcW w:type="dxa" w:w="4759"/>
-            <w:vAlign w:val="center"/>
-          </w:tcPr>
-          <w:p>
-            <w:r/>
-            <w:r>
-              <w:rPr>
-                <w:rFonts w:ascii="宋体" w:hAnsi="宋体" w:eastAsia="宋体"/>
-                <w:b w:val="0"/>
-                <w:sz w:val="21"/>
-              </w:rPr>
-              <w:t>构建</w:t>
-            </w:r>
-          </w:p>
-        </w:tc>
-        <w:tc>
-          <w:tcPr>
-            <w:tcW w:type="dxa" w:w="4759"/>
-            <w:vAlign w:val="center"/>
-          </w:tcPr>
-          <w:p>
-            <w:r/>
-            <w:r>
-              <w:rPr>
-                <w:rFonts w:ascii="宋体" w:hAnsi="宋体" w:eastAsia="宋体"/>
-                <w:b w:val="0"/>
-                <w:sz w:val="21"/>
-              </w:rPr>
-              <w:t>Maven</w:t>
-            </w:r>
-          </w:p>
-        </w:tc>
-      </w:tr>
-    </w:tbl>
-    <w:p>
-      <w:pPr>
-        <w:pStyle w:val="Heading1"/>
-      </w:pPr>
-      <w:r>
-        <w:t>四、系统总体设计</w:t>
+        <w:t>系统主要功能包括：用户注册、登录、刷新、退出与 JWT 鉴权；发布话题或回复（返回 202 Accepted 后台异步写入图谱）；根话题、节点详情、谱系、后代、溯源、移动端讨论树等查询；合并、分支、注入、物化、回滚、复核等治理操作与 AI 编排；关注、屏蔽、资料、头像、偏好聚合等社交能力；SSE 实时事件推送与可观测运维。系统功能模块框架如图 1 所示，整体技术架构与数据流如图 2 所示。</w:t>
       </w:r>
     </w:p>
     <w:p>
@@ -799,71 +714,7 @@
               <a:graphicData uri="http://schemas.openxmlformats.org/drawingml/2006/picture">
                 <pic:pic>
                   <pic:nvPicPr>
-                    <pic:cNvPr id="0" name="01_fullstack_architecture.png"/>
-                    <pic:cNvPicPr/>
-                  </pic:nvPicPr>
-                  <pic:blipFill>
-                    <a:blip r:embed="rId9"/>
-                    <a:stretch>
-                      <a:fillRect/>
-                    </a:stretch>
-                  </pic:blipFill>
-                  <pic:spPr>
-                    <a:xfrm>
-                      <a:off x="0" y="0"/>
-                      <a:ext cx="5580000" cy="3348000"/>
-                    </a:xfrm>
-                    <a:prstGeom prst="rect"/>
-                  </pic:spPr>
-                </pic:pic>
-              </a:graphicData>
-            </a:graphic>
-          </wp:inline>
-        </w:drawing>
-      </w:r>
-    </w:p>
-    <w:p>
-      <w:pPr>
-        <w:jc w:val="center"/>
-      </w:pPr>
-      <w:r>
-        <w:t>图 1 RhizoDelta 全栈架构与数据流</w:t>
-      </w:r>
-    </w:p>
-    <w:p>
-      <w:pPr>
-        <w:spacing w:line="324" w:lineRule="auto"/>
-        <w:ind w:firstLine="420"/>
-      </w:pPr>
-      <w:r>
-        <w:t>系统采用分层架构：api 层负责 HTTP 输入输出，service 层承载业务规则，repository 和 Neo4jClient 承担图数据库访问，infrastructure 包统一放置安全、消息、SSE、持久化初始化和可观测性能力。</w:t>
-      </w:r>
-    </w:p>
-    <w:p>
-      <w:pPr>
-        <w:pStyle w:val="Heading1"/>
-      </w:pPr>
-      <w:r>
-        <w:t>五、数据模型与图数据库设计</w:t>
-      </w:r>
-    </w:p>
-    <w:p>
-      <w:pPr>
-        <w:jc w:val="center"/>
-      </w:pPr>
-      <w:r>
-        <w:drawing>
-          <wp:inline xmlns:a="http://schemas.openxmlformats.org/drawingml/2006/main" xmlns:pic="http://schemas.openxmlformats.org/drawingml/2006/picture">
-            <wp:extent cx="5580000" cy="3348000"/>
-            <wp:docPr id="2" name="Picture 2"/>
-            <wp:cNvGraphicFramePr>
-              <a:graphicFrameLocks noChangeAspect="1"/>
-            </wp:cNvGraphicFramePr>
-            <a:graphic>
-              <a:graphicData uri="http://schemas.openxmlformats.org/drawingml/2006/picture">
-                <pic:pic>
-                  <pic:nvPicPr>
-                    <pic:cNvPr id="0" name="02_graph_data_model.png"/>
+                    <pic:cNvPr id="0" name="14_function_framework.png"/>
                     <pic:cNvPicPr/>
                   </pic:nvPicPr>
                   <pic:blipFill>
@@ -891,58 +742,7 @@
         <w:jc w:val="center"/>
       </w:pPr>
       <w:r>
-        <w:t>图 2 图数据模型</w:t>
-      </w:r>
-    </w:p>
-    <w:p>
-      <w:pPr>
-        <w:spacing w:line="324" w:lineRule="auto"/>
-        <w:ind w:firstLine="420"/>
-      </w:pPr>
-      <w:r>
-        <w:t>核心节点包括 Human_Post、AI_Consensus、Result、UserAccount、UserProfile、Topic 和 PreferenceEvent。版本演进关系包括 BRANCHED_FROM、MERGED_INTO、SYNTHESIZED_FROM、CONTINUES_FROM、CONVERGED_FROM、MATERIALIZED_FROM、CROSS_SYNTHESIZED_FROM。语义关联关系包括 CONCEPTUAL_OVERLAP 和 RELATES_TO。用户域关系包括 AUTHORED、HAS_PROFILE、FOLLOWS、MUTED、PREFERS。</w:t>
-      </w:r>
-    </w:p>
-    <w:p>
-      <w:pPr>
-        <w:pStyle w:val="Heading1"/>
-      </w:pPr>
-      <w:r>
-        <w:t>六、后端功能实现</w:t>
-      </w:r>
-    </w:p>
-    <w:p>
-      <w:pPr>
-        <w:pStyle w:val="Heading2"/>
-      </w:pPr>
-      <w:r>
-        <w:t>6.1 认证与权限</w:t>
-      </w:r>
-    </w:p>
-    <w:p>
-      <w:pPr>
-        <w:spacing w:line="324" w:lineRule="auto"/>
-        <w:ind w:firstLine="420"/>
-      </w:pPr>
-      <w:r>
-        <w:t>SecurityConfig 关闭 CSRF，使用无状态会话，并把 JwtAuthenticationFilter 放入 Spring Security 过滤链。公开接口包括登录、注册、刷新 token、健康检查和头像读取；写入决策、创建语义关联、复核和回滚接口按 USER、AGENT、ADMIN 角色区分权限。</w:t>
-      </w:r>
-    </w:p>
-    <w:p>
-      <w:pPr>
-        <w:pStyle w:val="Heading2"/>
-      </w:pPr>
-      <w:r>
-        <w:t>6.2 发帖异步处理</w:t>
-      </w:r>
-    </w:p>
-    <w:p>
-      <w:pPr>
-        <w:spacing w:line="324" w:lineRule="auto"/>
-        <w:ind w:firstLine="420"/>
-      </w:pPr>
-      <w:r>
-        <w:t>PostController 负责校验请求、绑定认证用户、检查目标节点、生成稳定 event_id，投递 PostEventMessage 到 RabbitMQ。HTTP 层等待 publisher confirm，消息确认后返回 202 Accepted。PostConsumer 消费消息后创建 Human_Post，异步生成 embedding、质量评分，发布 NODE_CREATED 和 EDGE_CREATED 事件，并触发 AI 路由编排。</w:t>
+        <w:t>图 1 系统功能模块框架图</w:t>
       </w:r>
     </w:p>
     <w:p>
@@ -953,7 +753,7 @@
         <w:drawing>
           <wp:inline xmlns:a="http://schemas.openxmlformats.org/drawingml/2006/main" xmlns:pic="http://schemas.openxmlformats.org/drawingml/2006/picture">
             <wp:extent cx="5580000" cy="3348000"/>
-            <wp:docPr id="3" name="Picture 3"/>
+            <wp:docPr id="2" name="Picture 2"/>
             <wp:cNvGraphicFramePr>
               <a:graphicFrameLocks noChangeAspect="1"/>
             </wp:cNvGraphicFramePr>
@@ -961,7 +761,7 @@
               <a:graphicData uri="http://schemas.openxmlformats.org/drawingml/2006/picture">
                 <pic:pic>
                   <pic:nvPicPr>
-                    <pic:cNvPr id="0" name="04_backend_async_flow.png"/>
+                    <pic:cNvPr id="0" name="01_fullstack_architecture.png"/>
                     <pic:cNvPicPr/>
                   </pic:nvPicPr>
                   <pic:blipFill>
@@ -989,7 +789,7 @@
         <w:jc w:val="center"/>
       </w:pPr>
       <w:r>
-        <w:t>图 3 后端发帖与 AI 编排时序</w:t>
+        <w:t>图 2 RhizoDelta 全栈架构与数据流</w:t>
       </w:r>
     </w:p>
     <w:p>
@@ -997,7 +797,495 @@
         <w:pStyle w:val="Heading2"/>
       </w:pPr>
       <w:r>
-        <w:t>6.3 图谱查询</w:t>
+        <w:t>1.1 技术选型与开发环境</w:t>
+      </w:r>
+    </w:p>
+    <w:tbl>
+      <w:tblPr>
+        <w:tblStyle w:val="TableGrid"/>
+        <w:tblW w:type="auto" w:w="0"/>
+        <w:jc w:val="center"/>
+        <w:tblLook w:firstColumn="1" w:firstRow="1" w:lastColumn="0" w:lastRow="0" w:noHBand="0" w:noVBand="1" w:val="04A0"/>
+      </w:tblPr>
+      <w:tblGrid>
+        <w:gridCol w:w="4646"/>
+        <w:gridCol w:w="4646"/>
+      </w:tblGrid>
+      <w:tr>
+        <w:tc>
+          <w:tcPr>
+            <w:tcW w:type="dxa" w:w="4646"/>
+            <w:vAlign w:val="center"/>
+          </w:tcPr>
+          <w:p>
+            <w:r/>
+            <w:r>
+              <w:rPr>
+                <w:rFonts w:ascii="宋体" w:hAnsi="宋体" w:eastAsia="宋体"/>
+                <w:b/>
+                <w:sz w:val="24"/>
+              </w:rPr>
+              <w:t>层次</w:t>
+            </w:r>
+          </w:p>
+        </w:tc>
+        <w:tc>
+          <w:tcPr>
+            <w:tcW w:type="dxa" w:w="4646"/>
+            <w:vAlign w:val="center"/>
+          </w:tcPr>
+          <w:p>
+            <w:r/>
+            <w:r>
+              <w:rPr>
+                <w:rFonts w:ascii="宋体" w:hAnsi="宋体" w:eastAsia="宋体"/>
+                <w:b/>
+                <w:sz w:val="24"/>
+              </w:rPr>
+              <w:t>技术</w:t>
+            </w:r>
+          </w:p>
+        </w:tc>
+      </w:tr>
+      <w:tr>
+        <w:tc>
+          <w:tcPr>
+            <w:tcW w:type="dxa" w:w="4646"/>
+            <w:vAlign w:val="center"/>
+          </w:tcPr>
+          <w:p>
+            <w:r/>
+            <w:r>
+              <w:rPr>
+                <w:rFonts w:ascii="宋体" w:hAnsi="宋体" w:eastAsia="宋体"/>
+                <w:b w:val="0"/>
+                <w:sz w:val="24"/>
+              </w:rPr>
+              <w:t>后端语言与框架</w:t>
+            </w:r>
+          </w:p>
+        </w:tc>
+        <w:tc>
+          <w:tcPr>
+            <w:tcW w:type="dxa" w:w="4646"/>
+            <w:vAlign w:val="center"/>
+          </w:tcPr>
+          <w:p>
+            <w:r/>
+            <w:r>
+              <w:rPr>
+                <w:rFonts w:ascii="宋体" w:hAnsi="宋体" w:eastAsia="宋体"/>
+                <w:b w:val="0"/>
+                <w:sz w:val="24"/>
+              </w:rPr>
+              <w:t>Java 17, Spring Boot 3.2.3</w:t>
+            </w:r>
+          </w:p>
+        </w:tc>
+      </w:tr>
+      <w:tr>
+        <w:tc>
+          <w:tcPr>
+            <w:tcW w:type="dxa" w:w="4646"/>
+            <w:vAlign w:val="center"/>
+          </w:tcPr>
+          <w:p>
+            <w:r/>
+            <w:r>
+              <w:rPr>
+                <w:rFonts w:ascii="宋体" w:hAnsi="宋体" w:eastAsia="宋体"/>
+                <w:b w:val="0"/>
+                <w:sz w:val="24"/>
+              </w:rPr>
+              <w:t>Web 与接口</w:t>
+            </w:r>
+          </w:p>
+        </w:tc>
+        <w:tc>
+          <w:tcPr>
+            <w:tcW w:type="dxa" w:w="4646"/>
+            <w:vAlign w:val="center"/>
+          </w:tcPr>
+          <w:p>
+            <w:r/>
+            <w:r>
+              <w:rPr>
+                <w:rFonts w:ascii="宋体" w:hAnsi="宋体" w:eastAsia="宋体"/>
+                <w:b w:val="0"/>
+                <w:sz w:val="24"/>
+              </w:rPr>
+              <w:t>Spring Web, RESTful API, SSE</w:t>
+            </w:r>
+          </w:p>
+        </w:tc>
+      </w:tr>
+      <w:tr>
+        <w:tc>
+          <w:tcPr>
+            <w:tcW w:type="dxa" w:w="4646"/>
+            <w:vAlign w:val="center"/>
+          </w:tcPr>
+          <w:p>
+            <w:r/>
+            <w:r>
+              <w:rPr>
+                <w:rFonts w:ascii="宋体" w:hAnsi="宋体" w:eastAsia="宋体"/>
+                <w:b w:val="0"/>
+                <w:sz w:val="24"/>
+              </w:rPr>
+              <w:t>数据访问</w:t>
+            </w:r>
+          </w:p>
+        </w:tc>
+        <w:tc>
+          <w:tcPr>
+            <w:tcW w:type="dxa" w:w="4646"/>
+            <w:vAlign w:val="center"/>
+          </w:tcPr>
+          <w:p>
+            <w:r/>
+            <w:r>
+              <w:rPr>
+                <w:rFonts w:ascii="宋体" w:hAnsi="宋体" w:eastAsia="宋体"/>
+                <w:b w:val="0"/>
+                <w:sz w:val="24"/>
+              </w:rPr>
+              <w:t>Spring Data Neo4j, Neo4jClient, Cypher</w:t>
+            </w:r>
+          </w:p>
+        </w:tc>
+      </w:tr>
+      <w:tr>
+        <w:tc>
+          <w:tcPr>
+            <w:tcW w:type="dxa" w:w="4646"/>
+            <w:vAlign w:val="center"/>
+          </w:tcPr>
+          <w:p>
+            <w:r/>
+            <w:r>
+              <w:rPr>
+                <w:rFonts w:ascii="宋体" w:hAnsi="宋体" w:eastAsia="宋体"/>
+                <w:b w:val="0"/>
+                <w:sz w:val="24"/>
+              </w:rPr>
+              <w:t>数据库</w:t>
+            </w:r>
+          </w:p>
+        </w:tc>
+        <w:tc>
+          <w:tcPr>
+            <w:tcW w:type="dxa" w:w="4646"/>
+            <w:vAlign w:val="center"/>
+          </w:tcPr>
+          <w:p>
+            <w:r/>
+            <w:r>
+              <w:rPr>
+                <w:rFonts w:ascii="宋体" w:hAnsi="宋体" w:eastAsia="宋体"/>
+                <w:b w:val="0"/>
+                <w:sz w:val="24"/>
+              </w:rPr>
+              <w:t>Neo4j 5</w:t>
+            </w:r>
+          </w:p>
+        </w:tc>
+      </w:tr>
+      <w:tr>
+        <w:tc>
+          <w:tcPr>
+            <w:tcW w:type="dxa" w:w="4646"/>
+            <w:vAlign w:val="center"/>
+          </w:tcPr>
+          <w:p>
+            <w:r/>
+            <w:r>
+              <w:rPr>
+                <w:rFonts w:ascii="宋体" w:hAnsi="宋体" w:eastAsia="宋体"/>
+                <w:b w:val="0"/>
+                <w:sz w:val="24"/>
+              </w:rPr>
+              <w:t>安全认证</w:t>
+            </w:r>
+          </w:p>
+        </w:tc>
+        <w:tc>
+          <w:tcPr>
+            <w:tcW w:type="dxa" w:w="4646"/>
+            <w:vAlign w:val="center"/>
+          </w:tcPr>
+          <w:p>
+            <w:r/>
+            <w:r>
+              <w:rPr>
+                <w:rFonts w:ascii="宋体" w:hAnsi="宋体" w:eastAsia="宋体"/>
+                <w:b w:val="0"/>
+                <w:sz w:val="24"/>
+              </w:rPr>
+              <w:t>Spring Security, JWT, BCrypt</w:t>
+            </w:r>
+          </w:p>
+        </w:tc>
+      </w:tr>
+      <w:tr>
+        <w:tc>
+          <w:tcPr>
+            <w:tcW w:type="dxa" w:w="4646"/>
+            <w:vAlign w:val="center"/>
+          </w:tcPr>
+          <w:p>
+            <w:r/>
+            <w:r>
+              <w:rPr>
+                <w:rFonts w:ascii="宋体" w:hAnsi="宋体" w:eastAsia="宋体"/>
+                <w:b w:val="0"/>
+                <w:sz w:val="24"/>
+              </w:rPr>
+              <w:t>缓存与会话状态</w:t>
+            </w:r>
+          </w:p>
+        </w:tc>
+        <w:tc>
+          <w:tcPr>
+            <w:tcW w:type="dxa" w:w="4646"/>
+            <w:vAlign w:val="center"/>
+          </w:tcPr>
+          <w:p>
+            <w:r/>
+            <w:r>
+              <w:rPr>
+                <w:rFonts w:ascii="宋体" w:hAnsi="宋体" w:eastAsia="宋体"/>
+                <w:b w:val="0"/>
+                <w:sz w:val="24"/>
+              </w:rPr>
+              <w:t>Redis, RedisTemplate</w:t>
+            </w:r>
+          </w:p>
+        </w:tc>
+      </w:tr>
+      <w:tr>
+        <w:tc>
+          <w:tcPr>
+            <w:tcW w:type="dxa" w:w="4646"/>
+            <w:vAlign w:val="center"/>
+          </w:tcPr>
+          <w:p>
+            <w:r/>
+            <w:r>
+              <w:rPr>
+                <w:rFonts w:ascii="宋体" w:hAnsi="宋体" w:eastAsia="宋体"/>
+                <w:b w:val="0"/>
+                <w:sz w:val="24"/>
+              </w:rPr>
+              <w:t>消息队列</w:t>
+            </w:r>
+          </w:p>
+        </w:tc>
+        <w:tc>
+          <w:tcPr>
+            <w:tcW w:type="dxa" w:w="4646"/>
+            <w:vAlign w:val="center"/>
+          </w:tcPr>
+          <w:p>
+            <w:r/>
+            <w:r>
+              <w:rPr>
+                <w:rFonts w:ascii="宋体" w:hAnsi="宋体" w:eastAsia="宋体"/>
+                <w:b w:val="0"/>
+                <w:sz w:val="24"/>
+              </w:rPr>
+              <w:t>RabbitMQ, Spring AMQP</w:t>
+            </w:r>
+          </w:p>
+        </w:tc>
+      </w:tr>
+      <w:tr>
+        <w:tc>
+          <w:tcPr>
+            <w:tcW w:type="dxa" w:w="4646"/>
+            <w:vAlign w:val="center"/>
+          </w:tcPr>
+          <w:p>
+            <w:r/>
+            <w:r>
+              <w:rPr>
+                <w:rFonts w:ascii="宋体" w:hAnsi="宋体" w:eastAsia="宋体"/>
+                <w:b w:val="0"/>
+                <w:sz w:val="24"/>
+              </w:rPr>
+              <w:t>文件存储</w:t>
+            </w:r>
+          </w:p>
+        </w:tc>
+        <w:tc>
+          <w:tcPr>
+            <w:tcW w:type="dxa" w:w="4646"/>
+            <w:vAlign w:val="center"/>
+          </w:tcPr>
+          <w:p>
+            <w:r/>
+            <w:r>
+              <w:rPr>
+                <w:rFonts w:ascii="宋体" w:hAnsi="宋体" w:eastAsia="宋体"/>
+                <w:b w:val="0"/>
+                <w:sz w:val="24"/>
+              </w:rPr>
+              <w:t>MultipartFile, MinIO SDK, 本地兜底</w:t>
+            </w:r>
+          </w:p>
+        </w:tc>
+      </w:tr>
+      <w:tr>
+        <w:tc>
+          <w:tcPr>
+            <w:tcW w:type="dxa" w:w="4646"/>
+            <w:vAlign w:val="center"/>
+          </w:tcPr>
+          <w:p>
+            <w:r/>
+            <w:r>
+              <w:rPr>
+                <w:rFonts w:ascii="宋体" w:hAnsi="宋体" w:eastAsia="宋体"/>
+                <w:b w:val="0"/>
+                <w:sz w:val="24"/>
+              </w:rPr>
+              <w:t>AI 编排</w:t>
+            </w:r>
+          </w:p>
+        </w:tc>
+        <w:tc>
+          <w:tcPr>
+            <w:tcW w:type="dxa" w:w="4646"/>
+            <w:vAlign w:val="center"/>
+          </w:tcPr>
+          <w:p>
+            <w:r/>
+            <w:r>
+              <w:rPr>
+                <w:rFonts w:ascii="宋体" w:hAnsi="宋体" w:eastAsia="宋体"/>
+                <w:b w:val="0"/>
+                <w:sz w:val="24"/>
+              </w:rPr>
+              <w:t>LangChain4j 0.36.2, LangGraph4j 1.8.10</w:t>
+            </w:r>
+          </w:p>
+        </w:tc>
+      </w:tr>
+      <w:tr>
+        <w:tc>
+          <w:tcPr>
+            <w:tcW w:type="dxa" w:w="4646"/>
+            <w:vAlign w:val="center"/>
+          </w:tcPr>
+          <w:p>
+            <w:r/>
+            <w:r>
+              <w:rPr>
+                <w:rFonts w:ascii="宋体" w:hAnsi="宋体" w:eastAsia="宋体"/>
+                <w:b w:val="0"/>
+                <w:sz w:val="24"/>
+              </w:rPr>
+              <w:t>监控</w:t>
+            </w:r>
+          </w:p>
+        </w:tc>
+        <w:tc>
+          <w:tcPr>
+            <w:tcW w:type="dxa" w:w="4646"/>
+            <w:vAlign w:val="center"/>
+          </w:tcPr>
+          <w:p>
+            <w:r/>
+            <w:r>
+              <w:rPr>
+                <w:rFonts w:ascii="宋体" w:hAnsi="宋体" w:eastAsia="宋体"/>
+                <w:b w:val="0"/>
+                <w:sz w:val="24"/>
+              </w:rPr>
+              <w:t>Actuator, Micrometer, Prometheus, Grafana</w:t>
+            </w:r>
+          </w:p>
+        </w:tc>
+      </w:tr>
+      <w:tr>
+        <w:tc>
+          <w:tcPr>
+            <w:tcW w:type="dxa" w:w="4646"/>
+            <w:vAlign w:val="center"/>
+          </w:tcPr>
+          <w:p>
+            <w:r/>
+            <w:r>
+              <w:rPr>
+                <w:rFonts w:ascii="宋体" w:hAnsi="宋体" w:eastAsia="宋体"/>
+                <w:b w:val="0"/>
+                <w:sz w:val="24"/>
+              </w:rPr>
+              <w:t>前端</w:t>
+            </w:r>
+          </w:p>
+        </w:tc>
+        <w:tc>
+          <w:tcPr>
+            <w:tcW w:type="dxa" w:w="4646"/>
+            <w:vAlign w:val="center"/>
+          </w:tcPr>
+          <w:p>
+            <w:r/>
+            <w:r>
+              <w:rPr>
+                <w:rFonts w:ascii="宋体" w:hAnsi="宋体" w:eastAsia="宋体"/>
+                <w:b w:val="0"/>
+                <w:sz w:val="24"/>
+              </w:rPr>
+              <w:t>React 19, TypeScript, React Router, Zustand, React Flow, Vite</w:t>
+            </w:r>
+          </w:p>
+        </w:tc>
+      </w:tr>
+      <w:tr>
+        <w:tc>
+          <w:tcPr>
+            <w:tcW w:type="dxa" w:w="4646"/>
+            <w:vAlign w:val="center"/>
+          </w:tcPr>
+          <w:p>
+            <w:r/>
+            <w:r>
+              <w:rPr>
+                <w:rFonts w:ascii="宋体" w:hAnsi="宋体" w:eastAsia="宋体"/>
+                <w:b w:val="0"/>
+                <w:sz w:val="24"/>
+              </w:rPr>
+              <w:t>构建与测试</w:t>
+            </w:r>
+          </w:p>
+        </w:tc>
+        <w:tc>
+          <w:tcPr>
+            <w:tcW w:type="dxa" w:w="4646"/>
+            <w:vAlign w:val="center"/>
+          </w:tcPr>
+          <w:p>
+            <w:r/>
+            <w:r>
+              <w:rPr>
+                <w:rFonts w:ascii="宋体" w:hAnsi="宋体" w:eastAsia="宋体"/>
+                <w:b w:val="0"/>
+                <w:sz w:val="24"/>
+              </w:rPr>
+              <w:t>Maven, JUnit 5, Spring Boot Test, Testcontainers, Vitest</w:t>
+            </w:r>
+          </w:p>
+        </w:tc>
+      </w:tr>
+    </w:tbl>
+    <w:p>
+      <w:pPr>
+        <w:pStyle w:val="Heading1"/>
+      </w:pPr>
+      <w:r>
+        <w:t>二、数据库设计与数据字典</w:t>
       </w:r>
     </w:p>
     <w:p>
@@ -1006,7 +1294,54 @@
         <w:ind w:firstLine="420"/>
       </w:pPr>
       <w:r>
-        <w:t>NodeQueryController 提供只读查询：根话题、节点详情、lineage、children、topology-context、discussion-tree、provenance 和 associations。这些接口把图数据库中的节点和关系转换为前端可直接渲染的 DTO。</w:t>
+        <w:t>考查方案要求 E-R 图与数据字典。RhizoDelta 使用 Neo4j 图数据库，数据模型不是传统关系表，而是“节点 + 关系 + 属性 + 索引/约束”的图模型，如图 3 所示。</w:t>
+      </w:r>
+    </w:p>
+    <w:p>
+      <w:pPr>
+        <w:jc w:val="center"/>
+      </w:pPr>
+      <w:r>
+        <w:drawing>
+          <wp:inline xmlns:a="http://schemas.openxmlformats.org/drawingml/2006/main" xmlns:pic="http://schemas.openxmlformats.org/drawingml/2006/picture">
+            <wp:extent cx="5580000" cy="3348000"/>
+            <wp:docPr id="3" name="Picture 3"/>
+            <wp:cNvGraphicFramePr>
+              <a:graphicFrameLocks noChangeAspect="1"/>
+            </wp:cNvGraphicFramePr>
+            <a:graphic>
+              <a:graphicData uri="http://schemas.openxmlformats.org/drawingml/2006/picture">
+                <pic:pic>
+                  <pic:nvPicPr>
+                    <pic:cNvPr id="0" name="02_graph_data_model.png"/>
+                    <pic:cNvPicPr/>
+                  </pic:nvPicPr>
+                  <pic:blipFill>
+                    <a:blip r:embed="rId12"/>
+                    <a:stretch>
+                      <a:fillRect/>
+                    </a:stretch>
+                  </pic:blipFill>
+                  <pic:spPr>
+                    <a:xfrm>
+                      <a:off x="0" y="0"/>
+                      <a:ext cx="5580000" cy="3348000"/>
+                    </a:xfrm>
+                    <a:prstGeom prst="rect"/>
+                  </pic:spPr>
+                </pic:pic>
+              </a:graphicData>
+            </a:graphic>
+          </wp:inline>
+        </w:drawing>
+      </w:r>
+    </w:p>
+    <w:p>
+      <w:pPr>
+        <w:jc w:val="center"/>
+      </w:pPr>
+      <w:r>
+        <w:t>图 3 图数据模型（版本演进 DAG + 语义关联层）</w:t>
       </w:r>
     </w:p>
     <w:p>
@@ -1014,7 +1349,950 @@
         <w:pStyle w:val="Heading2"/>
       </w:pPr>
       <w:r>
-        <w:t>6.4 AI 编排与治理</w:t>
+        <w:t>2.1 核心节点数据字典</w:t>
+      </w:r>
+    </w:p>
+    <w:tbl>
+      <w:tblPr>
+        <w:tblStyle w:val="TableGrid"/>
+        <w:tblW w:type="auto" w:w="0"/>
+        <w:jc w:val="center"/>
+        <w:tblLook w:firstColumn="1" w:firstRow="1" w:lastColumn="0" w:lastRow="0" w:noHBand="0" w:noVBand="1" w:val="04A0"/>
+      </w:tblPr>
+      <w:tblGrid>
+        <w:gridCol w:w="3097"/>
+        <w:gridCol w:w="3097"/>
+        <w:gridCol w:w="3097"/>
+      </w:tblGrid>
+      <w:tr>
+        <w:tc>
+          <w:tcPr>
+            <w:tcW w:type="dxa" w:w="3097"/>
+            <w:vAlign w:val="center"/>
+          </w:tcPr>
+          <w:p>
+            <w:r/>
+            <w:r>
+              <w:rPr>
+                <w:rFonts w:ascii="宋体" w:hAnsi="宋体" w:eastAsia="宋体"/>
+                <w:b/>
+                <w:sz w:val="24"/>
+              </w:rPr>
+              <w:t>节点标签</w:t>
+            </w:r>
+          </w:p>
+        </w:tc>
+        <w:tc>
+          <w:tcPr>
+            <w:tcW w:type="dxa" w:w="3097"/>
+            <w:vAlign w:val="center"/>
+          </w:tcPr>
+          <w:p>
+            <w:r/>
+            <w:r>
+              <w:rPr>
+                <w:rFonts w:ascii="宋体" w:hAnsi="宋体" w:eastAsia="宋体"/>
+                <w:b/>
+                <w:sz w:val="24"/>
+              </w:rPr>
+              <w:t>主要属性</w:t>
+            </w:r>
+          </w:p>
+        </w:tc>
+        <w:tc>
+          <w:tcPr>
+            <w:tcW w:type="dxa" w:w="3097"/>
+            <w:vAlign w:val="center"/>
+          </w:tcPr>
+          <w:p>
+            <w:r/>
+            <w:r>
+              <w:rPr>
+                <w:rFonts w:ascii="宋体" w:hAnsi="宋体" w:eastAsia="宋体"/>
+                <w:b/>
+                <w:sz w:val="24"/>
+              </w:rPr>
+              <w:t>说明</w:t>
+            </w:r>
+          </w:p>
+        </w:tc>
+      </w:tr>
+      <w:tr>
+        <w:tc>
+          <w:tcPr>
+            <w:tcW w:type="dxa" w:w="3097"/>
+            <w:vAlign w:val="center"/>
+          </w:tcPr>
+          <w:p>
+            <w:r/>
+            <w:r>
+              <w:rPr>
+                <w:rFonts w:ascii="宋体" w:hAnsi="宋体" w:eastAsia="宋体"/>
+                <w:b w:val="0"/>
+                <w:sz w:val="24"/>
+              </w:rPr>
+              <w:t>Human_Post</w:t>
+            </w:r>
+          </w:p>
+        </w:tc>
+        <w:tc>
+          <w:tcPr>
+            <w:tcW w:type="dxa" w:w="3097"/>
+            <w:vAlign w:val="center"/>
+          </w:tcPr>
+          <w:p>
+            <w:r/>
+            <w:r>
+              <w:rPr>
+                <w:rFonts w:ascii="宋体" w:hAnsi="宋体" w:eastAsia="宋体"/>
+                <w:b w:val="0"/>
+                <w:sz w:val="24"/>
+              </w:rPr>
+              <w:t>node_id, content, author_id, created_at, embedding</w:t>
+            </w:r>
+          </w:p>
+        </w:tc>
+        <w:tc>
+          <w:tcPr>
+            <w:tcW w:type="dxa" w:w="3097"/>
+            <w:vAlign w:val="center"/>
+          </w:tcPr>
+          <w:p>
+            <w:r/>
+            <w:r>
+              <w:rPr>
+                <w:rFonts w:ascii="宋体" w:hAnsi="宋体" w:eastAsia="宋体"/>
+                <w:b w:val="0"/>
+                <w:sz w:val="24"/>
+              </w:rPr>
+              <w:t>用户提交的观点节点</w:t>
+            </w:r>
+          </w:p>
+        </w:tc>
+      </w:tr>
+      <w:tr>
+        <w:tc>
+          <w:tcPr>
+            <w:tcW w:type="dxa" w:w="3097"/>
+            <w:vAlign w:val="center"/>
+          </w:tcPr>
+          <w:p>
+            <w:r/>
+            <w:r>
+              <w:rPr>
+                <w:rFonts w:ascii="宋体" w:hAnsi="宋体" w:eastAsia="宋体"/>
+                <w:b w:val="0"/>
+                <w:sz w:val="24"/>
+              </w:rPr>
+              <w:t>AI_Consensus</w:t>
+            </w:r>
+          </w:p>
+        </w:tc>
+        <w:tc>
+          <w:tcPr>
+            <w:tcW w:type="dxa" w:w="3097"/>
+            <w:vAlign w:val="center"/>
+          </w:tcPr>
+          <w:p>
+            <w:r/>
+            <w:r>
+              <w:rPr>
+                <w:rFonts w:ascii="宋体" w:hAnsi="宋体" w:eastAsia="宋体"/>
+                <w:b w:val="0"/>
+                <w:sz w:val="24"/>
+              </w:rPr>
+              <w:t>node_id, content, created_at, decision_id</w:t>
+            </w:r>
+          </w:p>
+        </w:tc>
+        <w:tc>
+          <w:tcPr>
+            <w:tcW w:type="dxa" w:w="3097"/>
+            <w:vAlign w:val="center"/>
+          </w:tcPr>
+          <w:p>
+            <w:r/>
+            <w:r>
+              <w:rPr>
+                <w:rFonts w:ascii="宋体" w:hAnsi="宋体" w:eastAsia="宋体"/>
+                <w:b w:val="0"/>
+                <w:sz w:val="24"/>
+              </w:rPr>
+              <w:t>AI/治理流程生成的共识节点</w:t>
+            </w:r>
+          </w:p>
+        </w:tc>
+      </w:tr>
+      <w:tr>
+        <w:tc>
+          <w:tcPr>
+            <w:tcW w:type="dxa" w:w="3097"/>
+            <w:vAlign w:val="center"/>
+          </w:tcPr>
+          <w:p>
+            <w:r/>
+            <w:r>
+              <w:rPr>
+                <w:rFonts w:ascii="宋体" w:hAnsi="宋体" w:eastAsia="宋体"/>
+                <w:b w:val="0"/>
+                <w:sz w:val="24"/>
+              </w:rPr>
+              <w:t>Result</w:t>
+            </w:r>
+          </w:p>
+        </w:tc>
+        <w:tc>
+          <w:tcPr>
+            <w:tcW w:type="dxa" w:w="3097"/>
+            <w:vAlign w:val="center"/>
+          </w:tcPr>
+          <w:p>
+            <w:r/>
+            <w:r>
+              <w:rPr>
+                <w:rFonts w:ascii="宋体" w:hAnsi="宋体" w:eastAsia="宋体"/>
+                <w:b w:val="0"/>
+                <w:sz w:val="24"/>
+              </w:rPr>
+              <w:t>node_id, content, created_at</w:t>
+            </w:r>
+          </w:p>
+        </w:tc>
+        <w:tc>
+          <w:tcPr>
+            <w:tcW w:type="dxa" w:w="3097"/>
+            <w:vAlign w:val="center"/>
+          </w:tcPr>
+          <w:p>
+            <w:r/>
+            <w:r>
+              <w:rPr>
+                <w:rFonts w:ascii="宋体" w:hAnsi="宋体" w:eastAsia="宋体"/>
+                <w:b w:val="0"/>
+                <w:sz w:val="24"/>
+              </w:rPr>
+              <w:t>阶段性结果或物化节点</w:t>
+            </w:r>
+          </w:p>
+        </w:tc>
+      </w:tr>
+      <w:tr>
+        <w:tc>
+          <w:tcPr>
+            <w:tcW w:type="dxa" w:w="3097"/>
+            <w:vAlign w:val="center"/>
+          </w:tcPr>
+          <w:p>
+            <w:r/>
+            <w:r>
+              <w:rPr>
+                <w:rFonts w:ascii="宋体" w:hAnsi="宋体" w:eastAsia="宋体"/>
+                <w:b w:val="0"/>
+                <w:sz w:val="24"/>
+              </w:rPr>
+              <w:t>UserAccount</w:t>
+            </w:r>
+          </w:p>
+        </w:tc>
+        <w:tc>
+          <w:tcPr>
+            <w:tcW w:type="dxa" w:w="3097"/>
+            <w:vAlign w:val="center"/>
+          </w:tcPr>
+          <w:p>
+            <w:r/>
+            <w:r>
+              <w:rPr>
+                <w:rFonts w:ascii="宋体" w:hAnsi="宋体" w:eastAsia="宋体"/>
+                <w:b w:val="0"/>
+                <w:sz w:val="24"/>
+              </w:rPr>
+              <w:t>user_id, username, password_hash, roles, status</w:t>
+            </w:r>
+          </w:p>
+        </w:tc>
+        <w:tc>
+          <w:tcPr>
+            <w:tcW w:type="dxa" w:w="3097"/>
+            <w:vAlign w:val="center"/>
+          </w:tcPr>
+          <w:p>
+            <w:r/>
+            <w:r>
+              <w:rPr>
+                <w:rFonts w:ascii="宋体" w:hAnsi="宋体" w:eastAsia="宋体"/>
+                <w:b w:val="0"/>
+                <w:sz w:val="24"/>
+              </w:rPr>
+              <w:t>登录认证账号</w:t>
+            </w:r>
+          </w:p>
+        </w:tc>
+      </w:tr>
+      <w:tr>
+        <w:tc>
+          <w:tcPr>
+            <w:tcW w:type="dxa" w:w="3097"/>
+            <w:vAlign w:val="center"/>
+          </w:tcPr>
+          <w:p>
+            <w:r/>
+            <w:r>
+              <w:rPr>
+                <w:rFonts w:ascii="宋体" w:hAnsi="宋体" w:eastAsia="宋体"/>
+                <w:b w:val="0"/>
+                <w:sz w:val="24"/>
+              </w:rPr>
+              <w:t>UserProfile</w:t>
+            </w:r>
+          </w:p>
+        </w:tc>
+        <w:tc>
+          <w:tcPr>
+            <w:tcW w:type="dxa" w:w="3097"/>
+            <w:vAlign w:val="center"/>
+          </w:tcPr>
+          <w:p>
+            <w:r/>
+            <w:r>
+              <w:rPr>
+                <w:rFonts w:ascii="宋体" w:hAnsi="宋体" w:eastAsia="宋体"/>
+                <w:b w:val="0"/>
+                <w:sz w:val="24"/>
+              </w:rPr>
+              <w:t>user_id, display_name, avatar_url, language, theme</w:t>
+            </w:r>
+          </w:p>
+        </w:tc>
+        <w:tc>
+          <w:tcPr>
+            <w:tcW w:type="dxa" w:w="3097"/>
+            <w:vAlign w:val="center"/>
+          </w:tcPr>
+          <w:p>
+            <w:r/>
+            <w:r>
+              <w:rPr>
+                <w:rFonts w:ascii="宋体" w:hAnsi="宋体" w:eastAsia="宋体"/>
+                <w:b w:val="0"/>
+                <w:sz w:val="24"/>
+              </w:rPr>
+              <w:t>用户资料</w:t>
+            </w:r>
+          </w:p>
+        </w:tc>
+      </w:tr>
+      <w:tr>
+        <w:tc>
+          <w:tcPr>
+            <w:tcW w:type="dxa" w:w="3097"/>
+            <w:vAlign w:val="center"/>
+          </w:tcPr>
+          <w:p>
+            <w:r/>
+            <w:r>
+              <w:rPr>
+                <w:rFonts w:ascii="宋体" w:hAnsi="宋体" w:eastAsia="宋体"/>
+                <w:b w:val="0"/>
+                <w:sz w:val="24"/>
+              </w:rPr>
+              <w:t>Topic</w:t>
+            </w:r>
+          </w:p>
+        </w:tc>
+        <w:tc>
+          <w:tcPr>
+            <w:tcW w:type="dxa" w:w="3097"/>
+            <w:vAlign w:val="center"/>
+          </w:tcPr>
+          <w:p>
+            <w:r/>
+            <w:r>
+              <w:rPr>
+                <w:rFonts w:ascii="宋体" w:hAnsi="宋体" w:eastAsia="宋体"/>
+                <w:b w:val="0"/>
+                <w:sz w:val="24"/>
+              </w:rPr>
+              <w:t>topic_id, title, created_at</w:t>
+            </w:r>
+          </w:p>
+        </w:tc>
+        <w:tc>
+          <w:tcPr>
+            <w:tcW w:type="dxa" w:w="3097"/>
+            <w:vAlign w:val="center"/>
+          </w:tcPr>
+          <w:p>
+            <w:r/>
+            <w:r>
+              <w:rPr>
+                <w:rFonts w:ascii="宋体" w:hAnsi="宋体" w:eastAsia="宋体"/>
+                <w:b w:val="0"/>
+                <w:sz w:val="24"/>
+              </w:rPr>
+              <w:t>话题/根茎入口</w:t>
+            </w:r>
+          </w:p>
+        </w:tc>
+      </w:tr>
+      <w:tr>
+        <w:tc>
+          <w:tcPr>
+            <w:tcW w:type="dxa" w:w="3097"/>
+            <w:vAlign w:val="center"/>
+          </w:tcPr>
+          <w:p>
+            <w:r/>
+            <w:r>
+              <w:rPr>
+                <w:rFonts w:ascii="宋体" w:hAnsi="宋体" w:eastAsia="宋体"/>
+                <w:b w:val="0"/>
+                <w:sz w:val="24"/>
+              </w:rPr>
+              <w:t>PreferenceEvent</w:t>
+            </w:r>
+          </w:p>
+        </w:tc>
+        <w:tc>
+          <w:tcPr>
+            <w:tcW w:type="dxa" w:w="3097"/>
+            <w:vAlign w:val="center"/>
+          </w:tcPr>
+          <w:p>
+            <w:r/>
+            <w:r>
+              <w:rPr>
+                <w:rFonts w:ascii="宋体" w:hAnsi="宋体" w:eastAsia="宋体"/>
+                <w:b w:val="0"/>
+                <w:sz w:val="24"/>
+              </w:rPr>
+              <w:t>event_id, event_type, weight, created_at</w:t>
+            </w:r>
+          </w:p>
+        </w:tc>
+        <w:tc>
+          <w:tcPr>
+            <w:tcW w:type="dxa" w:w="3097"/>
+            <w:vAlign w:val="center"/>
+          </w:tcPr>
+          <w:p>
+            <w:r/>
+            <w:r>
+              <w:rPr>
+                <w:rFonts w:ascii="宋体" w:hAnsi="宋体" w:eastAsia="宋体"/>
+                <w:b w:val="0"/>
+                <w:sz w:val="24"/>
+              </w:rPr>
+              <w:t>用户偏好行为事件</w:t>
+            </w:r>
+          </w:p>
+        </w:tc>
+      </w:tr>
+    </w:tbl>
+    <w:p>
+      <w:pPr>
+        <w:pStyle w:val="Heading2"/>
+      </w:pPr>
+      <w:r>
+        <w:t>2.2 核心关系数据字典</w:t>
+      </w:r>
+    </w:p>
+    <w:tbl>
+      <w:tblPr>
+        <w:tblStyle w:val="TableGrid"/>
+        <w:tblW w:type="auto" w:w="0"/>
+        <w:jc w:val="center"/>
+        <w:tblLook w:firstColumn="1" w:firstRow="1" w:lastColumn="0" w:lastRow="0" w:noHBand="0" w:noVBand="1" w:val="04A0"/>
+      </w:tblPr>
+      <w:tblGrid>
+        <w:gridCol w:w="3097"/>
+        <w:gridCol w:w="3097"/>
+        <w:gridCol w:w="3097"/>
+      </w:tblGrid>
+      <w:tr>
+        <w:tc>
+          <w:tcPr>
+            <w:tcW w:type="dxa" w:w="3097"/>
+            <w:vAlign w:val="center"/>
+          </w:tcPr>
+          <w:p>
+            <w:r/>
+            <w:r>
+              <w:rPr>
+                <w:rFonts w:ascii="宋体" w:hAnsi="宋体" w:eastAsia="宋体"/>
+                <w:b/>
+                <w:sz w:val="24"/>
+              </w:rPr>
+              <w:t>关系类型</w:t>
+            </w:r>
+          </w:p>
+        </w:tc>
+        <w:tc>
+          <w:tcPr>
+            <w:tcW w:type="dxa" w:w="3097"/>
+            <w:vAlign w:val="center"/>
+          </w:tcPr>
+          <w:p>
+            <w:r/>
+            <w:r>
+              <w:rPr>
+                <w:rFonts w:ascii="宋体" w:hAnsi="宋体" w:eastAsia="宋体"/>
+                <w:b/>
+                <w:sz w:val="24"/>
+              </w:rPr>
+              <w:t>起点 → 终点</w:t>
+            </w:r>
+          </w:p>
+        </w:tc>
+        <w:tc>
+          <w:tcPr>
+            <w:tcW w:type="dxa" w:w="3097"/>
+            <w:vAlign w:val="center"/>
+          </w:tcPr>
+          <w:p>
+            <w:r/>
+            <w:r>
+              <w:rPr>
+                <w:rFonts w:ascii="宋体" w:hAnsi="宋体" w:eastAsia="宋体"/>
+                <w:b/>
+                <w:sz w:val="24"/>
+              </w:rPr>
+              <w:t>说明</w:t>
+            </w:r>
+          </w:p>
+        </w:tc>
+      </w:tr>
+      <w:tr>
+        <w:tc>
+          <w:tcPr>
+            <w:tcW w:type="dxa" w:w="3097"/>
+            <w:vAlign w:val="center"/>
+          </w:tcPr>
+          <w:p>
+            <w:r/>
+            <w:r>
+              <w:rPr>
+                <w:rFonts w:ascii="宋体" w:hAnsi="宋体" w:eastAsia="宋体"/>
+                <w:b w:val="0"/>
+                <w:sz w:val="24"/>
+              </w:rPr>
+              <w:t>AUTHORED</w:t>
+            </w:r>
+          </w:p>
+        </w:tc>
+        <w:tc>
+          <w:tcPr>
+            <w:tcW w:type="dxa" w:w="3097"/>
+            <w:vAlign w:val="center"/>
+          </w:tcPr>
+          <w:p>
+            <w:r/>
+            <w:r>
+              <w:rPr>
+                <w:rFonts w:ascii="宋体" w:hAnsi="宋体" w:eastAsia="宋体"/>
+                <w:b w:val="0"/>
+                <w:sz w:val="24"/>
+              </w:rPr>
+              <w:t>UserAccount → Human_Post</w:t>
+            </w:r>
+          </w:p>
+        </w:tc>
+        <w:tc>
+          <w:tcPr>
+            <w:tcW w:type="dxa" w:w="3097"/>
+            <w:vAlign w:val="center"/>
+          </w:tcPr>
+          <w:p>
+            <w:r/>
+            <w:r>
+              <w:rPr>
+                <w:rFonts w:ascii="宋体" w:hAnsi="宋体" w:eastAsia="宋体"/>
+                <w:b w:val="0"/>
+                <w:sz w:val="24"/>
+              </w:rPr>
+              <w:t>用户创作帖子</w:t>
+            </w:r>
+          </w:p>
+        </w:tc>
+      </w:tr>
+      <w:tr>
+        <w:tc>
+          <w:tcPr>
+            <w:tcW w:type="dxa" w:w="3097"/>
+            <w:vAlign w:val="center"/>
+          </w:tcPr>
+          <w:p>
+            <w:r/>
+            <w:r>
+              <w:rPr>
+                <w:rFonts w:ascii="宋体" w:hAnsi="宋体" w:eastAsia="宋体"/>
+                <w:b w:val="0"/>
+                <w:sz w:val="24"/>
+              </w:rPr>
+              <w:t>HAS_PROFILE</w:t>
+            </w:r>
+          </w:p>
+        </w:tc>
+        <w:tc>
+          <w:tcPr>
+            <w:tcW w:type="dxa" w:w="3097"/>
+            <w:vAlign w:val="center"/>
+          </w:tcPr>
+          <w:p>
+            <w:r/>
+            <w:r>
+              <w:rPr>
+                <w:rFonts w:ascii="宋体" w:hAnsi="宋体" w:eastAsia="宋体"/>
+                <w:b w:val="0"/>
+                <w:sz w:val="24"/>
+              </w:rPr>
+              <w:t>UserAccount → UserProfile</w:t>
+            </w:r>
+          </w:p>
+        </w:tc>
+        <w:tc>
+          <w:tcPr>
+            <w:tcW w:type="dxa" w:w="3097"/>
+            <w:vAlign w:val="center"/>
+          </w:tcPr>
+          <w:p>
+            <w:r/>
+            <w:r>
+              <w:rPr>
+                <w:rFonts w:ascii="宋体" w:hAnsi="宋体" w:eastAsia="宋体"/>
+                <w:b w:val="0"/>
+                <w:sz w:val="24"/>
+              </w:rPr>
+              <w:t>账号关联资料</w:t>
+            </w:r>
+          </w:p>
+        </w:tc>
+      </w:tr>
+      <w:tr>
+        <w:tc>
+          <w:tcPr>
+            <w:tcW w:type="dxa" w:w="3097"/>
+            <w:vAlign w:val="center"/>
+          </w:tcPr>
+          <w:p>
+            <w:r/>
+            <w:r>
+              <w:rPr>
+                <w:rFonts w:ascii="宋体" w:hAnsi="宋体" w:eastAsia="宋体"/>
+                <w:b w:val="0"/>
+                <w:sz w:val="24"/>
+              </w:rPr>
+              <w:t>FOLLOWS / MUTED</w:t>
+            </w:r>
+          </w:p>
+        </w:tc>
+        <w:tc>
+          <w:tcPr>
+            <w:tcW w:type="dxa" w:w="3097"/>
+            <w:vAlign w:val="center"/>
+          </w:tcPr>
+          <w:p>
+            <w:r/>
+            <w:r>
+              <w:rPr>
+                <w:rFonts w:ascii="宋体" w:hAnsi="宋体" w:eastAsia="宋体"/>
+                <w:b w:val="0"/>
+                <w:sz w:val="24"/>
+              </w:rPr>
+              <w:t>UserAccount → UserAccount</w:t>
+            </w:r>
+          </w:p>
+        </w:tc>
+        <w:tc>
+          <w:tcPr>
+            <w:tcW w:type="dxa" w:w="3097"/>
+            <w:vAlign w:val="center"/>
+          </w:tcPr>
+          <w:p>
+            <w:r/>
+            <w:r>
+              <w:rPr>
+                <w:rFonts w:ascii="宋体" w:hAnsi="宋体" w:eastAsia="宋体"/>
+                <w:b w:val="0"/>
+                <w:sz w:val="24"/>
+              </w:rPr>
+              <w:t>关注 / 屏蔽</w:t>
+            </w:r>
+          </w:p>
+        </w:tc>
+      </w:tr>
+      <w:tr>
+        <w:tc>
+          <w:tcPr>
+            <w:tcW w:type="dxa" w:w="3097"/>
+            <w:vAlign w:val="center"/>
+          </w:tcPr>
+          <w:p>
+            <w:r/>
+            <w:r>
+              <w:rPr>
+                <w:rFonts w:ascii="宋体" w:hAnsi="宋体" w:eastAsia="宋体"/>
+                <w:b w:val="0"/>
+                <w:sz w:val="24"/>
+              </w:rPr>
+              <w:t>PREFERS</w:t>
+            </w:r>
+          </w:p>
+        </w:tc>
+        <w:tc>
+          <w:tcPr>
+            <w:tcW w:type="dxa" w:w="3097"/>
+            <w:vAlign w:val="center"/>
+          </w:tcPr>
+          <w:p>
+            <w:r/>
+            <w:r>
+              <w:rPr>
+                <w:rFonts w:ascii="宋体" w:hAnsi="宋体" w:eastAsia="宋体"/>
+                <w:b w:val="0"/>
+                <w:sz w:val="24"/>
+              </w:rPr>
+              <w:t>UserAccount → Topic</w:t>
+            </w:r>
+          </w:p>
+        </w:tc>
+        <w:tc>
+          <w:tcPr>
+            <w:tcW w:type="dxa" w:w="3097"/>
+            <w:vAlign w:val="center"/>
+          </w:tcPr>
+          <w:p>
+            <w:r/>
+            <w:r>
+              <w:rPr>
+                <w:rFonts w:ascii="宋体" w:hAnsi="宋体" w:eastAsia="宋体"/>
+                <w:b w:val="0"/>
+                <w:sz w:val="24"/>
+              </w:rPr>
+              <w:t>偏好聚合</w:t>
+            </w:r>
+          </w:p>
+        </w:tc>
+      </w:tr>
+      <w:tr>
+        <w:tc>
+          <w:tcPr>
+            <w:tcW w:type="dxa" w:w="3097"/>
+            <w:vAlign w:val="center"/>
+          </w:tcPr>
+          <w:p>
+            <w:r/>
+            <w:r>
+              <w:rPr>
+                <w:rFonts w:ascii="宋体" w:hAnsi="宋体" w:eastAsia="宋体"/>
+                <w:b w:val="0"/>
+                <w:sz w:val="24"/>
+              </w:rPr>
+              <w:t>BRANCHED_FROM / CONTINUES_FROM</w:t>
+            </w:r>
+          </w:p>
+        </w:tc>
+        <w:tc>
+          <w:tcPr>
+            <w:tcW w:type="dxa" w:w="3097"/>
+            <w:vAlign w:val="center"/>
+          </w:tcPr>
+          <w:p>
+            <w:r/>
+            <w:r>
+              <w:rPr>
+                <w:rFonts w:ascii="宋体" w:hAnsi="宋体" w:eastAsia="宋体"/>
+                <w:b w:val="0"/>
+                <w:sz w:val="24"/>
+              </w:rPr>
+              <w:t>GraphNode → GraphNode</w:t>
+            </w:r>
+          </w:p>
+        </w:tc>
+        <w:tc>
+          <w:tcPr>
+            <w:tcW w:type="dxa" w:w="3097"/>
+            <w:vAlign w:val="center"/>
+          </w:tcPr>
+          <w:p>
+            <w:r/>
+            <w:r>
+              <w:rPr>
+                <w:rFonts w:ascii="宋体" w:hAnsi="宋体" w:eastAsia="宋体"/>
+                <w:b w:val="0"/>
+                <w:sz w:val="24"/>
+              </w:rPr>
+              <w:t>分支 / 延续</w:t>
+            </w:r>
+          </w:p>
+        </w:tc>
+      </w:tr>
+      <w:tr>
+        <w:tc>
+          <w:tcPr>
+            <w:tcW w:type="dxa" w:w="3097"/>
+            <w:vAlign w:val="center"/>
+          </w:tcPr>
+          <w:p>
+            <w:r/>
+            <w:r>
+              <w:rPr>
+                <w:rFonts w:ascii="宋体" w:hAnsi="宋体" w:eastAsia="宋体"/>
+                <w:b w:val="0"/>
+                <w:sz w:val="24"/>
+              </w:rPr>
+              <w:t>MERGED_INTO / SYNTHESIZED_FROM</w:t>
+            </w:r>
+          </w:p>
+        </w:tc>
+        <w:tc>
+          <w:tcPr>
+            <w:tcW w:type="dxa" w:w="3097"/>
+            <w:vAlign w:val="center"/>
+          </w:tcPr>
+          <w:p>
+            <w:r/>
+            <w:r>
+              <w:rPr>
+                <w:rFonts w:ascii="宋体" w:hAnsi="宋体" w:eastAsia="宋体"/>
+                <w:b w:val="0"/>
+                <w:sz w:val="24"/>
+              </w:rPr>
+              <w:t>GraphNode → GraphNode</w:t>
+            </w:r>
+          </w:p>
+        </w:tc>
+        <w:tc>
+          <w:tcPr>
+            <w:tcW w:type="dxa" w:w="3097"/>
+            <w:vAlign w:val="center"/>
+          </w:tcPr>
+          <w:p>
+            <w:r/>
+            <w:r>
+              <w:rPr>
+                <w:rFonts w:ascii="宋体" w:hAnsi="宋体" w:eastAsia="宋体"/>
+                <w:b w:val="0"/>
+                <w:sz w:val="24"/>
+              </w:rPr>
+              <w:t>合并 / 共识综合</w:t>
+            </w:r>
+          </w:p>
+        </w:tc>
+      </w:tr>
+      <w:tr>
+        <w:tc>
+          <w:tcPr>
+            <w:tcW w:type="dxa" w:w="3097"/>
+            <w:vAlign w:val="center"/>
+          </w:tcPr>
+          <w:p>
+            <w:r/>
+            <w:r>
+              <w:rPr>
+                <w:rFonts w:ascii="宋体" w:hAnsi="宋体" w:eastAsia="宋体"/>
+                <w:b w:val="0"/>
+                <w:sz w:val="24"/>
+              </w:rPr>
+              <w:t>MATERIALIZED_FROM / CONVERGED_FROM</w:t>
+            </w:r>
+          </w:p>
+        </w:tc>
+        <w:tc>
+          <w:tcPr>
+            <w:tcW w:type="dxa" w:w="3097"/>
+            <w:vAlign w:val="center"/>
+          </w:tcPr>
+          <w:p>
+            <w:r/>
+            <w:r>
+              <w:rPr>
+                <w:rFonts w:ascii="宋体" w:hAnsi="宋体" w:eastAsia="宋体"/>
+                <w:b w:val="0"/>
+                <w:sz w:val="24"/>
+              </w:rPr>
+              <w:t>GraphNode → GraphNode</w:t>
+            </w:r>
+          </w:p>
+        </w:tc>
+        <w:tc>
+          <w:tcPr>
+            <w:tcW w:type="dxa" w:w="3097"/>
+            <w:vAlign w:val="center"/>
+          </w:tcPr>
+          <w:p>
+            <w:r/>
+            <w:r>
+              <w:rPr>
+                <w:rFonts w:ascii="宋体" w:hAnsi="宋体" w:eastAsia="宋体"/>
+                <w:b w:val="0"/>
+                <w:sz w:val="24"/>
+              </w:rPr>
+              <w:t>物化 / 收敛</w:t>
+            </w:r>
+          </w:p>
+        </w:tc>
+      </w:tr>
+      <w:tr>
+        <w:tc>
+          <w:tcPr>
+            <w:tcW w:type="dxa" w:w="3097"/>
+            <w:vAlign w:val="center"/>
+          </w:tcPr>
+          <w:p>
+            <w:r/>
+            <w:r>
+              <w:rPr>
+                <w:rFonts w:ascii="宋体" w:hAnsi="宋体" w:eastAsia="宋体"/>
+                <w:b w:val="0"/>
+                <w:sz w:val="24"/>
+              </w:rPr>
+              <w:t>CONCEPTUAL_OVERLAP / RELATES_TO</w:t>
+            </w:r>
+          </w:p>
+        </w:tc>
+        <w:tc>
+          <w:tcPr>
+            <w:tcW w:type="dxa" w:w="3097"/>
+            <w:vAlign w:val="center"/>
+          </w:tcPr>
+          <w:p>
+            <w:r/>
+            <w:r>
+              <w:rPr>
+                <w:rFonts w:ascii="宋体" w:hAnsi="宋体" w:eastAsia="宋体"/>
+                <w:b w:val="0"/>
+                <w:sz w:val="24"/>
+              </w:rPr>
+              <w:t>GraphNode → GraphNode</w:t>
+            </w:r>
+          </w:p>
+        </w:tc>
+        <w:tc>
+          <w:tcPr>
+            <w:tcW w:type="dxa" w:w="3097"/>
+            <w:vAlign w:val="center"/>
+          </w:tcPr>
+          <w:p>
+            <w:r/>
+            <w:r>
+              <w:rPr>
+                <w:rFonts w:ascii="宋体" w:hAnsi="宋体" w:eastAsia="宋体"/>
+                <w:b w:val="0"/>
+                <w:sz w:val="24"/>
+              </w:rPr>
+              <w:t>语义关联（不参与拓扑排序）</w:t>
+            </w:r>
+          </w:p>
+        </w:tc>
+      </w:tr>
+    </w:tbl>
+    <w:p>
+      <w:pPr>
+        <w:pStyle w:val="Heading2"/>
+      </w:pPr>
+      <w:r>
+        <w:t>2.3 约束、索引与持久层对应</w:t>
       </w:r>
     </w:p>
     <w:p>
@@ -1023,15 +2301,7 @@
         <w:ind w:firstLine="420"/>
       </w:pPr>
       <w:r>
-        <w:t>AiRoutingWorkflowService 使用 LangGraph4j 定义状态图：加载帖子、确保 embedding、向量召回、上下文裁剪、规则预过滤、LLM 裁决、反思校验、提交前守卫、执行合并/分支或创建复核任务。规则层可以在高相似或低相似场景跳过 LLM，从而降低延迟和成本。</w:t>
-      </w:r>
-    </w:p>
-    <w:p>
-      <w:pPr>
-        <w:pStyle w:val="Heading2"/>
-      </w:pPr>
-      <w:r>
-        <w:t>6.5 实时推送</w:t>
+        <w:t>对 node_id、user_id、username 建立唯一约束；对 embedding 建立向量索引；初始化逻辑在应用启动时保证约束与索引存在。历史节点默认不可变，修订/合并/分叉均通过新增节点与显式关系边表达。</w:t>
       </w:r>
     </w:p>
     <w:p>
@@ -1040,7 +2310,7 @@
         <w:ind w:firstLine="420"/>
       </w:pPr>
       <w:r>
-        <w:t>EventController 暴露 /api/events/stream，通过 SseEventService 为当前用户注册 SseEmitter。后端在发帖排队、节点创建、边创建、决策完成、摘要生成和质量评分时发布事件，前端据此做增量刷新。</w:t>
+        <w:t>与 MyBatis-Plus 的 BaseMapper、条件构造器、分页、逻辑删除、自动填充相对应的能力，由图实体、各 Repository、参数化 Cypher、PagingParams（统一校验 page/size/skip）、_deleted 属性与 Cypher datetime() 写入时间实现；权限管理等业务方法使用 @Transactional 控制事务边界。</w:t>
       </w:r>
     </w:p>
     <w:p>
@@ -1048,7 +2318,1140 @@
         <w:pStyle w:val="Heading1"/>
       </w:pPr>
       <w:r>
-        <w:t>七、部署与运行</w:t>
+        <w:t>三、系统功能详细设计与流程图</w:t>
+      </w:r>
+    </w:p>
+    <w:p>
+      <w:pPr>
+        <w:spacing w:line="324" w:lineRule="auto"/>
+        <w:ind w:firstLine="420"/>
+      </w:pPr>
+      <w:r>
+        <w:t>系统采用前后端分离 + 后端分层：api 层负责 HTTP 入口与响应；service 层承载业务规则与事务；repository 与 Neo4jClient 承担图数据库访问；infrastructure 包统一放置安全、消息、SSE、持久化初始化、Redis、文件存储与可观测能力。</w:t>
+      </w:r>
+    </w:p>
+    <w:p>
+      <w:pPr>
+        <w:pStyle w:val="Heading2"/>
+      </w:pPr>
+      <w:r>
+        <w:t>3.1 用户认证模块</w:t>
+      </w:r>
+    </w:p>
+    <w:p>
+      <w:pPr>
+        <w:spacing w:line="324" w:lineRule="auto"/>
+        <w:ind w:firstLine="420"/>
+      </w:pPr>
+      <w:r>
+        <w:t>注册时生成用户 ID，使用 BCrypt 保存密码哈希并创建 UserProfile；登录校验密码与用户状态后签发 access token 与 refresh token；退出撤销当前 access token 并清理 refresh token。SecurityConfig 关闭 CSRF、采用无状态会话，并把 JwtAuthenticationFilter 放入过滤链；按 USER、AGENT、ADMIN 分权；RefreshTokenService 与 TokenBlacklistService 使用 Redis 管理会话状态。</w:t>
+      </w:r>
+    </w:p>
+    <w:p>
+      <w:pPr>
+        <w:pStyle w:val="Heading2"/>
+      </w:pPr>
+      <w:r>
+        <w:t>3.2 发帖与异步处理模块（程序流程图）</w:t>
+      </w:r>
+    </w:p>
+    <w:p>
+      <w:pPr>
+        <w:spacing w:line="324" w:lineRule="auto"/>
+        <w:ind w:firstLine="420"/>
+      </w:pPr>
+      <w:r>
+        <w:t>PostController 校验请求体与认证用户、检查目标节点、生成稳定 event_id，投递 PostEventMessage 到 RabbitMQ；等待 publisher confirm 后返回 202 Accepted；PostConsumer 消费后创建 Human_Post，生成 embedding 与质量评分，触发 AI 路由编排，写入 Neo4j 关系与审计，并经 SSE 推送前端。该模块的程序流程图如图 4 所示，后端整体时序如图 5 所示。</w:t>
+      </w:r>
+    </w:p>
+    <w:p>
+      <w:pPr>
+        <w:jc w:val="center"/>
+      </w:pPr>
+      <w:r>
+        <w:drawing>
+          <wp:inline xmlns:a="http://schemas.openxmlformats.org/drawingml/2006/main" xmlns:pic="http://schemas.openxmlformats.org/drawingml/2006/picture">
+            <wp:extent cx="3311999" cy="4700902"/>
+            <wp:docPr id="4" name="Picture 4"/>
+            <wp:cNvGraphicFramePr>
+              <a:graphicFrameLocks noChangeAspect="1"/>
+            </wp:cNvGraphicFramePr>
+            <a:graphic>
+              <a:graphicData uri="http://schemas.openxmlformats.org/drawingml/2006/picture">
+                <pic:pic>
+                  <pic:nvPicPr>
+                    <pic:cNvPr id="0" name="15_post_flowchart.png"/>
+                    <pic:cNvPicPr/>
+                  </pic:nvPicPr>
+                  <pic:blipFill>
+                    <a:blip r:embed="rId13"/>
+                    <a:stretch>
+                      <a:fillRect/>
+                    </a:stretch>
+                  </pic:blipFill>
+                  <pic:spPr>
+                    <a:xfrm>
+                      <a:off x="0" y="0"/>
+                      <a:ext cx="3311999" cy="4700902"/>
+                    </a:xfrm>
+                    <a:prstGeom prst="rect"/>
+                  </pic:spPr>
+                </pic:pic>
+              </a:graphicData>
+            </a:graphic>
+          </wp:inline>
+        </w:drawing>
+      </w:r>
+    </w:p>
+    <w:p>
+      <w:pPr>
+        <w:jc w:val="center"/>
+      </w:pPr>
+      <w:r>
+        <w:t>图 4 发帖受理与异步处理程序流程图</w:t>
+      </w:r>
+    </w:p>
+    <w:p>
+      <w:pPr>
+        <w:jc w:val="center"/>
+      </w:pPr>
+      <w:r>
+        <w:drawing>
+          <wp:inline xmlns:a="http://schemas.openxmlformats.org/drawingml/2006/main" xmlns:pic="http://schemas.openxmlformats.org/drawingml/2006/picture">
+            <wp:extent cx="5580000" cy="3348000"/>
+            <wp:docPr id="5" name="Picture 5"/>
+            <wp:cNvGraphicFramePr>
+              <a:graphicFrameLocks noChangeAspect="1"/>
+            </wp:cNvGraphicFramePr>
+            <a:graphic>
+              <a:graphicData uri="http://schemas.openxmlformats.org/drawingml/2006/picture">
+                <pic:pic>
+                  <pic:nvPicPr>
+                    <pic:cNvPr id="0" name="04_backend_async_flow.png"/>
+                    <pic:cNvPicPr/>
+                  </pic:nvPicPr>
+                  <pic:blipFill>
+                    <a:blip r:embed="rId14"/>
+                    <a:stretch>
+                      <a:fillRect/>
+                    </a:stretch>
+                  </pic:blipFill>
+                  <pic:spPr>
+                    <a:xfrm>
+                      <a:off x="0" y="0"/>
+                      <a:ext cx="5580000" cy="3348000"/>
+                    </a:xfrm>
+                    <a:prstGeom prst="rect"/>
+                  </pic:spPr>
+                </pic:pic>
+              </a:graphicData>
+            </a:graphic>
+          </wp:inline>
+        </w:drawing>
+      </w:r>
+    </w:p>
+    <w:p>
+      <w:pPr>
+        <w:jc w:val="center"/>
+      </w:pPr>
+      <w:r>
+        <w:t>图 5 后端发帖与 AI 编排时序</w:t>
+      </w:r>
+    </w:p>
+    <w:p>
+      <w:pPr>
+        <w:pStyle w:val="Heading2"/>
+      </w:pPr>
+      <w:r>
+        <w:t>3.3 图谱查询模块</w:t>
+      </w:r>
+    </w:p>
+    <w:p>
+      <w:pPr>
+        <w:spacing w:line="324" w:lineRule="auto"/>
+        <w:ind w:firstLine="420"/>
+      </w:pPr>
+      <w:r>
+        <w:t>NodeQueryController 与 NodeQueryService 提供根话题、节点详情、lineage、children、topology-context、discussion-tree、provenance、associations 等查询。这些查询围绕图遍历、关系过滤、节点投影与 DTO 转换组织，而非简单的 select * from table。</w:t>
+      </w:r>
+    </w:p>
+    <w:p>
+      <w:pPr>
+        <w:pStyle w:val="Heading2"/>
+      </w:pPr>
+      <w:r>
+        <w:t>3.4 治理与 AI 编排模块</w:t>
+      </w:r>
+    </w:p>
+    <w:p>
+      <w:pPr>
+        <w:spacing w:line="324" w:lineRule="auto"/>
+        <w:ind w:firstLine="420"/>
+      </w:pPr>
+      <w:r>
+        <w:t>DecisionController 暴露合并、分支、注入、物化、fork、cross-synth、join、rollback 等接口；DecisionService、RollbackService、DagIntegrityService 保证图结构演进符合不可变 DAG 规则。AiRoutingWorkflowService 用 LangGraph4j 定义状态图：加载帖子、确保 embedding、向量召回、上下文裁剪、规则预过滤、LLM 裁决、反思校验、提交前守卫、执行合并/分支或创建复核任务，规则层在高/低相似场景跳过 LLM 以降本提速。</w:t>
+      </w:r>
+    </w:p>
+    <w:p>
+      <w:pPr>
+        <w:pStyle w:val="Heading2"/>
+      </w:pPr>
+      <w:r>
+        <w:t>3.5 用户资料、头像、关注与偏好模块</w:t>
+      </w:r>
+    </w:p>
+    <w:p>
+      <w:pPr>
+        <w:spacing w:line="324" w:lineRule="auto"/>
+        <w:ind w:firstLine="420"/>
+      </w:pPr>
+      <w:r>
+        <w:t>FollowService、MuteService 使用统一分页参数返回列表；AvatarController 以 MultipartFile 接收头像并校验类型/大小后写入 MinIO 或本地存储；PreferenceEventService 记录行为事件，PrefersAggregationJob 周期性将偏好事件聚合为 PREFERS 投影边用于个性化排序。</w:t>
+      </w:r>
+    </w:p>
+    <w:p>
+      <w:pPr>
+        <w:pStyle w:val="Heading2"/>
+      </w:pPr>
+      <w:r>
+        <w:t>3.6 课程知识点对应</w:t>
+      </w:r>
+    </w:p>
+    <w:p>
+      <w:pPr>
+        <w:spacing w:line="324" w:lineRule="auto"/>
+        <w:ind w:firstLine="420"/>
+      </w:pPr>
+      <w:r>
+        <w:t>RESTful（@RestController/@RequestMapping/@PathVariable/@RequestBody）、统一响应封装（ApiResponse 的 code/message/data）、Service 分层与 @Transactional、@ControllerAdvice 全局异常处理、Spring Security + JWT + Redis 会话、RabbitMQ（交换机/队列/死信/确认/重试）、MultipartFile 文件上传、@Scheduled 定时任务、前端 Ajax/异步请求与状态管理等课程知识点均在上述模块中落地。</w:t>
+      </w:r>
+    </w:p>
+    <w:p>
+      <w:pPr>
+        <w:pStyle w:val="Heading1"/>
+      </w:pPr>
+      <w:r>
+        <w:t>四、系统模块实现：界面与核心源代码</w:t>
+      </w:r>
+    </w:p>
+    <w:p>
+      <w:pPr>
+        <w:pStyle w:val="Heading2"/>
+      </w:pPr>
+      <w:r>
+        <w:t>4.1 运行界面</w:t>
+      </w:r>
+    </w:p>
+    <w:p>
+      <w:pPr>
+        <w:spacing w:line="324" w:lineRule="auto"/>
+        <w:ind w:firstLine="420"/>
+      </w:pPr>
+      <w:r>
+        <w:t>以下为系统运行界面截图位置。由于运行需要 Neo4j、RabbitMQ、Redis 与模型密钥等完整环境，此处先以占位框标注，请在提交前替换为真实运行截图；前端模块结构与运行链路如图 6 所示，可作为界面说明。</w:t>
+      </w:r>
+    </w:p>
+    <w:tbl>
+      <w:tblPr>
+        <w:tblW w:type="auto" w:w="0"/>
+        <w:jc w:val="center"/>
+        <w:tblLook w:firstColumn="1" w:firstRow="1" w:lastColumn="0" w:lastRow="0" w:noHBand="0" w:noVBand="1" w:val="04A0"/>
+        <w:tblBorders>
+          <w:top w:val="single" w:sz="8" w:space="0" w:color="94A3B8"/>
+          <w:left w:val="single" w:sz="8" w:space="0" w:color="94A3B8"/>
+          <w:bottom w:val="single" w:sz="8" w:space="0" w:color="94A3B8"/>
+          <w:right w:val="single" w:sz="8" w:space="0" w:color="94A3B8"/>
+          <w:insideH w:val="single" w:sz="8" w:space="0" w:color="94A3B8"/>
+          <w:insideV w:val="single" w:sz="8" w:space="0" w:color="94A3B8"/>
+        </w:tblBorders>
+      </w:tblPr>
+      <w:tblGrid>
+        <w:gridCol w:w="9292"/>
+      </w:tblGrid>
+      <w:tr>
+        <w:tc>
+          <w:tcPr>
+            <w:tcW w:type="dxa" w:w="9292"/>
+            <w:shd w:fill="F8FAFC"/>
+            <w:tcMar>
+              <w:top w:w="70" w:type="dxa"/>
+              <w:left w:w="70" w:type="dxa"/>
+              <w:bottom w:w="70" w:type="dxa"/>
+              <w:right w:w="70" w:type="dxa"/>
+            </w:tcMar>
+            <w:vAlign w:val="center"/>
+          </w:tcPr>
+          <w:p>
+            <w:pPr>
+              <w:spacing w:before="280" w:after="280"/>
+              <w:jc w:val="center"/>
+            </w:pPr>
+            <w:r>
+              <w:rPr>
+                <w:rFonts w:ascii="宋体" w:hAnsi="宋体" w:eastAsia="宋体"/>
+                <w:color w:val="6B7280"/>
+                <w:sz w:val="24"/>
+              </w:rPr>
+              <w:t>【运行界面截图占位】登录 / 注册页面</w:t>
+            </w:r>
+          </w:p>
+        </w:tc>
+      </w:tr>
+    </w:tbl>
+    <w:tbl>
+      <w:tblPr>
+        <w:tblW w:type="auto" w:w="0"/>
+        <w:jc w:val="center"/>
+        <w:tblLook w:firstColumn="1" w:firstRow="1" w:lastColumn="0" w:lastRow="0" w:noHBand="0" w:noVBand="1" w:val="04A0"/>
+        <w:tblBorders>
+          <w:top w:val="single" w:sz="8" w:space="0" w:color="94A3B8"/>
+          <w:left w:val="single" w:sz="8" w:space="0" w:color="94A3B8"/>
+          <w:bottom w:val="single" w:sz="8" w:space="0" w:color="94A3B8"/>
+          <w:right w:val="single" w:sz="8" w:space="0" w:color="94A3B8"/>
+          <w:insideH w:val="single" w:sz="8" w:space="0" w:color="94A3B8"/>
+          <w:insideV w:val="single" w:sz="8" w:space="0" w:color="94A3B8"/>
+        </w:tblBorders>
+      </w:tblPr>
+      <w:tblGrid>
+        <w:gridCol w:w="9292"/>
+      </w:tblGrid>
+      <w:tr>
+        <w:tc>
+          <w:tcPr>
+            <w:tcW w:type="dxa" w:w="9292"/>
+            <w:shd w:fill="F8FAFC"/>
+            <w:tcMar>
+              <w:top w:w="70" w:type="dxa"/>
+              <w:left w:w="70" w:type="dxa"/>
+              <w:bottom w:w="70" w:type="dxa"/>
+              <w:right w:w="70" w:type="dxa"/>
+            </w:tcMar>
+            <w:vAlign w:val="center"/>
+          </w:tcPr>
+          <w:p>
+            <w:pPr>
+              <w:spacing w:before="280" w:after="280"/>
+              <w:jc w:val="center"/>
+            </w:pPr>
+            <w:r>
+              <w:rPr>
+                <w:rFonts w:ascii="宋体" w:hAnsi="宋体" w:eastAsia="宋体"/>
+                <w:color w:val="6B7280"/>
+                <w:sz w:val="24"/>
+              </w:rPr>
+              <w:t>【运行界面截图占位】图谱工作台（桌面端 React Flow 视图）</w:t>
+            </w:r>
+          </w:p>
+        </w:tc>
+      </w:tr>
+    </w:tbl>
+    <w:tbl>
+      <w:tblPr>
+        <w:tblW w:type="auto" w:w="0"/>
+        <w:jc w:val="center"/>
+        <w:tblLook w:firstColumn="1" w:firstRow="1" w:lastColumn="0" w:lastRow="0" w:noHBand="0" w:noVBand="1" w:val="04A0"/>
+        <w:tblBorders>
+          <w:top w:val="single" w:sz="8" w:space="0" w:color="94A3B8"/>
+          <w:left w:val="single" w:sz="8" w:space="0" w:color="94A3B8"/>
+          <w:bottom w:val="single" w:sz="8" w:space="0" w:color="94A3B8"/>
+          <w:right w:val="single" w:sz="8" w:space="0" w:color="94A3B8"/>
+          <w:insideH w:val="single" w:sz="8" w:space="0" w:color="94A3B8"/>
+          <w:insideV w:val="single" w:sz="8" w:space="0" w:color="94A3B8"/>
+        </w:tblBorders>
+      </w:tblPr>
+      <w:tblGrid>
+        <w:gridCol w:w="9292"/>
+      </w:tblGrid>
+      <w:tr>
+        <w:tc>
+          <w:tcPr>
+            <w:tcW w:type="dxa" w:w="9292"/>
+            <w:shd w:fill="F8FAFC"/>
+            <w:tcMar>
+              <w:top w:w="70" w:type="dxa"/>
+              <w:left w:w="70" w:type="dxa"/>
+              <w:bottom w:w="70" w:type="dxa"/>
+              <w:right w:w="70" w:type="dxa"/>
+            </w:tcMar>
+            <w:vAlign w:val="center"/>
+          </w:tcPr>
+          <w:p>
+            <w:pPr>
+              <w:spacing w:before="280" w:after="280"/>
+              <w:jc w:val="center"/>
+            </w:pPr>
+            <w:r>
+              <w:rPr>
+                <w:rFonts w:ascii="宋体" w:hAnsi="宋体" w:eastAsia="宋体"/>
+                <w:color w:val="6B7280"/>
+                <w:sz w:val="24"/>
+              </w:rPr>
+              <w:t>【运行界面截图占位】节点详情与治理操作面板</w:t>
+            </w:r>
+          </w:p>
+        </w:tc>
+      </w:tr>
+    </w:tbl>
+    <w:tbl>
+      <w:tblPr>
+        <w:tblW w:type="auto" w:w="0"/>
+        <w:jc w:val="center"/>
+        <w:tblLook w:firstColumn="1" w:firstRow="1" w:lastColumn="0" w:lastRow="0" w:noHBand="0" w:noVBand="1" w:val="04A0"/>
+        <w:tblBorders>
+          <w:top w:val="single" w:sz="8" w:space="0" w:color="94A3B8"/>
+          <w:left w:val="single" w:sz="8" w:space="0" w:color="94A3B8"/>
+          <w:bottom w:val="single" w:sz="8" w:space="0" w:color="94A3B8"/>
+          <w:right w:val="single" w:sz="8" w:space="0" w:color="94A3B8"/>
+          <w:insideH w:val="single" w:sz="8" w:space="0" w:color="94A3B8"/>
+          <w:insideV w:val="single" w:sz="8" w:space="0" w:color="94A3B8"/>
+        </w:tblBorders>
+      </w:tblPr>
+      <w:tblGrid>
+        <w:gridCol w:w="9292"/>
+      </w:tblGrid>
+      <w:tr>
+        <w:tc>
+          <w:tcPr>
+            <w:tcW w:type="dxa" w:w="9292"/>
+            <w:shd w:fill="F8FAFC"/>
+            <w:tcMar>
+              <w:top w:w="70" w:type="dxa"/>
+              <w:left w:w="70" w:type="dxa"/>
+              <w:bottom w:w="70" w:type="dxa"/>
+              <w:right w:w="70" w:type="dxa"/>
+            </w:tcMar>
+            <w:vAlign w:val="center"/>
+          </w:tcPr>
+          <w:p>
+            <w:pPr>
+              <w:spacing w:before="280" w:after="280"/>
+              <w:jc w:val="center"/>
+            </w:pPr>
+            <w:r>
+              <w:rPr>
+                <w:rFonts w:ascii="宋体" w:hAnsi="宋体" w:eastAsia="宋体"/>
+                <w:color w:val="6B7280"/>
+                <w:sz w:val="24"/>
+              </w:rPr>
+              <w:t>【运行界面截图占位】移动端讨论树视图</w:t>
+            </w:r>
+          </w:p>
+        </w:tc>
+      </w:tr>
+    </w:tbl>
+    <w:p>
+      <w:pPr>
+        <w:jc w:val="center"/>
+      </w:pPr>
+      <w:r>
+        <w:drawing>
+          <wp:inline xmlns:a="http://schemas.openxmlformats.org/drawingml/2006/main" xmlns:pic="http://schemas.openxmlformats.org/drawingml/2006/picture">
+            <wp:extent cx="5580000" cy="3348000"/>
+            <wp:docPr id="6" name="Picture 6"/>
+            <wp:cNvGraphicFramePr>
+              <a:graphicFrameLocks noChangeAspect="1"/>
+            </wp:cNvGraphicFramePr>
+            <a:graphic>
+              <a:graphicData uri="http://schemas.openxmlformats.org/drawingml/2006/picture">
+                <pic:pic>
+                  <pic:nvPicPr>
+                    <pic:cNvPr id="0" name="03_frontend_architecture.png"/>
+                    <pic:cNvPicPr/>
+                  </pic:nvPicPr>
+                  <pic:blipFill>
+                    <a:blip r:embed="rId15"/>
+                    <a:stretch>
+                      <a:fillRect/>
+                    </a:stretch>
+                  </pic:blipFill>
+                  <pic:spPr>
+                    <a:xfrm>
+                      <a:off x="0" y="0"/>
+                      <a:ext cx="5580000" cy="3348000"/>
+                    </a:xfrm>
+                    <a:prstGeom prst="rect"/>
+                  </pic:spPr>
+                </pic:pic>
+              </a:graphicData>
+            </a:graphic>
+          </wp:inline>
+        </w:drawing>
+      </w:r>
+    </w:p>
+    <w:p>
+      <w:pPr>
+        <w:jc w:val="center"/>
+      </w:pPr>
+      <w:r>
+        <w:t>图 6 前端模块结构与运行链路</w:t>
+      </w:r>
+    </w:p>
+    <w:p>
+      <w:pPr>
+        <w:pStyle w:val="Heading2"/>
+      </w:pPr>
+      <w:r>
+        <w:t>4.2 主要源代码截图（真实代码）</w:t>
+      </w:r>
+    </w:p>
+    <w:p>
+      <w:pPr>
+        <w:spacing w:line="324" w:lineRule="auto"/>
+        <w:ind w:firstLine="420"/>
+      </w:pPr>
+      <w:r>
+        <w:t>以下源代码截图取自本地仓库真实文件，覆盖统一响应、安全鉴权、RESTful 入口、图持久层 Cypher 与多环境配置等核心实现。</w:t>
+      </w:r>
+    </w:p>
+    <w:p>
+      <w:pPr>
+        <w:jc w:val="center"/>
+      </w:pPr>
+      <w:r>
+        <w:drawing>
+          <wp:inline xmlns:a="http://schemas.openxmlformats.org/drawingml/2006/main" xmlns:pic="http://schemas.openxmlformats.org/drawingml/2006/picture">
+            <wp:extent cx="5580000" cy="3298400"/>
+            <wp:docPr id="7" name="Picture 7"/>
+            <wp:cNvGraphicFramePr>
+              <a:graphicFrameLocks noChangeAspect="1"/>
+            </wp:cNvGraphicFramePr>
+            <a:graphic>
+              <a:graphicData uri="http://schemas.openxmlformats.org/drawingml/2006/picture">
+                <pic:pic>
+                  <pic:nvPicPr>
+                    <pic:cNvPr id="0" name="16_code_api_response.png"/>
+                    <pic:cNvPicPr/>
+                  </pic:nvPicPr>
+                  <pic:blipFill>
+                    <a:blip r:embed="rId16"/>
+                    <a:stretch>
+                      <a:fillRect/>
+                    </a:stretch>
+                  </pic:blipFill>
+                  <pic:spPr>
+                    <a:xfrm>
+                      <a:off x="0" y="0"/>
+                      <a:ext cx="5580000" cy="3298400"/>
+                    </a:xfrm>
+                    <a:prstGeom prst="rect"/>
+                  </pic:spPr>
+                </pic:pic>
+              </a:graphicData>
+            </a:graphic>
+          </wp:inline>
+        </w:drawing>
+      </w:r>
+    </w:p>
+    <w:p>
+      <w:pPr>
+        <w:jc w:val="center"/>
+      </w:pPr>
+      <w:r>
+        <w:t>图 7 统一响应封装 ApiResponse</w:t>
+      </w:r>
+    </w:p>
+    <w:p>
+      <w:pPr>
+        <w:jc w:val="center"/>
+      </w:pPr>
+      <w:r>
+        <w:drawing>
+          <wp:inline xmlns:a="http://schemas.openxmlformats.org/drawingml/2006/main" xmlns:pic="http://schemas.openxmlformats.org/drawingml/2006/picture">
+            <wp:extent cx="5580000" cy="3571200"/>
+            <wp:docPr id="8" name="Picture 8"/>
+            <wp:cNvGraphicFramePr>
+              <a:graphicFrameLocks noChangeAspect="1"/>
+            </wp:cNvGraphicFramePr>
+            <a:graphic>
+              <a:graphicData uri="http://schemas.openxmlformats.org/drawingml/2006/picture">
+                <pic:pic>
+                  <pic:nvPicPr>
+                    <pic:cNvPr id="0" name="17_code_security_config.png"/>
+                    <pic:cNvPicPr/>
+                  </pic:nvPicPr>
+                  <pic:blipFill>
+                    <a:blip r:embed="rId17"/>
+                    <a:stretch>
+                      <a:fillRect/>
+                    </a:stretch>
+                  </pic:blipFill>
+                  <pic:spPr>
+                    <a:xfrm>
+                      <a:off x="0" y="0"/>
+                      <a:ext cx="5580000" cy="3571200"/>
+                    </a:xfrm>
+                    <a:prstGeom prst="rect"/>
+                  </pic:spPr>
+                </pic:pic>
+              </a:graphicData>
+            </a:graphic>
+          </wp:inline>
+        </w:drawing>
+      </w:r>
+    </w:p>
+    <w:p>
+      <w:pPr>
+        <w:jc w:val="center"/>
+      </w:pPr>
+      <w:r>
+        <w:t>图 8 安全过滤链与角色鉴权 SecurityConfig</w:t>
+      </w:r>
+    </w:p>
+    <w:p>
+      <w:pPr>
+        <w:jc w:val="center"/>
+      </w:pPr>
+      <w:r>
+        <w:drawing>
+          <wp:inline xmlns:a="http://schemas.openxmlformats.org/drawingml/2006/main" xmlns:pic="http://schemas.openxmlformats.org/drawingml/2006/picture">
+            <wp:extent cx="5580000" cy="3844000"/>
+            <wp:docPr id="9" name="Picture 9"/>
+            <wp:cNvGraphicFramePr>
+              <a:graphicFrameLocks noChangeAspect="1"/>
+            </wp:cNvGraphicFramePr>
+            <a:graphic>
+              <a:graphicData uri="http://schemas.openxmlformats.org/drawingml/2006/picture">
+                <pic:pic>
+                  <pic:nvPicPr>
+                    <pic:cNvPr id="0" name="18_code_post_controller.png"/>
+                    <pic:cNvPicPr/>
+                  </pic:nvPicPr>
+                  <pic:blipFill>
+                    <a:blip r:embed="rId18"/>
+                    <a:stretch>
+                      <a:fillRect/>
+                    </a:stretch>
+                  </pic:blipFill>
+                  <pic:spPr>
+                    <a:xfrm>
+                      <a:off x="0" y="0"/>
+                      <a:ext cx="5580000" cy="3844000"/>
+                    </a:xfrm>
+                    <a:prstGeom prst="rect"/>
+                  </pic:spPr>
+                </pic:pic>
+              </a:graphicData>
+            </a:graphic>
+          </wp:inline>
+        </w:drawing>
+      </w:r>
+    </w:p>
+    <w:p>
+      <w:pPr>
+        <w:jc w:val="center"/>
+      </w:pPr>
+      <w:r>
+        <w:t>图 9 RESTful 发帖入口 PostController</w:t>
+      </w:r>
+    </w:p>
+    <w:p>
+      <w:pPr>
+        <w:jc w:val="center"/>
+      </w:pPr>
+      <w:r>
+        <w:drawing>
+          <wp:inline xmlns:a="http://schemas.openxmlformats.org/drawingml/2006/main" xmlns:pic="http://schemas.openxmlformats.org/drawingml/2006/picture">
+            <wp:extent cx="5580000" cy="2752800"/>
+            <wp:docPr id="10" name="Picture 10"/>
+            <wp:cNvGraphicFramePr>
+              <a:graphicFrameLocks noChangeAspect="1"/>
+            </wp:cNvGraphicFramePr>
+            <a:graphic>
+              <a:graphicData uri="http://schemas.openxmlformats.org/drawingml/2006/picture">
+                <pic:pic>
+                  <pic:nvPicPr>
+                    <pic:cNvPr id="0" name="19_code_repository_cypher.png"/>
+                    <pic:cNvPicPr/>
+                  </pic:nvPicPr>
+                  <pic:blipFill>
+                    <a:blip r:embed="rId19"/>
+                    <a:stretch>
+                      <a:fillRect/>
+                    </a:stretch>
+                  </pic:blipFill>
+                  <pic:spPr>
+                    <a:xfrm>
+                      <a:off x="0" y="0"/>
+                      <a:ext cx="5580000" cy="2752800"/>
+                    </a:xfrm>
+                    <a:prstGeom prst="rect"/>
+                  </pic:spPr>
+                </pic:pic>
+              </a:graphicData>
+            </a:graphic>
+          </wp:inline>
+        </w:drawing>
+      </w:r>
+    </w:p>
+    <w:p>
+      <w:pPr>
+        <w:jc w:val="center"/>
+      </w:pPr>
+      <w:r>
+        <w:t>图 10 图持久层 Cypher 查询 HumanPostRepository</w:t>
+      </w:r>
+    </w:p>
+    <w:p>
+      <w:pPr>
+        <w:jc w:val="center"/>
+      </w:pPr>
+      <w:r>
+        <w:drawing>
+          <wp:inline xmlns:a="http://schemas.openxmlformats.org/drawingml/2006/main" xmlns:pic="http://schemas.openxmlformats.org/drawingml/2006/picture">
+            <wp:extent cx="5580000" cy="3662133"/>
+            <wp:docPr id="11" name="Picture 11"/>
+            <wp:cNvGraphicFramePr>
+              <a:graphicFrameLocks noChangeAspect="1"/>
+            </wp:cNvGraphicFramePr>
+            <a:graphic>
+              <a:graphicData uri="http://schemas.openxmlformats.org/drawingml/2006/picture">
+                <pic:pic>
+                  <pic:nvPicPr>
+                    <pic:cNvPr id="0" name="20_code_application_yml.png"/>
+                    <pic:cNvPicPr/>
+                  </pic:nvPicPr>
+                  <pic:blipFill>
+                    <a:blip r:embed="rId20"/>
+                    <a:stretch>
+                      <a:fillRect/>
+                    </a:stretch>
+                  </pic:blipFill>
+                  <pic:spPr>
+                    <a:xfrm>
+                      <a:off x="0" y="0"/>
+                      <a:ext cx="5580000" cy="3662133"/>
+                    </a:xfrm>
+                    <a:prstGeom prst="rect"/>
+                  </pic:spPr>
+                </pic:pic>
+              </a:graphicData>
+            </a:graphic>
+          </wp:inline>
+        </w:drawing>
+      </w:r>
+    </w:p>
+    <w:p>
+      <w:pPr>
+        <w:jc w:val="center"/>
+      </w:pPr>
+      <w:r>
+        <w:t>图 11 多环境核心配置 application.yml</w:t>
+      </w:r>
+    </w:p>
+    <w:p>
+      <w:pPr>
+        <w:pStyle w:val="Heading1"/>
+      </w:pPr>
+      <w:r>
+        <w:t>五、课程知识点对应与评分标准自查</w:t>
+      </w:r>
+    </w:p>
+    <w:tbl>
+      <w:tblPr>
+        <w:tblStyle w:val="TableGrid"/>
+        <w:tblW w:type="auto" w:w="0"/>
+        <w:jc w:val="center"/>
+        <w:tblLook w:firstColumn="1" w:firstRow="1" w:lastColumn="0" w:lastRow="0" w:noHBand="0" w:noVBand="1" w:val="04A0"/>
+      </w:tblPr>
+      <w:tblGrid>
+        <w:gridCol w:w="4646"/>
+        <w:gridCol w:w="4646"/>
+      </w:tblGrid>
+      <w:tr>
+        <w:tc>
+          <w:tcPr>
+            <w:tcW w:type="dxa" w:w="4646"/>
+            <w:vAlign w:val="center"/>
+          </w:tcPr>
+          <w:p>
+            <w:r/>
+            <w:r>
+              <w:rPr>
+                <w:rFonts w:ascii="宋体" w:hAnsi="宋体" w:eastAsia="宋体"/>
+                <w:b/>
+                <w:sz w:val="24"/>
+              </w:rPr>
+              <w:t>考查方案评分项</w:t>
+            </w:r>
+          </w:p>
+        </w:tc>
+        <w:tc>
+          <w:tcPr>
+            <w:tcW w:type="dxa" w:w="4646"/>
+            <w:vAlign w:val="center"/>
+          </w:tcPr>
+          <w:p>
+            <w:r/>
+            <w:r>
+              <w:rPr>
+                <w:rFonts w:ascii="宋体" w:hAnsi="宋体" w:eastAsia="宋体"/>
+                <w:b/>
+                <w:sz w:val="24"/>
+              </w:rPr>
+              <w:t>项目对应情况</w:t>
+            </w:r>
+          </w:p>
+        </w:tc>
+      </w:tr>
+      <w:tr>
+        <w:tc>
+          <w:tcPr>
+            <w:tcW w:type="dxa" w:w="4646"/>
+            <w:vAlign w:val="center"/>
+          </w:tcPr>
+          <w:p>
+            <w:r/>
+            <w:r>
+              <w:rPr>
+                <w:rFonts w:ascii="宋体" w:hAnsi="宋体" w:eastAsia="宋体"/>
+                <w:b w:val="0"/>
+                <w:sz w:val="24"/>
+              </w:rPr>
+              <w:t>文件齐全、命名规范</w:t>
+            </w:r>
+          </w:p>
+        </w:tc>
+        <w:tc>
+          <w:tcPr>
+            <w:tcW w:type="dxa" w:w="4646"/>
+            <w:vAlign w:val="center"/>
+          </w:tcPr>
+          <w:p>
+            <w:r/>
+            <w:r>
+              <w:rPr>
+                <w:rFonts w:ascii="宋体" w:hAnsi="宋体" w:eastAsia="宋体"/>
+                <w:b w:val="0"/>
+                <w:sz w:val="24"/>
+              </w:rPr>
+              <w:t>后端/前端/Docker/文档/测试/脚本齐全，目录按领域与层次拆分</w:t>
+            </w:r>
+          </w:p>
+        </w:tc>
+      </w:tr>
+      <w:tr>
+        <w:tc>
+          <w:tcPr>
+            <w:tcW w:type="dxa" w:w="4646"/>
+            <w:vAlign w:val="center"/>
+          </w:tcPr>
+          <w:p>
+            <w:r/>
+            <w:r>
+              <w:rPr>
+                <w:rFonts w:ascii="宋体" w:hAnsi="宋体" w:eastAsia="宋体"/>
+                <w:b w:val="0"/>
+                <w:sz w:val="24"/>
+              </w:rPr>
+              <w:t>数据库设计</w:t>
+            </w:r>
+          </w:p>
+        </w:tc>
+        <w:tc>
+          <w:tcPr>
+            <w:tcW w:type="dxa" w:w="4646"/>
+            <w:vAlign w:val="center"/>
+          </w:tcPr>
+          <w:p>
+            <w:r/>
+            <w:r>
+              <w:rPr>
+                <w:rFonts w:ascii="宋体" w:hAnsi="宋体" w:eastAsia="宋体"/>
+                <w:b w:val="0"/>
+                <w:sz w:val="24"/>
+              </w:rPr>
+              <w:t>Neo4j 图模型：节点字典、关系字典、约束、索引、初始化逻辑</w:t>
+            </w:r>
+          </w:p>
+        </w:tc>
+      </w:tr>
+      <w:tr>
+        <w:tc>
+          <w:tcPr>
+            <w:tcW w:type="dxa" w:w="4646"/>
+            <w:vAlign w:val="center"/>
+          </w:tcPr>
+          <w:p>
+            <w:r/>
+            <w:r>
+              <w:rPr>
+                <w:rFonts w:ascii="宋体" w:hAnsi="宋体" w:eastAsia="宋体"/>
+                <w:b w:val="0"/>
+                <w:sz w:val="24"/>
+              </w:rPr>
+              <w:t>用户登录 / 退出</w:t>
+            </w:r>
+          </w:p>
+        </w:tc>
+        <w:tc>
+          <w:tcPr>
+            <w:tcW w:type="dxa" w:w="4646"/>
+            <w:vAlign w:val="center"/>
+          </w:tcPr>
+          <w:p>
+            <w:r/>
+            <w:r>
+              <w:rPr>
+                <w:rFonts w:ascii="宋体" w:hAnsi="宋体" w:eastAsia="宋体"/>
+                <w:b w:val="0"/>
+                <w:sz w:val="24"/>
+              </w:rPr>
+              <w:t>注册、登录、刷新、退出、JWT 校验、BCrypt 加密</w:t>
+            </w:r>
+          </w:p>
+        </w:tc>
+      </w:tr>
+      <w:tr>
+        <w:tc>
+          <w:tcPr>
+            <w:tcW w:type="dxa" w:w="4646"/>
+            <w:vAlign w:val="center"/>
+          </w:tcPr>
+          <w:p>
+            <w:r/>
+            <w:r>
+              <w:rPr>
+                <w:rFonts w:ascii="宋体" w:hAnsi="宋体" w:eastAsia="宋体"/>
+                <w:b w:val="0"/>
+                <w:sz w:val="24"/>
+              </w:rPr>
+              <w:t>权限管理 / 会话</w:t>
+            </w:r>
+          </w:p>
+        </w:tc>
+        <w:tc>
+          <w:tcPr>
+            <w:tcW w:type="dxa" w:w="4646"/>
+            <w:vAlign w:val="center"/>
+          </w:tcPr>
+          <w:p>
+            <w:r/>
+            <w:r>
+              <w:rPr>
+                <w:rFonts w:ascii="宋体" w:hAnsi="宋体" w:eastAsia="宋体"/>
+                <w:b w:val="0"/>
+                <w:sz w:val="24"/>
+              </w:rPr>
+              <w:t>Spring Security 角色控制 + Redis 管理 refresh/黑名单/在线状态</w:t>
+            </w:r>
+          </w:p>
+        </w:tc>
+      </w:tr>
+      <w:tr>
+        <w:tc>
+          <w:tcPr>
+            <w:tcW w:type="dxa" w:w="4646"/>
+            <w:vAlign w:val="center"/>
+          </w:tcPr>
+          <w:p>
+            <w:r/>
+            <w:r>
+              <w:rPr>
+                <w:rFonts w:ascii="宋体" w:hAnsi="宋体" w:eastAsia="宋体"/>
+                <w:b w:val="0"/>
+                <w:sz w:val="24"/>
+              </w:rPr>
+              <w:t>列表 / 条件 / 分页查询</w:t>
+            </w:r>
+          </w:p>
+        </w:tc>
+        <w:tc>
+          <w:tcPr>
+            <w:tcW w:type="dxa" w:w="4646"/>
+            <w:vAlign w:val="center"/>
+          </w:tcPr>
+          <w:p>
+            <w:r/>
+            <w:r>
+              <w:rPr>
+                <w:rFonts w:ascii="宋体" w:hAnsi="宋体" w:eastAsia="宋体"/>
+                <w:b w:val="0"/>
+                <w:sz w:val="24"/>
+              </w:rPr>
+              <w:t>feed、关注/屏蔽/审计/根话题列表；谱系/溯源等条件查询；PagingParams 分页</w:t>
+            </w:r>
+          </w:p>
+        </w:tc>
+      </w:tr>
+      <w:tr>
+        <w:tc>
+          <w:tcPr>
+            <w:tcW w:type="dxa" w:w="4646"/>
+            <w:vAlign w:val="center"/>
+          </w:tcPr>
+          <w:p>
+            <w:r/>
+            <w:r>
+              <w:rPr>
+                <w:rFonts w:ascii="宋体" w:hAnsi="宋体" w:eastAsia="宋体"/>
+                <w:b w:val="0"/>
+                <w:sz w:val="24"/>
+              </w:rPr>
+              <w:t>增加 / 删除 / 修改</w:t>
+            </w:r>
+          </w:p>
+        </w:tc>
+        <w:tc>
+          <w:tcPr>
+            <w:tcW w:type="dxa" w:w="4646"/>
+            <w:vAlign w:val="center"/>
+          </w:tcPr>
+          <w:p>
+            <w:r/>
+            <w:r>
+              <w:rPr>
+                <w:rFonts w:ascii="宋体" w:hAnsi="宋体" w:eastAsia="宋体"/>
+                <w:b w:val="0"/>
+                <w:sz w:val="24"/>
+              </w:rPr>
+              <w:t>发帖、建关联、关注、屏蔽、偏好、头像上传 / 删关联、取关、删头像、回滚 / 资料更新、状态变更</w:t>
+            </w:r>
+          </w:p>
+        </w:tc>
+      </w:tr>
+      <w:tr>
+        <w:tc>
+          <w:tcPr>
+            <w:tcW w:type="dxa" w:w="4646"/>
+            <w:vAlign w:val="center"/>
+          </w:tcPr>
+          <w:p>
+            <w:r/>
+            <w:r>
+              <w:rPr>
+                <w:rFonts w:ascii="宋体" w:hAnsi="宋体" w:eastAsia="宋体"/>
+                <w:b w:val="0"/>
+                <w:sz w:val="24"/>
+              </w:rPr>
+              <w:t>模板下载 / Excel 导入导出</w:t>
+            </w:r>
+          </w:p>
+        </w:tc>
+        <w:tc>
+          <w:tcPr>
+            <w:tcW w:type="dxa" w:w="4646"/>
+            <w:vAlign w:val="center"/>
+          </w:tcPr>
+          <w:p>
+            <w:r/>
+            <w:r>
+              <w:rPr>
+                <w:rFonts w:ascii="宋体" w:hAnsi="宋体" w:eastAsia="宋体"/>
+                <w:b w:val="0"/>
+                <w:sz w:val="24"/>
+              </w:rPr>
+              <w:t>未实现（项目非表格数据管理，业务不需要）</w:t>
+            </w:r>
+          </w:p>
+        </w:tc>
+      </w:tr>
+      <w:tr>
+        <w:tc>
+          <w:tcPr>
+            <w:tcW w:type="dxa" w:w="4646"/>
+            <w:vAlign w:val="center"/>
+          </w:tcPr>
+          <w:p>
+            <w:r/>
+            <w:r>
+              <w:rPr>
+                <w:rFonts w:ascii="宋体" w:hAnsi="宋体" w:eastAsia="宋体"/>
+                <w:b w:val="0"/>
+                <w:sz w:val="24"/>
+              </w:rPr>
+              <w:t>实训报告</w:t>
+            </w:r>
+          </w:p>
+        </w:tc>
+        <w:tc>
+          <w:tcPr>
+            <w:tcW w:type="dxa" w:w="4646"/>
+            <w:vAlign w:val="center"/>
+          </w:tcPr>
+          <w:p>
+            <w:r/>
+            <w:r>
+              <w:rPr>
+                <w:rFonts w:ascii="宋体" w:hAnsi="宋体" w:eastAsia="宋体"/>
+                <w:b w:val="0"/>
+                <w:sz w:val="24"/>
+              </w:rPr>
+              <w:t>覆盖功能框架、数据字典、详细设计、界面与源代码、部署测试与总结</w:t>
+            </w:r>
+          </w:p>
+        </w:tc>
+      </w:tr>
+    </w:tbl>
+    <w:p>
+      <w:pPr>
+        <w:pStyle w:val="Heading1"/>
+      </w:pPr>
+      <w:r>
+        <w:t>六、超出考查方案的工程能力</w:t>
+      </w:r>
+    </w:p>
+    <w:p>
+      <w:pPr>
+        <w:pStyle w:val="ListBullet"/>
+      </w:pPr>
+      <w:r>
+        <w:t>图数据库建模与不可变 DAG 设计：通过新增节点与关系边保存历史，避免覆盖旧数据。</w:t>
+      </w:r>
+    </w:p>
+    <w:p>
+      <w:pPr>
+        <w:pStyle w:val="ListBullet"/>
+      </w:pPr>
+      <w:r>
+        <w:t>异步消息架构：RabbitMQ 解耦 HTTP 请求与高成本后台处理，配置 confirm、return、重试、死信队列。</w:t>
+      </w:r>
+    </w:p>
+    <w:p>
+      <w:pPr>
+        <w:pStyle w:val="ListBullet"/>
+      </w:pPr>
+      <w:r>
+        <w:t>实时推送：SSE 将后端编排状态与图谱增量实时推送给前端。</w:t>
+      </w:r>
+    </w:p>
+    <w:p>
+      <w:pPr>
+        <w:pStyle w:val="ListBullet"/>
+      </w:pPr>
+      <w:r>
+        <w:t>AI 编排：LangChain4j 与 LangGraph4j 组合实现向量召回、规则预过滤、LLM 裁决与反思校验。</w:t>
+      </w:r>
+    </w:p>
+    <w:p>
+      <w:pPr>
+        <w:pStyle w:val="ListBullet"/>
+      </w:pPr>
+      <w:r>
+        <w:t>可观测性：Actuator、Micrometer、Prometheus、Grafana 监控健康、AI 成本、延迟与后台任务。</w:t>
+      </w:r>
+    </w:p>
+    <w:p>
+      <w:pPr>
+        <w:pStyle w:val="ListBullet"/>
+      </w:pPr>
+      <w:r>
+        <w:t>前后端分离：React + TypeScript + Zustand + React Flow 实现图谱工作台与移动端讨论树。</w:t>
+      </w:r>
+    </w:p>
+    <w:p>
+      <w:pPr>
+        <w:pStyle w:val="ListBullet"/>
+      </w:pPr>
+      <w:r>
+        <w:t>自动化测试：后端 92 个测试文件 + 前端 Vitest；Docker Compose 管理 Neo4j/RabbitMQ/Redis 等依赖。</w:t>
+      </w:r>
+    </w:p>
+    <w:p>
+      <w:pPr>
+        <w:pStyle w:val="Heading1"/>
+      </w:pPr>
+      <w:r>
+        <w:t>七、部署、运行与测试</w:t>
       </w:r>
     </w:p>
     <w:p>
@@ -1068,13 +3471,13 @@
         <w:tblLook w:firstColumn="1" w:firstRow="1" w:lastColumn="0" w:lastRow="0" w:noHBand="0" w:noVBand="1" w:val="04A0"/>
       </w:tblPr>
       <w:tblGrid>
-        <w:gridCol w:w="4759"/>
-        <w:gridCol w:w="4759"/>
+        <w:gridCol w:w="4646"/>
+        <w:gridCol w:w="4646"/>
       </w:tblGrid>
       <w:tr>
         <w:tc>
           <w:tcPr>
-            <w:tcW w:type="dxa" w:w="4759"/>
+            <w:tcW w:type="dxa" w:w="4646"/>
             <w:vAlign w:val="center"/>
           </w:tcPr>
           <w:p>
@@ -1083,7 +3486,7 @@
               <w:rPr>
                 <w:rFonts w:ascii="宋体" w:hAnsi="宋体" w:eastAsia="宋体"/>
                 <w:b/>
-                <w:sz w:val="21"/>
+                <w:sz w:val="24"/>
               </w:rPr>
               <w:t>步骤</w:t>
             </w:r>
@@ -1091,7 +3494,7 @@
         </w:tc>
         <w:tc>
           <w:tcPr>
-            <w:tcW w:type="dxa" w:w="4759"/>
+            <w:tcW w:type="dxa" w:w="4646"/>
             <w:vAlign w:val="center"/>
           </w:tcPr>
           <w:p>
@@ -1100,7 +3503,7 @@
               <w:rPr>
                 <w:rFonts w:ascii="宋体" w:hAnsi="宋体" w:eastAsia="宋体"/>
                 <w:b/>
-                <w:sz w:val="21"/>
+                <w:sz w:val="24"/>
               </w:rPr>
               <w:t>命令</w:t>
             </w:r>
@@ -1110,7 +3513,7 @@
       <w:tr>
         <w:tc>
           <w:tcPr>
-            <w:tcW w:type="dxa" w:w="4759"/>
+            <w:tcW w:type="dxa" w:w="4646"/>
             <w:vAlign w:val="center"/>
           </w:tcPr>
           <w:p>
@@ -1119,7 +3522,7 @@
               <w:rPr>
                 <w:rFonts w:ascii="宋体" w:hAnsi="宋体" w:eastAsia="宋体"/>
                 <w:b w:val="0"/>
-                <w:sz w:val="21"/>
+                <w:sz w:val="24"/>
               </w:rPr>
               <w:t>启动基础设施</w:t>
             </w:r>
@@ -1127,7 +3530,7 @@
         </w:tc>
         <w:tc>
           <w:tcPr>
-            <w:tcW w:type="dxa" w:w="4759"/>
+            <w:tcW w:type="dxa" w:w="4646"/>
             <w:vAlign w:val="center"/>
           </w:tcPr>
           <w:p>
@@ -1136,7 +3539,7 @@
               <w:rPr>
                 <w:rFonts w:ascii="宋体" w:hAnsi="宋体" w:eastAsia="宋体"/>
                 <w:b w:val="0"/>
-                <w:sz w:val="21"/>
+                <w:sz w:val="24"/>
               </w:rPr>
               <w:t>docker compose up -d neo4j rabbitmq redis</w:t>
             </w:r>
@@ -1146,7 +3549,7 @@
       <w:tr>
         <w:tc>
           <w:tcPr>
-            <w:tcW w:type="dxa" w:w="4759"/>
+            <w:tcW w:type="dxa" w:w="4646"/>
             <w:vAlign w:val="center"/>
           </w:tcPr>
           <w:p>
@@ -1155,7 +3558,7 @@
               <w:rPr>
                 <w:rFonts w:ascii="宋体" w:hAnsi="宋体" w:eastAsia="宋体"/>
                 <w:b w:val="0"/>
-                <w:sz w:val="21"/>
+                <w:sz w:val="24"/>
               </w:rPr>
               <w:t>设置模型密钥</w:t>
             </w:r>
@@ -1163,7 +3566,7 @@
         </w:tc>
         <w:tc>
           <w:tcPr>
-            <w:tcW w:type="dxa" w:w="4759"/>
+            <w:tcW w:type="dxa" w:w="4646"/>
             <w:vAlign w:val="center"/>
           </w:tcPr>
           <w:p>
@@ -1172,7 +3575,7 @@
               <w:rPr>
                 <w:rFonts w:ascii="宋体" w:hAnsi="宋体" w:eastAsia="宋体"/>
                 <w:b w:val="0"/>
-                <w:sz w:val="21"/>
+                <w:sz w:val="24"/>
               </w:rPr>
               <w:t>export DASHSCOPE_API_KEY=your_api_key_here</w:t>
             </w:r>
@@ -1182,7 +3585,7 @@
       <w:tr>
         <w:tc>
           <w:tcPr>
-            <w:tcW w:type="dxa" w:w="4759"/>
+            <w:tcW w:type="dxa" w:w="4646"/>
             <w:vAlign w:val="center"/>
           </w:tcPr>
           <w:p>
@@ -1191,7 +3594,7 @@
               <w:rPr>
                 <w:rFonts w:ascii="宋体" w:hAnsi="宋体" w:eastAsia="宋体"/>
                 <w:b w:val="0"/>
-                <w:sz w:val="21"/>
+                <w:sz w:val="24"/>
               </w:rPr>
               <w:t>启动后端</w:t>
             </w:r>
@@ -1199,7 +3602,7 @@
         </w:tc>
         <w:tc>
           <w:tcPr>
-            <w:tcW w:type="dxa" w:w="4759"/>
+            <w:tcW w:type="dxa" w:w="4646"/>
             <w:vAlign w:val="center"/>
           </w:tcPr>
           <w:p>
@@ -1208,7 +3611,7 @@
               <w:rPr>
                 <w:rFonts w:ascii="宋体" w:hAnsi="宋体" w:eastAsia="宋体"/>
                 <w:b w:val="0"/>
-                <w:sz w:val="21"/>
+                <w:sz w:val="24"/>
               </w:rPr>
               <w:t>mvn spring-boot:run</w:t>
             </w:r>
@@ -1218,7 +3621,7 @@
       <w:tr>
         <w:tc>
           <w:tcPr>
-            <w:tcW w:type="dxa" w:w="4759"/>
+            <w:tcW w:type="dxa" w:w="4646"/>
             <w:vAlign w:val="center"/>
           </w:tcPr>
           <w:p>
@@ -1227,7 +3630,7 @@
               <w:rPr>
                 <w:rFonts w:ascii="宋体" w:hAnsi="宋体" w:eastAsia="宋体"/>
                 <w:b w:val="0"/>
-                <w:sz w:val="21"/>
+                <w:sz w:val="24"/>
               </w:rPr>
               <w:t>启动前端</w:t>
             </w:r>
@@ -1235,7 +3638,7 @@
         </w:tc>
         <w:tc>
           <w:tcPr>
-            <w:tcW w:type="dxa" w:w="4759"/>
+            <w:tcW w:type="dxa" w:w="4646"/>
             <w:vAlign w:val="center"/>
           </w:tcPr>
           <w:p>
@@ -1244,9 +3647,45 @@
               <w:rPr>
                 <w:rFonts w:ascii="宋体" w:hAnsi="宋体" w:eastAsia="宋体"/>
                 <w:b w:val="0"/>
-                <w:sz w:val="21"/>
+                <w:sz w:val="24"/>
               </w:rPr>
               <w:t>cd frontend &amp;&amp; npm install &amp;&amp; npm run dev</w:t>
+            </w:r>
+          </w:p>
+        </w:tc>
+      </w:tr>
+      <w:tr>
+        <w:tc>
+          <w:tcPr>
+            <w:tcW w:type="dxa" w:w="4646"/>
+            <w:vAlign w:val="center"/>
+          </w:tcPr>
+          <w:p>
+            <w:r/>
+            <w:r>
+              <w:rPr>
+                <w:rFonts w:ascii="宋体" w:hAnsi="宋体" w:eastAsia="宋体"/>
+                <w:b w:val="0"/>
+                <w:sz w:val="24"/>
+              </w:rPr>
+              <w:t>打包部署</w:t>
+            </w:r>
+          </w:p>
+        </w:tc>
+        <w:tc>
+          <w:tcPr>
+            <w:tcW w:type="dxa" w:w="4646"/>
+            <w:vAlign w:val="center"/>
+          </w:tcPr>
+          <w:p>
+            <w:r/>
+            <w:r>
+              <w:rPr>
+                <w:rFonts w:ascii="宋体" w:hAnsi="宋体" w:eastAsia="宋体"/>
+                <w:b w:val="0"/>
+                <w:sz w:val="24"/>
+              </w:rPr>
+              <w:t>mvn clean package &amp;&amp; java -jar target/RhizoDelta-1.0-SNAPSHOT.jar</w:t>
             </w:r>
           </w:p>
         </w:tc>
@@ -1254,10 +3693,19 @@
     </w:tbl>
     <w:p>
       <w:pPr>
+        <w:spacing w:line="324" w:lineRule="auto"/>
+        <w:ind w:firstLine="420"/>
+      </w:pPr>
+      <w:r>
+        <w:t>后端测试使用 JUnit 5、Spring Boot Test 和 Testcontainers，命令为 mvn test -Dspring.profiles.active=test；前端使用 npm run build 与 npx vitest。测试覆盖认证与 JWT、发帖异步管线、决策与回滚、图查询、SSE 事件、用户画像、偏好聚合、AI 路由与数据库初始化等模块。</w:t>
+      </w:r>
+    </w:p>
+    <w:p>
+      <w:pPr>
         <w:pStyle w:val="Heading1"/>
       </w:pPr>
       <w:r>
-        <w:t>八、测试与质量保障</w:t>
+        <w:t>八、总结</w:t>
       </w:r>
     </w:p>
     <w:p>
@@ -1266,30 +3714,50 @@
         <w:ind w:firstLine="420"/>
       </w:pPr>
       <w:r>
-        <w:t>后端测试使用 JUnit 5、Spring Boot Test 和 Testcontainers。当前仓库包含 92 个 Java 测试文件，覆盖认证、发帖、决策、图查询、SSE、用户画像、偏好聚合、AI 路由、数据库初始化等模块。常用验证命令为 mvn test -Dspring.profiles.active=test。</w:t>
+        <w:t>RhizoDelta 从 JavaEE 企业级 Web 应用的角度覆盖了 Spring Boot、Maven、多环境配置、RESTful API、统一响应、Service 分层、事务、异常处理、安全认证、Redis、RabbitMQ、文件上传、测试与部署等课程知识点；并以 Neo4j 图数据库、前后端分离、SSE 实时推送、AI 编排与可观测体系体现了更复杂企业级系统的架构设计与工程质量保障能力。项目与模板的技术路线差异源于主题超出了“单表信息管理系统”的范围，而非缺少基础能力。</w:t>
+      </w:r>
+    </w:p>
+    <w:p/>
+    <w:p>
+      <w:pPr>
+        <w:spacing w:after="200"/>
+      </w:pPr>
+      <w:r>
+        <w:rPr>
+          <w:rFonts w:ascii="宋体" w:hAnsi="宋体" w:eastAsia="宋体"/>
+          <w:sz w:val="24"/>
+        </w:rPr>
+        <w:t>学生签名：____________________</w:t>
       </w:r>
     </w:p>
     <w:p>
       <w:pPr>
-        <w:pStyle w:val="Heading1"/>
+        <w:spacing w:after="200"/>
       </w:pPr>
       <w:r>
-        <w:t>九、总结</w:t>
+        <w:rPr>
+          <w:rFonts w:ascii="宋体" w:hAnsi="宋体" w:eastAsia="宋体"/>
+          <w:sz w:val="24"/>
+        </w:rPr>
+        <w:t>指导教师签字（签章）：____________________</w:t>
       </w:r>
     </w:p>
     <w:p>
       <w:pPr>
-        <w:spacing w:line="324" w:lineRule="auto"/>
-        <w:ind w:firstLine="420"/>
+        <w:spacing w:after="200"/>
       </w:pPr>
       <w:r>
-        <w:t>本项目从 JavaEE 企业级 Web 应用的角度，体现了分层架构、REST API、Spring Security 鉴权、异步消息、图数据库建模、实时事件推送、自动化测试和可观测性等综合能力。项目难点不在单表 CRUD，而在如何把非线性讨论、不可变历史、AI 编排和前端实时反馈组合成一个可运行的工程系统。</w:t>
+        <w:rPr>
+          <w:rFonts w:ascii="宋体" w:hAnsi="宋体" w:eastAsia="宋体"/>
+          <w:sz w:val="24"/>
+        </w:rPr>
+        <w:t>日　　期：2026 年 6 月 26 日</w:t>
       </w:r>
     </w:p>
     <w:sectPr>
-      <w:footerReference w:type="default" r:id="rId12"/>
+      <w:footerReference w:type="default" r:id="rId9"/>
       <w:pgSz w:w="12240" w:h="15840"/>
-      <w:pgMar w:top="1361" w:right="1361" w:bottom="1247" w:left="1361" w:header="720" w:footer="720" w:gutter="0"/>
+      <w:pgMar w:top="1361" w:right="1474" w:bottom="1247" w:left="1474" w:header="720" w:footer="720" w:gutter="0"/>
       <w:cols w:space="720"/>
       <w:docGrid w:linePitch="360"/>
     </w:sectPr>
@@ -1678,7 +4146,7 @@
     <w:rsid w:val="00FC693F"/>
     <w:rPr>
       <w:rFonts w:ascii="宋体" w:hAnsi="宋体" w:eastAsia="宋体"/>
-      <w:sz w:val="21"/>
+      <w:sz w:val="24"/>
     </w:rPr>
   </w:style>
   <w:style w:type="paragraph" w:styleId="Header">

--- a/javaee-web-app/JavaEE企业级Web应用开发实战期末课程设计报告.docx
+++ b/javaee-web-app/JavaEE企业级Web应用开发实战期末课程设计报告.docx
@@ -3,9 +3,12 @@
 <w:document xmlns:wpc="http://schemas.microsoft.com/office/word/2010/wordprocessingCanvas" xmlns:mo="http://schemas.microsoft.com/office/mac/office/2008/main" xmlns:mc="http://schemas.openxmlformats.org/markup-compatibility/2006" xmlns:mv="urn:schemas-microsoft-com:mac:vml" xmlns:o="urn:schemas-microsoft-com:office:office" xmlns:r="http://schemas.openxmlformats.org/officeDocument/2006/relationships" xmlns:m="http://schemas.openxmlformats.org/officeDocument/2006/math" xmlns:v="urn:schemas-microsoft-com:vml" xmlns:wp14="http://schemas.microsoft.com/office/word/2010/wordprocessingDrawing" xmlns:wp="http://schemas.openxmlformats.org/drawingml/2006/wordprocessingDrawing" xmlns:w10="urn:schemas-microsoft-com:office:word" xmlns:w="http://schemas.openxmlformats.org/wordprocessingml/2006/main" xmlns:w14="http://schemas.microsoft.com/office/word/2010/wordml" xmlns:wpg="http://schemas.microsoft.com/office/word/2010/wordprocessingGroup" xmlns:wpi="http://schemas.microsoft.com/office/word/2010/wordprocessingInk" xmlns:wne="http://schemas.microsoft.com/office/word/2006/wordml" xmlns:wps="http://schemas.microsoft.com/office/word/2010/wordprocessingShape" mc:Ignorable="w14 wp14">
   <w:body>
     <w:p/>
+    <w:p/>
+    <w:p/>
+    <w:p/>
     <w:p>
       <w:pPr>
-        <w:spacing w:after="240"/>
+        <w:spacing w:after="360"/>
         <w:jc w:val="center"/>
       </w:pPr>
       <w:r>
@@ -18,24 +21,9 @@
       </w:r>
     </w:p>
     <w:p/>
-    <w:p/>
     <w:p>
       <w:pPr>
-        <w:spacing w:after="320"/>
-        <w:jc w:val="center"/>
-      </w:pPr>
-      <w:r>
-        <w:rPr>
-          <w:rFonts w:ascii="黑体" w:hAnsi="黑体" w:eastAsia="黑体"/>
-          <w:b/>
-          <w:sz w:val="56"/>
-        </w:rPr>
-        <w:t>期  末  考  查  报  告</w:t>
-      </w:r>
-    </w:p>
-    <w:p>
-      <w:pPr>
-        <w:spacing w:after="800"/>
+        <w:spacing w:after="0"/>
         <w:jc w:val="center"/>
       </w:pPr>
       <w:r>
@@ -44,175 +32,125 @@
           <w:b w:val="0"/>
           <w:sz w:val="36"/>
         </w:rPr>
-        <w:t>（《JavaEE 企业级 Web 应用开发实战》）</w:t>
+        <w:t>期 末 考 查</w:t>
       </w:r>
     </w:p>
     <w:p>
       <w:pPr>
-        <w:spacing w:after="200"/>
-        <w:ind w:left="2608"/>
-      </w:pPr>
-      <w:r>
-        <w:rPr>
-          <w:rFonts w:ascii="宋体" w:hAnsi="宋体" w:eastAsia="宋体"/>
-          <w:sz w:val="28"/>
-        </w:rPr>
-        <w:t xml:space="preserve">姓    名： </w:t>
-      </w:r>
-      <w:r>
-        <w:rPr>
-          <w:rFonts w:ascii="宋体" w:hAnsi="宋体" w:eastAsia="宋体"/>
-          <w:sz w:val="28"/>
-          <w:u w:val="single"/>
-        </w:rPr>
-        <w:t>刘小麟</w:t>
-      </w:r>
-    </w:p>
-    <w:p>
-      <w:pPr>
-        <w:spacing w:after="200"/>
-        <w:ind w:left="2608"/>
-      </w:pPr>
-      <w:r>
-        <w:rPr>
-          <w:rFonts w:ascii="宋体" w:hAnsi="宋体" w:eastAsia="宋体"/>
-          <w:sz w:val="28"/>
-        </w:rPr>
-        <w:t xml:space="preserve">学    号： </w:t>
-      </w:r>
-      <w:r>
-        <w:rPr>
-          <w:rFonts w:ascii="宋体" w:hAnsi="宋体" w:eastAsia="宋体"/>
-          <w:sz w:val="28"/>
-          <w:u w:val="single"/>
-        </w:rPr>
-        <w:t>2052442135</w:t>
-      </w:r>
-    </w:p>
-    <w:p>
-      <w:pPr>
-        <w:spacing w:after="200"/>
-        <w:ind w:left="2608"/>
-      </w:pPr>
-      <w:r>
-        <w:rPr>
-          <w:rFonts w:ascii="宋体" w:hAnsi="宋体" w:eastAsia="宋体"/>
-          <w:sz w:val="28"/>
-        </w:rPr>
-        <w:t xml:space="preserve">系    别： </w:t>
-      </w:r>
-      <w:r>
-        <w:rPr>
-          <w:rFonts w:ascii="宋体" w:hAnsi="宋体" w:eastAsia="宋体"/>
-          <w:sz w:val="28"/>
-          <w:u w:val="single"/>
-        </w:rPr>
-        <w:t>信息工程学院</w:t>
-      </w:r>
-    </w:p>
-    <w:p>
-      <w:pPr>
-        <w:spacing w:after="200"/>
-        <w:ind w:left="2608"/>
-      </w:pPr>
-      <w:r>
-        <w:rPr>
-          <w:rFonts w:ascii="宋体" w:hAnsi="宋体" w:eastAsia="宋体"/>
-          <w:sz w:val="28"/>
-        </w:rPr>
-        <w:t xml:space="preserve">专    业： </w:t>
-      </w:r>
-      <w:r>
-        <w:rPr>
-          <w:rFonts w:ascii="宋体" w:hAnsi="宋体" w:eastAsia="宋体"/>
-          <w:sz w:val="28"/>
-          <w:u w:val="single"/>
-        </w:rPr>
-        <w:t>软件技术</w:t>
-      </w:r>
-    </w:p>
-    <w:p>
-      <w:pPr>
-        <w:spacing w:after="200"/>
-        <w:ind w:left="2608"/>
-      </w:pPr>
-      <w:r>
-        <w:rPr>
-          <w:rFonts w:ascii="宋体" w:hAnsi="宋体" w:eastAsia="宋体"/>
-          <w:sz w:val="28"/>
-        </w:rPr>
-        <w:t xml:space="preserve">年    级： </w:t>
-      </w:r>
-      <w:r>
-        <w:rPr>
-          <w:rFonts w:ascii="宋体" w:hAnsi="宋体" w:eastAsia="宋体"/>
-          <w:sz w:val="28"/>
-          <w:u w:val="single"/>
-        </w:rPr>
-        <w:t>2024 级</w:t>
-      </w:r>
-    </w:p>
-    <w:p>
-      <w:pPr>
-        <w:spacing w:after="200"/>
-        <w:ind w:left="2608"/>
-      </w:pPr>
-      <w:r>
-        <w:rPr>
-          <w:rFonts w:ascii="宋体" w:hAnsi="宋体" w:eastAsia="宋体"/>
-          <w:sz w:val="28"/>
-        </w:rPr>
-        <w:t xml:space="preserve">班    级： </w:t>
-      </w:r>
-      <w:r>
-        <w:rPr>
-          <w:rFonts w:ascii="宋体" w:hAnsi="宋体" w:eastAsia="宋体"/>
-          <w:sz w:val="28"/>
-          <w:u w:val="single"/>
-        </w:rPr>
-        <w:t>软件技术 14 班</w:t>
-      </w:r>
-    </w:p>
-    <w:p>
-      <w:pPr>
-        <w:spacing w:after="200"/>
-        <w:ind w:left="2608"/>
-      </w:pPr>
-      <w:r>
-        <w:rPr>
-          <w:rFonts w:ascii="宋体" w:hAnsi="宋体" w:eastAsia="宋体"/>
-          <w:sz w:val="28"/>
-        </w:rPr>
-        <w:t xml:space="preserve">指导教师： </w:t>
-      </w:r>
-      <w:r>
-        <w:rPr>
-          <w:rFonts w:ascii="宋体" w:hAnsi="宋体" w:eastAsia="宋体"/>
-          <w:sz w:val="28"/>
-          <w:u w:val="single"/>
-        </w:rPr>
-        <w:t>陈晓军</w:t>
-      </w:r>
-    </w:p>
-    <w:p/>
-    <w:p/>
-    <w:p>
-      <w:pPr>
-        <w:spacing w:after="160"/>
+        <w:spacing w:after="360"/>
         <w:jc w:val="center"/>
       </w:pPr>
       <w:r>
         <w:rPr>
           <w:rFonts w:ascii="宋体" w:hAnsi="宋体" w:eastAsia="宋体"/>
           <w:b w:val="0"/>
-          <w:sz w:val="28"/>
+          <w:sz w:val="36"/>
         </w:rPr>
-        <w:t>2026 年 6 月 15 日 至 2026 年 6 月 26 日</w:t>
+        <w:t>报告</w:t>
       </w:r>
     </w:p>
     <w:p>
       <w:pPr>
-        <w:spacing w:after="120"/>
+        <w:spacing w:after="100"/>
+        <w:ind w:left="2381"/>
+      </w:pPr>
+      <w:r>
+        <w:rPr>
+          <w:rFonts w:ascii="Times New Roman" w:hAnsi="Times New Roman" w:eastAsia="宋体"/>
+          <w:b w:val="0"/>
+          <w:sz w:val="24"/>
+        </w:rPr>
+        <w:t>姓    名：刘小麟</w:t>
+      </w:r>
+    </w:p>
+    <w:p>
+      <w:pPr>
+        <w:spacing w:after="100"/>
+        <w:ind w:left="2381"/>
+      </w:pPr>
+      <w:r>
+        <w:rPr>
+          <w:rFonts w:ascii="Times New Roman" w:hAnsi="Times New Roman" w:eastAsia="宋体"/>
+          <w:b w:val="0"/>
+          <w:sz w:val="24"/>
+        </w:rPr>
+        <w:t>学    号：2052442135</w:t>
+      </w:r>
+    </w:p>
+    <w:p>
+      <w:pPr>
+        <w:spacing w:after="100"/>
+        <w:ind w:left="2381"/>
+      </w:pPr>
+      <w:r>
+        <w:rPr>
+          <w:rFonts w:ascii="Times New Roman" w:hAnsi="Times New Roman" w:eastAsia="宋体"/>
+          <w:b w:val="0"/>
+          <w:sz w:val="24"/>
+        </w:rPr>
+        <w:t>系    别：信息工程学院</w:t>
+      </w:r>
+    </w:p>
+    <w:p>
+      <w:pPr>
+        <w:spacing w:after="100"/>
+        <w:ind w:left="2381"/>
+      </w:pPr>
+      <w:r>
+        <w:rPr>
+          <w:rFonts w:ascii="Times New Roman" w:hAnsi="Times New Roman" w:eastAsia="宋体"/>
+          <w:b w:val="0"/>
+          <w:sz w:val="24"/>
+        </w:rPr>
+        <w:t>专    业：软件技术</w:t>
+      </w:r>
+    </w:p>
+    <w:p>
+      <w:pPr>
+        <w:spacing w:after="100"/>
+        <w:ind w:left="2381"/>
+      </w:pPr>
+      <w:r>
+        <w:rPr>
+          <w:rFonts w:ascii="Times New Roman" w:hAnsi="Times New Roman" w:eastAsia="宋体"/>
+          <w:b w:val="0"/>
+          <w:sz w:val="24"/>
+        </w:rPr>
+        <w:t>年    级：2024 级</w:t>
+      </w:r>
+    </w:p>
+    <w:p>
+      <w:pPr>
+        <w:spacing w:after="100"/>
+        <w:ind w:left="2381"/>
+      </w:pPr>
+      <w:r>
+        <w:rPr>
+          <w:rFonts w:ascii="Times New Roman" w:hAnsi="Times New Roman" w:eastAsia="宋体"/>
+          <w:b w:val="0"/>
+          <w:sz w:val="24"/>
+        </w:rPr>
+        <w:t>班    级：软件技术 14 班</w:t>
+      </w:r>
+    </w:p>
+    <w:p>
+      <w:pPr>
+        <w:spacing w:after="100"/>
+        <w:ind w:left="2381"/>
+      </w:pPr>
+      <w:r>
+        <w:rPr>
+          <w:rFonts w:ascii="Times New Roman" w:hAnsi="Times New Roman" w:eastAsia="宋体"/>
+          <w:b w:val="0"/>
+          <w:sz w:val="24"/>
+        </w:rPr>
+        <w:t>指导教师：陈晓军</w:t>
+      </w:r>
+    </w:p>
+    <w:p/>
+    <w:p>
+      <w:pPr>
+        <w:spacing w:after="200"/>
         <w:jc w:val="center"/>
       </w:pPr>
       <w:r>
@@ -221,17 +159,12 @@
           <w:b w:val="0"/>
           <w:sz w:val="24"/>
         </w:rPr>
-        <w:t>所 在 单 位 ： 2024 级 信息工程 系 软件技术 专业 14 班</w:t>
-      </w:r>
-    </w:p>
-    <w:p>
-      <w:r>
-        <w:br w:type="page"/>
+        <w:t>2026年6月15 日 至 2026年6月26 日</w:t>
       </w:r>
     </w:p>
     <w:p>
       <w:pPr>
-        <w:spacing w:after="240"/>
+        <w:spacing w:after="200"/>
         <w:jc w:val="center"/>
       </w:pPr>
       <w:r>
@@ -245,6 +178,7 @@
     </w:p>
     <w:tbl>
       <w:tblPr>
+        <w:tblStyle w:val="TableGrid"/>
         <w:tblW w:type="auto" w:w="0"/>
         <w:jc w:val="center"/>
         <w:tblLook w:firstColumn="1" w:firstRow="1" w:lastColumn="0" w:lastRow="0" w:noHBand="0" w:noVBand="1" w:val="04A0"/>
@@ -258,8 +192,8 @@
         </w:tblBorders>
       </w:tblPr>
       <w:tblGrid>
-        <w:gridCol w:w="4646"/>
-        <w:gridCol w:w="4646"/>
+        <w:gridCol w:w="4986"/>
+        <w:gridCol w:w="4986"/>
       </w:tblGrid>
       <w:tr>
         <w:tc>
@@ -267,2292 +201,60 @@
             <w:tcW w:type="dxa" w:w="2041"/>
             <w:vAlign w:val="center"/>
             <w:tcMar>
-              <w:top w:w="70" w:type="dxa"/>
-              <w:left w:w="70" w:type="dxa"/>
-              <w:bottom w:w="70" w:type="dxa"/>
-              <w:right w:w="70" w:type="dxa"/>
+              <w:top w:w="90" w:type="dxa"/>
+              <w:left w:w="90" w:type="dxa"/>
+              <w:bottom w:w="90" w:type="dxa"/>
+              <w:right w:w="90" w:type="dxa"/>
             </w:tcMar>
           </w:tcPr>
           <w:p>
+            <w:pPr>
+              <w:spacing w:before="0" w:after="0" w:line="288" w:lineRule="auto"/>
+              <w:jc w:val="left"/>
+            </w:pPr>
             <w:r/>
             <w:r>
               <w:rPr>
-                <w:rFonts w:ascii="宋体" w:hAnsi="宋体" w:eastAsia="宋体"/>
+                <w:rFonts w:ascii="Times New Roman" w:hAnsi="Times New Roman" w:eastAsia="宋体"/>
                 <w:b/>
-                <w:sz w:val="24"/>
+                <w:sz w:val="22"/>
               </w:rPr>
-              <w:t>所在单位</w:t>
+              <w:t>所 在 单 位 ：</w:t>
             </w:r>
           </w:p>
         </w:tc>
         <w:tc>
           <w:tcPr>
-            <w:tcW w:type="dxa" w:w="6576"/>
+            <w:tcW w:type="dxa" w:w="6803"/>
             <w:vAlign w:val="center"/>
             <w:tcMar>
-              <w:top w:w="70" w:type="dxa"/>
-              <w:left w:w="70" w:type="dxa"/>
-              <w:bottom w:w="70" w:type="dxa"/>
-              <w:right w:w="70" w:type="dxa"/>
+              <w:top w:w="90" w:type="dxa"/>
+              <w:left w:w="90" w:type="dxa"/>
+              <w:bottom w:w="90" w:type="dxa"/>
+              <w:right w:w="90" w:type="dxa"/>
             </w:tcMar>
           </w:tcPr>
           <w:p>
             <w:pPr>
-              <w:spacing w:after="40"/>
+              <w:spacing w:before="0" w:after="0" w:line="288" w:lineRule="auto"/>
+              <w:jc w:val="left"/>
             </w:pPr>
             <w:r/>
             <w:r>
               <w:rPr>
-                <w:rFonts w:ascii="宋体" w:hAnsi="宋体" w:eastAsia="宋体"/>
-                <w:sz w:val="24"/>
+                <w:rFonts w:ascii="Times New Roman" w:hAnsi="Times New Roman" w:eastAsia="宋体"/>
+                <w:b w:val="0"/>
+                <w:sz w:val="22"/>
               </w:rPr>
-              <w:t>2024 级 信息工程 系 软件技术 专业 14 班</w:t>
-            </w:r>
-          </w:p>
-        </w:tc>
-      </w:tr>
-      <w:tr>
-        <w:tc>
-          <w:tcPr>
-            <w:tcW w:type="dxa" w:w="2041"/>
-            <w:vAlign w:val="center"/>
-            <w:tcMar>
-              <w:top w:w="70" w:type="dxa"/>
-              <w:left w:w="70" w:type="dxa"/>
-              <w:bottom w:w="70" w:type="dxa"/>
-              <w:right w:w="70" w:type="dxa"/>
-            </w:tcMar>
-          </w:tcPr>
-          <w:p>
-            <w:r/>
-            <w:r>
-              <w:rPr>
-                <w:rFonts w:ascii="宋体" w:hAnsi="宋体" w:eastAsia="宋体"/>
-                <w:b/>
-                <w:sz w:val="24"/>
-              </w:rPr>
-              <w:t>课程设计题目</w:t>
-            </w:r>
-          </w:p>
-        </w:tc>
-        <w:tc>
-          <w:tcPr>
-            <w:tcW w:type="dxa" w:w="6576"/>
-            <w:vAlign w:val="center"/>
-            <w:tcMar>
-              <w:top w:w="70" w:type="dxa"/>
-              <w:left w:w="70" w:type="dxa"/>
-              <w:bottom w:w="70" w:type="dxa"/>
-              <w:right w:w="70" w:type="dxa"/>
-            </w:tcMar>
-          </w:tcPr>
-          <w:p>
-            <w:pPr>
-              <w:spacing w:after="40"/>
-            </w:pPr>
-            <w:r/>
-            <w:r>
-              <w:rPr>
-                <w:rFonts w:ascii="宋体" w:hAnsi="宋体" w:eastAsia="宋体"/>
-                <w:sz w:val="24"/>
-              </w:rPr>
-              <w:t>RhizoDelta 图谱化非线性讨论系统（JavaEE 企业级 Web 应用后端实现）</w:t>
-            </w:r>
-          </w:p>
-        </w:tc>
-      </w:tr>
-      <w:tr>
-        <w:tc>
-          <w:tcPr>
-            <w:tcW w:type="dxa" w:w="2041"/>
-            <w:vAlign w:val="center"/>
-            <w:tcMar>
-              <w:top w:w="70" w:type="dxa"/>
-              <w:left w:w="70" w:type="dxa"/>
-              <w:bottom w:w="70" w:type="dxa"/>
-              <w:right w:w="70" w:type="dxa"/>
-            </w:tcMar>
-          </w:tcPr>
-          <w:p>
-            <w:r/>
-            <w:r>
-              <w:rPr>
-                <w:rFonts w:ascii="宋体" w:hAnsi="宋体" w:eastAsia="宋体"/>
-                <w:b/>
-                <w:sz w:val="24"/>
-              </w:rPr>
-              <w:t>课程设计目的</w:t>
-            </w:r>
-          </w:p>
-        </w:tc>
-        <w:tc>
-          <w:tcPr>
-            <w:tcW w:type="dxa" w:w="6576"/>
-            <w:vAlign w:val="center"/>
-            <w:tcMar>
-              <w:top w:w="70" w:type="dxa"/>
-              <w:left w:w="70" w:type="dxa"/>
-              <w:bottom w:w="70" w:type="dxa"/>
-              <w:right w:w="70" w:type="dxa"/>
-            </w:tcMar>
-          </w:tcPr>
-          <w:p>
-            <w:pPr>
-              <w:spacing w:after="40"/>
-            </w:pPr>
-            <w:r/>
-            <w:r>
-              <w:rPr>
-                <w:rFonts w:ascii="宋体" w:hAnsi="宋体" w:eastAsia="宋体"/>
-                <w:sz w:val="24"/>
-              </w:rPr>
-              <w:t>1、能够独立完成从项目创建、多环境配置到分层架构设计的完整 Web 应用搭建；</w:t>
-            </w:r>
-          </w:p>
-          <w:p>
-            <w:pPr>
-              <w:spacing w:after="40"/>
-            </w:pPr>
-            <w:r>
-              <w:rPr>
-                <w:rFonts w:ascii="宋体" w:hAnsi="宋体" w:eastAsia="宋体"/>
-                <w:sz w:val="24"/>
-              </w:rPr>
-              <w:t>2、熟练使用 MyBatis-Plus 或 JPA 进行数据持久化操作；</w:t>
-            </w:r>
-          </w:p>
-          <w:p>
-            <w:pPr>
-              <w:spacing w:after="40"/>
-            </w:pPr>
-            <w:r>
-              <w:rPr>
-                <w:rFonts w:ascii="宋体" w:hAnsi="宋体" w:eastAsia="宋体"/>
-                <w:sz w:val="24"/>
-              </w:rPr>
-              <w:t>3、掌握事务管理、RESTful API 设计、网页数据交互等核心技术；</w:t>
-            </w:r>
-          </w:p>
-          <w:p>
-            <w:pPr>
-              <w:spacing w:after="40"/>
-            </w:pPr>
-            <w:r>
-              <w:rPr>
-                <w:rFonts w:ascii="宋体" w:hAnsi="宋体" w:eastAsia="宋体"/>
-                <w:sz w:val="24"/>
-              </w:rPr>
-              <w:t>4、完成系统的单元测试、API 文档生成、Maven 打包及 java -jar 部署，并提交完整的项目源码与设计文档。</w:t>
-            </w:r>
-          </w:p>
-        </w:tc>
-      </w:tr>
-      <w:tr>
-        <w:tc>
-          <w:tcPr>
-            <w:tcW w:type="dxa" w:w="2041"/>
-            <w:vAlign w:val="center"/>
-            <w:tcMar>
-              <w:top w:w="70" w:type="dxa"/>
-              <w:left w:w="70" w:type="dxa"/>
-              <w:bottom w:w="70" w:type="dxa"/>
-              <w:right w:w="70" w:type="dxa"/>
-            </w:tcMar>
-          </w:tcPr>
-          <w:p>
-            <w:r/>
-            <w:r>
-              <w:rPr>
-                <w:rFonts w:ascii="宋体" w:hAnsi="宋体" w:eastAsia="宋体"/>
-                <w:b/>
-                <w:sz w:val="24"/>
-              </w:rPr>
-              <w:t>课程设计内容要求</w:t>
-            </w:r>
-          </w:p>
-        </w:tc>
-        <w:tc>
-          <w:tcPr>
-            <w:tcW w:type="dxa" w:w="6576"/>
-            <w:vAlign w:val="center"/>
-            <w:tcMar>
-              <w:top w:w="70" w:type="dxa"/>
-              <w:left w:w="70" w:type="dxa"/>
-              <w:bottom w:w="70" w:type="dxa"/>
-              <w:right w:w="70" w:type="dxa"/>
-            </w:tcMar>
-          </w:tcPr>
-          <w:p>
-            <w:pPr>
-              <w:spacing w:after="40"/>
-            </w:pPr>
-            <w:r/>
-            <w:r>
-              <w:rPr>
-                <w:rFonts w:ascii="宋体" w:hAnsi="宋体" w:eastAsia="宋体"/>
-                <w:sz w:val="24"/>
-              </w:rPr>
-              <w:t>1、项目初始化与环境配置：使用 Spring Initializr 创建 Spring Boot 项目，正确引入 Spring Boot、JPA、Redis、RabbitMQ 等依赖；配置 application.yml 多环境文件（dev/prod），包含服务器端口、数据源、Redis 连接、JPA 或 MyBatis-Plus 日志等核心配置；使用 Lombok 简化实体类开发，配置热部署工具。</w:t>
-            </w:r>
-          </w:p>
-          <w:p>
-            <w:pPr>
-              <w:spacing w:after="40"/>
-            </w:pPr>
-            <w:r>
-              <w:rPr>
-                <w:rFonts w:ascii="宋体" w:hAnsi="宋体" w:eastAsia="宋体"/>
-                <w:sz w:val="24"/>
-              </w:rPr>
-              <w:t>2、数据库设计与持久层开发：完成项目的数据库设计；使用 MyBatis-Plus 或 JPA 完成各表的 CRUD 操作；为权限管理业务方法添加 @Transactional 事务控制。</w:t>
-            </w:r>
-          </w:p>
-          <w:p>
-            <w:pPr>
-              <w:spacing w:after="40"/>
-            </w:pPr>
-            <w:r>
-              <w:rPr>
-                <w:rFonts w:ascii="宋体" w:hAnsi="宋体" w:eastAsia="宋体"/>
-                <w:sz w:val="24"/>
-              </w:rPr>
-              <w:t>3、web 层与接口开发：设计符合 RESTful 规范的接口（GET、POST、PUT、DELETE）；使用 @RestController、@RequestMapping 等注解完成 Controller 层开发；掌握 @RequestParam、@PathVariable、@RequestBody 等参数接收方式；实现统一响应结果封装类（包含 code、message、data 字段）。</w:t>
-            </w:r>
-          </w:p>
-          <w:p>
-            <w:pPr>
-              <w:spacing w:after="40"/>
-            </w:pPr>
-            <w:r>
-              <w:rPr>
-                <w:rFonts w:ascii="宋体" w:hAnsi="宋体" w:eastAsia="宋体"/>
-                <w:sz w:val="24"/>
-              </w:rPr>
-              <w:t>4、实训报告：撰写完整的课程设计报告（包含需求分析、数据库设计、核心代码展示、运行截图、项目总结）；提交项目源代码（代码结构规范，注释清晰）；提交数据库建表 SQL 脚本及测试数据。</w:t>
-            </w:r>
-          </w:p>
-        </w:tc>
-      </w:tr>
-      <w:tr>
-        <w:tc>
-          <w:tcPr>
-            <w:tcW w:type="dxa" w:w="2041"/>
-            <w:vAlign w:val="center"/>
-            <w:tcMar>
-              <w:top w:w="70" w:type="dxa"/>
-              <w:left w:w="70" w:type="dxa"/>
-              <w:bottom w:w="70" w:type="dxa"/>
-              <w:right w:w="70" w:type="dxa"/>
-            </w:tcMar>
-          </w:tcPr>
-          <w:p>
-            <w:r/>
-            <w:r>
-              <w:rPr>
-                <w:rFonts w:ascii="宋体" w:hAnsi="宋体" w:eastAsia="宋体"/>
-                <w:b/>
-                <w:sz w:val="24"/>
-              </w:rPr>
-              <w:t>课程设计时间安排</w:t>
-            </w:r>
-          </w:p>
-        </w:tc>
-        <w:tc>
-          <w:tcPr>
-            <w:tcW w:type="dxa" w:w="6576"/>
-            <w:vAlign w:val="center"/>
-            <w:tcMar>
-              <w:top w:w="70" w:type="dxa"/>
-              <w:left w:w="70" w:type="dxa"/>
-              <w:bottom w:w="70" w:type="dxa"/>
-              <w:right w:w="70" w:type="dxa"/>
-            </w:tcMar>
-          </w:tcPr>
-          <w:p>
-            <w:pPr>
-              <w:spacing w:after="40"/>
-            </w:pPr>
-            <w:r/>
-            <w:r>
-              <w:rPr>
-                <w:rFonts w:ascii="宋体" w:hAnsi="宋体" w:eastAsia="宋体"/>
-                <w:sz w:val="24"/>
-              </w:rPr>
-              <w:t>2026 年 6 月 15 日：项目初始化、Maven 依赖与多环境配置（Neo4j / Redis / RabbitMQ）。</w:t>
-            </w:r>
-          </w:p>
-          <w:p>
-            <w:pPr>
-              <w:spacing w:after="40"/>
-            </w:pPr>
-            <w:r>
-              <w:rPr>
-                <w:rFonts w:ascii="宋体" w:hAnsi="宋体" w:eastAsia="宋体"/>
-                <w:sz w:val="24"/>
-              </w:rPr>
-              <w:t>2026 年 6 月 17 日：数据库（图）模型设计与持久层 Repository / Cypher 开发。</w:t>
-            </w:r>
-          </w:p>
-          <w:p>
-            <w:pPr>
-              <w:spacing w:after="40"/>
-            </w:pPr>
-            <w:r>
-              <w:rPr>
-                <w:rFonts w:ascii="宋体" w:hAnsi="宋体" w:eastAsia="宋体"/>
-                <w:sz w:val="24"/>
-              </w:rPr>
-              <w:t>2026 年 6 月 19 日：RESTful 接口、统一响应封装、Service 分层与事务设计。</w:t>
-            </w:r>
-          </w:p>
-          <w:p>
-            <w:pPr>
-              <w:spacing w:after="40"/>
-            </w:pPr>
-            <w:r>
-              <w:rPr>
-                <w:rFonts w:ascii="宋体" w:hAnsi="宋体" w:eastAsia="宋体"/>
-                <w:sz w:val="24"/>
-              </w:rPr>
-              <w:t>2026 年 6 月 22 日：安全认证（JWT / Redis）、RabbitMQ 异步发帖与 SSE 实时推送。</w:t>
-            </w:r>
-          </w:p>
-          <w:p>
-            <w:pPr>
-              <w:spacing w:after="40"/>
-            </w:pPr>
-            <w:r>
-              <w:rPr>
-                <w:rFonts w:ascii="宋体" w:hAnsi="宋体" w:eastAsia="宋体"/>
-                <w:sz w:val="24"/>
-              </w:rPr>
-              <w:t>2026 年 6 月 24 日：单元测试、Maven 打包与 java -jar 部署联调。</w:t>
-            </w:r>
-          </w:p>
-          <w:p>
-            <w:pPr>
-              <w:spacing w:after="40"/>
-            </w:pPr>
-            <w:r>
-              <w:rPr>
-                <w:rFonts w:ascii="宋体" w:hAnsi="宋体" w:eastAsia="宋体"/>
-                <w:sz w:val="24"/>
-              </w:rPr>
-              <w:t>2026 年 6 月 26 日：整理运行截图、撰写课程设计报告并提交源码与文档。</w:t>
+              <w:t>2024 级　信息工程学院　软件技术　专业　14 班</w:t>
             </w:r>
           </w:p>
         </w:tc>
       </w:tr>
     </w:tbl>
-    <w:p>
-      <w:r>
-        <w:br w:type="page"/>
-      </w:r>
-    </w:p>
-    <w:p>
-      <w:pPr>
-        <w:spacing w:after="280"/>
-        <w:jc w:val="center"/>
-      </w:pPr>
-      <w:r>
-        <w:rPr>
-          <w:rFonts w:ascii="黑体" w:hAnsi="黑体" w:eastAsia="黑体"/>
-          <w:b/>
-          <w:sz w:val="32"/>
-        </w:rPr>
-        <w:t>报 告 正 文</w:t>
-      </w:r>
-    </w:p>
-    <w:p>
-      <w:pPr>
-        <w:spacing w:line="324" w:lineRule="auto"/>
-        <w:ind w:firstLine="420"/>
-      </w:pPr>
-      <w:r>
-        <w:t>代码仓库：https://github.com/TUNTIANHAMMA-2/RhizoDelta；本地开发目录：/home/tthm/workspace/RhizoDelta。考查方案以 Spring Boot + MyBatis-Plus/JPA 的单表 CRUD 作为保底要求；本项目以 Spring Boot + Spring Data Neo4j + RabbitMQ + Redis + React 的图谱讨论系统实现，报告据此既说明课程知识点的对应实现，也说明超出考查方案的工程能力。</w:t>
-      </w:r>
-    </w:p>
-    <w:p>
-      <w:pPr>
-        <w:pStyle w:val="Heading1"/>
-      </w:pPr>
-      <w:r>
-        <w:t>一、系统功能描述与功能框架图</w:t>
-      </w:r>
-    </w:p>
-    <w:p>
-      <w:pPr>
-        <w:spacing w:line="324" w:lineRule="auto"/>
-        <w:ind w:firstLine="420"/>
-      </w:pPr>
-      <w:r>
-        <w:t>RhizoDelta 是一个基于图谱的非线性讨论系统。它把传统论坛中的线性聊天记录组织为“共识主干 + 异议分支”的知识图谱：用户提交观点后，后端通过 Spring Boot 接收请求，RabbitMQ 解耦异步处理，Neo4j 保存不可变 DAG，AI 编排层对内容进行召回、裁决、反思和落库，前端通过 SSE 接收增量事件并刷新图谱视图。</w:t>
-      </w:r>
-    </w:p>
-    <w:p>
-      <w:pPr>
-        <w:spacing w:line="324" w:lineRule="auto"/>
-        <w:ind w:firstLine="420"/>
-      </w:pPr>
-      <w:r>
-        <w:t>系统主要功能包括：用户注册、登录、刷新、退出与 JWT 鉴权；发布话题或回复（返回 202 Accepted 后台异步写入图谱）；根话题、节点详情、谱系、后代、溯源、移动端讨论树等查询；合并、分支、注入、物化、回滚、复核等治理操作与 AI 编排；关注、屏蔽、资料、头像、偏好聚合等社交能力；SSE 实时事件推送与可观测运维。系统功能模块框架如图 1 所示，整体技术架构与数据流如图 2 所示。</w:t>
-      </w:r>
-    </w:p>
-    <w:p>
-      <w:pPr>
-        <w:jc w:val="center"/>
-      </w:pPr>
-      <w:r>
-        <w:drawing>
-          <wp:inline xmlns:a="http://schemas.openxmlformats.org/drawingml/2006/main" xmlns:pic="http://schemas.openxmlformats.org/drawingml/2006/picture">
-            <wp:extent cx="5580000" cy="3348000"/>
-            <wp:docPr id="1" name="Picture 1"/>
-            <wp:cNvGraphicFramePr>
-              <a:graphicFrameLocks noChangeAspect="1"/>
-            </wp:cNvGraphicFramePr>
-            <a:graphic>
-              <a:graphicData uri="http://schemas.openxmlformats.org/drawingml/2006/picture">
-                <pic:pic>
-                  <pic:nvPicPr>
-                    <pic:cNvPr id="0" name="14_function_framework.png"/>
-                    <pic:cNvPicPr/>
-                  </pic:nvPicPr>
-                  <pic:blipFill>
-                    <a:blip r:embed="rId10"/>
-                    <a:stretch>
-                      <a:fillRect/>
-                    </a:stretch>
-                  </pic:blipFill>
-                  <pic:spPr>
-                    <a:xfrm>
-                      <a:off x="0" y="0"/>
-                      <a:ext cx="5580000" cy="3348000"/>
-                    </a:xfrm>
-                    <a:prstGeom prst="rect"/>
-                  </pic:spPr>
-                </pic:pic>
-              </a:graphicData>
-            </a:graphic>
-          </wp:inline>
-        </w:drawing>
-      </w:r>
-    </w:p>
-    <w:p>
-      <w:pPr>
-        <w:jc w:val="center"/>
-      </w:pPr>
-      <w:r>
-        <w:t>图 1 系统功能模块框架图</w:t>
-      </w:r>
-    </w:p>
-    <w:p>
-      <w:pPr>
-        <w:jc w:val="center"/>
-      </w:pPr>
-      <w:r>
-        <w:drawing>
-          <wp:inline xmlns:a="http://schemas.openxmlformats.org/drawingml/2006/main" xmlns:pic="http://schemas.openxmlformats.org/drawingml/2006/picture">
-            <wp:extent cx="5580000" cy="3348000"/>
-            <wp:docPr id="2" name="Picture 2"/>
-            <wp:cNvGraphicFramePr>
-              <a:graphicFrameLocks noChangeAspect="1"/>
-            </wp:cNvGraphicFramePr>
-            <a:graphic>
-              <a:graphicData uri="http://schemas.openxmlformats.org/drawingml/2006/picture">
-                <pic:pic>
-                  <pic:nvPicPr>
-                    <pic:cNvPr id="0" name="01_fullstack_architecture.png"/>
-                    <pic:cNvPicPr/>
-                  </pic:nvPicPr>
-                  <pic:blipFill>
-                    <a:blip r:embed="rId11"/>
-                    <a:stretch>
-                      <a:fillRect/>
-                    </a:stretch>
-                  </pic:blipFill>
-                  <pic:spPr>
-                    <a:xfrm>
-                      <a:off x="0" y="0"/>
-                      <a:ext cx="5580000" cy="3348000"/>
-                    </a:xfrm>
-                    <a:prstGeom prst="rect"/>
-                  </pic:spPr>
-                </pic:pic>
-              </a:graphicData>
-            </a:graphic>
-          </wp:inline>
-        </w:drawing>
-      </w:r>
-    </w:p>
-    <w:p>
-      <w:pPr>
-        <w:jc w:val="center"/>
-      </w:pPr>
-      <w:r>
-        <w:t>图 2 RhizoDelta 全栈架构与数据流</w:t>
-      </w:r>
-    </w:p>
-    <w:p>
-      <w:pPr>
-        <w:pStyle w:val="Heading2"/>
-      </w:pPr>
-      <w:r>
-        <w:t>1.1 技术选型与开发环境</w:t>
-      </w:r>
-    </w:p>
     <w:tbl>
       <w:tblPr>
         <w:tblStyle w:val="TableGrid"/>
-        <w:tblW w:type="auto" w:w="0"/>
-        <w:jc w:val="center"/>
-        <w:tblLook w:firstColumn="1" w:firstRow="1" w:lastColumn="0" w:lastRow="0" w:noHBand="0" w:noVBand="1" w:val="04A0"/>
-      </w:tblPr>
-      <w:tblGrid>
-        <w:gridCol w:w="4646"/>
-        <w:gridCol w:w="4646"/>
-      </w:tblGrid>
-      <w:tr>
-        <w:tc>
-          <w:tcPr>
-            <w:tcW w:type="dxa" w:w="4646"/>
-            <w:vAlign w:val="center"/>
-          </w:tcPr>
-          <w:p>
-            <w:r/>
-            <w:r>
-              <w:rPr>
-                <w:rFonts w:ascii="宋体" w:hAnsi="宋体" w:eastAsia="宋体"/>
-                <w:b/>
-                <w:sz w:val="24"/>
-              </w:rPr>
-              <w:t>层次</w:t>
-            </w:r>
-          </w:p>
-        </w:tc>
-        <w:tc>
-          <w:tcPr>
-            <w:tcW w:type="dxa" w:w="4646"/>
-            <w:vAlign w:val="center"/>
-          </w:tcPr>
-          <w:p>
-            <w:r/>
-            <w:r>
-              <w:rPr>
-                <w:rFonts w:ascii="宋体" w:hAnsi="宋体" w:eastAsia="宋体"/>
-                <w:b/>
-                <w:sz w:val="24"/>
-              </w:rPr>
-              <w:t>技术</w:t>
-            </w:r>
-          </w:p>
-        </w:tc>
-      </w:tr>
-      <w:tr>
-        <w:tc>
-          <w:tcPr>
-            <w:tcW w:type="dxa" w:w="4646"/>
-            <w:vAlign w:val="center"/>
-          </w:tcPr>
-          <w:p>
-            <w:r/>
-            <w:r>
-              <w:rPr>
-                <w:rFonts w:ascii="宋体" w:hAnsi="宋体" w:eastAsia="宋体"/>
-                <w:b w:val="0"/>
-                <w:sz w:val="24"/>
-              </w:rPr>
-              <w:t>后端语言与框架</w:t>
-            </w:r>
-          </w:p>
-        </w:tc>
-        <w:tc>
-          <w:tcPr>
-            <w:tcW w:type="dxa" w:w="4646"/>
-            <w:vAlign w:val="center"/>
-          </w:tcPr>
-          <w:p>
-            <w:r/>
-            <w:r>
-              <w:rPr>
-                <w:rFonts w:ascii="宋体" w:hAnsi="宋体" w:eastAsia="宋体"/>
-                <w:b w:val="0"/>
-                <w:sz w:val="24"/>
-              </w:rPr>
-              <w:t>Java 17, Spring Boot 3.2.3</w:t>
-            </w:r>
-          </w:p>
-        </w:tc>
-      </w:tr>
-      <w:tr>
-        <w:tc>
-          <w:tcPr>
-            <w:tcW w:type="dxa" w:w="4646"/>
-            <w:vAlign w:val="center"/>
-          </w:tcPr>
-          <w:p>
-            <w:r/>
-            <w:r>
-              <w:rPr>
-                <w:rFonts w:ascii="宋体" w:hAnsi="宋体" w:eastAsia="宋体"/>
-                <w:b w:val="0"/>
-                <w:sz w:val="24"/>
-              </w:rPr>
-              <w:t>Web 与接口</w:t>
-            </w:r>
-          </w:p>
-        </w:tc>
-        <w:tc>
-          <w:tcPr>
-            <w:tcW w:type="dxa" w:w="4646"/>
-            <w:vAlign w:val="center"/>
-          </w:tcPr>
-          <w:p>
-            <w:r/>
-            <w:r>
-              <w:rPr>
-                <w:rFonts w:ascii="宋体" w:hAnsi="宋体" w:eastAsia="宋体"/>
-                <w:b w:val="0"/>
-                <w:sz w:val="24"/>
-              </w:rPr>
-              <w:t>Spring Web, RESTful API, SSE</w:t>
-            </w:r>
-          </w:p>
-        </w:tc>
-      </w:tr>
-      <w:tr>
-        <w:tc>
-          <w:tcPr>
-            <w:tcW w:type="dxa" w:w="4646"/>
-            <w:vAlign w:val="center"/>
-          </w:tcPr>
-          <w:p>
-            <w:r/>
-            <w:r>
-              <w:rPr>
-                <w:rFonts w:ascii="宋体" w:hAnsi="宋体" w:eastAsia="宋体"/>
-                <w:b w:val="0"/>
-                <w:sz w:val="24"/>
-              </w:rPr>
-              <w:t>数据访问</w:t>
-            </w:r>
-          </w:p>
-        </w:tc>
-        <w:tc>
-          <w:tcPr>
-            <w:tcW w:type="dxa" w:w="4646"/>
-            <w:vAlign w:val="center"/>
-          </w:tcPr>
-          <w:p>
-            <w:r/>
-            <w:r>
-              <w:rPr>
-                <w:rFonts w:ascii="宋体" w:hAnsi="宋体" w:eastAsia="宋体"/>
-                <w:b w:val="0"/>
-                <w:sz w:val="24"/>
-              </w:rPr>
-              <w:t>Spring Data Neo4j, Neo4jClient, Cypher</w:t>
-            </w:r>
-          </w:p>
-        </w:tc>
-      </w:tr>
-      <w:tr>
-        <w:tc>
-          <w:tcPr>
-            <w:tcW w:type="dxa" w:w="4646"/>
-            <w:vAlign w:val="center"/>
-          </w:tcPr>
-          <w:p>
-            <w:r/>
-            <w:r>
-              <w:rPr>
-                <w:rFonts w:ascii="宋体" w:hAnsi="宋体" w:eastAsia="宋体"/>
-                <w:b w:val="0"/>
-                <w:sz w:val="24"/>
-              </w:rPr>
-              <w:t>数据库</w:t>
-            </w:r>
-          </w:p>
-        </w:tc>
-        <w:tc>
-          <w:tcPr>
-            <w:tcW w:type="dxa" w:w="4646"/>
-            <w:vAlign w:val="center"/>
-          </w:tcPr>
-          <w:p>
-            <w:r/>
-            <w:r>
-              <w:rPr>
-                <w:rFonts w:ascii="宋体" w:hAnsi="宋体" w:eastAsia="宋体"/>
-                <w:b w:val="0"/>
-                <w:sz w:val="24"/>
-              </w:rPr>
-              <w:t>Neo4j 5</w:t>
-            </w:r>
-          </w:p>
-        </w:tc>
-      </w:tr>
-      <w:tr>
-        <w:tc>
-          <w:tcPr>
-            <w:tcW w:type="dxa" w:w="4646"/>
-            <w:vAlign w:val="center"/>
-          </w:tcPr>
-          <w:p>
-            <w:r/>
-            <w:r>
-              <w:rPr>
-                <w:rFonts w:ascii="宋体" w:hAnsi="宋体" w:eastAsia="宋体"/>
-                <w:b w:val="0"/>
-                <w:sz w:val="24"/>
-              </w:rPr>
-              <w:t>安全认证</w:t>
-            </w:r>
-          </w:p>
-        </w:tc>
-        <w:tc>
-          <w:tcPr>
-            <w:tcW w:type="dxa" w:w="4646"/>
-            <w:vAlign w:val="center"/>
-          </w:tcPr>
-          <w:p>
-            <w:r/>
-            <w:r>
-              <w:rPr>
-                <w:rFonts w:ascii="宋体" w:hAnsi="宋体" w:eastAsia="宋体"/>
-                <w:b w:val="0"/>
-                <w:sz w:val="24"/>
-              </w:rPr>
-              <w:t>Spring Security, JWT, BCrypt</w:t>
-            </w:r>
-          </w:p>
-        </w:tc>
-      </w:tr>
-      <w:tr>
-        <w:tc>
-          <w:tcPr>
-            <w:tcW w:type="dxa" w:w="4646"/>
-            <w:vAlign w:val="center"/>
-          </w:tcPr>
-          <w:p>
-            <w:r/>
-            <w:r>
-              <w:rPr>
-                <w:rFonts w:ascii="宋体" w:hAnsi="宋体" w:eastAsia="宋体"/>
-                <w:b w:val="0"/>
-                <w:sz w:val="24"/>
-              </w:rPr>
-              <w:t>缓存与会话状态</w:t>
-            </w:r>
-          </w:p>
-        </w:tc>
-        <w:tc>
-          <w:tcPr>
-            <w:tcW w:type="dxa" w:w="4646"/>
-            <w:vAlign w:val="center"/>
-          </w:tcPr>
-          <w:p>
-            <w:r/>
-            <w:r>
-              <w:rPr>
-                <w:rFonts w:ascii="宋体" w:hAnsi="宋体" w:eastAsia="宋体"/>
-                <w:b w:val="0"/>
-                <w:sz w:val="24"/>
-              </w:rPr>
-              <w:t>Redis, RedisTemplate</w:t>
-            </w:r>
-          </w:p>
-        </w:tc>
-      </w:tr>
-      <w:tr>
-        <w:tc>
-          <w:tcPr>
-            <w:tcW w:type="dxa" w:w="4646"/>
-            <w:vAlign w:val="center"/>
-          </w:tcPr>
-          <w:p>
-            <w:r/>
-            <w:r>
-              <w:rPr>
-                <w:rFonts w:ascii="宋体" w:hAnsi="宋体" w:eastAsia="宋体"/>
-                <w:b w:val="0"/>
-                <w:sz w:val="24"/>
-              </w:rPr>
-              <w:t>消息队列</w:t>
-            </w:r>
-          </w:p>
-        </w:tc>
-        <w:tc>
-          <w:tcPr>
-            <w:tcW w:type="dxa" w:w="4646"/>
-            <w:vAlign w:val="center"/>
-          </w:tcPr>
-          <w:p>
-            <w:r/>
-            <w:r>
-              <w:rPr>
-                <w:rFonts w:ascii="宋体" w:hAnsi="宋体" w:eastAsia="宋体"/>
-                <w:b w:val="0"/>
-                <w:sz w:val="24"/>
-              </w:rPr>
-              <w:t>RabbitMQ, Spring AMQP</w:t>
-            </w:r>
-          </w:p>
-        </w:tc>
-      </w:tr>
-      <w:tr>
-        <w:tc>
-          <w:tcPr>
-            <w:tcW w:type="dxa" w:w="4646"/>
-            <w:vAlign w:val="center"/>
-          </w:tcPr>
-          <w:p>
-            <w:r/>
-            <w:r>
-              <w:rPr>
-                <w:rFonts w:ascii="宋体" w:hAnsi="宋体" w:eastAsia="宋体"/>
-                <w:b w:val="0"/>
-                <w:sz w:val="24"/>
-              </w:rPr>
-              <w:t>文件存储</w:t>
-            </w:r>
-          </w:p>
-        </w:tc>
-        <w:tc>
-          <w:tcPr>
-            <w:tcW w:type="dxa" w:w="4646"/>
-            <w:vAlign w:val="center"/>
-          </w:tcPr>
-          <w:p>
-            <w:r/>
-            <w:r>
-              <w:rPr>
-                <w:rFonts w:ascii="宋体" w:hAnsi="宋体" w:eastAsia="宋体"/>
-                <w:b w:val="0"/>
-                <w:sz w:val="24"/>
-              </w:rPr>
-              <w:t>MultipartFile, MinIO SDK, 本地兜底</w:t>
-            </w:r>
-          </w:p>
-        </w:tc>
-      </w:tr>
-      <w:tr>
-        <w:tc>
-          <w:tcPr>
-            <w:tcW w:type="dxa" w:w="4646"/>
-            <w:vAlign w:val="center"/>
-          </w:tcPr>
-          <w:p>
-            <w:r/>
-            <w:r>
-              <w:rPr>
-                <w:rFonts w:ascii="宋体" w:hAnsi="宋体" w:eastAsia="宋体"/>
-                <w:b w:val="0"/>
-                <w:sz w:val="24"/>
-              </w:rPr>
-              <w:t>AI 编排</w:t>
-            </w:r>
-          </w:p>
-        </w:tc>
-        <w:tc>
-          <w:tcPr>
-            <w:tcW w:type="dxa" w:w="4646"/>
-            <w:vAlign w:val="center"/>
-          </w:tcPr>
-          <w:p>
-            <w:r/>
-            <w:r>
-              <w:rPr>
-                <w:rFonts w:ascii="宋体" w:hAnsi="宋体" w:eastAsia="宋体"/>
-                <w:b w:val="0"/>
-                <w:sz w:val="24"/>
-              </w:rPr>
-              <w:t>LangChain4j 0.36.2, LangGraph4j 1.8.10</w:t>
-            </w:r>
-          </w:p>
-        </w:tc>
-      </w:tr>
-      <w:tr>
-        <w:tc>
-          <w:tcPr>
-            <w:tcW w:type="dxa" w:w="4646"/>
-            <w:vAlign w:val="center"/>
-          </w:tcPr>
-          <w:p>
-            <w:r/>
-            <w:r>
-              <w:rPr>
-                <w:rFonts w:ascii="宋体" w:hAnsi="宋体" w:eastAsia="宋体"/>
-                <w:b w:val="0"/>
-                <w:sz w:val="24"/>
-              </w:rPr>
-              <w:t>监控</w:t>
-            </w:r>
-          </w:p>
-        </w:tc>
-        <w:tc>
-          <w:tcPr>
-            <w:tcW w:type="dxa" w:w="4646"/>
-            <w:vAlign w:val="center"/>
-          </w:tcPr>
-          <w:p>
-            <w:r/>
-            <w:r>
-              <w:rPr>
-                <w:rFonts w:ascii="宋体" w:hAnsi="宋体" w:eastAsia="宋体"/>
-                <w:b w:val="0"/>
-                <w:sz w:val="24"/>
-              </w:rPr>
-              <w:t>Actuator, Micrometer, Prometheus, Grafana</w:t>
-            </w:r>
-          </w:p>
-        </w:tc>
-      </w:tr>
-      <w:tr>
-        <w:tc>
-          <w:tcPr>
-            <w:tcW w:type="dxa" w:w="4646"/>
-            <w:vAlign w:val="center"/>
-          </w:tcPr>
-          <w:p>
-            <w:r/>
-            <w:r>
-              <w:rPr>
-                <w:rFonts w:ascii="宋体" w:hAnsi="宋体" w:eastAsia="宋体"/>
-                <w:b w:val="0"/>
-                <w:sz w:val="24"/>
-              </w:rPr>
-              <w:t>前端</w:t>
-            </w:r>
-          </w:p>
-        </w:tc>
-        <w:tc>
-          <w:tcPr>
-            <w:tcW w:type="dxa" w:w="4646"/>
-            <w:vAlign w:val="center"/>
-          </w:tcPr>
-          <w:p>
-            <w:r/>
-            <w:r>
-              <w:rPr>
-                <w:rFonts w:ascii="宋体" w:hAnsi="宋体" w:eastAsia="宋体"/>
-                <w:b w:val="0"/>
-                <w:sz w:val="24"/>
-              </w:rPr>
-              <w:t>React 19, TypeScript, React Router, Zustand, React Flow, Vite</w:t>
-            </w:r>
-          </w:p>
-        </w:tc>
-      </w:tr>
-      <w:tr>
-        <w:tc>
-          <w:tcPr>
-            <w:tcW w:type="dxa" w:w="4646"/>
-            <w:vAlign w:val="center"/>
-          </w:tcPr>
-          <w:p>
-            <w:r/>
-            <w:r>
-              <w:rPr>
-                <w:rFonts w:ascii="宋体" w:hAnsi="宋体" w:eastAsia="宋体"/>
-                <w:b w:val="0"/>
-                <w:sz w:val="24"/>
-              </w:rPr>
-              <w:t>构建与测试</w:t>
-            </w:r>
-          </w:p>
-        </w:tc>
-        <w:tc>
-          <w:tcPr>
-            <w:tcW w:type="dxa" w:w="4646"/>
-            <w:vAlign w:val="center"/>
-          </w:tcPr>
-          <w:p>
-            <w:r/>
-            <w:r>
-              <w:rPr>
-                <w:rFonts w:ascii="宋体" w:hAnsi="宋体" w:eastAsia="宋体"/>
-                <w:b w:val="0"/>
-                <w:sz w:val="24"/>
-              </w:rPr>
-              <w:t>Maven, JUnit 5, Spring Boot Test, Testcontainers, Vitest</w:t>
-            </w:r>
-          </w:p>
-        </w:tc>
-      </w:tr>
-    </w:tbl>
-    <w:p>
-      <w:pPr>
-        <w:pStyle w:val="Heading1"/>
-      </w:pPr>
-      <w:r>
-        <w:t>二、数据库设计与数据字典</w:t>
-      </w:r>
-    </w:p>
-    <w:p>
-      <w:pPr>
-        <w:spacing w:line="324" w:lineRule="auto"/>
-        <w:ind w:firstLine="420"/>
-      </w:pPr>
-      <w:r>
-        <w:t>考查方案要求 E-R 图与数据字典。RhizoDelta 使用 Neo4j 图数据库，数据模型不是传统关系表，而是“节点 + 关系 + 属性 + 索引/约束”的图模型，如图 3 所示。</w:t>
-      </w:r>
-    </w:p>
-    <w:p>
-      <w:pPr>
-        <w:jc w:val="center"/>
-      </w:pPr>
-      <w:r>
-        <w:drawing>
-          <wp:inline xmlns:a="http://schemas.openxmlformats.org/drawingml/2006/main" xmlns:pic="http://schemas.openxmlformats.org/drawingml/2006/picture">
-            <wp:extent cx="5580000" cy="3348000"/>
-            <wp:docPr id="3" name="Picture 3"/>
-            <wp:cNvGraphicFramePr>
-              <a:graphicFrameLocks noChangeAspect="1"/>
-            </wp:cNvGraphicFramePr>
-            <a:graphic>
-              <a:graphicData uri="http://schemas.openxmlformats.org/drawingml/2006/picture">
-                <pic:pic>
-                  <pic:nvPicPr>
-                    <pic:cNvPr id="0" name="02_graph_data_model.png"/>
-                    <pic:cNvPicPr/>
-                  </pic:nvPicPr>
-                  <pic:blipFill>
-                    <a:blip r:embed="rId12"/>
-                    <a:stretch>
-                      <a:fillRect/>
-                    </a:stretch>
-                  </pic:blipFill>
-                  <pic:spPr>
-                    <a:xfrm>
-                      <a:off x="0" y="0"/>
-                      <a:ext cx="5580000" cy="3348000"/>
-                    </a:xfrm>
-                    <a:prstGeom prst="rect"/>
-                  </pic:spPr>
-                </pic:pic>
-              </a:graphicData>
-            </a:graphic>
-          </wp:inline>
-        </w:drawing>
-      </w:r>
-    </w:p>
-    <w:p>
-      <w:pPr>
-        <w:jc w:val="center"/>
-      </w:pPr>
-      <w:r>
-        <w:t>图 3 图数据模型（版本演进 DAG + 语义关联层）</w:t>
-      </w:r>
-    </w:p>
-    <w:p>
-      <w:pPr>
-        <w:pStyle w:val="Heading2"/>
-      </w:pPr>
-      <w:r>
-        <w:t>2.1 核心节点数据字典</w:t>
-      </w:r>
-    </w:p>
-    <w:tbl>
-      <w:tblPr>
-        <w:tblStyle w:val="TableGrid"/>
-        <w:tblW w:type="auto" w:w="0"/>
-        <w:jc w:val="center"/>
-        <w:tblLook w:firstColumn="1" w:firstRow="1" w:lastColumn="0" w:lastRow="0" w:noHBand="0" w:noVBand="1" w:val="04A0"/>
-      </w:tblPr>
-      <w:tblGrid>
-        <w:gridCol w:w="3097"/>
-        <w:gridCol w:w="3097"/>
-        <w:gridCol w:w="3097"/>
-      </w:tblGrid>
-      <w:tr>
-        <w:tc>
-          <w:tcPr>
-            <w:tcW w:type="dxa" w:w="3097"/>
-            <w:vAlign w:val="center"/>
-          </w:tcPr>
-          <w:p>
-            <w:r/>
-            <w:r>
-              <w:rPr>
-                <w:rFonts w:ascii="宋体" w:hAnsi="宋体" w:eastAsia="宋体"/>
-                <w:b/>
-                <w:sz w:val="24"/>
-              </w:rPr>
-              <w:t>节点标签</w:t>
-            </w:r>
-          </w:p>
-        </w:tc>
-        <w:tc>
-          <w:tcPr>
-            <w:tcW w:type="dxa" w:w="3097"/>
-            <w:vAlign w:val="center"/>
-          </w:tcPr>
-          <w:p>
-            <w:r/>
-            <w:r>
-              <w:rPr>
-                <w:rFonts w:ascii="宋体" w:hAnsi="宋体" w:eastAsia="宋体"/>
-                <w:b/>
-                <w:sz w:val="24"/>
-              </w:rPr>
-              <w:t>主要属性</w:t>
-            </w:r>
-          </w:p>
-        </w:tc>
-        <w:tc>
-          <w:tcPr>
-            <w:tcW w:type="dxa" w:w="3097"/>
-            <w:vAlign w:val="center"/>
-          </w:tcPr>
-          <w:p>
-            <w:r/>
-            <w:r>
-              <w:rPr>
-                <w:rFonts w:ascii="宋体" w:hAnsi="宋体" w:eastAsia="宋体"/>
-                <w:b/>
-                <w:sz w:val="24"/>
-              </w:rPr>
-              <w:t>说明</w:t>
-            </w:r>
-          </w:p>
-        </w:tc>
-      </w:tr>
-      <w:tr>
-        <w:tc>
-          <w:tcPr>
-            <w:tcW w:type="dxa" w:w="3097"/>
-            <w:vAlign w:val="center"/>
-          </w:tcPr>
-          <w:p>
-            <w:r/>
-            <w:r>
-              <w:rPr>
-                <w:rFonts w:ascii="宋体" w:hAnsi="宋体" w:eastAsia="宋体"/>
-                <w:b w:val="0"/>
-                <w:sz w:val="24"/>
-              </w:rPr>
-              <w:t>Human_Post</w:t>
-            </w:r>
-          </w:p>
-        </w:tc>
-        <w:tc>
-          <w:tcPr>
-            <w:tcW w:type="dxa" w:w="3097"/>
-            <w:vAlign w:val="center"/>
-          </w:tcPr>
-          <w:p>
-            <w:r/>
-            <w:r>
-              <w:rPr>
-                <w:rFonts w:ascii="宋体" w:hAnsi="宋体" w:eastAsia="宋体"/>
-                <w:b w:val="0"/>
-                <w:sz w:val="24"/>
-              </w:rPr>
-              <w:t>node_id, content, author_id, created_at, embedding</w:t>
-            </w:r>
-          </w:p>
-        </w:tc>
-        <w:tc>
-          <w:tcPr>
-            <w:tcW w:type="dxa" w:w="3097"/>
-            <w:vAlign w:val="center"/>
-          </w:tcPr>
-          <w:p>
-            <w:r/>
-            <w:r>
-              <w:rPr>
-                <w:rFonts w:ascii="宋体" w:hAnsi="宋体" w:eastAsia="宋体"/>
-                <w:b w:val="0"/>
-                <w:sz w:val="24"/>
-              </w:rPr>
-              <w:t>用户提交的观点节点</w:t>
-            </w:r>
-          </w:p>
-        </w:tc>
-      </w:tr>
-      <w:tr>
-        <w:tc>
-          <w:tcPr>
-            <w:tcW w:type="dxa" w:w="3097"/>
-            <w:vAlign w:val="center"/>
-          </w:tcPr>
-          <w:p>
-            <w:r/>
-            <w:r>
-              <w:rPr>
-                <w:rFonts w:ascii="宋体" w:hAnsi="宋体" w:eastAsia="宋体"/>
-                <w:b w:val="0"/>
-                <w:sz w:val="24"/>
-              </w:rPr>
-              <w:t>AI_Consensus</w:t>
-            </w:r>
-          </w:p>
-        </w:tc>
-        <w:tc>
-          <w:tcPr>
-            <w:tcW w:type="dxa" w:w="3097"/>
-            <w:vAlign w:val="center"/>
-          </w:tcPr>
-          <w:p>
-            <w:r/>
-            <w:r>
-              <w:rPr>
-                <w:rFonts w:ascii="宋体" w:hAnsi="宋体" w:eastAsia="宋体"/>
-                <w:b w:val="0"/>
-                <w:sz w:val="24"/>
-              </w:rPr>
-              <w:t>node_id, content, created_at, decision_id</w:t>
-            </w:r>
-          </w:p>
-        </w:tc>
-        <w:tc>
-          <w:tcPr>
-            <w:tcW w:type="dxa" w:w="3097"/>
-            <w:vAlign w:val="center"/>
-          </w:tcPr>
-          <w:p>
-            <w:r/>
-            <w:r>
-              <w:rPr>
-                <w:rFonts w:ascii="宋体" w:hAnsi="宋体" w:eastAsia="宋体"/>
-                <w:b w:val="0"/>
-                <w:sz w:val="24"/>
-              </w:rPr>
-              <w:t>AI/治理流程生成的共识节点</w:t>
-            </w:r>
-          </w:p>
-        </w:tc>
-      </w:tr>
-      <w:tr>
-        <w:tc>
-          <w:tcPr>
-            <w:tcW w:type="dxa" w:w="3097"/>
-            <w:vAlign w:val="center"/>
-          </w:tcPr>
-          <w:p>
-            <w:r/>
-            <w:r>
-              <w:rPr>
-                <w:rFonts w:ascii="宋体" w:hAnsi="宋体" w:eastAsia="宋体"/>
-                <w:b w:val="0"/>
-                <w:sz w:val="24"/>
-              </w:rPr>
-              <w:t>Result</w:t>
-            </w:r>
-          </w:p>
-        </w:tc>
-        <w:tc>
-          <w:tcPr>
-            <w:tcW w:type="dxa" w:w="3097"/>
-            <w:vAlign w:val="center"/>
-          </w:tcPr>
-          <w:p>
-            <w:r/>
-            <w:r>
-              <w:rPr>
-                <w:rFonts w:ascii="宋体" w:hAnsi="宋体" w:eastAsia="宋体"/>
-                <w:b w:val="0"/>
-                <w:sz w:val="24"/>
-              </w:rPr>
-              <w:t>node_id, content, created_at</w:t>
-            </w:r>
-          </w:p>
-        </w:tc>
-        <w:tc>
-          <w:tcPr>
-            <w:tcW w:type="dxa" w:w="3097"/>
-            <w:vAlign w:val="center"/>
-          </w:tcPr>
-          <w:p>
-            <w:r/>
-            <w:r>
-              <w:rPr>
-                <w:rFonts w:ascii="宋体" w:hAnsi="宋体" w:eastAsia="宋体"/>
-                <w:b w:val="0"/>
-                <w:sz w:val="24"/>
-              </w:rPr>
-              <w:t>阶段性结果或物化节点</w:t>
-            </w:r>
-          </w:p>
-        </w:tc>
-      </w:tr>
-      <w:tr>
-        <w:tc>
-          <w:tcPr>
-            <w:tcW w:type="dxa" w:w="3097"/>
-            <w:vAlign w:val="center"/>
-          </w:tcPr>
-          <w:p>
-            <w:r/>
-            <w:r>
-              <w:rPr>
-                <w:rFonts w:ascii="宋体" w:hAnsi="宋体" w:eastAsia="宋体"/>
-                <w:b w:val="0"/>
-                <w:sz w:val="24"/>
-              </w:rPr>
-              <w:t>UserAccount</w:t>
-            </w:r>
-          </w:p>
-        </w:tc>
-        <w:tc>
-          <w:tcPr>
-            <w:tcW w:type="dxa" w:w="3097"/>
-            <w:vAlign w:val="center"/>
-          </w:tcPr>
-          <w:p>
-            <w:r/>
-            <w:r>
-              <w:rPr>
-                <w:rFonts w:ascii="宋体" w:hAnsi="宋体" w:eastAsia="宋体"/>
-                <w:b w:val="0"/>
-                <w:sz w:val="24"/>
-              </w:rPr>
-              <w:t>user_id, username, password_hash, roles, status</w:t>
-            </w:r>
-          </w:p>
-        </w:tc>
-        <w:tc>
-          <w:tcPr>
-            <w:tcW w:type="dxa" w:w="3097"/>
-            <w:vAlign w:val="center"/>
-          </w:tcPr>
-          <w:p>
-            <w:r/>
-            <w:r>
-              <w:rPr>
-                <w:rFonts w:ascii="宋体" w:hAnsi="宋体" w:eastAsia="宋体"/>
-                <w:b w:val="0"/>
-                <w:sz w:val="24"/>
-              </w:rPr>
-              <w:t>登录认证账号</w:t>
-            </w:r>
-          </w:p>
-        </w:tc>
-      </w:tr>
-      <w:tr>
-        <w:tc>
-          <w:tcPr>
-            <w:tcW w:type="dxa" w:w="3097"/>
-            <w:vAlign w:val="center"/>
-          </w:tcPr>
-          <w:p>
-            <w:r/>
-            <w:r>
-              <w:rPr>
-                <w:rFonts w:ascii="宋体" w:hAnsi="宋体" w:eastAsia="宋体"/>
-                <w:b w:val="0"/>
-                <w:sz w:val="24"/>
-              </w:rPr>
-              <w:t>UserProfile</w:t>
-            </w:r>
-          </w:p>
-        </w:tc>
-        <w:tc>
-          <w:tcPr>
-            <w:tcW w:type="dxa" w:w="3097"/>
-            <w:vAlign w:val="center"/>
-          </w:tcPr>
-          <w:p>
-            <w:r/>
-            <w:r>
-              <w:rPr>
-                <w:rFonts w:ascii="宋体" w:hAnsi="宋体" w:eastAsia="宋体"/>
-                <w:b w:val="0"/>
-                <w:sz w:val="24"/>
-              </w:rPr>
-              <w:t>user_id, display_name, avatar_url, language, theme</w:t>
-            </w:r>
-          </w:p>
-        </w:tc>
-        <w:tc>
-          <w:tcPr>
-            <w:tcW w:type="dxa" w:w="3097"/>
-            <w:vAlign w:val="center"/>
-          </w:tcPr>
-          <w:p>
-            <w:r/>
-            <w:r>
-              <w:rPr>
-                <w:rFonts w:ascii="宋体" w:hAnsi="宋体" w:eastAsia="宋体"/>
-                <w:b w:val="0"/>
-                <w:sz w:val="24"/>
-              </w:rPr>
-              <w:t>用户资料</w:t>
-            </w:r>
-          </w:p>
-        </w:tc>
-      </w:tr>
-      <w:tr>
-        <w:tc>
-          <w:tcPr>
-            <w:tcW w:type="dxa" w:w="3097"/>
-            <w:vAlign w:val="center"/>
-          </w:tcPr>
-          <w:p>
-            <w:r/>
-            <w:r>
-              <w:rPr>
-                <w:rFonts w:ascii="宋体" w:hAnsi="宋体" w:eastAsia="宋体"/>
-                <w:b w:val="0"/>
-                <w:sz w:val="24"/>
-              </w:rPr>
-              <w:t>Topic</w:t>
-            </w:r>
-          </w:p>
-        </w:tc>
-        <w:tc>
-          <w:tcPr>
-            <w:tcW w:type="dxa" w:w="3097"/>
-            <w:vAlign w:val="center"/>
-          </w:tcPr>
-          <w:p>
-            <w:r/>
-            <w:r>
-              <w:rPr>
-                <w:rFonts w:ascii="宋体" w:hAnsi="宋体" w:eastAsia="宋体"/>
-                <w:b w:val="0"/>
-                <w:sz w:val="24"/>
-              </w:rPr>
-              <w:t>topic_id, title, created_at</w:t>
-            </w:r>
-          </w:p>
-        </w:tc>
-        <w:tc>
-          <w:tcPr>
-            <w:tcW w:type="dxa" w:w="3097"/>
-            <w:vAlign w:val="center"/>
-          </w:tcPr>
-          <w:p>
-            <w:r/>
-            <w:r>
-              <w:rPr>
-                <w:rFonts w:ascii="宋体" w:hAnsi="宋体" w:eastAsia="宋体"/>
-                <w:b w:val="0"/>
-                <w:sz w:val="24"/>
-              </w:rPr>
-              <w:t>话题/根茎入口</w:t>
-            </w:r>
-          </w:p>
-        </w:tc>
-      </w:tr>
-      <w:tr>
-        <w:tc>
-          <w:tcPr>
-            <w:tcW w:type="dxa" w:w="3097"/>
-            <w:vAlign w:val="center"/>
-          </w:tcPr>
-          <w:p>
-            <w:r/>
-            <w:r>
-              <w:rPr>
-                <w:rFonts w:ascii="宋体" w:hAnsi="宋体" w:eastAsia="宋体"/>
-                <w:b w:val="0"/>
-                <w:sz w:val="24"/>
-              </w:rPr>
-              <w:t>PreferenceEvent</w:t>
-            </w:r>
-          </w:p>
-        </w:tc>
-        <w:tc>
-          <w:tcPr>
-            <w:tcW w:type="dxa" w:w="3097"/>
-            <w:vAlign w:val="center"/>
-          </w:tcPr>
-          <w:p>
-            <w:r/>
-            <w:r>
-              <w:rPr>
-                <w:rFonts w:ascii="宋体" w:hAnsi="宋体" w:eastAsia="宋体"/>
-                <w:b w:val="0"/>
-                <w:sz w:val="24"/>
-              </w:rPr>
-              <w:t>event_id, event_type, weight, created_at</w:t>
-            </w:r>
-          </w:p>
-        </w:tc>
-        <w:tc>
-          <w:tcPr>
-            <w:tcW w:type="dxa" w:w="3097"/>
-            <w:vAlign w:val="center"/>
-          </w:tcPr>
-          <w:p>
-            <w:r/>
-            <w:r>
-              <w:rPr>
-                <w:rFonts w:ascii="宋体" w:hAnsi="宋体" w:eastAsia="宋体"/>
-                <w:b w:val="0"/>
-                <w:sz w:val="24"/>
-              </w:rPr>
-              <w:t>用户偏好行为事件</w:t>
-            </w:r>
-          </w:p>
-        </w:tc>
-      </w:tr>
-    </w:tbl>
-    <w:p>
-      <w:pPr>
-        <w:pStyle w:val="Heading2"/>
-      </w:pPr>
-      <w:r>
-        <w:t>2.2 核心关系数据字典</w:t>
-      </w:r>
-    </w:p>
-    <w:tbl>
-      <w:tblPr>
-        <w:tblStyle w:val="TableGrid"/>
-        <w:tblW w:type="auto" w:w="0"/>
-        <w:jc w:val="center"/>
-        <w:tblLook w:firstColumn="1" w:firstRow="1" w:lastColumn="0" w:lastRow="0" w:noHBand="0" w:noVBand="1" w:val="04A0"/>
-      </w:tblPr>
-      <w:tblGrid>
-        <w:gridCol w:w="3097"/>
-        <w:gridCol w:w="3097"/>
-        <w:gridCol w:w="3097"/>
-      </w:tblGrid>
-      <w:tr>
-        <w:tc>
-          <w:tcPr>
-            <w:tcW w:type="dxa" w:w="3097"/>
-            <w:vAlign w:val="center"/>
-          </w:tcPr>
-          <w:p>
-            <w:r/>
-            <w:r>
-              <w:rPr>
-                <w:rFonts w:ascii="宋体" w:hAnsi="宋体" w:eastAsia="宋体"/>
-                <w:b/>
-                <w:sz w:val="24"/>
-              </w:rPr>
-              <w:t>关系类型</w:t>
-            </w:r>
-          </w:p>
-        </w:tc>
-        <w:tc>
-          <w:tcPr>
-            <w:tcW w:type="dxa" w:w="3097"/>
-            <w:vAlign w:val="center"/>
-          </w:tcPr>
-          <w:p>
-            <w:r/>
-            <w:r>
-              <w:rPr>
-                <w:rFonts w:ascii="宋体" w:hAnsi="宋体" w:eastAsia="宋体"/>
-                <w:b/>
-                <w:sz w:val="24"/>
-              </w:rPr>
-              <w:t>起点 → 终点</w:t>
-            </w:r>
-          </w:p>
-        </w:tc>
-        <w:tc>
-          <w:tcPr>
-            <w:tcW w:type="dxa" w:w="3097"/>
-            <w:vAlign w:val="center"/>
-          </w:tcPr>
-          <w:p>
-            <w:r/>
-            <w:r>
-              <w:rPr>
-                <w:rFonts w:ascii="宋体" w:hAnsi="宋体" w:eastAsia="宋体"/>
-                <w:b/>
-                <w:sz w:val="24"/>
-              </w:rPr>
-              <w:t>说明</w:t>
-            </w:r>
-          </w:p>
-        </w:tc>
-      </w:tr>
-      <w:tr>
-        <w:tc>
-          <w:tcPr>
-            <w:tcW w:type="dxa" w:w="3097"/>
-            <w:vAlign w:val="center"/>
-          </w:tcPr>
-          <w:p>
-            <w:r/>
-            <w:r>
-              <w:rPr>
-                <w:rFonts w:ascii="宋体" w:hAnsi="宋体" w:eastAsia="宋体"/>
-                <w:b w:val="0"/>
-                <w:sz w:val="24"/>
-              </w:rPr>
-              <w:t>AUTHORED</w:t>
-            </w:r>
-          </w:p>
-        </w:tc>
-        <w:tc>
-          <w:tcPr>
-            <w:tcW w:type="dxa" w:w="3097"/>
-            <w:vAlign w:val="center"/>
-          </w:tcPr>
-          <w:p>
-            <w:r/>
-            <w:r>
-              <w:rPr>
-                <w:rFonts w:ascii="宋体" w:hAnsi="宋体" w:eastAsia="宋体"/>
-                <w:b w:val="0"/>
-                <w:sz w:val="24"/>
-              </w:rPr>
-              <w:t>UserAccount → Human_Post</w:t>
-            </w:r>
-          </w:p>
-        </w:tc>
-        <w:tc>
-          <w:tcPr>
-            <w:tcW w:type="dxa" w:w="3097"/>
-            <w:vAlign w:val="center"/>
-          </w:tcPr>
-          <w:p>
-            <w:r/>
-            <w:r>
-              <w:rPr>
-                <w:rFonts w:ascii="宋体" w:hAnsi="宋体" w:eastAsia="宋体"/>
-                <w:b w:val="0"/>
-                <w:sz w:val="24"/>
-              </w:rPr>
-              <w:t>用户创作帖子</w:t>
-            </w:r>
-          </w:p>
-        </w:tc>
-      </w:tr>
-      <w:tr>
-        <w:tc>
-          <w:tcPr>
-            <w:tcW w:type="dxa" w:w="3097"/>
-            <w:vAlign w:val="center"/>
-          </w:tcPr>
-          <w:p>
-            <w:r/>
-            <w:r>
-              <w:rPr>
-                <w:rFonts w:ascii="宋体" w:hAnsi="宋体" w:eastAsia="宋体"/>
-                <w:b w:val="0"/>
-                <w:sz w:val="24"/>
-              </w:rPr>
-              <w:t>HAS_PROFILE</w:t>
-            </w:r>
-          </w:p>
-        </w:tc>
-        <w:tc>
-          <w:tcPr>
-            <w:tcW w:type="dxa" w:w="3097"/>
-            <w:vAlign w:val="center"/>
-          </w:tcPr>
-          <w:p>
-            <w:r/>
-            <w:r>
-              <w:rPr>
-                <w:rFonts w:ascii="宋体" w:hAnsi="宋体" w:eastAsia="宋体"/>
-                <w:b w:val="0"/>
-                <w:sz w:val="24"/>
-              </w:rPr>
-              <w:t>UserAccount → UserProfile</w:t>
-            </w:r>
-          </w:p>
-        </w:tc>
-        <w:tc>
-          <w:tcPr>
-            <w:tcW w:type="dxa" w:w="3097"/>
-            <w:vAlign w:val="center"/>
-          </w:tcPr>
-          <w:p>
-            <w:r/>
-            <w:r>
-              <w:rPr>
-                <w:rFonts w:ascii="宋体" w:hAnsi="宋体" w:eastAsia="宋体"/>
-                <w:b w:val="0"/>
-                <w:sz w:val="24"/>
-              </w:rPr>
-              <w:t>账号关联资料</w:t>
-            </w:r>
-          </w:p>
-        </w:tc>
-      </w:tr>
-      <w:tr>
-        <w:tc>
-          <w:tcPr>
-            <w:tcW w:type="dxa" w:w="3097"/>
-            <w:vAlign w:val="center"/>
-          </w:tcPr>
-          <w:p>
-            <w:r/>
-            <w:r>
-              <w:rPr>
-                <w:rFonts w:ascii="宋体" w:hAnsi="宋体" w:eastAsia="宋体"/>
-                <w:b w:val="0"/>
-                <w:sz w:val="24"/>
-              </w:rPr>
-              <w:t>FOLLOWS / MUTED</w:t>
-            </w:r>
-          </w:p>
-        </w:tc>
-        <w:tc>
-          <w:tcPr>
-            <w:tcW w:type="dxa" w:w="3097"/>
-            <w:vAlign w:val="center"/>
-          </w:tcPr>
-          <w:p>
-            <w:r/>
-            <w:r>
-              <w:rPr>
-                <w:rFonts w:ascii="宋体" w:hAnsi="宋体" w:eastAsia="宋体"/>
-                <w:b w:val="0"/>
-                <w:sz w:val="24"/>
-              </w:rPr>
-              <w:t>UserAccount → UserAccount</w:t>
-            </w:r>
-          </w:p>
-        </w:tc>
-        <w:tc>
-          <w:tcPr>
-            <w:tcW w:type="dxa" w:w="3097"/>
-            <w:vAlign w:val="center"/>
-          </w:tcPr>
-          <w:p>
-            <w:r/>
-            <w:r>
-              <w:rPr>
-                <w:rFonts w:ascii="宋体" w:hAnsi="宋体" w:eastAsia="宋体"/>
-                <w:b w:val="0"/>
-                <w:sz w:val="24"/>
-              </w:rPr>
-              <w:t>关注 / 屏蔽</w:t>
-            </w:r>
-          </w:p>
-        </w:tc>
-      </w:tr>
-      <w:tr>
-        <w:tc>
-          <w:tcPr>
-            <w:tcW w:type="dxa" w:w="3097"/>
-            <w:vAlign w:val="center"/>
-          </w:tcPr>
-          <w:p>
-            <w:r/>
-            <w:r>
-              <w:rPr>
-                <w:rFonts w:ascii="宋体" w:hAnsi="宋体" w:eastAsia="宋体"/>
-                <w:b w:val="0"/>
-                <w:sz w:val="24"/>
-              </w:rPr>
-              <w:t>PREFERS</w:t>
-            </w:r>
-          </w:p>
-        </w:tc>
-        <w:tc>
-          <w:tcPr>
-            <w:tcW w:type="dxa" w:w="3097"/>
-            <w:vAlign w:val="center"/>
-          </w:tcPr>
-          <w:p>
-            <w:r/>
-            <w:r>
-              <w:rPr>
-                <w:rFonts w:ascii="宋体" w:hAnsi="宋体" w:eastAsia="宋体"/>
-                <w:b w:val="0"/>
-                <w:sz w:val="24"/>
-              </w:rPr>
-              <w:t>UserAccount → Topic</w:t>
-            </w:r>
-          </w:p>
-        </w:tc>
-        <w:tc>
-          <w:tcPr>
-            <w:tcW w:type="dxa" w:w="3097"/>
-            <w:vAlign w:val="center"/>
-          </w:tcPr>
-          <w:p>
-            <w:r/>
-            <w:r>
-              <w:rPr>
-                <w:rFonts w:ascii="宋体" w:hAnsi="宋体" w:eastAsia="宋体"/>
-                <w:b w:val="0"/>
-                <w:sz w:val="24"/>
-              </w:rPr>
-              <w:t>偏好聚合</w:t>
-            </w:r>
-          </w:p>
-        </w:tc>
-      </w:tr>
-      <w:tr>
-        <w:tc>
-          <w:tcPr>
-            <w:tcW w:type="dxa" w:w="3097"/>
-            <w:vAlign w:val="center"/>
-          </w:tcPr>
-          <w:p>
-            <w:r/>
-            <w:r>
-              <w:rPr>
-                <w:rFonts w:ascii="宋体" w:hAnsi="宋体" w:eastAsia="宋体"/>
-                <w:b w:val="0"/>
-                <w:sz w:val="24"/>
-              </w:rPr>
-              <w:t>BRANCHED_FROM / CONTINUES_FROM</w:t>
-            </w:r>
-          </w:p>
-        </w:tc>
-        <w:tc>
-          <w:tcPr>
-            <w:tcW w:type="dxa" w:w="3097"/>
-            <w:vAlign w:val="center"/>
-          </w:tcPr>
-          <w:p>
-            <w:r/>
-            <w:r>
-              <w:rPr>
-                <w:rFonts w:ascii="宋体" w:hAnsi="宋体" w:eastAsia="宋体"/>
-                <w:b w:val="0"/>
-                <w:sz w:val="24"/>
-              </w:rPr>
-              <w:t>GraphNode → GraphNode</w:t>
-            </w:r>
-          </w:p>
-        </w:tc>
-        <w:tc>
-          <w:tcPr>
-            <w:tcW w:type="dxa" w:w="3097"/>
-            <w:vAlign w:val="center"/>
-          </w:tcPr>
-          <w:p>
-            <w:r/>
-            <w:r>
-              <w:rPr>
-                <w:rFonts w:ascii="宋体" w:hAnsi="宋体" w:eastAsia="宋体"/>
-                <w:b w:val="0"/>
-                <w:sz w:val="24"/>
-              </w:rPr>
-              <w:t>分支 / 延续</w:t>
-            </w:r>
-          </w:p>
-        </w:tc>
-      </w:tr>
-      <w:tr>
-        <w:tc>
-          <w:tcPr>
-            <w:tcW w:type="dxa" w:w="3097"/>
-            <w:vAlign w:val="center"/>
-          </w:tcPr>
-          <w:p>
-            <w:r/>
-            <w:r>
-              <w:rPr>
-                <w:rFonts w:ascii="宋体" w:hAnsi="宋体" w:eastAsia="宋体"/>
-                <w:b w:val="0"/>
-                <w:sz w:val="24"/>
-              </w:rPr>
-              <w:t>MERGED_INTO / SYNTHESIZED_FROM</w:t>
-            </w:r>
-          </w:p>
-        </w:tc>
-        <w:tc>
-          <w:tcPr>
-            <w:tcW w:type="dxa" w:w="3097"/>
-            <w:vAlign w:val="center"/>
-          </w:tcPr>
-          <w:p>
-            <w:r/>
-            <w:r>
-              <w:rPr>
-                <w:rFonts w:ascii="宋体" w:hAnsi="宋体" w:eastAsia="宋体"/>
-                <w:b w:val="0"/>
-                <w:sz w:val="24"/>
-              </w:rPr>
-              <w:t>GraphNode → GraphNode</w:t>
-            </w:r>
-          </w:p>
-        </w:tc>
-        <w:tc>
-          <w:tcPr>
-            <w:tcW w:type="dxa" w:w="3097"/>
-            <w:vAlign w:val="center"/>
-          </w:tcPr>
-          <w:p>
-            <w:r/>
-            <w:r>
-              <w:rPr>
-                <w:rFonts w:ascii="宋体" w:hAnsi="宋体" w:eastAsia="宋体"/>
-                <w:b w:val="0"/>
-                <w:sz w:val="24"/>
-              </w:rPr>
-              <w:t>合并 / 共识综合</w:t>
-            </w:r>
-          </w:p>
-        </w:tc>
-      </w:tr>
-      <w:tr>
-        <w:tc>
-          <w:tcPr>
-            <w:tcW w:type="dxa" w:w="3097"/>
-            <w:vAlign w:val="center"/>
-          </w:tcPr>
-          <w:p>
-            <w:r/>
-            <w:r>
-              <w:rPr>
-                <w:rFonts w:ascii="宋体" w:hAnsi="宋体" w:eastAsia="宋体"/>
-                <w:b w:val="0"/>
-                <w:sz w:val="24"/>
-              </w:rPr>
-              <w:t>MATERIALIZED_FROM / CONVERGED_FROM</w:t>
-            </w:r>
-          </w:p>
-        </w:tc>
-        <w:tc>
-          <w:tcPr>
-            <w:tcW w:type="dxa" w:w="3097"/>
-            <w:vAlign w:val="center"/>
-          </w:tcPr>
-          <w:p>
-            <w:r/>
-            <w:r>
-              <w:rPr>
-                <w:rFonts w:ascii="宋体" w:hAnsi="宋体" w:eastAsia="宋体"/>
-                <w:b w:val="0"/>
-                <w:sz w:val="24"/>
-              </w:rPr>
-              <w:t>GraphNode → GraphNode</w:t>
-            </w:r>
-          </w:p>
-        </w:tc>
-        <w:tc>
-          <w:tcPr>
-            <w:tcW w:type="dxa" w:w="3097"/>
-            <w:vAlign w:val="center"/>
-          </w:tcPr>
-          <w:p>
-            <w:r/>
-            <w:r>
-              <w:rPr>
-                <w:rFonts w:ascii="宋体" w:hAnsi="宋体" w:eastAsia="宋体"/>
-                <w:b w:val="0"/>
-                <w:sz w:val="24"/>
-              </w:rPr>
-              <w:t>物化 / 收敛</w:t>
-            </w:r>
-          </w:p>
-        </w:tc>
-      </w:tr>
-      <w:tr>
-        <w:tc>
-          <w:tcPr>
-            <w:tcW w:type="dxa" w:w="3097"/>
-            <w:vAlign w:val="center"/>
-          </w:tcPr>
-          <w:p>
-            <w:r/>
-            <w:r>
-              <w:rPr>
-                <w:rFonts w:ascii="宋体" w:hAnsi="宋体" w:eastAsia="宋体"/>
-                <w:b w:val="0"/>
-                <w:sz w:val="24"/>
-              </w:rPr>
-              <w:t>CONCEPTUAL_OVERLAP / RELATES_TO</w:t>
-            </w:r>
-          </w:p>
-        </w:tc>
-        <w:tc>
-          <w:tcPr>
-            <w:tcW w:type="dxa" w:w="3097"/>
-            <w:vAlign w:val="center"/>
-          </w:tcPr>
-          <w:p>
-            <w:r/>
-            <w:r>
-              <w:rPr>
-                <w:rFonts w:ascii="宋体" w:hAnsi="宋体" w:eastAsia="宋体"/>
-                <w:b w:val="0"/>
-                <w:sz w:val="24"/>
-              </w:rPr>
-              <w:t>GraphNode → GraphNode</w:t>
-            </w:r>
-          </w:p>
-        </w:tc>
-        <w:tc>
-          <w:tcPr>
-            <w:tcW w:type="dxa" w:w="3097"/>
-            <w:vAlign w:val="center"/>
-          </w:tcPr>
-          <w:p>
-            <w:r/>
-            <w:r>
-              <w:rPr>
-                <w:rFonts w:ascii="宋体" w:hAnsi="宋体" w:eastAsia="宋体"/>
-                <w:b w:val="0"/>
-                <w:sz w:val="24"/>
-              </w:rPr>
-              <w:t>语义关联（不参与拓扑排序）</w:t>
-            </w:r>
-          </w:p>
-        </w:tc>
-      </w:tr>
-    </w:tbl>
-    <w:p>
-      <w:pPr>
-        <w:pStyle w:val="Heading2"/>
-      </w:pPr>
-      <w:r>
-        <w:t>2.3 约束、索引与持久层对应</w:t>
-      </w:r>
-    </w:p>
-    <w:p>
-      <w:pPr>
-        <w:spacing w:line="324" w:lineRule="auto"/>
-        <w:ind w:firstLine="420"/>
-      </w:pPr>
-      <w:r>
-        <w:t>对 node_id、user_id、username 建立唯一约束；对 embedding 建立向量索引；初始化逻辑在应用启动时保证约束与索引存在。历史节点默认不可变，修订/合并/分叉均通过新增节点与显式关系边表达。</w:t>
-      </w:r>
-    </w:p>
-    <w:p>
-      <w:pPr>
-        <w:spacing w:line="324" w:lineRule="auto"/>
-        <w:ind w:firstLine="420"/>
-      </w:pPr>
-      <w:r>
-        <w:t>与 MyBatis-Plus 的 BaseMapper、条件构造器、分页、逻辑删除、自动填充相对应的能力，由图实体、各 Repository、参数化 Cypher、PagingParams（统一校验 page/size/skip）、_deleted 属性与 Cypher datetime() 写入时间实现；权限管理等业务方法使用 @Transactional 控制事务边界。</w:t>
-      </w:r>
-    </w:p>
-    <w:p>
-      <w:pPr>
-        <w:pStyle w:val="Heading1"/>
-      </w:pPr>
-      <w:r>
-        <w:t>三、系统功能详细设计与流程图</w:t>
-      </w:r>
-    </w:p>
-    <w:p>
-      <w:pPr>
-        <w:spacing w:line="324" w:lineRule="auto"/>
-        <w:ind w:firstLine="420"/>
-      </w:pPr>
-      <w:r>
-        <w:t>系统采用前后端分离 + 后端分层：api 层负责 HTTP 入口与响应；service 层承载业务规则与事务；repository 与 Neo4jClient 承担图数据库访问；infrastructure 包统一放置安全、消息、SSE、持久化初始化、Redis、文件存储与可观测能力。</w:t>
-      </w:r>
-    </w:p>
-    <w:p>
-      <w:pPr>
-        <w:pStyle w:val="Heading2"/>
-      </w:pPr>
-      <w:r>
-        <w:t>3.1 用户认证模块</w:t>
-      </w:r>
-    </w:p>
-    <w:p>
-      <w:pPr>
-        <w:spacing w:line="324" w:lineRule="auto"/>
-        <w:ind w:firstLine="420"/>
-      </w:pPr>
-      <w:r>
-        <w:t>注册时生成用户 ID，使用 BCrypt 保存密码哈希并创建 UserProfile；登录校验密码与用户状态后签发 access token 与 refresh token；退出撤销当前 access token 并清理 refresh token。SecurityConfig 关闭 CSRF、采用无状态会话，并把 JwtAuthenticationFilter 放入过滤链；按 USER、AGENT、ADMIN 分权；RefreshTokenService 与 TokenBlacklistService 使用 Redis 管理会话状态。</w:t>
-      </w:r>
-    </w:p>
-    <w:p>
-      <w:pPr>
-        <w:pStyle w:val="Heading2"/>
-      </w:pPr>
-      <w:r>
-        <w:t>3.2 发帖与异步处理模块（程序流程图）</w:t>
-      </w:r>
-    </w:p>
-    <w:p>
-      <w:pPr>
-        <w:spacing w:line="324" w:lineRule="auto"/>
-        <w:ind w:firstLine="420"/>
-      </w:pPr>
-      <w:r>
-        <w:t>PostController 校验请求体与认证用户、检查目标节点、生成稳定 event_id，投递 PostEventMessage 到 RabbitMQ；等待 publisher confirm 后返回 202 Accepted；PostConsumer 消费后创建 Human_Post，生成 embedding 与质量评分，触发 AI 路由编排，写入 Neo4j 关系与审计，并经 SSE 推送前端。该模块的程序流程图如图 4 所示，后端整体时序如图 5 所示。</w:t>
-      </w:r>
-    </w:p>
-    <w:p>
-      <w:pPr>
-        <w:jc w:val="center"/>
-      </w:pPr>
-      <w:r>
-        <w:drawing>
-          <wp:inline xmlns:a="http://schemas.openxmlformats.org/drawingml/2006/main" xmlns:pic="http://schemas.openxmlformats.org/drawingml/2006/picture">
-            <wp:extent cx="3311999" cy="4700902"/>
-            <wp:docPr id="4" name="Picture 4"/>
-            <wp:cNvGraphicFramePr>
-              <a:graphicFrameLocks noChangeAspect="1"/>
-            </wp:cNvGraphicFramePr>
-            <a:graphic>
-              <a:graphicData uri="http://schemas.openxmlformats.org/drawingml/2006/picture">
-                <pic:pic>
-                  <pic:nvPicPr>
-                    <pic:cNvPr id="0" name="15_post_flowchart.png"/>
-                    <pic:cNvPicPr/>
-                  </pic:nvPicPr>
-                  <pic:blipFill>
-                    <a:blip r:embed="rId13"/>
-                    <a:stretch>
-                      <a:fillRect/>
-                    </a:stretch>
-                  </pic:blipFill>
-                  <pic:spPr>
-                    <a:xfrm>
-                      <a:off x="0" y="0"/>
-                      <a:ext cx="3311999" cy="4700902"/>
-                    </a:xfrm>
-                    <a:prstGeom prst="rect"/>
-                  </pic:spPr>
-                </pic:pic>
-              </a:graphicData>
-            </a:graphic>
-          </wp:inline>
-        </w:drawing>
-      </w:r>
-    </w:p>
-    <w:p>
-      <w:pPr>
-        <w:jc w:val="center"/>
-      </w:pPr>
-      <w:r>
-        <w:t>图 4 发帖受理与异步处理程序流程图</w:t>
-      </w:r>
-    </w:p>
-    <w:p>
-      <w:pPr>
-        <w:jc w:val="center"/>
-      </w:pPr>
-      <w:r>
-        <w:drawing>
-          <wp:inline xmlns:a="http://schemas.openxmlformats.org/drawingml/2006/main" xmlns:pic="http://schemas.openxmlformats.org/drawingml/2006/picture">
-            <wp:extent cx="5580000" cy="3348000"/>
-            <wp:docPr id="5" name="Picture 5"/>
-            <wp:cNvGraphicFramePr>
-              <a:graphicFrameLocks noChangeAspect="1"/>
-            </wp:cNvGraphicFramePr>
-            <a:graphic>
-              <a:graphicData uri="http://schemas.openxmlformats.org/drawingml/2006/picture">
-                <pic:pic>
-                  <pic:nvPicPr>
-                    <pic:cNvPr id="0" name="04_backend_async_flow.png"/>
-                    <pic:cNvPicPr/>
-                  </pic:nvPicPr>
-                  <pic:blipFill>
-                    <a:blip r:embed="rId14"/>
-                    <a:stretch>
-                      <a:fillRect/>
-                    </a:stretch>
-                  </pic:blipFill>
-                  <pic:spPr>
-                    <a:xfrm>
-                      <a:off x="0" y="0"/>
-                      <a:ext cx="5580000" cy="3348000"/>
-                    </a:xfrm>
-                    <a:prstGeom prst="rect"/>
-                  </pic:spPr>
-                </pic:pic>
-              </a:graphicData>
-            </a:graphic>
-          </wp:inline>
-        </w:drawing>
-      </w:r>
-    </w:p>
-    <w:p>
-      <w:pPr>
-        <w:jc w:val="center"/>
-      </w:pPr>
-      <w:r>
-        <w:t>图 5 后端发帖与 AI 编排时序</w:t>
-      </w:r>
-    </w:p>
-    <w:p>
-      <w:pPr>
-        <w:pStyle w:val="Heading2"/>
-      </w:pPr>
-      <w:r>
-        <w:t>3.3 图谱查询模块</w:t>
-      </w:r>
-    </w:p>
-    <w:p>
-      <w:pPr>
-        <w:spacing w:line="324" w:lineRule="auto"/>
-        <w:ind w:firstLine="420"/>
-      </w:pPr>
-      <w:r>
-        <w:t>NodeQueryController 与 NodeQueryService 提供根话题、节点详情、lineage、children、topology-context、discussion-tree、provenance、associations 等查询。这些查询围绕图遍历、关系过滤、节点投影与 DTO 转换组织，而非简单的 select * from table。</w:t>
-      </w:r>
-    </w:p>
-    <w:p>
-      <w:pPr>
-        <w:pStyle w:val="Heading2"/>
-      </w:pPr>
-      <w:r>
-        <w:t>3.4 治理与 AI 编排模块</w:t>
-      </w:r>
-    </w:p>
-    <w:p>
-      <w:pPr>
-        <w:spacing w:line="324" w:lineRule="auto"/>
-        <w:ind w:firstLine="420"/>
-      </w:pPr>
-      <w:r>
-        <w:t>DecisionController 暴露合并、分支、注入、物化、fork、cross-synth、join、rollback 等接口；DecisionService、RollbackService、DagIntegrityService 保证图结构演进符合不可变 DAG 规则。AiRoutingWorkflowService 用 LangGraph4j 定义状态图：加载帖子、确保 embedding、向量召回、上下文裁剪、规则预过滤、LLM 裁决、反思校验、提交前守卫、执行合并/分支或创建复核任务，规则层在高/低相似场景跳过 LLM 以降本提速。</w:t>
-      </w:r>
-    </w:p>
-    <w:p>
-      <w:pPr>
-        <w:pStyle w:val="Heading2"/>
-      </w:pPr>
-      <w:r>
-        <w:t>3.5 用户资料、头像、关注与偏好模块</w:t>
-      </w:r>
-    </w:p>
-    <w:p>
-      <w:pPr>
-        <w:spacing w:line="324" w:lineRule="auto"/>
-        <w:ind w:firstLine="420"/>
-      </w:pPr>
-      <w:r>
-        <w:t>FollowService、MuteService 使用统一分页参数返回列表；AvatarController 以 MultipartFile 接收头像并校验类型/大小后写入 MinIO 或本地存储；PreferenceEventService 记录行为事件，PrefersAggregationJob 周期性将偏好事件聚合为 PREFERS 投影边用于个性化排序。</w:t>
-      </w:r>
-    </w:p>
-    <w:p>
-      <w:pPr>
-        <w:pStyle w:val="Heading2"/>
-      </w:pPr>
-      <w:r>
-        <w:t>3.6 课程知识点对应</w:t>
-      </w:r>
-    </w:p>
-    <w:p>
-      <w:pPr>
-        <w:spacing w:line="324" w:lineRule="auto"/>
-        <w:ind w:firstLine="420"/>
-      </w:pPr>
-      <w:r>
-        <w:t>RESTful（@RestController/@RequestMapping/@PathVariable/@RequestBody）、统一响应封装（ApiResponse 的 code/message/data）、Service 分层与 @Transactional、@ControllerAdvice 全局异常处理、Spring Security + JWT + Redis 会话、RabbitMQ（交换机/队列/死信/确认/重试）、MultipartFile 文件上传、@Scheduled 定时任务、前端 Ajax/异步请求与状态管理等课程知识点均在上述模块中落地。</w:t>
-      </w:r>
-    </w:p>
-    <w:p>
-      <w:pPr>
-        <w:pStyle w:val="Heading1"/>
-      </w:pPr>
-      <w:r>
-        <w:t>四、系统模块实现：界面与核心源代码</w:t>
-      </w:r>
-    </w:p>
-    <w:p>
-      <w:pPr>
-        <w:pStyle w:val="Heading2"/>
-      </w:pPr>
-      <w:r>
-        <w:t>4.1 运行界面</w:t>
-      </w:r>
-    </w:p>
-    <w:p>
-      <w:pPr>
-        <w:spacing w:line="324" w:lineRule="auto"/>
-        <w:ind w:firstLine="420"/>
-      </w:pPr>
-      <w:r>
-        <w:t>以下为系统运行界面截图位置。由于运行需要 Neo4j、RabbitMQ、Redis 与模型密钥等完整环境，此处先以占位框标注，请在提交前替换为真实运行截图；前端模块结构与运行链路如图 6 所示，可作为界面说明。</w:t>
-      </w:r>
-    </w:p>
-    <w:tbl>
-      <w:tblPr>
         <w:tblW w:type="auto" w:w="0"/>
         <w:jc w:val="center"/>
         <w:tblLook w:firstColumn="1" w:firstRow="1" w:lastColumn="0" w:lastRow="0" w:noHBand="0" w:noVBand="1" w:val="04A0"/>
@@ -2566,529 +268,33 @@
         </w:tblBorders>
       </w:tblPr>
       <w:tblGrid>
-        <w:gridCol w:w="9292"/>
+        <w:gridCol w:w="9972"/>
       </w:tblGrid>
       <w:tr>
         <w:tc>
           <w:tcPr>
-            <w:tcW w:type="dxa" w:w="9292"/>
-            <w:shd w:fill="F8FAFC"/>
+            <w:tcW w:type="dxa" w:w="9972"/>
+            <w:vAlign w:val="center"/>
             <w:tcMar>
-              <w:top w:w="70" w:type="dxa"/>
-              <w:left w:w="70" w:type="dxa"/>
-              <w:bottom w:w="70" w:type="dxa"/>
-              <w:right w:w="70" w:type="dxa"/>
+              <w:top w:w="90" w:type="dxa"/>
+              <w:left w:w="90" w:type="dxa"/>
+              <w:bottom w:w="90" w:type="dxa"/>
+              <w:right w:w="90" w:type="dxa"/>
             </w:tcMar>
-            <w:vAlign w:val="center"/>
           </w:tcPr>
           <w:p>
             <w:pPr>
-              <w:spacing w:before="280" w:after="280"/>
-              <w:jc w:val="center"/>
+              <w:spacing w:before="0" w:after="0" w:line="288" w:lineRule="auto"/>
+              <w:jc w:val="left"/>
             </w:pPr>
-            <w:r>
-              <w:rPr>
-                <w:rFonts w:ascii="宋体" w:hAnsi="宋体" w:eastAsia="宋体"/>
-                <w:color w:val="6B7280"/>
-                <w:sz w:val="24"/>
-              </w:rPr>
-              <w:t>【运行界面截图占位】登录 / 注册页面</w:t>
-            </w:r>
-          </w:p>
-        </w:tc>
-      </w:tr>
-    </w:tbl>
-    <w:tbl>
-      <w:tblPr>
-        <w:tblW w:type="auto" w:w="0"/>
-        <w:jc w:val="center"/>
-        <w:tblLook w:firstColumn="1" w:firstRow="1" w:lastColumn="0" w:lastRow="0" w:noHBand="0" w:noVBand="1" w:val="04A0"/>
-        <w:tblBorders>
-          <w:top w:val="single" w:sz="8" w:space="0" w:color="94A3B8"/>
-          <w:left w:val="single" w:sz="8" w:space="0" w:color="94A3B8"/>
-          <w:bottom w:val="single" w:sz="8" w:space="0" w:color="94A3B8"/>
-          <w:right w:val="single" w:sz="8" w:space="0" w:color="94A3B8"/>
-          <w:insideH w:val="single" w:sz="8" w:space="0" w:color="94A3B8"/>
-          <w:insideV w:val="single" w:sz="8" w:space="0" w:color="94A3B8"/>
-        </w:tblBorders>
-      </w:tblPr>
-      <w:tblGrid>
-        <w:gridCol w:w="9292"/>
-      </w:tblGrid>
-      <w:tr>
-        <w:tc>
-          <w:tcPr>
-            <w:tcW w:type="dxa" w:w="9292"/>
-            <w:shd w:fill="F8FAFC"/>
-            <w:tcMar>
-              <w:top w:w="70" w:type="dxa"/>
-              <w:left w:w="70" w:type="dxa"/>
-              <w:bottom w:w="70" w:type="dxa"/>
-              <w:right w:w="70" w:type="dxa"/>
-            </w:tcMar>
-            <w:vAlign w:val="center"/>
-          </w:tcPr>
-          <w:p>
-            <w:pPr>
-              <w:spacing w:before="280" w:after="280"/>
-              <w:jc w:val="center"/>
-            </w:pPr>
-            <w:r>
-              <w:rPr>
-                <w:rFonts w:ascii="宋体" w:hAnsi="宋体" w:eastAsia="宋体"/>
-                <w:color w:val="6B7280"/>
-                <w:sz w:val="24"/>
-              </w:rPr>
-              <w:t>【运行界面截图占位】图谱工作台（桌面端 React Flow 视图）</w:t>
-            </w:r>
-          </w:p>
-        </w:tc>
-      </w:tr>
-    </w:tbl>
-    <w:tbl>
-      <w:tblPr>
-        <w:tblW w:type="auto" w:w="0"/>
-        <w:jc w:val="center"/>
-        <w:tblLook w:firstColumn="1" w:firstRow="1" w:lastColumn="0" w:lastRow="0" w:noHBand="0" w:noVBand="1" w:val="04A0"/>
-        <w:tblBorders>
-          <w:top w:val="single" w:sz="8" w:space="0" w:color="94A3B8"/>
-          <w:left w:val="single" w:sz="8" w:space="0" w:color="94A3B8"/>
-          <w:bottom w:val="single" w:sz="8" w:space="0" w:color="94A3B8"/>
-          <w:right w:val="single" w:sz="8" w:space="0" w:color="94A3B8"/>
-          <w:insideH w:val="single" w:sz="8" w:space="0" w:color="94A3B8"/>
-          <w:insideV w:val="single" w:sz="8" w:space="0" w:color="94A3B8"/>
-        </w:tblBorders>
-      </w:tblPr>
-      <w:tblGrid>
-        <w:gridCol w:w="9292"/>
-      </w:tblGrid>
-      <w:tr>
-        <w:tc>
-          <w:tcPr>
-            <w:tcW w:type="dxa" w:w="9292"/>
-            <w:shd w:fill="F8FAFC"/>
-            <w:tcMar>
-              <w:top w:w="70" w:type="dxa"/>
-              <w:left w:w="70" w:type="dxa"/>
-              <w:bottom w:w="70" w:type="dxa"/>
-              <w:right w:w="70" w:type="dxa"/>
-            </w:tcMar>
-            <w:vAlign w:val="center"/>
-          </w:tcPr>
-          <w:p>
-            <w:pPr>
-              <w:spacing w:before="280" w:after="280"/>
-              <w:jc w:val="center"/>
-            </w:pPr>
-            <w:r>
-              <w:rPr>
-                <w:rFonts w:ascii="宋体" w:hAnsi="宋体" w:eastAsia="宋体"/>
-                <w:color w:val="6B7280"/>
-                <w:sz w:val="24"/>
-              </w:rPr>
-              <w:t>【运行界面截图占位】节点详情与治理操作面板</w:t>
-            </w:r>
-          </w:p>
-        </w:tc>
-      </w:tr>
-    </w:tbl>
-    <w:tbl>
-      <w:tblPr>
-        <w:tblW w:type="auto" w:w="0"/>
-        <w:jc w:val="center"/>
-        <w:tblLook w:firstColumn="1" w:firstRow="1" w:lastColumn="0" w:lastRow="0" w:noHBand="0" w:noVBand="1" w:val="04A0"/>
-        <w:tblBorders>
-          <w:top w:val="single" w:sz="8" w:space="0" w:color="94A3B8"/>
-          <w:left w:val="single" w:sz="8" w:space="0" w:color="94A3B8"/>
-          <w:bottom w:val="single" w:sz="8" w:space="0" w:color="94A3B8"/>
-          <w:right w:val="single" w:sz="8" w:space="0" w:color="94A3B8"/>
-          <w:insideH w:val="single" w:sz="8" w:space="0" w:color="94A3B8"/>
-          <w:insideV w:val="single" w:sz="8" w:space="0" w:color="94A3B8"/>
-        </w:tblBorders>
-      </w:tblPr>
-      <w:tblGrid>
-        <w:gridCol w:w="9292"/>
-      </w:tblGrid>
-      <w:tr>
-        <w:tc>
-          <w:tcPr>
-            <w:tcW w:type="dxa" w:w="9292"/>
-            <w:shd w:fill="F8FAFC"/>
-            <w:tcMar>
-              <w:top w:w="70" w:type="dxa"/>
-              <w:left w:w="70" w:type="dxa"/>
-              <w:bottom w:w="70" w:type="dxa"/>
-              <w:right w:w="70" w:type="dxa"/>
-            </w:tcMar>
-            <w:vAlign w:val="center"/>
-          </w:tcPr>
-          <w:p>
-            <w:pPr>
-              <w:spacing w:before="280" w:after="280"/>
-              <w:jc w:val="center"/>
-            </w:pPr>
-            <w:r>
-              <w:rPr>
-                <w:rFonts w:ascii="宋体" w:hAnsi="宋体" w:eastAsia="宋体"/>
-                <w:color w:val="6B7280"/>
-                <w:sz w:val="24"/>
-              </w:rPr>
-              <w:t>【运行界面截图占位】移动端讨论树视图</w:t>
-            </w:r>
-          </w:p>
-        </w:tc>
-      </w:tr>
-    </w:tbl>
-    <w:p>
-      <w:pPr>
-        <w:jc w:val="center"/>
-      </w:pPr>
-      <w:r>
-        <w:drawing>
-          <wp:inline xmlns:a="http://schemas.openxmlformats.org/drawingml/2006/main" xmlns:pic="http://schemas.openxmlformats.org/drawingml/2006/picture">
-            <wp:extent cx="5580000" cy="3348000"/>
-            <wp:docPr id="6" name="Picture 6"/>
-            <wp:cNvGraphicFramePr>
-              <a:graphicFrameLocks noChangeAspect="1"/>
-            </wp:cNvGraphicFramePr>
-            <a:graphic>
-              <a:graphicData uri="http://schemas.openxmlformats.org/drawingml/2006/picture">
-                <pic:pic>
-                  <pic:nvPicPr>
-                    <pic:cNvPr id="0" name="03_frontend_architecture.png"/>
-                    <pic:cNvPicPr/>
-                  </pic:nvPicPr>
-                  <pic:blipFill>
-                    <a:blip r:embed="rId15"/>
-                    <a:stretch>
-                      <a:fillRect/>
-                    </a:stretch>
-                  </pic:blipFill>
-                  <pic:spPr>
-                    <a:xfrm>
-                      <a:off x="0" y="0"/>
-                      <a:ext cx="5580000" cy="3348000"/>
-                    </a:xfrm>
-                    <a:prstGeom prst="rect"/>
-                  </pic:spPr>
-                </pic:pic>
-              </a:graphicData>
-            </a:graphic>
-          </wp:inline>
-        </w:drawing>
-      </w:r>
-    </w:p>
-    <w:p>
-      <w:pPr>
-        <w:jc w:val="center"/>
-      </w:pPr>
-      <w:r>
-        <w:t>图 6 前端模块结构与运行链路</w:t>
-      </w:r>
-    </w:p>
-    <w:p>
-      <w:pPr>
-        <w:pStyle w:val="Heading2"/>
-      </w:pPr>
-      <w:r>
-        <w:t>4.2 主要源代码截图（真实代码）</w:t>
-      </w:r>
-    </w:p>
-    <w:p>
-      <w:pPr>
-        <w:spacing w:line="324" w:lineRule="auto"/>
-        <w:ind w:firstLine="420"/>
-      </w:pPr>
-      <w:r>
-        <w:t>以下源代码截图取自本地仓库真实文件，覆盖统一响应、安全鉴权、RESTful 入口、图持久层 Cypher 与多环境配置等核心实现。</w:t>
-      </w:r>
-    </w:p>
-    <w:p>
-      <w:pPr>
-        <w:jc w:val="center"/>
-      </w:pPr>
-      <w:r>
-        <w:drawing>
-          <wp:inline xmlns:a="http://schemas.openxmlformats.org/drawingml/2006/main" xmlns:pic="http://schemas.openxmlformats.org/drawingml/2006/picture">
-            <wp:extent cx="5580000" cy="3298400"/>
-            <wp:docPr id="7" name="Picture 7"/>
-            <wp:cNvGraphicFramePr>
-              <a:graphicFrameLocks noChangeAspect="1"/>
-            </wp:cNvGraphicFramePr>
-            <a:graphic>
-              <a:graphicData uri="http://schemas.openxmlformats.org/drawingml/2006/picture">
-                <pic:pic>
-                  <pic:nvPicPr>
-                    <pic:cNvPr id="0" name="16_code_api_response.png"/>
-                    <pic:cNvPicPr/>
-                  </pic:nvPicPr>
-                  <pic:blipFill>
-                    <a:blip r:embed="rId16"/>
-                    <a:stretch>
-                      <a:fillRect/>
-                    </a:stretch>
-                  </pic:blipFill>
-                  <pic:spPr>
-                    <a:xfrm>
-                      <a:off x="0" y="0"/>
-                      <a:ext cx="5580000" cy="3298400"/>
-                    </a:xfrm>
-                    <a:prstGeom prst="rect"/>
-                  </pic:spPr>
-                </pic:pic>
-              </a:graphicData>
-            </a:graphic>
-          </wp:inline>
-        </w:drawing>
-      </w:r>
-    </w:p>
-    <w:p>
-      <w:pPr>
-        <w:jc w:val="center"/>
-      </w:pPr>
-      <w:r>
-        <w:t>图 7 统一响应封装 ApiResponse</w:t>
-      </w:r>
-    </w:p>
-    <w:p>
-      <w:pPr>
-        <w:jc w:val="center"/>
-      </w:pPr>
-      <w:r>
-        <w:drawing>
-          <wp:inline xmlns:a="http://schemas.openxmlformats.org/drawingml/2006/main" xmlns:pic="http://schemas.openxmlformats.org/drawingml/2006/picture">
-            <wp:extent cx="5580000" cy="3571200"/>
-            <wp:docPr id="8" name="Picture 8"/>
-            <wp:cNvGraphicFramePr>
-              <a:graphicFrameLocks noChangeAspect="1"/>
-            </wp:cNvGraphicFramePr>
-            <a:graphic>
-              <a:graphicData uri="http://schemas.openxmlformats.org/drawingml/2006/picture">
-                <pic:pic>
-                  <pic:nvPicPr>
-                    <pic:cNvPr id="0" name="17_code_security_config.png"/>
-                    <pic:cNvPicPr/>
-                  </pic:nvPicPr>
-                  <pic:blipFill>
-                    <a:blip r:embed="rId17"/>
-                    <a:stretch>
-                      <a:fillRect/>
-                    </a:stretch>
-                  </pic:blipFill>
-                  <pic:spPr>
-                    <a:xfrm>
-                      <a:off x="0" y="0"/>
-                      <a:ext cx="5580000" cy="3571200"/>
-                    </a:xfrm>
-                    <a:prstGeom prst="rect"/>
-                  </pic:spPr>
-                </pic:pic>
-              </a:graphicData>
-            </a:graphic>
-          </wp:inline>
-        </w:drawing>
-      </w:r>
-    </w:p>
-    <w:p>
-      <w:pPr>
-        <w:jc w:val="center"/>
-      </w:pPr>
-      <w:r>
-        <w:t>图 8 安全过滤链与角色鉴权 SecurityConfig</w:t>
-      </w:r>
-    </w:p>
-    <w:p>
-      <w:pPr>
-        <w:jc w:val="center"/>
-      </w:pPr>
-      <w:r>
-        <w:drawing>
-          <wp:inline xmlns:a="http://schemas.openxmlformats.org/drawingml/2006/main" xmlns:pic="http://schemas.openxmlformats.org/drawingml/2006/picture">
-            <wp:extent cx="5580000" cy="3844000"/>
-            <wp:docPr id="9" name="Picture 9"/>
-            <wp:cNvGraphicFramePr>
-              <a:graphicFrameLocks noChangeAspect="1"/>
-            </wp:cNvGraphicFramePr>
-            <a:graphic>
-              <a:graphicData uri="http://schemas.openxmlformats.org/drawingml/2006/picture">
-                <pic:pic>
-                  <pic:nvPicPr>
-                    <pic:cNvPr id="0" name="18_code_post_controller.png"/>
-                    <pic:cNvPicPr/>
-                  </pic:nvPicPr>
-                  <pic:blipFill>
-                    <a:blip r:embed="rId18"/>
-                    <a:stretch>
-                      <a:fillRect/>
-                    </a:stretch>
-                  </pic:blipFill>
-                  <pic:spPr>
-                    <a:xfrm>
-                      <a:off x="0" y="0"/>
-                      <a:ext cx="5580000" cy="3844000"/>
-                    </a:xfrm>
-                    <a:prstGeom prst="rect"/>
-                  </pic:spPr>
-                </pic:pic>
-              </a:graphicData>
-            </a:graphic>
-          </wp:inline>
-        </w:drawing>
-      </w:r>
-    </w:p>
-    <w:p>
-      <w:pPr>
-        <w:jc w:val="center"/>
-      </w:pPr>
-      <w:r>
-        <w:t>图 9 RESTful 发帖入口 PostController</w:t>
-      </w:r>
-    </w:p>
-    <w:p>
-      <w:pPr>
-        <w:jc w:val="center"/>
-      </w:pPr>
-      <w:r>
-        <w:drawing>
-          <wp:inline xmlns:a="http://schemas.openxmlformats.org/drawingml/2006/main" xmlns:pic="http://schemas.openxmlformats.org/drawingml/2006/picture">
-            <wp:extent cx="5580000" cy="2752800"/>
-            <wp:docPr id="10" name="Picture 10"/>
-            <wp:cNvGraphicFramePr>
-              <a:graphicFrameLocks noChangeAspect="1"/>
-            </wp:cNvGraphicFramePr>
-            <a:graphic>
-              <a:graphicData uri="http://schemas.openxmlformats.org/drawingml/2006/picture">
-                <pic:pic>
-                  <pic:nvPicPr>
-                    <pic:cNvPr id="0" name="19_code_repository_cypher.png"/>
-                    <pic:cNvPicPr/>
-                  </pic:nvPicPr>
-                  <pic:blipFill>
-                    <a:blip r:embed="rId19"/>
-                    <a:stretch>
-                      <a:fillRect/>
-                    </a:stretch>
-                  </pic:blipFill>
-                  <pic:spPr>
-                    <a:xfrm>
-                      <a:off x="0" y="0"/>
-                      <a:ext cx="5580000" cy="2752800"/>
-                    </a:xfrm>
-                    <a:prstGeom prst="rect"/>
-                  </pic:spPr>
-                </pic:pic>
-              </a:graphicData>
-            </a:graphic>
-          </wp:inline>
-        </w:drawing>
-      </w:r>
-    </w:p>
-    <w:p>
-      <w:pPr>
-        <w:jc w:val="center"/>
-      </w:pPr>
-      <w:r>
-        <w:t>图 10 图持久层 Cypher 查询 HumanPostRepository</w:t>
-      </w:r>
-    </w:p>
-    <w:p>
-      <w:pPr>
-        <w:jc w:val="center"/>
-      </w:pPr>
-      <w:r>
-        <w:drawing>
-          <wp:inline xmlns:a="http://schemas.openxmlformats.org/drawingml/2006/main" xmlns:pic="http://schemas.openxmlformats.org/drawingml/2006/picture">
-            <wp:extent cx="5580000" cy="3662133"/>
-            <wp:docPr id="11" name="Picture 11"/>
-            <wp:cNvGraphicFramePr>
-              <a:graphicFrameLocks noChangeAspect="1"/>
-            </wp:cNvGraphicFramePr>
-            <a:graphic>
-              <a:graphicData uri="http://schemas.openxmlformats.org/drawingml/2006/picture">
-                <pic:pic>
-                  <pic:nvPicPr>
-                    <pic:cNvPr id="0" name="20_code_application_yml.png"/>
-                    <pic:cNvPicPr/>
-                  </pic:nvPicPr>
-                  <pic:blipFill>
-                    <a:blip r:embed="rId20"/>
-                    <a:stretch>
-                      <a:fillRect/>
-                    </a:stretch>
-                  </pic:blipFill>
-                  <pic:spPr>
-                    <a:xfrm>
-                      <a:off x="0" y="0"/>
-                      <a:ext cx="5580000" cy="3662133"/>
-                    </a:xfrm>
-                    <a:prstGeom prst="rect"/>
-                  </pic:spPr>
-                </pic:pic>
-              </a:graphicData>
-            </a:graphic>
-          </wp:inline>
-        </w:drawing>
-      </w:r>
-    </w:p>
-    <w:p>
-      <w:pPr>
-        <w:jc w:val="center"/>
-      </w:pPr>
-      <w:r>
-        <w:t>图 11 多环境核心配置 application.yml</w:t>
-      </w:r>
-    </w:p>
-    <w:p>
-      <w:pPr>
-        <w:pStyle w:val="Heading1"/>
-      </w:pPr>
-      <w:r>
-        <w:t>五、课程知识点对应与评分标准自查</w:t>
-      </w:r>
-    </w:p>
-    <w:tbl>
-      <w:tblPr>
-        <w:tblStyle w:val="TableGrid"/>
-        <w:tblW w:type="auto" w:w="0"/>
-        <w:jc w:val="center"/>
-        <w:tblLook w:firstColumn="1" w:firstRow="1" w:lastColumn="0" w:lastRow="0" w:noHBand="0" w:noVBand="1" w:val="04A0"/>
-      </w:tblPr>
-      <w:tblGrid>
-        <w:gridCol w:w="4646"/>
-        <w:gridCol w:w="4646"/>
-      </w:tblGrid>
-      <w:tr>
-        <w:tc>
-          <w:tcPr>
-            <w:tcW w:type="dxa" w:w="4646"/>
-            <w:vAlign w:val="center"/>
-          </w:tcPr>
-          <w:p>
             <w:r/>
             <w:r>
               <w:rPr>
-                <w:rFonts w:ascii="宋体" w:hAnsi="宋体" w:eastAsia="宋体"/>
+                <w:rFonts w:ascii="Times New Roman" w:hAnsi="Times New Roman" w:eastAsia="宋体"/>
                 <w:b/>
-                <w:sz w:val="24"/>
+                <w:sz w:val="22"/>
               </w:rPr>
-              <w:t>考查方案评分项</w:t>
-            </w:r>
-          </w:p>
-        </w:tc>
-        <w:tc>
-          <w:tcPr>
-            <w:tcW w:type="dxa" w:w="4646"/>
-            <w:vAlign w:val="center"/>
-          </w:tcPr>
-          <w:p>
-            <w:r/>
-            <w:r>
-              <w:rPr>
-                <w:rFonts w:ascii="宋体" w:hAnsi="宋体" w:eastAsia="宋体"/>
-                <w:b/>
-                <w:sz w:val="24"/>
-              </w:rPr>
-              <w:t>项目对应情况</w:t>
+              <w:t>期末考查（课程设计）题目：RhizoDelta 图谱化非线性讨论系统（JavaEE 企业级 Web 应用后端实现）</w:t>
             </w:r>
           </w:p>
         </w:tc>
@@ -3096,35 +302,28 @@
       <w:tr>
         <w:tc>
           <w:tcPr>
-            <w:tcW w:type="dxa" w:w="4646"/>
+            <w:tcW w:type="dxa" w:w="9972"/>
             <w:vAlign w:val="center"/>
+            <w:tcMar>
+              <w:top w:w="90" w:type="dxa"/>
+              <w:left w:w="90" w:type="dxa"/>
+              <w:bottom w:w="90" w:type="dxa"/>
+              <w:right w:w="90" w:type="dxa"/>
+            </w:tcMar>
           </w:tcPr>
           <w:p>
+            <w:pPr>
+              <w:spacing w:before="0" w:after="0" w:line="288" w:lineRule="auto"/>
+              <w:jc w:val="left"/>
+            </w:pPr>
             <w:r/>
             <w:r>
               <w:rPr>
-                <w:rFonts w:ascii="宋体" w:hAnsi="宋体" w:eastAsia="宋体"/>
-                <w:b w:val="0"/>
-                <w:sz w:val="24"/>
+                <w:rFonts w:ascii="Times New Roman" w:hAnsi="Times New Roman" w:eastAsia="宋体"/>
+                <w:b/>
+                <w:sz w:val="22"/>
               </w:rPr>
-              <w:t>文件齐全、命名规范</w:t>
-            </w:r>
-          </w:p>
-        </w:tc>
-        <w:tc>
-          <w:tcPr>
-            <w:tcW w:type="dxa" w:w="4646"/>
-            <w:vAlign w:val="center"/>
-          </w:tcPr>
-          <w:p>
-            <w:r/>
-            <w:r>
-              <w:rPr>
-                <w:rFonts w:ascii="宋体" w:hAnsi="宋体" w:eastAsia="宋体"/>
-                <w:b w:val="0"/>
-                <w:sz w:val="24"/>
-              </w:rPr>
-              <w:t>后端/前端/Docker/文档/测试/脚本齐全，目录按领域与层次拆分</w:t>
+              <w:t>期末考查（课程设计）目的：</w:t>
             </w:r>
           </w:p>
         </w:tc>
@@ -3132,35 +331,80 @@
       <w:tr>
         <w:tc>
           <w:tcPr>
-            <w:tcW w:type="dxa" w:w="4646"/>
+            <w:tcW w:type="dxa" w:w="9972"/>
             <w:vAlign w:val="center"/>
+            <w:tcMar>
+              <w:top w:w="90" w:type="dxa"/>
+              <w:left w:w="90" w:type="dxa"/>
+              <w:bottom w:w="90" w:type="dxa"/>
+              <w:right w:w="90" w:type="dxa"/>
+            </w:tcMar>
           </w:tcPr>
           <w:p>
+            <w:pPr>
+              <w:spacing w:before="0" w:after="0" w:line="288" w:lineRule="auto"/>
+              <w:jc w:val="left"/>
+            </w:pPr>
             <w:r/>
+          </w:p>
+          <w:p>
+            <w:pPr>
+              <w:spacing w:before="0" w:after="80" w:line="300" w:lineRule="auto"/>
+              <w:ind w:firstLine="420"/>
+              <w:jc w:val="left"/>
+            </w:pPr>
             <w:r>
               <w:rPr>
-                <w:rFonts w:ascii="宋体" w:hAnsi="宋体" w:eastAsia="宋体"/>
+                <w:rFonts w:ascii="Times New Roman" w:hAnsi="Times New Roman" w:eastAsia="宋体"/>
                 <w:b w:val="0"/>
-                <w:sz w:val="24"/>
+                <w:sz w:val="22"/>
               </w:rPr>
-              <w:t>数据库设计</w:t>
+              <w:t>能够独立完成从项目创建、多环境配置到分层架构设计的完整 Web 应用搭建；</w:t>
             </w:r>
           </w:p>
-        </w:tc>
-        <w:tc>
-          <w:tcPr>
-            <w:tcW w:type="dxa" w:w="4646"/>
-            <w:vAlign w:val="center"/>
-          </w:tcPr>
           <w:p>
-            <w:r/>
+            <w:pPr>
+              <w:spacing w:before="0" w:after="80" w:line="300" w:lineRule="auto"/>
+              <w:ind w:firstLine="420"/>
+              <w:jc w:val="left"/>
+            </w:pPr>
             <w:r>
               <w:rPr>
-                <w:rFonts w:ascii="宋体" w:hAnsi="宋体" w:eastAsia="宋体"/>
+                <w:rFonts w:ascii="Times New Roman" w:hAnsi="Times New Roman" w:eastAsia="宋体"/>
                 <w:b w:val="0"/>
-                <w:sz w:val="24"/>
+                <w:sz w:val="22"/>
               </w:rPr>
-              <w:t>Neo4j 图模型：节点字典、关系字典、约束、索引、初始化逻辑</w:t>
+              <w:t>熟练使用 MyBatis-Plus 或 JPA 进行数据持久化操作；</w:t>
+            </w:r>
+          </w:p>
+          <w:p>
+            <w:pPr>
+              <w:spacing w:before="0" w:after="80" w:line="300" w:lineRule="auto"/>
+              <w:ind w:firstLine="420"/>
+              <w:jc w:val="left"/>
+            </w:pPr>
+            <w:r>
+              <w:rPr>
+                <w:rFonts w:ascii="Times New Roman" w:hAnsi="Times New Roman" w:eastAsia="宋体"/>
+                <w:b w:val="0"/>
+                <w:sz w:val="22"/>
+              </w:rPr>
+              <w:t>掌握事务管理、RESTful API 设计、网页数据交互等核心技术；</w:t>
+            </w:r>
+          </w:p>
+          <w:p>
+            <w:pPr>
+              <w:spacing w:before="0" w:after="80" w:line="300" w:lineRule="auto"/>
+              <w:ind w:firstLine="420"/>
+              <w:jc w:val="left"/>
+            </w:pPr>
+            <w:r>
+              <w:rPr>
+                <w:rFonts w:ascii="Times New Roman" w:hAnsi="Times New Roman" w:eastAsia="宋体"/>
+                <w:b w:val="0"/>
+                <w:sz w:val="22"/>
+              </w:rPr>
+              <w:t>完成系统的单元测试、API 文档生成、Maven 打包及 java -jar 部署，并提交完整的项目源码与设计文档。</w:t>
             </w:r>
           </w:p>
         </w:tc>
@@ -3168,35 +412,28 @@
       <w:tr>
         <w:tc>
           <w:tcPr>
-            <w:tcW w:type="dxa" w:w="4646"/>
+            <w:tcW w:type="dxa" w:w="9972"/>
             <w:vAlign w:val="center"/>
+            <w:tcMar>
+              <w:top w:w="90" w:type="dxa"/>
+              <w:left w:w="90" w:type="dxa"/>
+              <w:bottom w:w="90" w:type="dxa"/>
+              <w:right w:w="90" w:type="dxa"/>
+            </w:tcMar>
           </w:tcPr>
           <w:p>
+            <w:pPr>
+              <w:spacing w:before="0" w:after="0" w:line="288" w:lineRule="auto"/>
+              <w:jc w:val="left"/>
+            </w:pPr>
             <w:r/>
             <w:r>
               <w:rPr>
-                <w:rFonts w:ascii="宋体" w:hAnsi="宋体" w:eastAsia="宋体"/>
-                <w:b w:val="0"/>
-                <w:sz w:val="24"/>
+                <w:rFonts w:ascii="Times New Roman" w:hAnsi="Times New Roman" w:eastAsia="宋体"/>
+                <w:b/>
+                <w:sz w:val="22"/>
               </w:rPr>
-              <w:t>用户登录 / 退出</w:t>
-            </w:r>
-          </w:p>
-        </w:tc>
-        <w:tc>
-          <w:tcPr>
-            <w:tcW w:type="dxa" w:w="4646"/>
-            <w:vAlign w:val="center"/>
-          </w:tcPr>
-          <w:p>
-            <w:r/>
-            <w:r>
-              <w:rPr>
-                <w:rFonts w:ascii="宋体" w:hAnsi="宋体" w:eastAsia="宋体"/>
-                <w:b w:val="0"/>
-                <w:sz w:val="24"/>
-              </w:rPr>
-              <w:t>注册、登录、刷新、退出、JWT 校验、BCrypt 加密</w:t>
+              <w:t>期末考查（课程设计）内容要求：</w:t>
             </w:r>
           </w:p>
         </w:tc>
@@ -3204,35 +441,140 @@
       <w:tr>
         <w:tc>
           <w:tcPr>
-            <w:tcW w:type="dxa" w:w="4646"/>
+            <w:tcW w:type="dxa" w:w="9972"/>
             <w:vAlign w:val="center"/>
+            <w:tcMar>
+              <w:top w:w="90" w:type="dxa"/>
+              <w:left w:w="90" w:type="dxa"/>
+              <w:bottom w:w="90" w:type="dxa"/>
+              <w:right w:w="90" w:type="dxa"/>
+            </w:tcMar>
           </w:tcPr>
           <w:p>
+            <w:pPr>
+              <w:spacing w:before="0" w:after="0" w:line="288" w:lineRule="auto"/>
+              <w:jc w:val="left"/>
+            </w:pPr>
             <w:r/>
+          </w:p>
+          <w:p>
+            <w:pPr>
+              <w:spacing w:before="0" w:after="80" w:line="300" w:lineRule="auto"/>
+              <w:ind w:firstLine="0"/>
+              <w:jc w:val="left"/>
+            </w:pPr>
             <w:r>
               <w:rPr>
-                <w:rFonts w:ascii="宋体" w:hAnsi="宋体" w:eastAsia="宋体"/>
-                <w:b w:val="0"/>
-                <w:sz w:val="24"/>
+                <w:rFonts w:ascii="Times New Roman" w:hAnsi="Times New Roman" w:eastAsia="黑体"/>
+                <w:b/>
+                <w:sz w:val="22"/>
               </w:rPr>
-              <w:t>权限管理 / 会话</w:t>
+              <w:t>项目初始化与环境配置</w:t>
             </w:r>
           </w:p>
-        </w:tc>
-        <w:tc>
-          <w:tcPr>
-            <w:tcW w:type="dxa" w:w="4646"/>
-            <w:vAlign w:val="center"/>
-          </w:tcPr>
           <w:p>
-            <w:r/>
+            <w:pPr>
+              <w:spacing w:before="0" w:after="80" w:line="300" w:lineRule="auto"/>
+              <w:ind w:firstLine="420"/>
+              <w:jc w:val="left"/>
+            </w:pPr>
             <w:r>
               <w:rPr>
-                <w:rFonts w:ascii="宋体" w:hAnsi="宋体" w:eastAsia="宋体"/>
+                <w:rFonts w:ascii="Times New Roman" w:hAnsi="Times New Roman" w:eastAsia="宋体"/>
                 <w:b w:val="0"/>
-                <w:sz w:val="24"/>
+                <w:sz w:val="22"/>
               </w:rPr>
-              <w:t>Spring Security 角色控制 + Redis 管理 refresh/黑名单/在线状态</w:t>
+              <w:t>使用 Spring Initializr 创建 Spring Boot 项目，正确引入 Spring Boot、JPA、Redis、RabbitMQ 等依赖；配置 application.yml 多环境文件，包含服务器端口、数据源、Redis 连接、JPA 或 MyBatis-Plus 日志等核心配置；使用 Lombok 简化实体类开发。</w:t>
+            </w:r>
+          </w:p>
+          <w:p>
+            <w:pPr>
+              <w:spacing w:before="0" w:after="80" w:line="300" w:lineRule="auto"/>
+              <w:ind w:firstLine="0"/>
+              <w:jc w:val="left"/>
+            </w:pPr>
+            <w:r>
+              <w:rPr>
+                <w:rFonts w:ascii="Times New Roman" w:hAnsi="Times New Roman" w:eastAsia="黑体"/>
+                <w:b/>
+                <w:sz w:val="22"/>
+              </w:rPr>
+              <w:t>数据库设计与持久层开发</w:t>
+            </w:r>
+          </w:p>
+          <w:p>
+            <w:pPr>
+              <w:spacing w:before="0" w:after="80" w:line="300" w:lineRule="auto"/>
+              <w:ind w:firstLine="420"/>
+              <w:jc w:val="left"/>
+            </w:pPr>
+            <w:r>
+              <w:rPr>
+                <w:rFonts w:ascii="Times New Roman" w:hAnsi="Times New Roman" w:eastAsia="宋体"/>
+                <w:b w:val="0"/>
+                <w:sz w:val="22"/>
+              </w:rPr>
+              <w:t>完成项目数据库设计，使用 MyBatis-Plus 或 JPA 完成 CRUD 操作，并为权限管理等业务方法添加 @Transactional 事务控制。</w:t>
+            </w:r>
+          </w:p>
+          <w:p>
+            <w:pPr>
+              <w:spacing w:before="0" w:after="80" w:line="300" w:lineRule="auto"/>
+              <w:ind w:firstLine="0"/>
+              <w:jc w:val="left"/>
+            </w:pPr>
+            <w:r>
+              <w:rPr>
+                <w:rFonts w:ascii="Times New Roman" w:hAnsi="Times New Roman" w:eastAsia="黑体"/>
+                <w:b/>
+                <w:sz w:val="22"/>
+              </w:rPr>
+              <w:t>web 层与接口开发</w:t>
+            </w:r>
+          </w:p>
+          <w:p>
+            <w:pPr>
+              <w:spacing w:before="0" w:after="80" w:line="300" w:lineRule="auto"/>
+              <w:ind w:firstLine="420"/>
+              <w:jc w:val="left"/>
+            </w:pPr>
+            <w:r>
+              <w:rPr>
+                <w:rFonts w:ascii="Times New Roman" w:hAnsi="Times New Roman" w:eastAsia="宋体"/>
+                <w:b w:val="0"/>
+                <w:sz w:val="22"/>
+              </w:rPr>
+              <w:t>设计符合 RESTful 规范的接口，使用 @RestController、@RequestMapping、@RequestParam、@PathVariable、@RequestBody 等注解，使用统一响应结果封装类。</w:t>
+            </w:r>
+          </w:p>
+          <w:p>
+            <w:pPr>
+              <w:spacing w:before="0" w:after="80" w:line="300" w:lineRule="auto"/>
+              <w:ind w:firstLine="0"/>
+              <w:jc w:val="left"/>
+            </w:pPr>
+            <w:r>
+              <w:rPr>
+                <w:rFonts w:ascii="Times New Roman" w:hAnsi="Times New Roman" w:eastAsia="黑体"/>
+                <w:b/>
+                <w:sz w:val="22"/>
+              </w:rPr>
+              <w:t>实训报告</w:t>
+            </w:r>
+          </w:p>
+          <w:p>
+            <w:pPr>
+              <w:spacing w:before="0" w:after="80" w:line="300" w:lineRule="auto"/>
+              <w:ind w:firstLine="420"/>
+              <w:jc w:val="left"/>
+            </w:pPr>
+            <w:r>
+              <w:rPr>
+                <w:rFonts w:ascii="Times New Roman" w:hAnsi="Times New Roman" w:eastAsia="宋体"/>
+                <w:b w:val="0"/>
+                <w:sz w:val="22"/>
+              </w:rPr>
+              <w:t>撰写完整课程设计报告，包含需求分析、数据库设计、核心代码展示、运行截图、项目总结，并提交源码与设计文档。</w:t>
             </w:r>
           </w:p>
         </w:tc>
@@ -3240,35 +582,28 @@
       <w:tr>
         <w:tc>
           <w:tcPr>
-            <w:tcW w:type="dxa" w:w="4646"/>
+            <w:tcW w:type="dxa" w:w="9972"/>
             <w:vAlign w:val="center"/>
+            <w:tcMar>
+              <w:top w:w="90" w:type="dxa"/>
+              <w:left w:w="90" w:type="dxa"/>
+              <w:bottom w:w="90" w:type="dxa"/>
+              <w:right w:w="90" w:type="dxa"/>
+            </w:tcMar>
           </w:tcPr>
           <w:p>
+            <w:pPr>
+              <w:spacing w:before="0" w:after="0" w:line="288" w:lineRule="auto"/>
+              <w:jc w:val="left"/>
+            </w:pPr>
             <w:r/>
             <w:r>
               <w:rPr>
-                <w:rFonts w:ascii="宋体" w:hAnsi="宋体" w:eastAsia="宋体"/>
-                <w:b w:val="0"/>
-                <w:sz w:val="24"/>
+                <w:rFonts w:ascii="Times New Roman" w:hAnsi="Times New Roman" w:eastAsia="宋体"/>
+                <w:b/>
+                <w:sz w:val="22"/>
               </w:rPr>
-              <w:t>列表 / 条件 / 分页查询</w:t>
-            </w:r>
-          </w:p>
-        </w:tc>
-        <w:tc>
-          <w:tcPr>
-            <w:tcW w:type="dxa" w:w="4646"/>
-            <w:vAlign w:val="center"/>
-          </w:tcPr>
-          <w:p>
-            <w:r/>
-            <w:r>
-              <w:rPr>
-                <w:rFonts w:ascii="宋体" w:hAnsi="宋体" w:eastAsia="宋体"/>
-                <w:b w:val="0"/>
-                <w:sz w:val="24"/>
-              </w:rPr>
-              <w:t>feed、关注/屏蔽/审计/根话题列表；谱系/溯源等条件查询；PagingParams 分页</w:t>
+              <w:t>期末考查（课程设计）时间安排：（按照自己的时间写即可）</w:t>
             </w:r>
           </w:p>
         </w:tc>
@@ -3276,35 +611,110 @@
       <w:tr>
         <w:tc>
           <w:tcPr>
-            <w:tcW w:type="dxa" w:w="4646"/>
+            <w:tcW w:type="dxa" w:w="9972"/>
             <w:vAlign w:val="center"/>
+            <w:tcMar>
+              <w:top w:w="90" w:type="dxa"/>
+              <w:left w:w="90" w:type="dxa"/>
+              <w:bottom w:w="90" w:type="dxa"/>
+              <w:right w:w="90" w:type="dxa"/>
+            </w:tcMar>
           </w:tcPr>
           <w:p>
+            <w:pPr>
+              <w:spacing w:before="0" w:after="0" w:line="288" w:lineRule="auto"/>
+              <w:jc w:val="left"/>
+            </w:pPr>
             <w:r/>
+          </w:p>
+          <w:p>
+            <w:pPr>
+              <w:spacing w:before="0" w:after="80" w:line="300" w:lineRule="auto"/>
+              <w:ind w:firstLine="420"/>
+              <w:jc w:val="left"/>
+            </w:pPr>
             <w:r>
               <w:rPr>
-                <w:rFonts w:ascii="宋体" w:hAnsi="宋体" w:eastAsia="宋体"/>
+                <w:rFonts w:ascii="Times New Roman" w:hAnsi="Times New Roman" w:eastAsia="宋体"/>
                 <w:b w:val="0"/>
-                <w:sz w:val="24"/>
+                <w:sz w:val="22"/>
               </w:rPr>
-              <w:t>增加 / 删除 / 修改</w:t>
+              <w:t>2026 年 6 月 15 日：项目初始化、Maven 依赖与多环境配置（Neo4j / Redis / RabbitMQ）。</w:t>
             </w:r>
           </w:p>
-        </w:tc>
-        <w:tc>
-          <w:tcPr>
-            <w:tcW w:type="dxa" w:w="4646"/>
-            <w:vAlign w:val="center"/>
-          </w:tcPr>
           <w:p>
-            <w:r/>
+            <w:pPr>
+              <w:spacing w:before="0" w:after="80" w:line="300" w:lineRule="auto"/>
+              <w:ind w:firstLine="420"/>
+              <w:jc w:val="left"/>
+            </w:pPr>
             <w:r>
               <w:rPr>
-                <w:rFonts w:ascii="宋体" w:hAnsi="宋体" w:eastAsia="宋体"/>
+                <w:rFonts w:ascii="Times New Roman" w:hAnsi="Times New Roman" w:eastAsia="宋体"/>
                 <w:b w:val="0"/>
-                <w:sz w:val="24"/>
+                <w:sz w:val="22"/>
               </w:rPr>
-              <w:t>发帖、建关联、关注、屏蔽、偏好、头像上传 / 删关联、取关、删头像、回滚 / 资料更新、状态变更</w:t>
+              <w:t>2026 年 6 月 17 日：数据库（图）模型设计与持久层 Repository / Cypher 开发。</w:t>
+            </w:r>
+          </w:p>
+          <w:p>
+            <w:pPr>
+              <w:spacing w:before="0" w:after="80" w:line="300" w:lineRule="auto"/>
+              <w:ind w:firstLine="420"/>
+              <w:jc w:val="left"/>
+            </w:pPr>
+            <w:r>
+              <w:rPr>
+                <w:rFonts w:ascii="Times New Roman" w:hAnsi="Times New Roman" w:eastAsia="宋体"/>
+                <w:b w:val="0"/>
+                <w:sz w:val="22"/>
+              </w:rPr>
+              <w:t>2026 年 6 月 19 日：RESTful 接口、统一响应封装、Service 分层与事务设计。</w:t>
+            </w:r>
+          </w:p>
+          <w:p>
+            <w:pPr>
+              <w:spacing w:before="0" w:after="80" w:line="300" w:lineRule="auto"/>
+              <w:ind w:firstLine="420"/>
+              <w:jc w:val="left"/>
+            </w:pPr>
+            <w:r>
+              <w:rPr>
+                <w:rFonts w:ascii="Times New Roman" w:hAnsi="Times New Roman" w:eastAsia="宋体"/>
+                <w:b w:val="0"/>
+                <w:sz w:val="22"/>
+              </w:rPr>
+              <w:t>2026 年 6 月 22 日：安全认证（JWT / Redis）、RabbitMQ 异步发帖与 SSE 实时推送。</w:t>
+            </w:r>
+          </w:p>
+          <w:p>
+            <w:pPr>
+              <w:spacing w:before="0" w:after="80" w:line="300" w:lineRule="auto"/>
+              <w:ind w:firstLine="420"/>
+              <w:jc w:val="left"/>
+            </w:pPr>
+            <w:r>
+              <w:rPr>
+                <w:rFonts w:ascii="Times New Roman" w:hAnsi="Times New Roman" w:eastAsia="宋体"/>
+                <w:b w:val="0"/>
+                <w:sz w:val="22"/>
+              </w:rPr>
+              <w:t>2026 年 6 月 24 日：单元测试、Maven 打包与 java -jar 部署联调。</w:t>
+            </w:r>
+          </w:p>
+          <w:p>
+            <w:pPr>
+              <w:spacing w:before="0" w:after="80" w:line="300" w:lineRule="auto"/>
+              <w:ind w:firstLine="420"/>
+              <w:jc w:val="left"/>
+            </w:pPr>
+            <w:r>
+              <w:rPr>
+                <w:rFonts w:ascii="Times New Roman" w:hAnsi="Times New Roman" w:eastAsia="宋体"/>
+                <w:b w:val="0"/>
+                <w:sz w:val="22"/>
+              </w:rPr>
+              <w:t>2026 年 6 月 26 日：整理运行截图、撰写课程设计报告并提交源码与文档。</w:t>
             </w:r>
           </w:p>
         </w:tc>
@@ -3312,35 +722,28 @@
       <w:tr>
         <w:tc>
           <w:tcPr>
-            <w:tcW w:type="dxa" w:w="4646"/>
+            <w:tcW w:type="dxa" w:w="9972"/>
             <w:vAlign w:val="center"/>
+            <w:tcMar>
+              <w:top w:w="90" w:type="dxa"/>
+              <w:left w:w="90" w:type="dxa"/>
+              <w:bottom w:w="90" w:type="dxa"/>
+              <w:right w:w="90" w:type="dxa"/>
+            </w:tcMar>
           </w:tcPr>
           <w:p>
+            <w:pPr>
+              <w:spacing w:before="0" w:after="0" w:line="288" w:lineRule="auto"/>
+              <w:jc w:val="left"/>
+            </w:pPr>
             <w:r/>
             <w:r>
               <w:rPr>
-                <w:rFonts w:ascii="宋体" w:hAnsi="宋体" w:eastAsia="宋体"/>
-                <w:b w:val="0"/>
-                <w:sz w:val="24"/>
+                <w:rFonts w:ascii="Times New Roman" w:hAnsi="Times New Roman" w:eastAsia="宋体"/>
+                <w:b/>
+                <w:sz w:val="22"/>
               </w:rPr>
-              <w:t>模板下载 / Excel 导入导出</w:t>
-            </w:r>
-          </w:p>
-        </w:tc>
-        <w:tc>
-          <w:tcPr>
-            <w:tcW w:type="dxa" w:w="4646"/>
-            <w:vAlign w:val="center"/>
-          </w:tcPr>
-          <w:p>
-            <w:r/>
-            <w:r>
-              <w:rPr>
-                <w:rFonts w:ascii="宋体" w:hAnsi="宋体" w:eastAsia="宋体"/>
-                <w:b w:val="0"/>
-                <w:sz w:val="24"/>
-              </w:rPr>
-              <w:t>未实现（项目非表格数据管理，业务不需要）</w:t>
+              <w:t>期末考查（课程设计）报告：</w:t>
             </w:r>
           </w:p>
         </w:tc>
@@ -3348,164 +751,28 @@
       <w:tr>
         <w:tc>
           <w:tcPr>
-            <w:tcW w:type="dxa" w:w="4646"/>
+            <w:tcW w:type="dxa" w:w="9972"/>
             <w:vAlign w:val="center"/>
+            <w:tcMar>
+              <w:top w:w="90" w:type="dxa"/>
+              <w:left w:w="90" w:type="dxa"/>
+              <w:bottom w:w="90" w:type="dxa"/>
+              <w:right w:w="90" w:type="dxa"/>
+            </w:tcMar>
           </w:tcPr>
           <w:p>
+            <w:pPr>
+              <w:spacing w:before="0" w:after="0" w:line="288" w:lineRule="auto"/>
+              <w:jc w:val="left"/>
+            </w:pPr>
             <w:r/>
             <w:r>
               <w:rPr>
-                <w:rFonts w:ascii="宋体" w:hAnsi="宋体" w:eastAsia="宋体"/>
-                <w:b w:val="0"/>
-                <w:sz w:val="24"/>
+                <w:rFonts w:ascii="Times New Roman" w:hAnsi="Times New Roman" w:eastAsia="宋体"/>
+                <w:b/>
+                <w:sz w:val="22"/>
               </w:rPr>
-              <w:t>实训报告</w:t>
-            </w:r>
-          </w:p>
-        </w:tc>
-        <w:tc>
-          <w:tcPr>
-            <w:tcW w:type="dxa" w:w="4646"/>
-            <w:vAlign w:val="center"/>
-          </w:tcPr>
-          <w:p>
-            <w:r/>
-            <w:r>
-              <w:rPr>
-                <w:rFonts w:ascii="宋体" w:hAnsi="宋体" w:eastAsia="宋体"/>
-                <w:b w:val="0"/>
-                <w:sz w:val="24"/>
-              </w:rPr>
-              <w:t>覆盖功能框架、数据字典、详细设计、界面与源代码、部署测试与总结</w:t>
-            </w:r>
-          </w:p>
-        </w:tc>
-      </w:tr>
-    </w:tbl>
-    <w:p>
-      <w:pPr>
-        <w:pStyle w:val="Heading1"/>
-      </w:pPr>
-      <w:r>
-        <w:t>六、超出考查方案的工程能力</w:t>
-      </w:r>
-    </w:p>
-    <w:p>
-      <w:pPr>
-        <w:pStyle w:val="ListBullet"/>
-      </w:pPr>
-      <w:r>
-        <w:t>图数据库建模与不可变 DAG 设计：通过新增节点与关系边保存历史，避免覆盖旧数据。</w:t>
-      </w:r>
-    </w:p>
-    <w:p>
-      <w:pPr>
-        <w:pStyle w:val="ListBullet"/>
-      </w:pPr>
-      <w:r>
-        <w:t>异步消息架构：RabbitMQ 解耦 HTTP 请求与高成本后台处理，配置 confirm、return、重试、死信队列。</w:t>
-      </w:r>
-    </w:p>
-    <w:p>
-      <w:pPr>
-        <w:pStyle w:val="ListBullet"/>
-      </w:pPr>
-      <w:r>
-        <w:t>实时推送：SSE 将后端编排状态与图谱增量实时推送给前端。</w:t>
-      </w:r>
-    </w:p>
-    <w:p>
-      <w:pPr>
-        <w:pStyle w:val="ListBullet"/>
-      </w:pPr>
-      <w:r>
-        <w:t>AI 编排：LangChain4j 与 LangGraph4j 组合实现向量召回、规则预过滤、LLM 裁决与反思校验。</w:t>
-      </w:r>
-    </w:p>
-    <w:p>
-      <w:pPr>
-        <w:pStyle w:val="ListBullet"/>
-      </w:pPr>
-      <w:r>
-        <w:t>可观测性：Actuator、Micrometer、Prometheus、Grafana 监控健康、AI 成本、延迟与后台任务。</w:t>
-      </w:r>
-    </w:p>
-    <w:p>
-      <w:pPr>
-        <w:pStyle w:val="ListBullet"/>
-      </w:pPr>
-      <w:r>
-        <w:t>前后端分离：React + TypeScript + Zustand + React Flow 实现图谱工作台与移动端讨论树。</w:t>
-      </w:r>
-    </w:p>
-    <w:p>
-      <w:pPr>
-        <w:pStyle w:val="ListBullet"/>
-      </w:pPr>
-      <w:r>
-        <w:t>自动化测试：后端 92 个测试文件 + 前端 Vitest；Docker Compose 管理 Neo4j/RabbitMQ/Redis 等依赖。</w:t>
-      </w:r>
-    </w:p>
-    <w:p>
-      <w:pPr>
-        <w:pStyle w:val="Heading1"/>
-      </w:pPr>
-      <w:r>
-        <w:t>七、部署、运行与测试</w:t>
-      </w:r>
-    </w:p>
-    <w:p>
-      <w:pPr>
-        <w:spacing w:line="324" w:lineRule="auto"/>
-        <w:ind w:firstLine="420"/>
-      </w:pPr>
-      <w:r>
-        <w:t>本地运行需要 JDK 17、Maven、Node.js、npm、Docker Compose 和可用的 DASHSCOPE_API_KEY。后端默认端口为 8090，前端开发端口为 5173，Vite 会把 /api 代理到 http://localhost:8090。</w:t>
-      </w:r>
-    </w:p>
-    <w:tbl>
-      <w:tblPr>
-        <w:tblStyle w:val="TableGrid"/>
-        <w:tblW w:type="auto" w:w="0"/>
-        <w:jc w:val="center"/>
-        <w:tblLook w:firstColumn="1" w:firstRow="1" w:lastColumn="0" w:lastRow="0" w:noHBand="0" w:noVBand="1" w:val="04A0"/>
-      </w:tblPr>
-      <w:tblGrid>
-        <w:gridCol w:w="4646"/>
-        <w:gridCol w:w="4646"/>
-      </w:tblGrid>
-      <w:tr>
-        <w:tc>
-          <w:tcPr>
-            <w:tcW w:type="dxa" w:w="4646"/>
-            <w:vAlign w:val="center"/>
-          </w:tcPr>
-          <w:p>
-            <w:r/>
-            <w:r>
-              <w:rPr>
-                <w:rFonts w:ascii="宋体" w:hAnsi="宋体" w:eastAsia="宋体"/>
-                <w:b/>
-                <w:sz w:val="24"/>
-              </w:rPr>
-              <w:t>步骤</w:t>
-            </w:r>
-          </w:p>
-        </w:tc>
-        <w:tc>
-          <w:tcPr>
-            <w:tcW w:type="dxa" w:w="4646"/>
-            <w:vAlign w:val="center"/>
-          </w:tcPr>
-          <w:p>
-            <w:r/>
-            <w:r>
-              <w:rPr>
-                <w:rFonts w:ascii="宋体" w:hAnsi="宋体" w:eastAsia="宋体"/>
-                <w:b/>
-                <w:sz w:val="24"/>
-              </w:rPr>
-              <w:t>命令</w:t>
+              <w:t>系统功能的简单描述和功能框架图。</w:t>
             </w:r>
           </w:p>
         </w:tc>
@@ -3513,35 +780,173 @@
       <w:tr>
         <w:tc>
           <w:tcPr>
-            <w:tcW w:type="dxa" w:w="4646"/>
+            <w:tcW w:type="dxa" w:w="9972"/>
             <w:vAlign w:val="center"/>
+            <w:tcMar>
+              <w:top w:w="90" w:type="dxa"/>
+              <w:left w:w="90" w:type="dxa"/>
+              <w:bottom w:w="90" w:type="dxa"/>
+              <w:right w:w="90" w:type="dxa"/>
+            </w:tcMar>
           </w:tcPr>
           <w:p>
+            <w:pPr>
+              <w:spacing w:before="0" w:after="0" w:line="288" w:lineRule="auto"/>
+              <w:jc w:val="left"/>
+            </w:pPr>
             <w:r/>
+          </w:p>
+          <w:p>
+            <w:pPr>
+              <w:spacing w:before="0" w:after="80" w:line="300" w:lineRule="auto"/>
+              <w:ind w:firstLine="420"/>
+              <w:jc w:val="left"/>
+            </w:pPr>
             <w:r>
               <w:rPr>
-                <w:rFonts w:ascii="宋体" w:hAnsi="宋体" w:eastAsia="宋体"/>
+                <w:rFonts w:ascii="Times New Roman" w:hAnsi="Times New Roman" w:eastAsia="宋体"/>
                 <w:b w:val="0"/>
-                <w:sz w:val="24"/>
+                <w:sz w:val="22"/>
               </w:rPr>
-              <w:t>启动基础设施</w:t>
+              <w:t>代码仓库：https://github.com/TUNTIANHAMMA-2/RhizoDelta；本地开发目录：/home/tthm/workspace/RhizoDelta。本报告在原模板四项报告要求下组织内容，重点说明系统功能、数据库数据字典、详细设计流程图、界面截图和主要源代码截图。</w:t>
             </w:r>
           </w:p>
-        </w:tc>
-        <w:tc>
-          <w:tcPr>
-            <w:tcW w:type="dxa" w:w="4646"/>
-            <w:vAlign w:val="center"/>
-          </w:tcPr>
           <w:p>
-            <w:r/>
+            <w:pPr>
+              <w:spacing w:before="0" w:after="80" w:line="300" w:lineRule="auto"/>
+              <w:ind w:firstLine="420"/>
+              <w:jc w:val="left"/>
+            </w:pPr>
             <w:r>
               <w:rPr>
-                <w:rFonts w:ascii="宋体" w:hAnsi="宋体" w:eastAsia="宋体"/>
+                <w:rFonts w:ascii="Times New Roman" w:hAnsi="Times New Roman" w:eastAsia="宋体"/>
                 <w:b w:val="0"/>
-                <w:sz w:val="24"/>
+                <w:sz w:val="22"/>
               </w:rPr>
-              <w:t>docker compose up -d neo4j rabbitmq redis</w:t>
+              <w:t>RhizoDelta 是一个图谱化非线性讨论系统。用户可以注册登录、发布观点或回复、查看根话题与节点详情；后端通过 Spring Boot 接收 RESTful 请求，使用 RabbitMQ 异步处理发帖任务，使用 Neo4j 保存不可变讨论 DAG，并通过 SSE 将节点、边、AI 裁决和质量评分事件推送给前端。</w:t>
+            </w:r>
+          </w:p>
+          <w:p>
+            <w:pPr>
+              <w:spacing w:before="0" w:after="80" w:line="300" w:lineRule="auto"/>
+              <w:ind w:firstLine="420"/>
+              <w:jc w:val="left"/>
+            </w:pPr>
+            <w:r>
+              <w:rPr>
+                <w:rFonts w:ascii="Times New Roman" w:hAnsi="Times New Roman" w:eastAsia="宋体"/>
+                <w:b w:val="0"/>
+                <w:sz w:val="22"/>
+              </w:rPr>
+              <w:t>系统功能包括用户认证、权限与会话管理、图谱查询、发帖与异步处理、AI 路由与治理、关注/屏蔽/头像/偏好、实时推送、监控部署等模块。</w:t>
+            </w:r>
+          </w:p>
+          <w:p>
+            <w:pPr>
+              <w:spacing w:before="80" w:after="40"/>
+              <w:jc w:val="center"/>
+            </w:pPr>
+            <w:r>
+              <w:drawing>
+                <wp:inline xmlns:a="http://schemas.openxmlformats.org/drawingml/2006/main" xmlns:pic="http://schemas.openxmlformats.org/drawingml/2006/picture">
+                  <wp:extent cx="4536000" cy="2721600"/>
+                  <wp:docPr id="1" name="Picture 1"/>
+                  <wp:cNvGraphicFramePr>
+                    <a:graphicFrameLocks noChangeAspect="1"/>
+                  </wp:cNvGraphicFramePr>
+                  <a:graphic>
+                    <a:graphicData uri="http://schemas.openxmlformats.org/drawingml/2006/picture">
+                      <pic:pic>
+                        <pic:nvPicPr>
+                          <pic:cNvPr id="0" name="14_function_framework.png"/>
+                          <pic:cNvPicPr/>
+                        </pic:nvPicPr>
+                        <pic:blipFill>
+                          <a:blip r:embed="rId9"/>
+                          <a:stretch>
+                            <a:fillRect/>
+                          </a:stretch>
+                        </pic:blipFill>
+                        <pic:spPr>
+                          <a:xfrm>
+                            <a:off x="0" y="0"/>
+                            <a:ext cx="4536000" cy="2721600"/>
+                          </a:xfrm>
+                          <a:prstGeom prst="rect"/>
+                        </pic:spPr>
+                      </pic:pic>
+                    </a:graphicData>
+                  </a:graphic>
+                </wp:inline>
+              </w:drawing>
+            </w:r>
+          </w:p>
+          <w:p>
+            <w:pPr>
+              <w:spacing w:after="120"/>
+              <w:jc w:val="center"/>
+            </w:pPr>
+            <w:r>
+              <w:rPr>
+                <w:rFonts w:ascii="Times New Roman" w:hAnsi="Times New Roman" w:eastAsia="宋体"/>
+                <w:b w:val="0"/>
+                <w:sz w:val="21"/>
+              </w:rPr>
+              <w:t>图 1 系统功能模块框架图</w:t>
+            </w:r>
+          </w:p>
+          <w:p>
+            <w:pPr>
+              <w:spacing w:before="80" w:after="40"/>
+              <w:jc w:val="center"/>
+            </w:pPr>
+            <w:r>
+              <w:drawing>
+                <wp:inline xmlns:a="http://schemas.openxmlformats.org/drawingml/2006/main" xmlns:pic="http://schemas.openxmlformats.org/drawingml/2006/picture">
+                  <wp:extent cx="4536000" cy="2721600"/>
+                  <wp:docPr id="2" name="Picture 2"/>
+                  <wp:cNvGraphicFramePr>
+                    <a:graphicFrameLocks noChangeAspect="1"/>
+                  </wp:cNvGraphicFramePr>
+                  <a:graphic>
+                    <a:graphicData uri="http://schemas.openxmlformats.org/drawingml/2006/picture">
+                      <pic:pic>
+                        <pic:nvPicPr>
+                          <pic:cNvPr id="0" name="01_fullstack_architecture.png"/>
+                          <pic:cNvPicPr/>
+                        </pic:nvPicPr>
+                        <pic:blipFill>
+                          <a:blip r:embed="rId10"/>
+                          <a:stretch>
+                            <a:fillRect/>
+                          </a:stretch>
+                        </pic:blipFill>
+                        <pic:spPr>
+                          <a:xfrm>
+                            <a:off x="0" y="0"/>
+                            <a:ext cx="4536000" cy="2721600"/>
+                          </a:xfrm>
+                          <a:prstGeom prst="rect"/>
+                        </pic:spPr>
+                      </pic:pic>
+                    </a:graphicData>
+                  </a:graphic>
+                </wp:inline>
+              </w:drawing>
+            </w:r>
+          </w:p>
+          <w:p>
+            <w:pPr>
+              <w:spacing w:after="120"/>
+              <w:jc w:val="center"/>
+            </w:pPr>
+            <w:r>
+              <w:rPr>
+                <w:rFonts w:ascii="Times New Roman" w:hAnsi="Times New Roman" w:eastAsia="宋体"/>
+                <w:b w:val="0"/>
+                <w:sz w:val="21"/>
+              </w:rPr>
+              <w:t>图 2 RhizoDelta 全栈架构与数据流</w:t>
             </w:r>
           </w:p>
         </w:tc>
@@ -3549,35 +954,28 @@
       <w:tr>
         <w:tc>
           <w:tcPr>
-            <w:tcW w:type="dxa" w:w="4646"/>
+            <w:tcW w:type="dxa" w:w="9972"/>
             <w:vAlign w:val="center"/>
+            <w:tcMar>
+              <w:top w:w="90" w:type="dxa"/>
+              <w:left w:w="90" w:type="dxa"/>
+              <w:bottom w:w="90" w:type="dxa"/>
+              <w:right w:w="90" w:type="dxa"/>
+            </w:tcMar>
           </w:tcPr>
           <w:p>
+            <w:pPr>
+              <w:spacing w:before="0" w:after="0" w:line="288" w:lineRule="auto"/>
+              <w:jc w:val="left"/>
+            </w:pPr>
             <w:r/>
             <w:r>
               <w:rPr>
-                <w:rFonts w:ascii="宋体" w:hAnsi="宋体" w:eastAsia="宋体"/>
-                <w:b w:val="0"/>
-                <w:sz w:val="24"/>
+                <w:rFonts w:ascii="Times New Roman" w:hAnsi="Times New Roman" w:eastAsia="宋体"/>
+                <w:b/>
+                <w:sz w:val="22"/>
               </w:rPr>
-              <w:t>设置模型密钥</w:t>
-            </w:r>
-          </w:p>
-        </w:tc>
-        <w:tc>
-          <w:tcPr>
-            <w:tcW w:type="dxa" w:w="4646"/>
-            <w:vAlign w:val="center"/>
-          </w:tcPr>
-          <w:p>
-            <w:r/>
-            <w:r>
-              <w:rPr>
-                <w:rFonts w:ascii="宋体" w:hAnsi="宋体" w:eastAsia="宋体"/>
-                <w:b w:val="0"/>
-                <w:sz w:val="24"/>
-              </w:rPr>
-              <w:t>export DASHSCOPE_API_KEY=your_api_key_here</w:t>
+              <w:t>系统数据库设计数据字典。</w:t>
             </w:r>
           </w:p>
         </w:tc>
@@ -3585,35 +983,104 @@
       <w:tr>
         <w:tc>
           <w:tcPr>
-            <w:tcW w:type="dxa" w:w="4646"/>
+            <w:tcW w:type="dxa" w:w="9972"/>
             <w:vAlign w:val="center"/>
+            <w:tcMar>
+              <w:top w:w="90" w:type="dxa"/>
+              <w:left w:w="90" w:type="dxa"/>
+              <w:bottom w:w="90" w:type="dxa"/>
+              <w:right w:w="90" w:type="dxa"/>
+            </w:tcMar>
           </w:tcPr>
           <w:p>
+            <w:pPr>
+              <w:spacing w:before="0" w:after="0" w:line="288" w:lineRule="auto"/>
+              <w:jc w:val="left"/>
+            </w:pPr>
             <w:r/>
+          </w:p>
+          <w:p>
+            <w:pPr>
+              <w:spacing w:before="0" w:after="80" w:line="300" w:lineRule="auto"/>
+              <w:ind w:firstLine="420"/>
+              <w:jc w:val="left"/>
+            </w:pPr>
             <w:r>
               <w:rPr>
-                <w:rFonts w:ascii="宋体" w:hAnsi="宋体" w:eastAsia="宋体"/>
+                <w:rFonts w:ascii="Times New Roman" w:hAnsi="Times New Roman" w:eastAsia="宋体"/>
                 <w:b w:val="0"/>
-                <w:sz w:val="24"/>
+                <w:sz w:val="22"/>
               </w:rPr>
-              <w:t>启动后端</w:t>
+              <w:t>本项目使用 Neo4j 图数据库，数据模型不是传统关系表，而是“节点 + 关系 + 属性 + 约束/索引”。核心节点包括 Human_Post（用户观点）、AI_Consensus（AI/治理共识）、Result（阶段性结果）、UserAccount（认证账号）、UserProfile（用户资料）、Topic（话题入口）和 PreferenceEvent（偏好行为事件）。</w:t>
             </w:r>
           </w:p>
-        </w:tc>
-        <w:tc>
-          <w:tcPr>
-            <w:tcW w:type="dxa" w:w="4646"/>
-            <w:vAlign w:val="center"/>
-          </w:tcPr>
           <w:p>
-            <w:r/>
+            <w:pPr>
+              <w:spacing w:before="0" w:after="80" w:line="300" w:lineRule="auto"/>
+              <w:ind w:firstLine="420"/>
+              <w:jc w:val="left"/>
+            </w:pPr>
             <w:r>
               <w:rPr>
-                <w:rFonts w:ascii="宋体" w:hAnsi="宋体" w:eastAsia="宋体"/>
+                <w:rFonts w:ascii="Times New Roman" w:hAnsi="Times New Roman" w:eastAsia="宋体"/>
                 <w:b w:val="0"/>
-                <w:sz w:val="24"/>
+                <w:sz w:val="22"/>
               </w:rPr>
-              <w:t>mvn spring-boot:run</w:t>
+              <w:t>核心关系包括 AUTHORED、HAS_PROFILE、FOLLOWS/MUTED、PREFERS、BRANCHED_FROM/CONTINUES_FROM、MERGED_INTO/SYNTHESIZED_FROM、MATERIALIZED_FROM/CONVERGED_FROM、CONCEPTUAL_OVERLAP/RELATES_TO。系统对 node_id、user_id、username 建唯一约束，对 embedding 建向量索引。</w:t>
+            </w:r>
+          </w:p>
+          <w:p>
+            <w:pPr>
+              <w:spacing w:before="80" w:after="40"/>
+              <w:jc w:val="center"/>
+            </w:pPr>
+            <w:r>
+              <w:drawing>
+                <wp:inline xmlns:a="http://schemas.openxmlformats.org/drawingml/2006/main" xmlns:pic="http://schemas.openxmlformats.org/drawingml/2006/picture">
+                  <wp:extent cx="4536000" cy="2721600"/>
+                  <wp:docPr id="3" name="Picture 3"/>
+                  <wp:cNvGraphicFramePr>
+                    <a:graphicFrameLocks noChangeAspect="1"/>
+                  </wp:cNvGraphicFramePr>
+                  <a:graphic>
+                    <a:graphicData uri="http://schemas.openxmlformats.org/drawingml/2006/picture">
+                      <pic:pic>
+                        <pic:nvPicPr>
+                          <pic:cNvPr id="0" name="02_graph_data_model.png"/>
+                          <pic:cNvPicPr/>
+                        </pic:nvPicPr>
+                        <pic:blipFill>
+                          <a:blip r:embed="rId11"/>
+                          <a:stretch>
+                            <a:fillRect/>
+                          </a:stretch>
+                        </pic:blipFill>
+                        <pic:spPr>
+                          <a:xfrm>
+                            <a:off x="0" y="0"/>
+                            <a:ext cx="4536000" cy="2721600"/>
+                          </a:xfrm>
+                          <a:prstGeom prst="rect"/>
+                        </pic:spPr>
+                      </pic:pic>
+                    </a:graphicData>
+                  </a:graphic>
+                </wp:inline>
+              </w:drawing>
+            </w:r>
+          </w:p>
+          <w:p>
+            <w:pPr>
+              <w:spacing w:after="120"/>
+              <w:jc w:val="center"/>
+            </w:pPr>
+            <w:r>
+              <w:rPr>
+                <w:rFonts w:ascii="Times New Roman" w:hAnsi="Times New Roman" w:eastAsia="宋体"/>
+                <w:b w:val="0"/>
+                <w:sz w:val="21"/>
+              </w:rPr>
+              <w:t>图 3 图数据模型（版本演进 DAG + 语义关联层）</w:t>
             </w:r>
           </w:p>
         </w:tc>
@@ -3621,35 +1088,28 @@
       <w:tr>
         <w:tc>
           <w:tcPr>
-            <w:tcW w:type="dxa" w:w="4646"/>
+            <w:tcW w:type="dxa" w:w="9972"/>
             <w:vAlign w:val="center"/>
+            <w:tcMar>
+              <w:top w:w="90" w:type="dxa"/>
+              <w:left w:w="90" w:type="dxa"/>
+              <w:bottom w:w="90" w:type="dxa"/>
+              <w:right w:w="90" w:type="dxa"/>
+            </w:tcMar>
           </w:tcPr>
           <w:p>
+            <w:pPr>
+              <w:spacing w:before="0" w:after="0" w:line="288" w:lineRule="auto"/>
+              <w:jc w:val="left"/>
+            </w:pPr>
             <w:r/>
             <w:r>
               <w:rPr>
-                <w:rFonts w:ascii="宋体" w:hAnsi="宋体" w:eastAsia="宋体"/>
-                <w:b w:val="0"/>
-                <w:sz w:val="24"/>
+                <w:rFonts w:ascii="Times New Roman" w:hAnsi="Times New Roman" w:eastAsia="宋体"/>
+                <w:b/>
+                <w:sz w:val="22"/>
               </w:rPr>
-              <w:t>启动前端</w:t>
-            </w:r>
-          </w:p>
-        </w:tc>
-        <w:tc>
-          <w:tcPr>
-            <w:tcW w:type="dxa" w:w="4646"/>
-            <w:vAlign w:val="center"/>
-          </w:tcPr>
-          <w:p>
-            <w:r/>
-            <w:r>
-              <w:rPr>
-                <w:rFonts w:ascii="宋体" w:hAnsi="宋体" w:eastAsia="宋体"/>
-                <w:b w:val="0"/>
-                <w:sz w:val="24"/>
-              </w:rPr>
-              <w:t>cd frontend &amp;&amp; npm install &amp;&amp; npm run dev</w:t>
+              <w:t>系统功能详细设计的描述和对应的流程图。</w:t>
             </w:r>
           </w:p>
         </w:tc>
@@ -3657,128 +1117,1072 @@
       <w:tr>
         <w:tc>
           <w:tcPr>
-            <w:tcW w:type="dxa" w:w="4646"/>
+            <w:tcW w:type="dxa" w:w="9972"/>
             <w:vAlign w:val="center"/>
+            <w:tcMar>
+              <w:top w:w="90" w:type="dxa"/>
+              <w:left w:w="90" w:type="dxa"/>
+              <w:bottom w:w="90" w:type="dxa"/>
+              <w:right w:w="90" w:type="dxa"/>
+            </w:tcMar>
           </w:tcPr>
           <w:p>
+            <w:pPr>
+              <w:spacing w:before="0" w:after="0" w:line="288" w:lineRule="auto"/>
+              <w:jc w:val="left"/>
+            </w:pPr>
+            <w:r/>
+          </w:p>
+          <w:p>
+            <w:pPr>
+              <w:spacing w:before="0" w:after="80" w:line="300" w:lineRule="auto"/>
+              <w:ind w:firstLine="420"/>
+              <w:jc w:val="left"/>
+            </w:pPr>
+            <w:r>
+              <w:rPr>
+                <w:rFonts w:ascii="Times New Roman" w:hAnsi="Times New Roman" w:eastAsia="宋体"/>
+                <w:b w:val="0"/>
+                <w:sz w:val="22"/>
+              </w:rPr>
+              <w:t>系统采用前后端分离和后端分层设计：api 层负责 HTTP 入口与统一响应，service 层承担业务规则和事务边界，repository 与 Neo4jClient 负责图数据库访问，infrastructure 包统一放置安全、消息队列、SSE、Redis、文件存储和监控能力。</w:t>
+            </w:r>
+          </w:p>
+          <w:p>
+            <w:pPr>
+              <w:spacing w:before="0" w:after="80" w:line="300" w:lineRule="auto"/>
+              <w:ind w:firstLine="420"/>
+              <w:jc w:val="left"/>
+            </w:pPr>
+            <w:r>
+              <w:rPr>
+                <w:rFonts w:ascii="Times New Roman" w:hAnsi="Times New Roman" w:eastAsia="宋体"/>
+                <w:b w:val="0"/>
+                <w:sz w:val="22"/>
+              </w:rPr>
+              <w:t>发帖模块是核心业务流程。PostController 校验请求体和认证用户，检查目标节点，生成稳定 event_id 后投递 PostEventMessage 到 RabbitMQ；确认消息入队后返回 202 Accepted。PostConsumer 消费消息后创建 Human_Post，生成 embedding 和质量评分，触发 AI 路由编排，写入 Neo4j 关系与审计记录，并通过 SSE 推送前端刷新。</w:t>
+            </w:r>
+          </w:p>
+          <w:p>
+            <w:pPr>
+              <w:spacing w:before="80" w:after="40"/>
+              <w:jc w:val="center"/>
+            </w:pPr>
+            <w:r>
+              <w:drawing>
+                <wp:inline xmlns:a="http://schemas.openxmlformats.org/drawingml/2006/main" xmlns:pic="http://schemas.openxmlformats.org/drawingml/2006/picture">
+                  <wp:extent cx="3456000" cy="4905290"/>
+                  <wp:docPr id="4" name="Picture 4"/>
+                  <wp:cNvGraphicFramePr>
+                    <a:graphicFrameLocks noChangeAspect="1"/>
+                  </wp:cNvGraphicFramePr>
+                  <a:graphic>
+                    <a:graphicData uri="http://schemas.openxmlformats.org/drawingml/2006/picture">
+                      <pic:pic>
+                        <pic:nvPicPr>
+                          <pic:cNvPr id="0" name="15_post_flowchart.png"/>
+                          <pic:cNvPicPr/>
+                        </pic:nvPicPr>
+                        <pic:blipFill>
+                          <a:blip r:embed="rId12"/>
+                          <a:stretch>
+                            <a:fillRect/>
+                          </a:stretch>
+                        </pic:blipFill>
+                        <pic:spPr>
+                          <a:xfrm>
+                            <a:off x="0" y="0"/>
+                            <a:ext cx="3456000" cy="4905290"/>
+                          </a:xfrm>
+                          <a:prstGeom prst="rect"/>
+                        </pic:spPr>
+                      </pic:pic>
+                    </a:graphicData>
+                  </a:graphic>
+                </wp:inline>
+              </w:drawing>
+            </w:r>
+          </w:p>
+          <w:p>
+            <w:pPr>
+              <w:spacing w:after="120"/>
+              <w:jc w:val="center"/>
+            </w:pPr>
+            <w:r>
+              <w:rPr>
+                <w:rFonts w:ascii="Times New Roman" w:hAnsi="Times New Roman" w:eastAsia="宋体"/>
+                <w:b w:val="0"/>
+                <w:sz w:val="21"/>
+              </w:rPr>
+              <w:t>图 4 发帖受理与异步处理程序流程图</w:t>
+            </w:r>
+          </w:p>
+          <w:p>
+            <w:pPr>
+              <w:spacing w:before="80" w:after="40"/>
+              <w:jc w:val="center"/>
+            </w:pPr>
+            <w:r>
+              <w:drawing>
+                <wp:inline xmlns:a="http://schemas.openxmlformats.org/drawingml/2006/main" xmlns:pic="http://schemas.openxmlformats.org/drawingml/2006/picture">
+                  <wp:extent cx="4536000" cy="2721600"/>
+                  <wp:docPr id="5" name="Picture 5"/>
+                  <wp:cNvGraphicFramePr>
+                    <a:graphicFrameLocks noChangeAspect="1"/>
+                  </wp:cNvGraphicFramePr>
+                  <a:graphic>
+                    <a:graphicData uri="http://schemas.openxmlformats.org/drawingml/2006/picture">
+                      <pic:pic>
+                        <pic:nvPicPr>
+                          <pic:cNvPr id="0" name="04_backend_async_flow.png"/>
+                          <pic:cNvPicPr/>
+                        </pic:nvPicPr>
+                        <pic:blipFill>
+                          <a:blip r:embed="rId13"/>
+                          <a:stretch>
+                            <a:fillRect/>
+                          </a:stretch>
+                        </pic:blipFill>
+                        <pic:spPr>
+                          <a:xfrm>
+                            <a:off x="0" y="0"/>
+                            <a:ext cx="4536000" cy="2721600"/>
+                          </a:xfrm>
+                          <a:prstGeom prst="rect"/>
+                        </pic:spPr>
+                      </pic:pic>
+                    </a:graphicData>
+                  </a:graphic>
+                </wp:inline>
+              </w:drawing>
+            </w:r>
+          </w:p>
+          <w:p>
+            <w:pPr>
+              <w:spacing w:after="120"/>
+              <w:jc w:val="center"/>
+            </w:pPr>
+            <w:r>
+              <w:rPr>
+                <w:rFonts w:ascii="Times New Roman" w:hAnsi="Times New Roman" w:eastAsia="宋体"/>
+                <w:b w:val="0"/>
+                <w:sz w:val="21"/>
+              </w:rPr>
+              <w:t>图 5 后端发帖与 AI 编排时序</w:t>
+            </w:r>
+          </w:p>
+        </w:tc>
+      </w:tr>
+      <w:tr>
+        <w:tc>
+          <w:tcPr>
+            <w:tcW w:type="dxa" w:w="9972"/>
+            <w:vAlign w:val="center"/>
+            <w:tcMar>
+              <w:top w:w="90" w:type="dxa"/>
+              <w:left w:w="90" w:type="dxa"/>
+              <w:bottom w:w="90" w:type="dxa"/>
+              <w:right w:w="90" w:type="dxa"/>
+            </w:tcMar>
+          </w:tcPr>
+          <w:p>
+            <w:pPr>
+              <w:spacing w:before="0" w:after="0" w:line="288" w:lineRule="auto"/>
+              <w:jc w:val="left"/>
+            </w:pPr>
             <w:r/>
             <w:r>
               <w:rPr>
-                <w:rFonts w:ascii="宋体" w:hAnsi="宋体" w:eastAsia="宋体"/>
-                <w:b w:val="0"/>
-                <w:sz w:val="24"/>
+                <w:rFonts w:ascii="Times New Roman" w:hAnsi="Times New Roman" w:eastAsia="宋体"/>
+                <w:b/>
+                <w:sz w:val="22"/>
               </w:rPr>
-              <w:t>打包部署</w:t>
+              <w:t>系统模块实现的界面截图和对应的主要源代码截图。</w:t>
             </w:r>
           </w:p>
         </w:tc>
+      </w:tr>
+      <w:tr>
         <w:tc>
           <w:tcPr>
-            <w:tcW w:type="dxa" w:w="4646"/>
+            <w:tcW w:type="dxa" w:w="9972"/>
             <w:vAlign w:val="center"/>
+            <w:tcMar>
+              <w:top w:w="90" w:type="dxa"/>
+              <w:left w:w="90" w:type="dxa"/>
+              <w:bottom w:w="90" w:type="dxa"/>
+              <w:right w:w="90" w:type="dxa"/>
+            </w:tcMar>
           </w:tcPr>
           <w:p>
+            <w:pPr>
+              <w:spacing w:before="0" w:after="0" w:line="288" w:lineRule="auto"/>
+              <w:jc w:val="left"/>
+            </w:pPr>
+            <w:r/>
+          </w:p>
+          <w:p>
+            <w:pPr>
+              <w:spacing w:before="0" w:after="80" w:line="300" w:lineRule="auto"/>
+              <w:ind w:firstLine="420"/>
+              <w:jc w:val="left"/>
+            </w:pPr>
+            <w:r>
+              <w:rPr>
+                <w:rFonts w:ascii="Times New Roman" w:hAnsi="Times New Roman" w:eastAsia="宋体"/>
+                <w:b w:val="0"/>
+                <w:sz w:val="22"/>
+              </w:rPr>
+              <w:t>界面截图采用 RhizoDelta 已运行站点的真实截图，覆盖登录入口、图谱讨论主界面和个人设置页；源代码截图取自本地 RhizoDelta 仓库真实文件，覆盖统一响应、安全配置、RESTful 发帖入口、图持久层查询和多环境配置。</w:t>
+            </w:r>
+          </w:p>
+          <w:p>
+            <w:pPr>
+              <w:spacing w:before="80" w:after="40"/>
+              <w:jc w:val="center"/>
+            </w:pPr>
+            <w:r>
+              <w:drawing>
+                <wp:inline xmlns:a="http://schemas.openxmlformats.org/drawingml/2006/main" xmlns:pic="http://schemas.openxmlformats.org/drawingml/2006/picture">
+                  <wp:extent cx="4608000" cy="2880000"/>
+                  <wp:docPr id="6" name="Picture 6"/>
+                  <wp:cNvGraphicFramePr>
+                    <a:graphicFrameLocks noChangeAspect="1"/>
+                  </wp:cNvGraphicFramePr>
+                  <a:graphic>
+                    <a:graphicData uri="http://schemas.openxmlformats.org/drawingml/2006/picture">
+                      <pic:pic>
+                        <pic:nvPicPr>
+                          <pic:cNvPr id="0" name="21_run_login_page.png"/>
+                          <pic:cNvPicPr/>
+                        </pic:nvPicPr>
+                        <pic:blipFill>
+                          <a:blip r:embed="rId14"/>
+                          <a:stretch>
+                            <a:fillRect/>
+                          </a:stretch>
+                        </pic:blipFill>
+                        <pic:spPr>
+                          <a:xfrm>
+                            <a:off x="0" y="0"/>
+                            <a:ext cx="4608000" cy="2880000"/>
+                          </a:xfrm>
+                          <a:prstGeom prst="rect"/>
+                        </pic:spPr>
+                      </pic:pic>
+                    </a:graphicData>
+                  </a:graphic>
+                </wp:inline>
+              </w:drawing>
+            </w:r>
+          </w:p>
+          <w:p>
+            <w:pPr>
+              <w:spacing w:after="120"/>
+              <w:jc w:val="center"/>
+            </w:pPr>
+            <w:r>
+              <w:rPr>
+                <w:rFonts w:ascii="Times New Roman" w:hAnsi="Times New Roman" w:eastAsia="宋体"/>
+                <w:b w:val="0"/>
+                <w:sz w:val="21"/>
+              </w:rPr>
+              <w:t>图 6 登录页面运行截图</w:t>
+            </w:r>
+          </w:p>
+          <w:p>
+            <w:pPr>
+              <w:spacing w:before="80" w:after="40"/>
+              <w:jc w:val="center"/>
+            </w:pPr>
+            <w:r>
+              <w:drawing>
+                <wp:inline xmlns:a="http://schemas.openxmlformats.org/drawingml/2006/main" xmlns:pic="http://schemas.openxmlformats.org/drawingml/2006/picture">
+                  <wp:extent cx="4608000" cy="2880000"/>
+                  <wp:docPr id="7" name="Picture 7"/>
+                  <wp:cNvGraphicFramePr>
+                    <a:graphicFrameLocks noChangeAspect="1"/>
+                  </wp:cNvGraphicFramePr>
+                  <a:graphic>
+                    <a:graphicData uri="http://schemas.openxmlformats.org/drawingml/2006/picture">
+                      <pic:pic>
+                        <pic:nvPicPr>
+                          <pic:cNvPr id="0" name="22_run_home_graph.png"/>
+                          <pic:cNvPicPr/>
+                        </pic:nvPicPr>
+                        <pic:blipFill>
+                          <a:blip r:embed="rId15"/>
+                          <a:stretch>
+                            <a:fillRect/>
+                          </a:stretch>
+                        </pic:blipFill>
+                        <pic:spPr>
+                          <a:xfrm>
+                            <a:off x="0" y="0"/>
+                            <a:ext cx="4608000" cy="2880000"/>
+                          </a:xfrm>
+                          <a:prstGeom prst="rect"/>
+                        </pic:spPr>
+                      </pic:pic>
+                    </a:graphicData>
+                  </a:graphic>
+                </wp:inline>
+              </w:drawing>
+            </w:r>
+          </w:p>
+          <w:p>
+            <w:pPr>
+              <w:spacing w:after="120"/>
+              <w:jc w:val="center"/>
+            </w:pPr>
+            <w:r>
+              <w:rPr>
+                <w:rFonts w:ascii="Times New Roman" w:hAnsi="Times New Roman" w:eastAsia="宋体"/>
+                <w:b w:val="0"/>
+                <w:sz w:val="21"/>
+              </w:rPr>
+              <w:t>图 7 图谱讨论主界面运行截图</w:t>
+            </w:r>
+          </w:p>
+          <w:p>
+            <w:pPr>
+              <w:spacing w:before="80" w:after="40"/>
+              <w:jc w:val="center"/>
+            </w:pPr>
+            <w:r>
+              <w:drawing>
+                <wp:inline xmlns:a="http://schemas.openxmlformats.org/drawingml/2006/main" xmlns:pic="http://schemas.openxmlformats.org/drawingml/2006/picture">
+                  <wp:extent cx="4608000" cy="2880000"/>
+                  <wp:docPr id="8" name="Picture 8"/>
+                  <wp:cNvGraphicFramePr>
+                    <a:graphicFrameLocks noChangeAspect="1"/>
+                  </wp:cNvGraphicFramePr>
+                  <a:graphic>
+                    <a:graphicData uri="http://schemas.openxmlformats.org/drawingml/2006/picture">
+                      <pic:pic>
+                        <pic:nvPicPr>
+                          <pic:cNvPr id="0" name="23_run_profile_settings.png"/>
+                          <pic:cNvPicPr/>
+                        </pic:nvPicPr>
+                        <pic:blipFill>
+                          <a:blip r:embed="rId16"/>
+                          <a:stretch>
+                            <a:fillRect/>
+                          </a:stretch>
+                        </pic:blipFill>
+                        <pic:spPr>
+                          <a:xfrm>
+                            <a:off x="0" y="0"/>
+                            <a:ext cx="4608000" cy="2880000"/>
+                          </a:xfrm>
+                          <a:prstGeom prst="rect"/>
+                        </pic:spPr>
+                      </pic:pic>
+                    </a:graphicData>
+                  </a:graphic>
+                </wp:inline>
+              </w:drawing>
+            </w:r>
+          </w:p>
+          <w:p>
+            <w:pPr>
+              <w:spacing w:after="120"/>
+              <w:jc w:val="center"/>
+            </w:pPr>
+            <w:r>
+              <w:rPr>
+                <w:rFonts w:ascii="Times New Roman" w:hAnsi="Times New Roman" w:eastAsia="宋体"/>
+                <w:b w:val="0"/>
+                <w:sz w:val="21"/>
+              </w:rPr>
+              <w:t>图 8 个人设置页运行截图</w:t>
+            </w:r>
+          </w:p>
+        </w:tc>
+      </w:tr>
+      <w:tr>
+        <w:tc>
+          <w:tcPr>
+            <w:tcW w:type="dxa" w:w="9972"/>
+            <w:vAlign w:val="center"/>
+            <w:tcMar>
+              <w:top w:w="90" w:type="dxa"/>
+              <w:left w:w="90" w:type="dxa"/>
+              <w:bottom w:w="90" w:type="dxa"/>
+              <w:right w:w="90" w:type="dxa"/>
+            </w:tcMar>
+          </w:tcPr>
+          <w:p>
+            <w:pPr>
+              <w:spacing w:before="0" w:after="0" w:line="288" w:lineRule="auto"/>
+              <w:jc w:val="left"/>
+            </w:pPr>
             <w:r/>
             <w:r>
               <w:rPr>
-                <w:rFonts w:ascii="宋体" w:hAnsi="宋体" w:eastAsia="宋体"/>
+                <w:rFonts w:ascii="Times New Roman" w:hAnsi="Times New Roman" w:eastAsia="宋体"/>
+                <w:b/>
+                <w:sz w:val="22"/>
+              </w:rPr>
+              <w:t>主要源代码截图 1</w:t>
+            </w:r>
+          </w:p>
+        </w:tc>
+      </w:tr>
+      <w:tr>
+        <w:tc>
+          <w:tcPr>
+            <w:tcW w:type="dxa" w:w="9972"/>
+            <w:vAlign w:val="center"/>
+            <w:tcMar>
+              <w:top w:w="90" w:type="dxa"/>
+              <w:left w:w="90" w:type="dxa"/>
+              <w:bottom w:w="90" w:type="dxa"/>
+              <w:right w:w="90" w:type="dxa"/>
+            </w:tcMar>
+          </w:tcPr>
+          <w:p>
+            <w:pPr>
+              <w:spacing w:before="0" w:after="0" w:line="288" w:lineRule="auto"/>
+              <w:jc w:val="left"/>
+            </w:pPr>
+            <w:r/>
+          </w:p>
+          <w:p>
+            <w:pPr>
+              <w:spacing w:before="80" w:after="40"/>
+              <w:jc w:val="center"/>
+            </w:pPr>
+            <w:r>
+              <w:drawing>
+                <wp:inline xmlns:a="http://schemas.openxmlformats.org/drawingml/2006/main" xmlns:pic="http://schemas.openxmlformats.org/drawingml/2006/picture">
+                  <wp:extent cx="4608000" cy="2723840"/>
+                  <wp:docPr id="9" name="Picture 9"/>
+                  <wp:cNvGraphicFramePr>
+                    <a:graphicFrameLocks noChangeAspect="1"/>
+                  </wp:cNvGraphicFramePr>
+                  <a:graphic>
+                    <a:graphicData uri="http://schemas.openxmlformats.org/drawingml/2006/picture">
+                      <pic:pic>
+                        <pic:nvPicPr>
+                          <pic:cNvPr id="0" name="16_code_api_response.png"/>
+                          <pic:cNvPicPr/>
+                        </pic:nvPicPr>
+                        <pic:blipFill>
+                          <a:blip r:embed="rId17"/>
+                          <a:stretch>
+                            <a:fillRect/>
+                          </a:stretch>
+                        </pic:blipFill>
+                        <pic:spPr>
+                          <a:xfrm>
+                            <a:off x="0" y="0"/>
+                            <a:ext cx="4608000" cy="2723840"/>
+                          </a:xfrm>
+                          <a:prstGeom prst="rect"/>
+                        </pic:spPr>
+                      </pic:pic>
+                    </a:graphicData>
+                  </a:graphic>
+                </wp:inline>
+              </w:drawing>
+            </w:r>
+          </w:p>
+          <w:p>
+            <w:pPr>
+              <w:spacing w:after="120"/>
+              <w:jc w:val="center"/>
+            </w:pPr>
+            <w:r>
+              <w:rPr>
+                <w:rFonts w:ascii="Times New Roman" w:hAnsi="Times New Roman" w:eastAsia="宋体"/>
                 <w:b w:val="0"/>
-                <w:sz w:val="24"/>
+                <w:sz w:val="21"/>
               </w:rPr>
-              <w:t>mvn clean package &amp;&amp; java -jar target/RhizoDelta-1.0-SNAPSHOT.jar</w:t>
+              <w:t>图 9 统一响应封装 ApiResponse</w:t>
+            </w:r>
+          </w:p>
+        </w:tc>
+      </w:tr>
+      <w:tr>
+        <w:tc>
+          <w:tcPr>
+            <w:tcW w:type="dxa" w:w="9972"/>
+            <w:vAlign w:val="center"/>
+            <w:tcMar>
+              <w:top w:w="90" w:type="dxa"/>
+              <w:left w:w="90" w:type="dxa"/>
+              <w:bottom w:w="90" w:type="dxa"/>
+              <w:right w:w="90" w:type="dxa"/>
+            </w:tcMar>
+          </w:tcPr>
+          <w:p>
+            <w:pPr>
+              <w:spacing w:before="0" w:after="0" w:line="288" w:lineRule="auto"/>
+              <w:jc w:val="left"/>
+            </w:pPr>
+            <w:r/>
+            <w:r>
+              <w:rPr>
+                <w:rFonts w:ascii="Times New Roman" w:hAnsi="Times New Roman" w:eastAsia="宋体"/>
+                <w:b/>
+                <w:sz w:val="22"/>
+              </w:rPr>
+              <w:t>主要源代码截图 2</w:t>
+            </w:r>
+          </w:p>
+        </w:tc>
+      </w:tr>
+      <w:tr>
+        <w:tc>
+          <w:tcPr>
+            <w:tcW w:type="dxa" w:w="9972"/>
+            <w:vAlign w:val="center"/>
+            <w:tcMar>
+              <w:top w:w="90" w:type="dxa"/>
+              <w:left w:w="90" w:type="dxa"/>
+              <w:bottom w:w="90" w:type="dxa"/>
+              <w:right w:w="90" w:type="dxa"/>
+            </w:tcMar>
+          </w:tcPr>
+          <w:p>
+            <w:pPr>
+              <w:spacing w:before="0" w:after="0" w:line="288" w:lineRule="auto"/>
+              <w:jc w:val="left"/>
+            </w:pPr>
+            <w:r/>
+          </w:p>
+          <w:p>
+            <w:pPr>
+              <w:spacing w:before="80" w:after="40"/>
+              <w:jc w:val="center"/>
+            </w:pPr>
+            <w:r>
+              <w:drawing>
+                <wp:inline xmlns:a="http://schemas.openxmlformats.org/drawingml/2006/main" xmlns:pic="http://schemas.openxmlformats.org/drawingml/2006/picture">
+                  <wp:extent cx="4608000" cy="2949120"/>
+                  <wp:docPr id="10" name="Picture 10"/>
+                  <wp:cNvGraphicFramePr>
+                    <a:graphicFrameLocks noChangeAspect="1"/>
+                  </wp:cNvGraphicFramePr>
+                  <a:graphic>
+                    <a:graphicData uri="http://schemas.openxmlformats.org/drawingml/2006/picture">
+                      <pic:pic>
+                        <pic:nvPicPr>
+                          <pic:cNvPr id="0" name="17_code_security_config.png"/>
+                          <pic:cNvPicPr/>
+                        </pic:nvPicPr>
+                        <pic:blipFill>
+                          <a:blip r:embed="rId18"/>
+                          <a:stretch>
+                            <a:fillRect/>
+                          </a:stretch>
+                        </pic:blipFill>
+                        <pic:spPr>
+                          <a:xfrm>
+                            <a:off x="0" y="0"/>
+                            <a:ext cx="4608000" cy="2949120"/>
+                          </a:xfrm>
+                          <a:prstGeom prst="rect"/>
+                        </pic:spPr>
+                      </pic:pic>
+                    </a:graphicData>
+                  </a:graphic>
+                </wp:inline>
+              </w:drawing>
+            </w:r>
+          </w:p>
+          <w:p>
+            <w:pPr>
+              <w:spacing w:after="120"/>
+              <w:jc w:val="center"/>
+            </w:pPr>
+            <w:r>
+              <w:rPr>
+                <w:rFonts w:ascii="Times New Roman" w:hAnsi="Times New Roman" w:eastAsia="宋体"/>
+                <w:b w:val="0"/>
+                <w:sz w:val="21"/>
+              </w:rPr>
+              <w:t>图 10 安全过滤链与角色鉴权 SecurityConfig</w:t>
+            </w:r>
+          </w:p>
+        </w:tc>
+      </w:tr>
+      <w:tr>
+        <w:tc>
+          <w:tcPr>
+            <w:tcW w:type="dxa" w:w="9972"/>
+            <w:vAlign w:val="center"/>
+            <w:tcMar>
+              <w:top w:w="90" w:type="dxa"/>
+              <w:left w:w="90" w:type="dxa"/>
+              <w:bottom w:w="90" w:type="dxa"/>
+              <w:right w:w="90" w:type="dxa"/>
+            </w:tcMar>
+          </w:tcPr>
+          <w:p>
+            <w:pPr>
+              <w:spacing w:before="0" w:after="0" w:line="288" w:lineRule="auto"/>
+              <w:jc w:val="left"/>
+            </w:pPr>
+            <w:r/>
+            <w:r>
+              <w:rPr>
+                <w:rFonts w:ascii="Times New Roman" w:hAnsi="Times New Roman" w:eastAsia="宋体"/>
+                <w:b/>
+                <w:sz w:val="22"/>
+              </w:rPr>
+              <w:t>主要源代码截图 3</w:t>
+            </w:r>
+          </w:p>
+        </w:tc>
+      </w:tr>
+      <w:tr>
+        <w:tc>
+          <w:tcPr>
+            <w:tcW w:type="dxa" w:w="9972"/>
+            <w:vAlign w:val="center"/>
+            <w:tcMar>
+              <w:top w:w="90" w:type="dxa"/>
+              <w:left w:w="90" w:type="dxa"/>
+              <w:bottom w:w="90" w:type="dxa"/>
+              <w:right w:w="90" w:type="dxa"/>
+            </w:tcMar>
+          </w:tcPr>
+          <w:p>
+            <w:pPr>
+              <w:spacing w:before="0" w:after="0" w:line="288" w:lineRule="auto"/>
+              <w:jc w:val="left"/>
+            </w:pPr>
+            <w:r/>
+          </w:p>
+          <w:p>
+            <w:pPr>
+              <w:spacing w:before="80" w:after="40"/>
+              <w:jc w:val="center"/>
+            </w:pPr>
+            <w:r>
+              <w:drawing>
+                <wp:inline xmlns:a="http://schemas.openxmlformats.org/drawingml/2006/main" xmlns:pic="http://schemas.openxmlformats.org/drawingml/2006/picture">
+                  <wp:extent cx="4608000" cy="3174400"/>
+                  <wp:docPr id="11" name="Picture 11"/>
+                  <wp:cNvGraphicFramePr>
+                    <a:graphicFrameLocks noChangeAspect="1"/>
+                  </wp:cNvGraphicFramePr>
+                  <a:graphic>
+                    <a:graphicData uri="http://schemas.openxmlformats.org/drawingml/2006/picture">
+                      <pic:pic>
+                        <pic:nvPicPr>
+                          <pic:cNvPr id="0" name="18_code_post_controller.png"/>
+                          <pic:cNvPicPr/>
+                        </pic:nvPicPr>
+                        <pic:blipFill>
+                          <a:blip r:embed="rId19"/>
+                          <a:stretch>
+                            <a:fillRect/>
+                          </a:stretch>
+                        </pic:blipFill>
+                        <pic:spPr>
+                          <a:xfrm>
+                            <a:off x="0" y="0"/>
+                            <a:ext cx="4608000" cy="3174400"/>
+                          </a:xfrm>
+                          <a:prstGeom prst="rect"/>
+                        </pic:spPr>
+                      </pic:pic>
+                    </a:graphicData>
+                  </a:graphic>
+                </wp:inline>
+              </w:drawing>
+            </w:r>
+          </w:p>
+          <w:p>
+            <w:pPr>
+              <w:spacing w:after="120"/>
+              <w:jc w:val="center"/>
+            </w:pPr>
+            <w:r>
+              <w:rPr>
+                <w:rFonts w:ascii="Times New Roman" w:hAnsi="Times New Roman" w:eastAsia="宋体"/>
+                <w:b w:val="0"/>
+                <w:sz w:val="21"/>
+              </w:rPr>
+              <w:t>图 11 RESTful 发帖入口 PostController</w:t>
+            </w:r>
+          </w:p>
+        </w:tc>
+      </w:tr>
+      <w:tr>
+        <w:tc>
+          <w:tcPr>
+            <w:tcW w:type="dxa" w:w="9972"/>
+            <w:vAlign w:val="center"/>
+            <w:tcMar>
+              <w:top w:w="90" w:type="dxa"/>
+              <w:left w:w="90" w:type="dxa"/>
+              <w:bottom w:w="90" w:type="dxa"/>
+              <w:right w:w="90" w:type="dxa"/>
+            </w:tcMar>
+          </w:tcPr>
+          <w:p>
+            <w:pPr>
+              <w:spacing w:before="0" w:after="0" w:line="288" w:lineRule="auto"/>
+              <w:jc w:val="left"/>
+            </w:pPr>
+            <w:r/>
+            <w:r>
+              <w:rPr>
+                <w:rFonts w:ascii="Times New Roman" w:hAnsi="Times New Roman" w:eastAsia="宋体"/>
+                <w:b/>
+                <w:sz w:val="22"/>
+              </w:rPr>
+              <w:t>主要源代码截图 4</w:t>
+            </w:r>
+          </w:p>
+        </w:tc>
+      </w:tr>
+      <w:tr>
+        <w:tc>
+          <w:tcPr>
+            <w:tcW w:type="dxa" w:w="9972"/>
+            <w:vAlign w:val="center"/>
+            <w:tcMar>
+              <w:top w:w="90" w:type="dxa"/>
+              <w:left w:w="90" w:type="dxa"/>
+              <w:bottom w:w="90" w:type="dxa"/>
+              <w:right w:w="90" w:type="dxa"/>
+            </w:tcMar>
+          </w:tcPr>
+          <w:p>
+            <w:pPr>
+              <w:spacing w:before="0" w:after="0" w:line="288" w:lineRule="auto"/>
+              <w:jc w:val="left"/>
+            </w:pPr>
+            <w:r/>
+          </w:p>
+          <w:p>
+            <w:pPr>
+              <w:spacing w:before="80" w:after="40"/>
+              <w:jc w:val="center"/>
+            </w:pPr>
+            <w:r>
+              <w:drawing>
+                <wp:inline xmlns:a="http://schemas.openxmlformats.org/drawingml/2006/main" xmlns:pic="http://schemas.openxmlformats.org/drawingml/2006/picture">
+                  <wp:extent cx="4608000" cy="2273280"/>
+                  <wp:docPr id="12" name="Picture 12"/>
+                  <wp:cNvGraphicFramePr>
+                    <a:graphicFrameLocks noChangeAspect="1"/>
+                  </wp:cNvGraphicFramePr>
+                  <a:graphic>
+                    <a:graphicData uri="http://schemas.openxmlformats.org/drawingml/2006/picture">
+                      <pic:pic>
+                        <pic:nvPicPr>
+                          <pic:cNvPr id="0" name="19_code_repository_cypher.png"/>
+                          <pic:cNvPicPr/>
+                        </pic:nvPicPr>
+                        <pic:blipFill>
+                          <a:blip r:embed="rId20"/>
+                          <a:stretch>
+                            <a:fillRect/>
+                          </a:stretch>
+                        </pic:blipFill>
+                        <pic:spPr>
+                          <a:xfrm>
+                            <a:off x="0" y="0"/>
+                            <a:ext cx="4608000" cy="2273280"/>
+                          </a:xfrm>
+                          <a:prstGeom prst="rect"/>
+                        </pic:spPr>
+                      </pic:pic>
+                    </a:graphicData>
+                  </a:graphic>
+                </wp:inline>
+              </w:drawing>
+            </w:r>
+          </w:p>
+          <w:p>
+            <w:pPr>
+              <w:spacing w:after="120"/>
+              <w:jc w:val="center"/>
+            </w:pPr>
+            <w:r>
+              <w:rPr>
+                <w:rFonts w:ascii="Times New Roman" w:hAnsi="Times New Roman" w:eastAsia="宋体"/>
+                <w:b w:val="0"/>
+                <w:sz w:val="21"/>
+              </w:rPr>
+              <w:t>图 12 图持久层 Cypher 查询 HumanPostRepository</w:t>
+            </w:r>
+          </w:p>
+        </w:tc>
+      </w:tr>
+      <w:tr>
+        <w:tc>
+          <w:tcPr>
+            <w:tcW w:type="dxa" w:w="9972"/>
+            <w:vAlign w:val="center"/>
+            <w:tcMar>
+              <w:top w:w="90" w:type="dxa"/>
+              <w:left w:w="90" w:type="dxa"/>
+              <w:bottom w:w="90" w:type="dxa"/>
+              <w:right w:w="90" w:type="dxa"/>
+            </w:tcMar>
+          </w:tcPr>
+          <w:p>
+            <w:pPr>
+              <w:spacing w:before="0" w:after="0" w:line="288" w:lineRule="auto"/>
+              <w:jc w:val="left"/>
+            </w:pPr>
+            <w:r/>
+            <w:r>
+              <w:rPr>
+                <w:rFonts w:ascii="Times New Roman" w:hAnsi="Times New Roman" w:eastAsia="宋体"/>
+                <w:b/>
+                <w:sz w:val="22"/>
+              </w:rPr>
+              <w:t>主要源代码截图 5</w:t>
+            </w:r>
+          </w:p>
+        </w:tc>
+      </w:tr>
+      <w:tr>
+        <w:tc>
+          <w:tcPr>
+            <w:tcW w:type="dxa" w:w="9972"/>
+            <w:vAlign w:val="center"/>
+            <w:tcMar>
+              <w:top w:w="90" w:type="dxa"/>
+              <w:left w:w="90" w:type="dxa"/>
+              <w:bottom w:w="90" w:type="dxa"/>
+              <w:right w:w="90" w:type="dxa"/>
+            </w:tcMar>
+          </w:tcPr>
+          <w:p>
+            <w:pPr>
+              <w:spacing w:before="0" w:after="0" w:line="288" w:lineRule="auto"/>
+              <w:jc w:val="left"/>
+            </w:pPr>
+            <w:r/>
+          </w:p>
+          <w:p>
+            <w:pPr>
+              <w:spacing w:before="80" w:after="40"/>
+              <w:jc w:val="center"/>
+            </w:pPr>
+            <w:r>
+              <w:drawing>
+                <wp:inline xmlns:a="http://schemas.openxmlformats.org/drawingml/2006/main" xmlns:pic="http://schemas.openxmlformats.org/drawingml/2006/picture">
+                  <wp:extent cx="4608000" cy="3024213"/>
+                  <wp:docPr id="13" name="Picture 13"/>
+                  <wp:cNvGraphicFramePr>
+                    <a:graphicFrameLocks noChangeAspect="1"/>
+                  </wp:cNvGraphicFramePr>
+                  <a:graphic>
+                    <a:graphicData uri="http://schemas.openxmlformats.org/drawingml/2006/picture">
+                      <pic:pic>
+                        <pic:nvPicPr>
+                          <pic:cNvPr id="0" name="20_code_application_yml.png"/>
+                          <pic:cNvPicPr/>
+                        </pic:nvPicPr>
+                        <pic:blipFill>
+                          <a:blip r:embed="rId21"/>
+                          <a:stretch>
+                            <a:fillRect/>
+                          </a:stretch>
+                        </pic:blipFill>
+                        <pic:spPr>
+                          <a:xfrm>
+                            <a:off x="0" y="0"/>
+                            <a:ext cx="4608000" cy="3024213"/>
+                          </a:xfrm>
+                          <a:prstGeom prst="rect"/>
+                        </pic:spPr>
+                      </pic:pic>
+                    </a:graphicData>
+                  </a:graphic>
+                </wp:inline>
+              </w:drawing>
+            </w:r>
+          </w:p>
+          <w:p>
+            <w:pPr>
+              <w:spacing w:after="120"/>
+              <w:jc w:val="center"/>
+            </w:pPr>
+            <w:r>
+              <w:rPr>
+                <w:rFonts w:ascii="Times New Roman" w:hAnsi="Times New Roman" w:eastAsia="宋体"/>
+                <w:b w:val="0"/>
+                <w:sz w:val="21"/>
+              </w:rPr>
+              <w:t>图 13 多环境核心配置 application.yml</w:t>
+            </w:r>
+          </w:p>
+        </w:tc>
+      </w:tr>
+      <w:tr>
+        <w:tc>
+          <w:tcPr>
+            <w:tcW w:type="dxa" w:w="9972"/>
+            <w:vAlign w:val="center"/>
+            <w:tcMar>
+              <w:top w:w="90" w:type="dxa"/>
+              <w:left w:w="90" w:type="dxa"/>
+              <w:bottom w:w="90" w:type="dxa"/>
+              <w:right w:w="90" w:type="dxa"/>
+            </w:tcMar>
+          </w:tcPr>
+          <w:p>
+            <w:pPr>
+              <w:spacing w:before="0" w:after="0" w:line="288" w:lineRule="auto"/>
+              <w:jc w:val="left"/>
+            </w:pPr>
+            <w:r/>
+            <w:r>
+              <w:rPr>
+                <w:rFonts w:ascii="Times New Roman" w:hAnsi="Times New Roman" w:eastAsia="宋体"/>
+                <w:b/>
+                <w:sz w:val="22"/>
+              </w:rPr>
+              <w:t>项目总结。</w:t>
+            </w:r>
+          </w:p>
+        </w:tc>
+      </w:tr>
+      <w:tr>
+        <w:tc>
+          <w:tcPr>
+            <w:tcW w:type="dxa" w:w="9972"/>
+            <w:vAlign w:val="center"/>
+            <w:tcMar>
+              <w:top w:w="90" w:type="dxa"/>
+              <w:left w:w="90" w:type="dxa"/>
+              <w:bottom w:w="90" w:type="dxa"/>
+              <w:right w:w="90" w:type="dxa"/>
+            </w:tcMar>
+          </w:tcPr>
+          <w:p>
+            <w:pPr>
+              <w:spacing w:before="0" w:after="0" w:line="288" w:lineRule="auto"/>
+              <w:jc w:val="left"/>
+            </w:pPr>
+            <w:r/>
+          </w:p>
+          <w:p>
+            <w:pPr>
+              <w:spacing w:before="0" w:after="80" w:line="300" w:lineRule="auto"/>
+              <w:ind w:firstLine="420"/>
+              <w:jc w:val="left"/>
+            </w:pPr>
+            <w:r>
+              <w:rPr>
+                <w:rFonts w:ascii="Times New Roman" w:hAnsi="Times New Roman" w:eastAsia="宋体"/>
+                <w:b w:val="0"/>
+                <w:sz w:val="22"/>
+              </w:rPr>
+              <w:t>课程知识点对应：项目覆盖 Spring Boot 项目搭建、多环境配置、RESTful API、统一响应封装、Service 分层、事务、全局异常处理、Spring Security + JWT + Redis 会话、RabbitMQ 消息队列、文件上传、定时任务、Maven 打包和自动化测试；同时以 Neo4j 图数据库、SSE 实时推送、AI 编排和可观测体系体现企业级 Web 应用扩展能力。</w:t>
+            </w:r>
+          </w:p>
+          <w:p>
+            <w:pPr>
+              <w:spacing w:before="0" w:after="80" w:line="300" w:lineRule="auto"/>
+              <w:ind w:firstLine="420"/>
+              <w:jc w:val="left"/>
+            </w:pPr>
+            <w:r>
+              <w:rPr>
+                <w:rFonts w:ascii="Times New Roman" w:hAnsi="Times New Roman" w:eastAsia="宋体"/>
+                <w:b w:val="0"/>
+                <w:sz w:val="22"/>
+              </w:rPr>
+              <w:t>部署与测试：基础设施使用 docker compose up -d neo4j rabbitmq redis 启动；后端通过 mvn spring-boot:run 或 mvn clean package &amp;&amp; java -jar target/RhizoDelta-1.0-SNAPSHOT.jar 运行；前端通过 cd frontend &amp;&amp; npm install &amp;&amp; npm run dev 启动。后端测试命令为 mvn test -Dspring.profiles.active=test，前端使用 npm run build 与 npx vitest。</w:t>
+            </w:r>
+          </w:p>
+          <w:p>
+            <w:pPr>
+              <w:spacing w:before="0" w:after="80" w:line="300" w:lineRule="auto"/>
+              <w:ind w:firstLine="420"/>
+              <w:jc w:val="left"/>
+            </w:pPr>
+            <w:r>
+              <w:rPr>
+                <w:rFonts w:ascii="Times New Roman" w:hAnsi="Times New Roman" w:eastAsia="宋体"/>
+                <w:b w:val="0"/>
+                <w:sz w:val="22"/>
+              </w:rPr>
+              <w:t>本项目把课程要求中的登录退出、权限控制、增删改查、列表分页、统一响应、数据库设计、测试部署和报告撰写落到真实工程中，并进一步扩展到图谱讨论、异步处理、实时推送和 AI 决策场景，能够体现 JavaEE 企业级 Web 应用开发的综合能力。</w:t>
+            </w:r>
+          </w:p>
+        </w:tc>
+      </w:tr>
+      <w:tr>
+        <w:tc>
+          <w:tcPr>
+            <w:tcW w:type="dxa" w:w="9972"/>
+            <w:vAlign w:val="center"/>
+            <w:tcMar>
+              <w:top w:w="90" w:type="dxa"/>
+              <w:left w:w="90" w:type="dxa"/>
+              <w:bottom w:w="90" w:type="dxa"/>
+              <w:right w:w="90" w:type="dxa"/>
+            </w:tcMar>
+          </w:tcPr>
+          <w:p>
+            <w:pPr>
+              <w:spacing w:before="0" w:after="0" w:line="288" w:lineRule="auto"/>
+              <w:jc w:val="left"/>
+            </w:pPr>
+            <w:r/>
+            <w:r>
+              <w:rPr>
+                <w:rFonts w:ascii="Times New Roman" w:hAnsi="Times New Roman" w:eastAsia="宋体"/>
+                <w:b w:val="0"/>
+                <w:sz w:val="22"/>
+              </w:rPr>
+              <w:t>学生签名：____________________</w:t>
+            </w:r>
+          </w:p>
+          <w:p>
+            <w:pPr>
+              <w:spacing w:before="0" w:after="80" w:line="300" w:lineRule="auto"/>
+              <w:ind w:firstLine="420"/>
+              <w:jc w:val="left"/>
+            </w:pPr>
+            <w:r>
+              <w:rPr>
+                <w:rFonts w:ascii="Times New Roman" w:hAnsi="Times New Roman" w:eastAsia="宋体"/>
+                <w:b w:val="0"/>
+                <w:sz w:val="22"/>
+              </w:rPr>
+              <w:t>课程设计得分：____________　　课程设计报告：____________　　合计：____________</w:t>
+            </w:r>
+          </w:p>
+          <w:p>
+            <w:pPr>
+              <w:spacing w:before="0" w:after="80" w:line="300" w:lineRule="auto"/>
+              <w:ind w:firstLine="420"/>
+              <w:jc w:val="left"/>
+            </w:pPr>
+            <w:r>
+              <w:rPr>
+                <w:rFonts w:ascii="Times New Roman" w:hAnsi="Times New Roman" w:eastAsia="宋体"/>
+                <w:b w:val="0"/>
+                <w:sz w:val="22"/>
+              </w:rPr>
+              <w:t>指导教师签字（签章）：____________________</w:t>
             </w:r>
           </w:p>
         </w:tc>
       </w:tr>
     </w:tbl>
-    <w:p>
-      <w:pPr>
-        <w:spacing w:line="324" w:lineRule="auto"/>
-        <w:ind w:firstLine="420"/>
-      </w:pPr>
-      <w:r>
-        <w:t>后端测试使用 JUnit 5、Spring Boot Test 和 Testcontainers，命令为 mvn test -Dspring.profiles.active=test；前端使用 npm run build 与 npx vitest。测试覆盖认证与 JWT、发帖异步管线、决策与回滚、图查询、SSE 事件、用户画像、偏好聚合、AI 路由与数据库初始化等模块。</w:t>
-      </w:r>
-    </w:p>
-    <w:p>
-      <w:pPr>
-        <w:pStyle w:val="Heading1"/>
-      </w:pPr>
-      <w:r>
-        <w:t>八、总结</w:t>
-      </w:r>
-    </w:p>
-    <w:p>
-      <w:pPr>
-        <w:spacing w:line="324" w:lineRule="auto"/>
-        <w:ind w:firstLine="420"/>
-      </w:pPr>
-      <w:r>
-        <w:t>RhizoDelta 从 JavaEE 企业级 Web 应用的角度覆盖了 Spring Boot、Maven、多环境配置、RESTful API、统一响应、Service 分层、事务、异常处理、安全认证、Redis、RabbitMQ、文件上传、测试与部署等课程知识点；并以 Neo4j 图数据库、前后端分离、SSE 实时推送、AI 编排与可观测体系体现了更复杂企业级系统的架构设计与工程质量保障能力。项目与模板的技术路线差异源于主题超出了“单表信息管理系统”的范围，而非缺少基础能力。</w:t>
-      </w:r>
-    </w:p>
-    <w:p/>
-    <w:p>
-      <w:pPr>
-        <w:spacing w:after="200"/>
-      </w:pPr>
-      <w:r>
-        <w:rPr>
-          <w:rFonts w:ascii="宋体" w:hAnsi="宋体" w:eastAsia="宋体"/>
-          <w:sz w:val="24"/>
-        </w:rPr>
-        <w:t>学生签名：____________________</w:t>
-      </w:r>
-    </w:p>
-    <w:p>
-      <w:pPr>
-        <w:spacing w:after="200"/>
-      </w:pPr>
-      <w:r>
-        <w:rPr>
-          <w:rFonts w:ascii="宋体" w:hAnsi="宋体" w:eastAsia="宋体"/>
-          <w:sz w:val="24"/>
-        </w:rPr>
-        <w:t>指导教师签字（签章）：____________________</w:t>
-      </w:r>
-    </w:p>
-    <w:p>
-      <w:pPr>
-        <w:spacing w:after="200"/>
-      </w:pPr>
-      <w:r>
-        <w:rPr>
-          <w:rFonts w:ascii="宋体" w:hAnsi="宋体" w:eastAsia="宋体"/>
-          <w:sz w:val="24"/>
-        </w:rPr>
-        <w:t>日　　期：2026 年 6 月 26 日</w:t>
-      </w:r>
-    </w:p>
     <w:sectPr>
-      <w:footerReference w:type="default" r:id="rId9"/>
       <w:pgSz w:w="12240" w:h="15840"/>
-      <w:pgMar w:top="1361" w:right="1474" w:bottom="1247" w:left="1474" w:header="720" w:footer="720" w:gutter="0"/>
+      <w:pgMar w:top="1020" w:right="1134" w:bottom="1020" w:left="1134" w:header="720" w:footer="720" w:gutter="0"/>
       <w:cols w:space="720"/>
       <w:docGrid w:linePitch="360"/>
     </w:sectPr>
   </w:body>
 </w:document>
-</file>
-
-<file path=word/footer1.xml><?xml version="1.0" encoding="utf-8"?>
-<w:ftr xmlns:m="http://schemas.openxmlformats.org/officeDocument/2006/math" xmlns:mc="http://schemas.openxmlformats.org/markup-compatibility/2006" xmlns:mo="http://schemas.microsoft.com/office/mac/office/2008/main" xmlns:mv="urn:schemas-microsoft-com:mac:vml" xmlns:o="urn:schemas-microsoft-com:office:office" xmlns:r="http://schemas.openxmlformats.org/officeDocument/2006/relationships" xmlns:v="urn:schemas-microsoft-com:vml" xmlns:w10="urn:schemas-microsoft-com:office:word" xmlns:w14="http://schemas.microsoft.com/office/word/2010/wordml" xmlns:w="http://schemas.openxmlformats.org/wordprocessingml/2006/main" xmlns:wne="http://schemas.microsoft.com/office/word/2006/wordml" xmlns:wp14="http://schemas.microsoft.com/office/word/2010/wordprocessingDrawing" xmlns:wp="http://schemas.openxmlformats.org/drawingml/2006/wordprocessingDrawing" xmlns:wpc="http://schemas.microsoft.com/office/word/2010/wordprocessingCanvas" xmlns:wpg="http://schemas.microsoft.com/office/word/2010/wordprocessingGroup" xmlns:wpi="http://schemas.microsoft.com/office/word/2010/wordprocessingInk" xmlns:wps="http://schemas.microsoft.com/office/word/2010/wordprocessingShape" mc:Ignorable="w14 wp14">
-  <w:p>
-    <w:pPr>
-      <w:pStyle w:val="Footer"/>
-      <w:jc w:val="center"/>
-    </w:pPr>
-    <w:r>
-      <w:fldChar w:fldCharType="begin"/>
-      <w:instrText xml:space="preserve">PAGE</w:instrText>
-      <w:fldChar w:fldCharType="end"/>
-    </w:r>
-  </w:p>
-</w:ftr>
 </file>
 
 <file path=word/numbering.xml><?xml version="1.0" encoding="utf-8"?>

--- a/javaee-web-app/JavaEE企业级Web应用开发实战期末课程设计报告.docx
+++ b/javaee-web-app/JavaEE企业级Web应用开发实战期末课程设计报告.docx
@@ -282,9 +282,8 @@
     <w:p>
       <w:pPr>
         <w:pStyle w:val="Normal"/>
-        <w:spacing w:lineRule="auto" w:line="288" w:before="0" w:after="60"/>
-        <w:ind w:right="0" w:firstLine="0"/>
-        <w:jc w:val="left"/>
+        <w:spacing w:lineRule="auto" w:line="600"/>
+        <w:ind w:firstLine="2502" w:right="0"/>
         <w:rPr>
           <w:b/>
           <w:sz w:val="28"/>
@@ -294,9 +293,9 @@
       </w:pPr>
       <w:r>
         <w:rPr>
-          <w:rFonts w:ascii="宋体" w:hAnsi="宋体" w:eastAsia="宋体"/>
-          <w:b w:val="0"/>
-          <w:sz w:val="24"/>
+          <w:b/>
+          <w:sz w:val="28"/>
+          <w:szCs w:val="28"/>
         </w:rPr>
         <w:t>姓    名：刘小麟</w:t>
       </w:r>
@@ -304,9 +303,8 @@
     <w:p>
       <w:pPr>
         <w:pStyle w:val="Normal"/>
-        <w:spacing w:lineRule="auto" w:line="288" w:before="0" w:after="60"/>
-        <w:ind w:right="0" w:firstLine="0"/>
-        <w:jc w:val="left"/>
+        <w:spacing w:lineRule="auto" w:line="600"/>
+        <w:ind w:firstLine="2502" w:right="0"/>
         <w:rPr>
           <w:b/>
           <w:sz w:val="28"/>
@@ -316,9 +314,9 @@
       </w:pPr>
       <w:r>
         <w:rPr>
-          <w:rFonts w:ascii="宋体" w:hAnsi="宋体" w:eastAsia="宋体"/>
-          <w:b w:val="0"/>
-          <w:sz w:val="24"/>
+          <w:b/>
+          <w:sz w:val="28"/>
+          <w:szCs w:val="28"/>
         </w:rPr>
         <w:t>学    号：2052442135</w:t>
       </w:r>
@@ -326,9 +324,8 @@
     <w:p>
       <w:pPr>
         <w:pStyle w:val="Normal"/>
-        <w:spacing w:lineRule="auto" w:line="288" w:before="0" w:after="60"/>
-        <w:ind w:right="0" w:firstLine="0"/>
-        <w:jc w:val="left"/>
+        <w:spacing w:lineRule="auto" w:line="600"/>
+        <w:ind w:firstLine="2502" w:right="0"/>
         <w:rPr>
           <w:b/>
           <w:sz w:val="28"/>
@@ -338,9 +335,9 @@
       </w:pPr>
       <w:r>
         <w:rPr>
-          <w:rFonts w:ascii="宋体" w:hAnsi="宋体" w:eastAsia="宋体"/>
-          <w:b w:val="0"/>
-          <w:sz w:val="24"/>
+          <w:b/>
+          <w:sz w:val="28"/>
+          <w:szCs w:val="28"/>
         </w:rPr>
         <w:t>系    别：信息工程学院</w:t>
       </w:r>
@@ -348,9 +345,8 @@
     <w:p>
       <w:pPr>
         <w:pStyle w:val="Normal"/>
-        <w:spacing w:lineRule="auto" w:line="288" w:before="0" w:after="60"/>
-        <w:ind w:right="0" w:firstLine="0"/>
-        <w:jc w:val="left"/>
+        <w:spacing w:lineRule="auto" w:line="600"/>
+        <w:ind w:firstLine="2502" w:right="0"/>
         <w:rPr>
           <w:b/>
           <w:sz w:val="28"/>
@@ -360,9 +356,9 @@
       </w:pPr>
       <w:r>
         <w:rPr>
-          <w:rFonts w:ascii="宋体" w:hAnsi="宋体" w:eastAsia="宋体"/>
-          <w:b w:val="0"/>
-          <w:sz w:val="24"/>
+          <w:b/>
+          <w:sz w:val="28"/>
+          <w:szCs w:val="28"/>
         </w:rPr>
         <w:t>专    业：软件技术</w:t>
       </w:r>
@@ -370,9 +366,8 @@
     <w:p>
       <w:pPr>
         <w:pStyle w:val="Normal"/>
-        <w:spacing w:lineRule="auto" w:line="288" w:before="0" w:after="60"/>
-        <w:ind w:right="0" w:firstLine="0"/>
-        <w:jc w:val="left"/>
+        <w:spacing w:lineRule="auto" w:line="600"/>
+        <w:ind w:firstLine="2502" w:right="0"/>
         <w:rPr>
           <w:b/>
           <w:sz w:val="28"/>
@@ -382,9 +377,9 @@
       </w:pPr>
       <w:r>
         <w:rPr>
-          <w:rFonts w:ascii="宋体" w:hAnsi="宋体" w:eastAsia="宋体"/>
-          <w:b w:val="0"/>
-          <w:sz w:val="24"/>
+          <w:b/>
+          <w:sz w:val="28"/>
+          <w:szCs w:val="28"/>
         </w:rPr>
         <w:t>年    级：2024 级</w:t>
       </w:r>
@@ -392,9 +387,8 @@
     <w:p>
       <w:pPr>
         <w:pStyle w:val="Normal"/>
-        <w:spacing w:lineRule="auto" w:line="288" w:before="0" w:after="60"/>
-        <w:ind w:right="0" w:firstLine="0"/>
-        <w:jc w:val="left"/>
+        <w:spacing w:lineRule="auto" w:line="600"/>
+        <w:ind w:firstLine="2502" w:right="0"/>
         <w:rPr>
           <w:b/>
           <w:sz w:val="28"/>
@@ -404,9 +398,9 @@
       </w:pPr>
       <w:r>
         <w:rPr>
-          <w:rFonts w:ascii="宋体" w:hAnsi="宋体" w:eastAsia="宋体"/>
-          <w:b w:val="0"/>
-          <w:sz w:val="24"/>
+          <w:b/>
+          <w:sz w:val="28"/>
+          <w:szCs w:val="28"/>
         </w:rPr>
         <w:t>班    级：软件技术 14 班</w:t>
       </w:r>
@@ -414,9 +408,8 @@
     <w:p>
       <w:pPr>
         <w:pStyle w:val="Normal"/>
-        <w:spacing w:lineRule="auto" w:line="288" w:before="0" w:after="60"/>
-        <w:ind w:right="0" w:firstLine="0"/>
-        <w:jc w:val="left"/>
+        <w:spacing w:lineRule="auto" w:line="600"/>
+        <w:ind w:firstLine="2502" w:right="0"/>
         <w:rPr>
           <w:b/>
           <w:sz w:val="28"/>
@@ -426,9 +419,9 @@
       </w:pPr>
       <w:r>
         <w:rPr>
-          <w:rFonts w:ascii="宋体" w:hAnsi="宋体" w:eastAsia="宋体"/>
-          <w:b w:val="0"/>
-          <w:sz w:val="24"/>
+          <w:b/>
+          <w:sz w:val="28"/>
+          <w:szCs w:val="28"/>
         </w:rPr>
         <w:t>指导教师：陈晓军</w:t>
       </w:r>
@@ -759,11 +752,9 @@
           </w:tcPr>
           <w:p>
             <w:pPr>
-              <w:pStyle w:val="Normal"/>
-              <w:spacing w:before="0" w:after="60" w:line="288" w:lineRule="auto"/>
-              <w:ind w:firstLine="0"/>
+              <w:spacing w:before="0" w:after="40" w:line="269" w:lineRule="auto"/>
+              <w:ind w:left="0" w:right="0" w:firstLine="0"/>
               <w:jc w:val="left"/>
-              <w:rPr/>
             </w:pPr>
             <w:r>
               <w:rPr>
@@ -794,14 +785,9 @@
           </w:tcPr>
           <w:p>
             <w:pPr>
-              <w:pStyle w:val="Normal"/>
-              <w:spacing w:before="0" w:after="60" w:line="288" w:lineRule="auto"/>
-              <w:ind w:firstLine="0"/>
+              <w:spacing w:before="0" w:after="40" w:line="269" w:lineRule="auto"/>
+              <w:ind w:left="0" w:right="0" w:firstLine="0"/>
               <w:jc w:val="left"/>
-              <w:rPr>
-                <w:b/>
-                <w:sz w:val="24"/>
-              </w:rPr>
             </w:pPr>
             <w:r>
               <w:rPr>
@@ -831,236 +817,25 @@
           </w:tcPr>
           <w:p>
             <w:pPr>
-              <w:pStyle w:val="Normal"/>
-              <w:spacing w:before="60" w:after="0"/>
-              <w:rPr>
-                <w:b/>
-                <w:sz w:val="24"/>
-              </w:rPr>
-            </w:pPr>
-            <w:r>
-              <w:rPr>
-                <w:b/>
-                <w:sz w:val="24"/>
+              <w:spacing w:before="0" w:after="40" w:line="269" w:lineRule="auto"/>
+              <w:ind w:left="0" w:right="0" w:firstLine="0"/>
+              <w:jc w:val="left"/>
+            </w:pPr>
+            <w:r>
+              <w:rPr>
+                <w:rFonts w:ascii="宋体" w:hAnsi="宋体" w:eastAsia="宋体"/>
+                <w:b w:val="0"/>
+                <w:sz w:val="21"/>
               </w:rPr>
               <w:t>期末考查（课程设计）目的：</w:t>
-            </w:r>
-          </w:p>
-          <w:p>
-            <w:pPr>
-              <w:pStyle w:val="Normal"/>
-              <w:numPr>
-                <w:ilvl w:val="0"/>
-                <w:numId w:val="4"/>
-              </w:numPr>
-              <w:spacing w:lineRule="exact" w:line="440"/>
-              <w:ind w:hanging="420" w:left="867" w:right="0"/>
-              <w:rPr>
-                <w:szCs w:val="21"/>
-              </w:rPr>
-            </w:pPr>
-            <w:r>
-              <w:rPr>
-                <w:color w:val="0F1115"/>
-                <w:szCs w:val="21"/>
-                <w:shd w:fill="FFFFFF" w:val="clear"/>
-              </w:rPr>
-              <w:t>能够独立完成从项目创建、多环境配置到分层架构设计的完整</w:t>
-            </w:r>
-            <w:r>
-              <w:rPr>
-                <w:color w:val="0F1115"/>
-                <w:szCs w:val="21"/>
-                <w:shd w:fill="FFFFFF" w:val="clear"/>
-              </w:rPr>
-              <w:t>Web</w:t>
-            </w:r>
-            <w:r>
-              <w:rPr>
-                <w:color w:val="0F1115"/>
-                <w:szCs w:val="21"/>
-                <w:shd w:fill="FFFFFF" w:val="clear"/>
-              </w:rPr>
-              <w:t>应用搭建；</w:t>
-            </w:r>
-          </w:p>
-          <w:p>
-            <w:pPr>
-              <w:pStyle w:val="Normal"/>
-              <w:numPr>
-                <w:ilvl w:val="0"/>
-                <w:numId w:val="4"/>
-              </w:numPr>
-              <w:spacing w:lineRule="exact" w:line="440"/>
-              <w:ind w:hanging="420" w:left="867" w:right="0"/>
-              <w:rPr>
-                <w:szCs w:val="21"/>
-              </w:rPr>
-            </w:pPr>
-            <w:r>
-              <w:rPr>
-                <w:color w:val="0F1115"/>
-                <w:szCs w:val="21"/>
-                <w:shd w:fill="FFFFFF" w:val="clear"/>
-              </w:rPr>
-              <w:t>熟练使用</w:t>
-            </w:r>
-            <w:r>
-              <w:rPr>
-                <w:color w:val="0F1115"/>
-                <w:szCs w:val="21"/>
-                <w:shd w:fill="FFFFFF" w:val="clear"/>
-              </w:rPr>
-              <w:t>Mybatis-Plus</w:t>
-            </w:r>
-            <w:r>
-              <w:rPr>
-                <w:color w:val="0F1115"/>
-                <w:szCs w:val="21"/>
-                <w:shd w:fill="FFFFFF" w:val="clear"/>
-              </w:rPr>
-              <w:t>或</w:t>
-            </w:r>
-            <w:r>
-              <w:rPr>
-                <w:color w:val="0F1115"/>
-                <w:szCs w:val="21"/>
-                <w:shd w:fill="FFFFFF" w:val="clear"/>
-              </w:rPr>
-              <w:t>JPA</w:t>
-            </w:r>
-            <w:r>
-              <w:rPr>
-                <w:color w:val="0F1115"/>
-                <w:szCs w:val="21"/>
-                <w:shd w:fill="FFFFFF" w:val="clear"/>
-              </w:rPr>
-              <w:t>进行数据持久化</w:t>
-            </w:r>
-            <w:r>
-              <w:rPr>
-                <w:color w:val="0F1115"/>
-                <w:szCs w:val="21"/>
-                <w:shd w:fill="FFFFFF" w:val="clear"/>
-              </w:rPr>
-              <w:t>操作</w:t>
-            </w:r>
-            <w:r>
-              <w:rPr>
-                <w:color w:val="0F1115"/>
-                <w:szCs w:val="21"/>
-                <w:shd w:fill="FFFFFF" w:val="clear"/>
-              </w:rPr>
-              <w:t>；</w:t>
-            </w:r>
-          </w:p>
-          <w:p>
-            <w:pPr>
-              <w:pStyle w:val="Normal"/>
-              <w:numPr>
-                <w:ilvl w:val="0"/>
-                <w:numId w:val="4"/>
-              </w:numPr>
-              <w:spacing w:lineRule="exact" w:line="440"/>
-              <w:ind w:hanging="420" w:left="867" w:right="0"/>
-              <w:rPr>
-                <w:szCs w:val="21"/>
-              </w:rPr>
-            </w:pPr>
-            <w:r>
-              <w:rPr>
-                <w:color w:val="0F1115"/>
-                <w:szCs w:val="21"/>
-                <w:shd w:fill="FFFFFF" w:val="clear"/>
-              </w:rPr>
-              <w:t>掌握事务管理、</w:t>
-            </w:r>
-            <w:r>
-              <w:rPr>
-                <w:color w:val="0F1115"/>
-                <w:szCs w:val="21"/>
-                <w:shd w:fill="FFFFFF" w:val="clear"/>
-              </w:rPr>
-              <w:t>RESTful API</w:t>
-            </w:r>
-            <w:r>
-              <w:rPr>
-                <w:color w:val="0F1115"/>
-                <w:szCs w:val="21"/>
-                <w:shd w:fill="FFFFFF" w:val="clear"/>
-              </w:rPr>
-              <w:t>设计、网页数据交互等核心技术。</w:t>
-            </w:r>
-          </w:p>
-          <w:p>
-            <w:pPr>
-              <w:pStyle w:val="Normal"/>
-              <w:numPr>
-                <w:ilvl w:val="0"/>
-                <w:numId w:val="4"/>
-              </w:numPr>
-              <w:spacing w:lineRule="exact" w:line="440"/>
-              <w:ind w:hanging="420" w:left="867" w:right="0"/>
-              <w:rPr>
-                <w:rFonts w:ascii="宋体;SimSun" w:hAnsi="宋体;SimSun" w:cs="宋体;SimSun"/>
-                <w:szCs w:val="21"/>
-              </w:rPr>
-            </w:pPr>
-            <w:r>
-              <w:rPr>
-                <w:color w:val="0F1115"/>
-                <w:szCs w:val="21"/>
-                <w:shd w:fill="FFFFFF" w:val="clear"/>
-              </w:rPr>
-              <w:t>完成系统的单元测试、</w:t>
-            </w:r>
-            <w:r>
-              <w:rPr>
-                <w:color w:val="0F1115"/>
-                <w:szCs w:val="21"/>
-                <w:shd w:fill="FFFFFF" w:val="clear"/>
-              </w:rPr>
-              <w:t>API</w:t>
-            </w:r>
-            <w:r>
-              <w:rPr>
-                <w:color w:val="0F1115"/>
-                <w:szCs w:val="21"/>
-                <w:shd w:fill="FFFFFF" w:val="clear"/>
-              </w:rPr>
-              <w:t>文档生成、</w:t>
-            </w:r>
-            <w:r>
-              <w:rPr>
-                <w:color w:val="0F1115"/>
-                <w:szCs w:val="21"/>
-                <w:shd w:fill="FFFFFF" w:val="clear"/>
-              </w:rPr>
-              <w:t>Maven</w:t>
-            </w:r>
-            <w:r>
-              <w:rPr>
-                <w:color w:val="0F1115"/>
-                <w:szCs w:val="21"/>
-                <w:shd w:fill="FFFFFF" w:val="clear"/>
-              </w:rPr>
-              <w:t>打包及</w:t>
-            </w:r>
-            <w:r>
-              <w:rPr>
-                <w:color w:val="0F1115"/>
-                <w:szCs w:val="21"/>
-                <w:shd w:fill="FFFFFF" w:val="clear"/>
-              </w:rPr>
-              <w:t>Java -jar</w:t>
-            </w:r>
-            <w:r>
-              <w:rPr>
-                <w:color w:val="0F1115"/>
-                <w:szCs w:val="21"/>
-                <w:shd w:fill="FFFFFF" w:val="clear"/>
-              </w:rPr>
-              <w:t>部署，并提交完整的项目源码与设计文档。</w:t>
+              <w:br/>
+              <w:t>1. 完成 Spring Boot 项目创建、依赖管理、多环境配置和分层架构设计；</w:t>
+              <w:br/>
+              <w:t>2. 掌握 JPA/Repository 或 MyBatis-Plus 思路下的数据持久化、事务控制和分页查询；</w:t>
+              <w:br/>
+              <w:t>3. 熟练实现 RESTful API、统一响应封装、认证授权、网页数据交互和异步任务处理；</w:t>
+              <w:br/>
+              <w:t>4. 完成测试、Maven 打包、java -jar 部署，并提交项目源码、运行截图和课程设计报告。</w:t>
             </w:r>
           </w:p>
         </w:tc>
@@ -1082,1031 +857,25 @@
           </w:tcPr>
           <w:p>
             <w:pPr>
-              <w:pStyle w:val="Normal"/>
-              <w:spacing w:before="60" w:after="0"/>
-              <w:rPr>
-                <w:b/>
-                <w:sz w:val="24"/>
-              </w:rPr>
-            </w:pPr>
-            <w:r>
-              <w:rPr>
-                <w:b/>
-                <w:sz w:val="24"/>
+              <w:spacing w:before="0" w:after="40" w:line="269" w:lineRule="auto"/>
+              <w:ind w:left="0" w:right="0" w:firstLine="0"/>
+              <w:jc w:val="left"/>
+            </w:pPr>
+            <w:r>
+              <w:rPr>
+                <w:rFonts w:ascii="宋体" w:hAnsi="宋体" w:eastAsia="宋体"/>
+                <w:b w:val="0"/>
+                <w:sz w:val="21"/>
               </w:rPr>
               <w:t>期末考查（课程设计）内容要求：</w:t>
-            </w:r>
-          </w:p>
-          <w:p>
-            <w:pPr>
-              <w:pStyle w:val="BodyTextIndent"/>
-              <w:numPr>
-                <w:ilvl w:val="0"/>
-                <w:numId w:val="2"/>
-              </w:numPr>
-              <w:spacing w:lineRule="auto" w:line="360" w:before="0" w:after="0"/>
-              <w:rPr>
-                <w:color w:val="000000"/>
-                <w:szCs w:val="21"/>
-              </w:rPr>
-            </w:pPr>
-            <w:r>
-              <w:rPr>
-                <w:rFonts w:eastAsia="Times New Roman"/>
-                <w:color w:val="000000"/>
-                <w:szCs w:val="21"/>
-              </w:rPr>
-              <w:t xml:space="preserve"> </w:t>
-            </w:r>
-            <w:r>
-              <w:rPr>
-                <w:color w:val="000000"/>
-                <w:szCs w:val="21"/>
-              </w:rPr>
-              <w:t>项目初始化与环境配置</w:t>
-            </w:r>
-          </w:p>
-          <w:p>
-            <w:pPr>
-              <w:pStyle w:val="Style16"/>
-              <w:widowControl/>
-              <w:numPr>
-                <w:ilvl w:val="0"/>
-                <w:numId w:val="3"/>
-              </w:numPr>
-              <w:ind w:hanging="420" w:left="1050" w:right="0"/>
-              <w:rPr>
-                <w:sz w:val="21"/>
-                <w:szCs w:val="21"/>
-              </w:rPr>
-            </w:pPr>
-            <w:r>
-              <w:rPr>
-                <w:color w:val="0F1115"/>
-                <w:sz w:val="21"/>
-                <w:szCs w:val="21"/>
-                <w:shd w:fill="FFFFFF" w:val="clear"/>
-              </w:rPr>
-              <w:t>使用</w:t>
-            </w:r>
-            <w:r>
-              <w:rPr>
-                <w:color w:val="0F1115"/>
-                <w:sz w:val="21"/>
-                <w:szCs w:val="21"/>
-                <w:shd w:fill="FFFFFF" w:val="clear"/>
-              </w:rPr>
-              <w:t>Spring Initializr</w:t>
-            </w:r>
-            <w:r>
-              <w:rPr>
-                <w:color w:val="0F1115"/>
-                <w:sz w:val="21"/>
-                <w:szCs w:val="21"/>
-                <w:shd w:fill="FFFFFF" w:val="clear"/>
-              </w:rPr>
-              <w:t>创建</w:t>
-            </w:r>
-            <w:r>
-              <w:rPr>
-                <w:color w:val="0F1115"/>
-                <w:sz w:val="21"/>
-                <w:szCs w:val="21"/>
-                <w:shd w:fill="FFFFFF" w:val="clear"/>
-              </w:rPr>
-              <w:t>Spring Boot</w:t>
-            </w:r>
-            <w:r>
-              <w:rPr>
-                <w:color w:val="0F1115"/>
-                <w:sz w:val="21"/>
-                <w:szCs w:val="21"/>
-                <w:shd w:fill="FFFFFF" w:val="clear"/>
-              </w:rPr>
-              <w:t>项目，正确引入</w:t>
-            </w:r>
-            <w:r>
-              <w:rPr>
-                <w:color w:val="0F1115"/>
-                <w:sz w:val="21"/>
-                <w:szCs w:val="21"/>
-                <w:shd w:fill="FFFFFF" w:val="clear"/>
-              </w:rPr>
-              <w:t>Spring Boot</w:t>
-            </w:r>
-            <w:r>
-              <w:rPr>
-                <w:color w:val="0F1115"/>
-                <w:sz w:val="21"/>
-                <w:szCs w:val="21"/>
-                <w:shd w:fill="FFFFFF" w:val="clear"/>
-              </w:rPr>
-              <w:t>、</w:t>
-            </w:r>
-            <w:r>
-              <w:rPr>
-                <w:color w:val="0F1115"/>
-                <w:sz w:val="21"/>
-                <w:szCs w:val="21"/>
-                <w:shd w:fill="FFFFFF" w:val="clear"/>
-              </w:rPr>
-              <w:t>JPA</w:t>
-            </w:r>
-            <w:r>
-              <w:rPr>
-                <w:color w:val="0F1115"/>
-                <w:sz w:val="21"/>
-                <w:szCs w:val="21"/>
-                <w:shd w:fill="FFFFFF" w:val="clear"/>
-              </w:rPr>
-              <w:t>、</w:t>
-            </w:r>
-            <w:r>
-              <w:rPr>
-                <w:color w:val="0F1115"/>
-                <w:sz w:val="21"/>
-                <w:szCs w:val="21"/>
-                <w:shd w:fill="FFFFFF" w:val="clear"/>
-              </w:rPr>
-              <w:t>Redis</w:t>
-            </w:r>
-            <w:r>
-              <w:rPr>
-                <w:color w:val="0F1115"/>
-                <w:sz w:val="21"/>
-                <w:szCs w:val="21"/>
-                <w:shd w:fill="FFFFFF" w:val="clear"/>
-              </w:rPr>
-              <w:t>、</w:t>
-            </w:r>
-            <w:r>
-              <w:rPr>
-                <w:color w:val="0F1115"/>
-                <w:sz w:val="21"/>
-                <w:szCs w:val="21"/>
-                <w:shd w:fill="FFFFFF" w:val="clear"/>
-              </w:rPr>
-              <w:t>RabbitMQ</w:t>
-            </w:r>
-            <w:r>
-              <w:rPr>
-                <w:color w:val="0F1115"/>
-                <w:sz w:val="21"/>
-                <w:szCs w:val="21"/>
-                <w:shd w:fill="FFFFFF" w:val="clear"/>
-              </w:rPr>
-              <w:t>等依赖</w:t>
-            </w:r>
-          </w:p>
-          <w:p>
-            <w:pPr>
-              <w:pStyle w:val="Style16"/>
-              <w:widowControl/>
-              <w:numPr>
-                <w:ilvl w:val="0"/>
-                <w:numId w:val="3"/>
-              </w:numPr>
-              <w:ind w:hanging="420" w:left="1050" w:right="0"/>
-              <w:rPr>
-                <w:sz w:val="21"/>
-                <w:szCs w:val="21"/>
-              </w:rPr>
-            </w:pPr>
-            <w:r>
-              <w:rPr>
-                <w:color w:val="0F1115"/>
-                <w:sz w:val="21"/>
-                <w:szCs w:val="21"/>
-                <w:shd w:fill="FFFFFF" w:val="clear"/>
-              </w:rPr>
-              <w:t>配置</w:t>
-            </w:r>
-            <w:r>
-              <w:rPr>
-                <w:color w:val="0F1115"/>
-                <w:sz w:val="21"/>
-                <w:szCs w:val="21"/>
-                <w:shd w:fill="FFFFFF" w:val="clear"/>
-              </w:rPr>
-              <w:t>application.yml</w:t>
-            </w:r>
-            <w:r>
-              <w:rPr>
-                <w:color w:val="0F1115"/>
-                <w:sz w:val="21"/>
-                <w:szCs w:val="21"/>
-                <w:shd w:fill="FFFFFF" w:val="clear"/>
-              </w:rPr>
-              <w:t>多环境文件（</w:t>
-            </w:r>
-            <w:r>
-              <w:rPr>
-                <w:color w:val="0F1115"/>
-                <w:sz w:val="21"/>
-                <w:szCs w:val="21"/>
-                <w:shd w:fill="FFFFFF" w:val="clear"/>
-              </w:rPr>
-              <w:t>dev/prod</w:t>
-            </w:r>
-            <w:r>
-              <w:rPr>
-                <w:color w:val="0F1115"/>
-                <w:sz w:val="21"/>
-                <w:szCs w:val="21"/>
-                <w:shd w:fill="FFFFFF" w:val="clear"/>
-              </w:rPr>
-              <w:t>），包含服务器端口、数据源、</w:t>
-            </w:r>
-            <w:r>
-              <w:rPr>
-                <w:color w:val="0F1115"/>
-                <w:sz w:val="21"/>
-                <w:szCs w:val="21"/>
-                <w:shd w:fill="FFFFFF" w:val="clear"/>
-              </w:rPr>
-              <w:t>Redis</w:t>
-            </w:r>
-            <w:r>
-              <w:rPr>
-                <w:color w:val="0F1115"/>
-                <w:sz w:val="21"/>
-                <w:szCs w:val="21"/>
-                <w:shd w:fill="FFFFFF" w:val="clear"/>
-              </w:rPr>
-              <w:t>连接、</w:t>
-            </w:r>
-            <w:r>
-              <w:rPr>
-                <w:color w:val="0F1115"/>
-                <w:sz w:val="21"/>
-                <w:szCs w:val="21"/>
-                <w:shd w:fill="FFFFFF" w:val="clear"/>
-              </w:rPr>
-              <w:t>JPA</w:t>
-            </w:r>
-            <w:r>
-              <w:rPr>
-                <w:color w:val="0F1115"/>
-                <w:sz w:val="21"/>
-                <w:szCs w:val="21"/>
-                <w:shd w:fill="FFFFFF" w:val="clear"/>
-              </w:rPr>
-              <w:t>或</w:t>
-            </w:r>
-            <w:r>
-              <w:rPr>
-                <w:color w:val="0F1115"/>
-                <w:sz w:val="21"/>
-                <w:szCs w:val="21"/>
-                <w:shd w:fill="FFFFFF" w:val="clear"/>
-              </w:rPr>
-              <w:t>Mybatis-Plus</w:t>
-            </w:r>
-            <w:r>
-              <w:rPr>
-                <w:color w:val="0F1115"/>
-                <w:sz w:val="21"/>
-                <w:szCs w:val="21"/>
-                <w:shd w:fill="FFFFFF" w:val="clear"/>
-              </w:rPr>
-              <w:t>日志等核心配置</w:t>
-            </w:r>
-          </w:p>
-          <w:p>
-            <w:pPr>
-              <w:pStyle w:val="Style16"/>
-              <w:widowControl/>
-              <w:numPr>
-                <w:ilvl w:val="0"/>
-                <w:numId w:val="3"/>
-              </w:numPr>
-              <w:ind w:hanging="420" w:left="1050" w:right="0"/>
-              <w:rPr>
-                <w:sz w:val="21"/>
-                <w:szCs w:val="21"/>
-              </w:rPr>
-            </w:pPr>
-            <w:r>
-              <w:rPr>
-                <w:color w:val="0F1115"/>
-                <w:sz w:val="21"/>
-                <w:szCs w:val="21"/>
-                <w:shd w:fill="FFFFFF" w:val="clear"/>
-              </w:rPr>
-              <w:t>使用</w:t>
-            </w:r>
-            <w:r>
-              <w:rPr>
-                <w:color w:val="0F1115"/>
-                <w:sz w:val="21"/>
-                <w:szCs w:val="21"/>
-                <w:shd w:fill="FFFFFF" w:val="clear"/>
-              </w:rPr>
-              <w:t>Lombok</w:t>
-            </w:r>
-            <w:r>
-              <w:rPr>
-                <w:color w:val="0F1115"/>
-                <w:sz w:val="21"/>
-                <w:szCs w:val="21"/>
-                <w:shd w:fill="FFFFFF" w:val="clear"/>
-              </w:rPr>
-              <w:t>简化实体类开发，配置热部署工具</w:t>
-            </w:r>
-          </w:p>
-          <w:p>
-            <w:pPr>
-              <w:pStyle w:val="BodyTextIndent"/>
-              <w:numPr>
-                <w:ilvl w:val="0"/>
-                <w:numId w:val="2"/>
-              </w:numPr>
-              <w:spacing w:lineRule="auto" w:line="360" w:before="0" w:after="0"/>
-              <w:rPr>
-                <w:color w:val="000000"/>
-                <w:szCs w:val="21"/>
-              </w:rPr>
-            </w:pPr>
-            <w:r>
-              <w:rPr>
-                <w:color w:val="000000"/>
-                <w:szCs w:val="21"/>
-              </w:rPr>
-              <w:t>数据库设计与持久层开发</w:t>
-            </w:r>
-          </w:p>
-          <w:p>
-            <w:pPr>
-              <w:pStyle w:val="Style16"/>
-              <w:widowControl/>
-              <w:numPr>
-                <w:ilvl w:val="0"/>
-                <w:numId w:val="3"/>
-              </w:numPr>
-              <w:ind w:hanging="420" w:left="1050" w:right="0"/>
-              <w:rPr>
-                <w:color w:val="0F1115"/>
-                <w:sz w:val="21"/>
-                <w:szCs w:val="21"/>
-                <w:shd w:fill="FFFFFF" w:val="clear"/>
-              </w:rPr>
-            </w:pPr>
-            <w:r>
-              <w:rPr>
-                <w:color w:val="0F1115"/>
-                <w:sz w:val="21"/>
-                <w:szCs w:val="21"/>
-                <w:shd w:fill="FFFFFF" w:val="clear"/>
-              </w:rPr>
-              <w:t>完成</w:t>
-            </w:r>
-            <w:r>
-              <w:rPr>
-                <w:color w:val="0F1115"/>
-                <w:sz w:val="21"/>
-                <w:szCs w:val="21"/>
-                <w:shd w:fill="FFFFFF" w:val="clear"/>
-              </w:rPr>
-              <w:t>项目</w:t>
-            </w:r>
-            <w:r>
-              <w:rPr>
-                <w:color w:val="0F1115"/>
-                <w:sz w:val="21"/>
-                <w:szCs w:val="21"/>
-                <w:shd w:fill="FFFFFF" w:val="clear"/>
-              </w:rPr>
-              <w:t>的数据库设计</w:t>
-            </w:r>
-          </w:p>
-          <w:p>
-            <w:pPr>
-              <w:pStyle w:val="Style16"/>
-              <w:widowControl/>
-              <w:numPr>
-                <w:ilvl w:val="0"/>
-                <w:numId w:val="3"/>
-              </w:numPr>
-              <w:ind w:hanging="420" w:left="1050" w:right="0"/>
-              <w:rPr>
-                <w:color w:val="0F1115"/>
-                <w:sz w:val="21"/>
-                <w:szCs w:val="21"/>
-                <w:shd w:fill="FFFFFF" w:val="clear"/>
-              </w:rPr>
-            </w:pPr>
-            <w:r>
-              <w:rPr>
-                <w:color w:val="0F1115"/>
-                <w:sz w:val="21"/>
-                <w:szCs w:val="21"/>
-                <w:shd w:fill="FFFFFF" w:val="clear"/>
-              </w:rPr>
-              <w:t>使用</w:t>
-            </w:r>
-            <w:r>
-              <w:rPr>
-                <w:color w:val="0F1115"/>
-                <w:sz w:val="21"/>
-                <w:szCs w:val="21"/>
-                <w:shd w:fill="FFFFFF" w:val="clear"/>
-              </w:rPr>
-              <w:t>MyBatis-Plus</w:t>
-            </w:r>
-            <w:r>
-              <w:rPr>
-                <w:color w:val="0F1115"/>
-                <w:sz w:val="21"/>
-                <w:szCs w:val="21"/>
-                <w:shd w:fill="FFFFFF" w:val="clear"/>
-              </w:rPr>
-              <w:t>或</w:t>
-            </w:r>
-            <w:r>
-              <w:rPr>
-                <w:color w:val="0F1115"/>
-                <w:sz w:val="21"/>
-                <w:szCs w:val="21"/>
-                <w:shd w:fill="FFFFFF" w:val="clear"/>
-              </w:rPr>
-              <w:t>JPA</w:t>
-            </w:r>
-            <w:r>
-              <w:rPr>
-                <w:color w:val="0F1115"/>
-                <w:sz w:val="21"/>
-                <w:szCs w:val="21"/>
-                <w:shd w:fill="FFFFFF" w:val="clear"/>
-              </w:rPr>
-              <w:t>完成</w:t>
-            </w:r>
-            <w:r>
-              <w:rPr>
-                <w:color w:val="0F1115"/>
-                <w:sz w:val="21"/>
-                <w:szCs w:val="21"/>
-                <w:shd w:fill="FFFFFF" w:val="clear"/>
-              </w:rPr>
-              <w:t>各表的</w:t>
-            </w:r>
-            <w:r>
-              <w:rPr>
-                <w:color w:val="0F1115"/>
-                <w:sz w:val="21"/>
-                <w:szCs w:val="21"/>
-                <w:shd w:fill="FFFFFF" w:val="clear"/>
-              </w:rPr>
-              <w:t>CRUD</w:t>
-            </w:r>
-            <w:r>
-              <w:rPr>
-                <w:color w:val="0F1115"/>
-                <w:sz w:val="21"/>
-                <w:szCs w:val="21"/>
-                <w:shd w:fill="FFFFFF" w:val="clear"/>
-              </w:rPr>
-              <w:t>操作</w:t>
-            </w:r>
-          </w:p>
-          <w:p>
-            <w:pPr>
-              <w:pStyle w:val="Style16"/>
-              <w:widowControl/>
-              <w:numPr>
-                <w:ilvl w:val="0"/>
-                <w:numId w:val="3"/>
-              </w:numPr>
-              <w:ind w:hanging="420" w:left="1050" w:right="0"/>
-              <w:rPr>
-                <w:color w:val="0F1115"/>
-                <w:sz w:val="21"/>
-                <w:szCs w:val="21"/>
-                <w:shd w:fill="FFFFFF" w:val="clear"/>
-              </w:rPr>
-            </w:pPr>
-            <w:r>
-              <w:rPr>
-                <w:color w:val="0F1115"/>
-                <w:sz w:val="21"/>
-                <w:szCs w:val="21"/>
-                <w:shd w:fill="FFFFFF" w:val="clear"/>
-              </w:rPr>
-              <w:t>为权限管理业务方法添加</w:t>
-            </w:r>
-            <w:r>
-              <w:rPr>
-                <w:color w:val="0F1115"/>
-                <w:sz w:val="21"/>
-                <w:szCs w:val="21"/>
-                <w:shd w:fill="FFFFFF" w:val="clear"/>
-              </w:rPr>
-              <w:t>@Transactional</w:t>
-            </w:r>
-            <w:r>
-              <w:rPr>
-                <w:color w:val="0F1115"/>
-                <w:sz w:val="21"/>
-                <w:szCs w:val="21"/>
-                <w:shd w:fill="FFFFFF" w:val="clear"/>
-              </w:rPr>
-              <w:t>事务控制</w:t>
-            </w:r>
-          </w:p>
-          <w:p>
-            <w:pPr>
-              <w:pStyle w:val="BodyTextIndent"/>
-              <w:numPr>
-                <w:ilvl w:val="0"/>
-                <w:numId w:val="2"/>
-              </w:numPr>
-              <w:spacing w:lineRule="auto" w:line="360" w:before="0" w:after="0"/>
-              <w:rPr>
-                <w:color w:val="000000"/>
-                <w:szCs w:val="21"/>
-              </w:rPr>
-            </w:pPr>
-            <w:r>
-              <w:rPr>
-                <w:color w:val="000000"/>
-                <w:szCs w:val="21"/>
-              </w:rPr>
-              <w:t>web</w:t>
-            </w:r>
-            <w:r>
-              <w:rPr>
-                <w:color w:val="000000"/>
-                <w:szCs w:val="21"/>
-              </w:rPr>
-              <w:t>层与接口开发</w:t>
-            </w:r>
-          </w:p>
-          <w:p>
-            <w:pPr>
-              <w:pStyle w:val="Style16"/>
-              <w:widowControl/>
-              <w:numPr>
-                <w:ilvl w:val="0"/>
-                <w:numId w:val="3"/>
-              </w:numPr>
-              <w:ind w:hanging="420" w:left="1050" w:right="0"/>
-              <w:rPr>
-                <w:color w:val="0F1115"/>
-                <w:sz w:val="21"/>
-                <w:szCs w:val="21"/>
-                <w:shd w:fill="FFFFFF" w:val="clear"/>
-              </w:rPr>
-            </w:pPr>
-            <w:r>
-              <w:rPr>
-                <w:color w:val="0F1115"/>
-                <w:sz w:val="21"/>
-                <w:szCs w:val="21"/>
-                <w:shd w:fill="FFFFFF" w:val="clear"/>
-              </w:rPr>
-              <w:t>设计符合</w:t>
-            </w:r>
-            <w:r>
-              <w:rPr>
-                <w:color w:val="0F1115"/>
-                <w:sz w:val="21"/>
-                <w:szCs w:val="21"/>
-                <w:shd w:fill="FFFFFF" w:val="clear"/>
-              </w:rPr>
-              <w:t>RESTful</w:t>
-            </w:r>
-            <w:r>
-              <w:rPr>
-                <w:color w:val="0F1115"/>
-                <w:sz w:val="21"/>
-                <w:szCs w:val="21"/>
-                <w:shd w:fill="FFFFFF" w:val="clear"/>
-              </w:rPr>
-              <w:t>规范的资产申请接口（</w:t>
-            </w:r>
-            <w:r>
-              <w:rPr>
-                <w:color w:val="0F1115"/>
-                <w:sz w:val="21"/>
-                <w:szCs w:val="21"/>
-                <w:shd w:fill="FFFFFF" w:val="clear"/>
-              </w:rPr>
-              <w:t>GET</w:t>
-            </w:r>
-            <w:r>
-              <w:rPr>
-                <w:color w:val="0F1115"/>
-                <w:sz w:val="21"/>
-                <w:szCs w:val="21"/>
-                <w:shd w:fill="FFFFFF" w:val="clear"/>
-              </w:rPr>
-              <w:t>、</w:t>
-            </w:r>
-            <w:r>
-              <w:rPr>
-                <w:color w:val="0F1115"/>
-                <w:sz w:val="21"/>
-                <w:szCs w:val="21"/>
-                <w:shd w:fill="FFFFFF" w:val="clear"/>
-              </w:rPr>
-              <w:t>POST</w:t>
-            </w:r>
-            <w:r>
-              <w:rPr>
-                <w:color w:val="0F1115"/>
-                <w:sz w:val="21"/>
-                <w:szCs w:val="21"/>
-                <w:shd w:fill="FFFFFF" w:val="clear"/>
-              </w:rPr>
-              <w:t>、</w:t>
-            </w:r>
-            <w:r>
-              <w:rPr>
-                <w:color w:val="0F1115"/>
-                <w:sz w:val="21"/>
-                <w:szCs w:val="21"/>
-                <w:shd w:fill="FFFFFF" w:val="clear"/>
-              </w:rPr>
-              <w:t>PUT</w:t>
-            </w:r>
-            <w:r>
-              <w:rPr>
-                <w:color w:val="0F1115"/>
-                <w:sz w:val="21"/>
-                <w:szCs w:val="21"/>
-                <w:shd w:fill="FFFFFF" w:val="clear"/>
-              </w:rPr>
-              <w:t>、</w:t>
-            </w:r>
-            <w:r>
-              <w:rPr>
-                <w:color w:val="0F1115"/>
-                <w:sz w:val="21"/>
-                <w:szCs w:val="21"/>
-                <w:shd w:fill="FFFFFF" w:val="clear"/>
-              </w:rPr>
-              <w:t>DELETE</w:t>
-            </w:r>
-            <w:r>
-              <w:rPr>
-                <w:color w:val="0F1115"/>
-                <w:sz w:val="21"/>
-                <w:szCs w:val="21"/>
-                <w:shd w:fill="FFFFFF" w:val="clear"/>
-              </w:rPr>
-              <w:t>）</w:t>
-            </w:r>
-          </w:p>
-          <w:p>
-            <w:pPr>
-              <w:pStyle w:val="Style16"/>
-              <w:widowControl/>
-              <w:numPr>
-                <w:ilvl w:val="0"/>
-                <w:numId w:val="3"/>
-              </w:numPr>
-              <w:ind w:hanging="420" w:left="1050" w:right="0"/>
-              <w:rPr>
-                <w:color w:val="0F1115"/>
-                <w:sz w:val="21"/>
-                <w:szCs w:val="21"/>
-                <w:shd w:fill="FFFFFF" w:val="clear"/>
-              </w:rPr>
-            </w:pPr>
-            <w:r>
-              <w:rPr>
-                <w:color w:val="0F1115"/>
-                <w:sz w:val="21"/>
-                <w:szCs w:val="21"/>
-                <w:shd w:fill="FFFFFF" w:val="clear"/>
-              </w:rPr>
-              <w:t>使用</w:t>
-            </w:r>
-            <w:r>
-              <w:rPr>
-                <w:color w:val="0F1115"/>
-                <w:sz w:val="21"/>
-                <w:szCs w:val="21"/>
-                <w:shd w:fill="FFFFFF" w:val="clear"/>
-              </w:rPr>
-              <w:t>@RestController</w:t>
-            </w:r>
-            <w:r>
-              <w:rPr>
-                <w:color w:val="0F1115"/>
-                <w:sz w:val="21"/>
-                <w:szCs w:val="21"/>
-                <w:shd w:fill="FFFFFF" w:val="clear"/>
-              </w:rPr>
-              <w:t>、</w:t>
-            </w:r>
-            <w:r>
-              <w:rPr>
-                <w:color w:val="0F1115"/>
-                <w:sz w:val="21"/>
-                <w:szCs w:val="21"/>
-                <w:shd w:fill="FFFFFF" w:val="clear"/>
-              </w:rPr>
-              <w:t>@RequestMapping</w:t>
-            </w:r>
-            <w:r>
-              <w:rPr>
-                <w:color w:val="0F1115"/>
-                <w:sz w:val="21"/>
-                <w:szCs w:val="21"/>
-                <w:shd w:fill="FFFFFF" w:val="clear"/>
-              </w:rPr>
-              <w:t>等注解完成</w:t>
-            </w:r>
-            <w:r>
-              <w:rPr>
-                <w:color w:val="0F1115"/>
-                <w:sz w:val="21"/>
-                <w:szCs w:val="21"/>
-                <w:shd w:fill="FFFFFF" w:val="clear"/>
-              </w:rPr>
-              <w:t>Controller</w:t>
-            </w:r>
-            <w:r>
-              <w:rPr>
-                <w:color w:val="0F1115"/>
-                <w:sz w:val="21"/>
-                <w:szCs w:val="21"/>
-                <w:shd w:fill="FFFFFF" w:val="clear"/>
-              </w:rPr>
-              <w:t>层开发</w:t>
-            </w:r>
-          </w:p>
-          <w:p>
-            <w:pPr>
-              <w:pStyle w:val="Style16"/>
-              <w:widowControl/>
-              <w:numPr>
-                <w:ilvl w:val="0"/>
-                <w:numId w:val="3"/>
-              </w:numPr>
-              <w:ind w:hanging="420" w:left="1050" w:right="0"/>
-              <w:rPr>
-                <w:color w:val="0F1115"/>
-                <w:sz w:val="21"/>
-                <w:szCs w:val="21"/>
-                <w:shd w:fill="FFFFFF" w:val="clear"/>
-              </w:rPr>
-            </w:pPr>
-            <w:r>
-              <w:rPr>
-                <w:color w:val="0F1115"/>
-                <w:sz w:val="21"/>
-                <w:szCs w:val="21"/>
-                <w:shd w:fill="FFFFFF" w:val="clear"/>
-              </w:rPr>
-              <w:t>掌握</w:t>
-            </w:r>
-            <w:r>
-              <w:rPr>
-                <w:color w:val="0F1115"/>
-                <w:sz w:val="21"/>
-                <w:szCs w:val="21"/>
-                <w:shd w:fill="FFFFFF" w:val="clear"/>
-              </w:rPr>
-              <w:t>@RequestParam</w:t>
-            </w:r>
-            <w:r>
-              <w:rPr>
-                <w:color w:val="0F1115"/>
-                <w:sz w:val="21"/>
-                <w:szCs w:val="21"/>
-                <w:shd w:fill="FFFFFF" w:val="clear"/>
-              </w:rPr>
-              <w:t>、</w:t>
-            </w:r>
-            <w:r>
-              <w:rPr>
-                <w:color w:val="0F1115"/>
-                <w:sz w:val="21"/>
-                <w:szCs w:val="21"/>
-                <w:shd w:fill="FFFFFF" w:val="clear"/>
-              </w:rPr>
-              <w:t>@PathVariable</w:t>
-            </w:r>
-            <w:r>
-              <w:rPr>
-                <w:color w:val="0F1115"/>
-                <w:sz w:val="21"/>
-                <w:szCs w:val="21"/>
-                <w:shd w:fill="FFFFFF" w:val="clear"/>
-              </w:rPr>
-              <w:t>、</w:t>
-            </w:r>
-            <w:r>
-              <w:rPr>
-                <w:color w:val="0F1115"/>
-                <w:sz w:val="21"/>
-                <w:szCs w:val="21"/>
-                <w:shd w:fill="FFFFFF" w:val="clear"/>
-              </w:rPr>
-              <w:t>@RequestBody</w:t>
-            </w:r>
-            <w:r>
-              <w:rPr>
-                <w:color w:val="0F1115"/>
-                <w:sz w:val="21"/>
-                <w:szCs w:val="21"/>
-                <w:shd w:fill="FFFFFF" w:val="clear"/>
-              </w:rPr>
-              <w:t>等参数接收方式</w:t>
-            </w:r>
-          </w:p>
-          <w:p>
-            <w:pPr>
-              <w:pStyle w:val="Style16"/>
-              <w:widowControl/>
-              <w:numPr>
-                <w:ilvl w:val="0"/>
-                <w:numId w:val="3"/>
-              </w:numPr>
-              <w:ind w:hanging="420" w:left="1050" w:right="0"/>
-              <w:rPr>
-                <w:b/>
-                <w:sz w:val="21"/>
-                <w:szCs w:val="21"/>
-              </w:rPr>
-            </w:pPr>
-            <w:r>
-              <w:rPr>
-                <w:color w:val="0F1115"/>
-                <w:sz w:val="21"/>
-                <w:szCs w:val="21"/>
-                <w:shd w:fill="FFFFFF" w:val="clear"/>
-              </w:rPr>
-              <w:t>实现统一响应结果封装类（包含</w:t>
-            </w:r>
-            <w:r>
-              <w:rPr>
-                <w:color w:val="0F1115"/>
-                <w:sz w:val="21"/>
-                <w:szCs w:val="21"/>
-                <w:shd w:fill="FFFFFF" w:val="clear"/>
-              </w:rPr>
-              <w:t>code</w:t>
-            </w:r>
-            <w:r>
-              <w:rPr>
-                <w:color w:val="0F1115"/>
-                <w:sz w:val="21"/>
-                <w:szCs w:val="21"/>
-                <w:shd w:fill="FFFFFF" w:val="clear"/>
-              </w:rPr>
-              <w:t>、</w:t>
-            </w:r>
-            <w:r>
-              <w:rPr>
-                <w:color w:val="0F1115"/>
-                <w:sz w:val="21"/>
-                <w:szCs w:val="21"/>
-                <w:shd w:fill="FFFFFF" w:val="clear"/>
-              </w:rPr>
-              <w:t>message</w:t>
-            </w:r>
-            <w:r>
-              <w:rPr>
-                <w:color w:val="0F1115"/>
-                <w:sz w:val="21"/>
-                <w:szCs w:val="21"/>
-                <w:shd w:fill="FFFFFF" w:val="clear"/>
-              </w:rPr>
-              <w:t>、</w:t>
-            </w:r>
-            <w:r>
-              <w:rPr>
-                <w:color w:val="0F1115"/>
-                <w:sz w:val="21"/>
-                <w:szCs w:val="21"/>
-                <w:shd w:fill="FFFFFF" w:val="clear"/>
-              </w:rPr>
-              <w:t>data</w:t>
-            </w:r>
-            <w:r>
-              <w:rPr>
-                <w:color w:val="0F1115"/>
-                <w:sz w:val="21"/>
-                <w:szCs w:val="21"/>
-                <w:shd w:fill="FFFFFF" w:val="clear"/>
-              </w:rPr>
-              <w:t>字段）</w:t>
-            </w:r>
-          </w:p>
-          <w:p>
-            <w:pPr>
-              <w:pStyle w:val="BodyTextIndent"/>
-              <w:numPr>
-                <w:ilvl w:val="0"/>
-                <w:numId w:val="2"/>
-              </w:numPr>
-              <w:spacing w:lineRule="auto" w:line="360" w:before="0" w:after="0"/>
-              <w:rPr>
-                <w:color w:val="000000"/>
-                <w:szCs w:val="21"/>
-              </w:rPr>
-            </w:pPr>
-            <w:r>
-              <w:rPr>
-                <w:color w:val="000000"/>
-                <w:szCs w:val="21"/>
-              </w:rPr>
-              <w:t>实训报告</w:t>
-            </w:r>
-          </w:p>
-          <w:p>
-            <w:pPr>
-              <w:pStyle w:val="Style16"/>
-              <w:widowControl/>
-              <w:numPr>
-                <w:ilvl w:val="0"/>
-                <w:numId w:val="3"/>
-              </w:numPr>
-              <w:ind w:hanging="420" w:left="1050" w:right="0"/>
-              <w:rPr>
-                <w:color w:val="0F1115"/>
-                <w:sz w:val="21"/>
-                <w:szCs w:val="21"/>
-                <w:shd w:fill="FFFFFF" w:val="clear"/>
-              </w:rPr>
-            </w:pPr>
-            <w:r>
-              <w:rPr>
-                <w:color w:val="0F1115"/>
-                <w:sz w:val="21"/>
-                <w:szCs w:val="21"/>
-                <w:shd w:fill="FFFFFF" w:val="clear"/>
-              </w:rPr>
-              <w:t>撰写完整的课程设计报告（包含需求分析、数据库设计、核心代码展示、运行截图、项目总结）</w:t>
-            </w:r>
-          </w:p>
-          <w:p>
-            <w:pPr>
-              <w:pStyle w:val="Style16"/>
-              <w:widowControl/>
-              <w:numPr>
-                <w:ilvl w:val="0"/>
-                <w:numId w:val="3"/>
-              </w:numPr>
-              <w:ind w:hanging="420" w:left="1050" w:right="0"/>
-              <w:rPr>
-                <w:color w:val="0F1115"/>
-                <w:sz w:val="21"/>
-                <w:szCs w:val="21"/>
-                <w:shd w:fill="FFFFFF" w:val="clear"/>
-              </w:rPr>
-            </w:pPr>
-            <w:r>
-              <w:rPr>
-                <w:color w:val="0F1115"/>
-                <w:sz w:val="21"/>
-                <w:szCs w:val="21"/>
-                <w:shd w:fill="FFFFFF" w:val="clear"/>
-              </w:rPr>
-              <w:t>提交项目源代码（代码结构规范，注释清晰）</w:t>
-            </w:r>
-          </w:p>
-          <w:p>
-            <w:pPr>
-              <w:pStyle w:val="Style16"/>
-              <w:widowControl/>
-              <w:numPr>
-                <w:ilvl w:val="0"/>
-                <w:numId w:val="3"/>
-              </w:numPr>
-              <w:ind w:hanging="420" w:left="1050" w:right="0"/>
-              <w:rPr>
-                <w:b/>
-              </w:rPr>
-            </w:pPr>
-            <w:r>
-              <w:rPr>
-                <w:color w:val="0F1115"/>
-                <w:sz w:val="21"/>
-                <w:szCs w:val="21"/>
-                <w:shd w:fill="FFFFFF" w:val="clear"/>
-              </w:rPr>
-              <w:t>提交数据库建表</w:t>
-            </w:r>
-            <w:r>
-              <w:rPr>
-                <w:color w:val="0F1115"/>
-                <w:sz w:val="21"/>
-                <w:szCs w:val="21"/>
-                <w:shd w:fill="FFFFFF" w:val="clear"/>
-              </w:rPr>
-              <w:t>SQL</w:t>
-            </w:r>
-            <w:r>
-              <w:rPr>
-                <w:color w:val="0F1115"/>
-                <w:sz w:val="21"/>
-                <w:szCs w:val="21"/>
-                <w:shd w:fill="FFFFFF" w:val="clear"/>
-              </w:rPr>
-              <w:t>脚本及测试数据</w:t>
+              <w:br/>
+              <w:t>1. 项目初始化与环境配置：创建 Spring Boot 项目，引入 Spring Web、数据访问、安全、Redis、RabbitMQ 等依赖，配置 application.yml 多环境参数。</w:t>
+              <w:br/>
+              <w:t>2. 数据库设计与持久层开发：完成数据库模型设计，使用 Repository/Neo4jClient 或 JPA/MyBatis-Plus 思路实现 CRUD、条件查询、分页和事务控制。</w:t>
+              <w:br/>
+              <w:t>3. Web 层与接口开发：按 RESTful 规范设计 GET/POST/PUT/DELETE 接口，使用 @RestController、@RequestMapping、@RequestBody、@PathVariable 等注解，并实现 code/message/data 统一响应。</w:t>
+              <w:br/>
+              <w:t>4. 系统实现与报告：提交规范源码，展示核心代码、运行截图、数据库设计、部署测试过程和项目总结。</w:t>
             </w:r>
           </w:p>
         </w:tc>
@@ -2128,14 +897,9 @@
           </w:tcPr>
           <w:p>
             <w:pPr>
-              <w:pStyle w:val="Normal"/>
-              <w:spacing w:before="0" w:after="60" w:line="288" w:lineRule="auto"/>
-              <w:ind w:firstLine="0"/>
+              <w:spacing w:before="0" w:after="40" w:line="269" w:lineRule="auto"/>
+              <w:ind w:left="0" w:right="0" w:firstLine="0"/>
               <w:jc w:val="left"/>
-              <w:rPr>
-                <w:b/>
-                <w:sz w:val="24"/>
-              </w:rPr>
             </w:pPr>
             <w:r>
               <w:rPr>
@@ -2144,96 +908,18 @@
                 <w:sz w:val="21"/>
               </w:rPr>
               <w:t>期末考查（课程设计）时间安排：（按照自己的时间写即可）</w:t>
-            </w:r>
-          </w:p>
-          <w:p>
-            <w:pPr>
-              <w:spacing w:before="0" w:after="60" w:line="288" w:lineRule="auto"/>
-              <w:ind w:firstLine="0"/>
-              <w:jc w:val="left"/>
-            </w:pPr>
-            <w:r>
-              <w:rPr>
-                <w:rFonts w:ascii="宋体" w:hAnsi="宋体" w:eastAsia="宋体"/>
-                <w:b w:val="0"/>
-                <w:sz w:val="21"/>
-              </w:rPr>
+              <w:br/>
               <w:t>2026年6月15日：项目初始化、Maven 依赖与多环境配置（Neo4j / Redis / RabbitMQ）。</w:t>
-            </w:r>
-          </w:p>
-          <w:p>
-            <w:pPr>
-              <w:spacing w:before="0" w:after="60" w:line="288" w:lineRule="auto"/>
-              <w:ind w:firstLine="0"/>
-              <w:jc w:val="left"/>
-            </w:pPr>
-            <w:r>
-              <w:rPr>
-                <w:rFonts w:ascii="宋体" w:hAnsi="宋体" w:eastAsia="宋体"/>
-                <w:b w:val="0"/>
-                <w:sz w:val="21"/>
-              </w:rPr>
-              <w:t>2026年6月17日：数据库（图）模型设计与持久层 Repository / Cypher 开发。</w:t>
-            </w:r>
-          </w:p>
-          <w:p>
-            <w:pPr>
-              <w:spacing w:before="0" w:after="60" w:line="288" w:lineRule="auto"/>
-              <w:ind w:firstLine="0"/>
-              <w:jc w:val="left"/>
-            </w:pPr>
-            <w:r>
-              <w:rPr>
-                <w:rFonts w:ascii="宋体" w:hAnsi="宋体" w:eastAsia="宋体"/>
-                <w:b w:val="0"/>
-                <w:sz w:val="21"/>
-              </w:rPr>
-              <w:t>2026年6月19日：RESTful 接口、统一响应封装、Service 分层与事务设计。</w:t>
-            </w:r>
-          </w:p>
-          <w:p>
-            <w:pPr>
-              <w:spacing w:before="0" w:after="60" w:line="288" w:lineRule="auto"/>
-              <w:ind w:firstLine="0"/>
-              <w:jc w:val="left"/>
-            </w:pPr>
-            <w:r>
-              <w:rPr>
-                <w:rFonts w:ascii="宋体" w:hAnsi="宋体" w:eastAsia="宋体"/>
-                <w:b w:val="0"/>
-                <w:sz w:val="21"/>
-              </w:rPr>
-              <w:t>2026年6月22日：安全认证（JWT / Redis）、RabbitMQ 异步发帖与 SSE 实时推送。</w:t>
-            </w:r>
-          </w:p>
-          <w:p>
-            <w:pPr>
-              <w:spacing w:before="0" w:after="60" w:line="288" w:lineRule="auto"/>
-              <w:ind w:firstLine="0"/>
-              <w:jc w:val="left"/>
-            </w:pPr>
-            <w:r>
-              <w:rPr>
-                <w:rFonts w:ascii="宋体" w:hAnsi="宋体" w:eastAsia="宋体"/>
-                <w:b w:val="0"/>
-                <w:sz w:val="21"/>
-              </w:rPr>
-              <w:t>2026年6月24日：单元测试、Maven 打包与 java -jar 部署联调。</w:t>
-            </w:r>
-          </w:p>
-          <w:p>
-            <w:pPr>
-              <w:spacing w:before="0" w:after="60" w:line="288" w:lineRule="auto"/>
-              <w:ind w:firstLine="0"/>
-              <w:jc w:val="left"/>
-            </w:pPr>
-            <w:r>
-              <w:rPr>
-                <w:rFonts w:ascii="宋体" w:hAnsi="宋体" w:eastAsia="宋体"/>
-                <w:b w:val="0"/>
-                <w:sz w:val="21"/>
-              </w:rPr>
-              <w:t>2026年6月26日：整理运行截图、撰写课程设计报告并提交源码与文档。</w:t>
+              <w:br/>
+              <w:t>2026年6月17日：图数据库模型、约束索引与持久层 Repository / Cypher 开发。</w:t>
+              <w:br/>
+              <w:t>2026年6月19日：RESTful 接口、统一响应、Service 分层与事务控制实现。</w:t>
+              <w:br/>
+              <w:t>2026年6月22日：JWT / Redis 安全认证、RabbitMQ 异步发帖与 SSE 实时推送联调。</w:t>
+              <w:br/>
+              <w:t>2026年6月24日：单元测试、Maven 打包、前后端运行和部署验证。</w:t>
+              <w:br/>
+              <w:t>2026年6月26日：整理截图、核心代码和课程设计报告，完成提交材料。</w:t>
             </w:r>
           </w:p>
         </w:tc>
@@ -2284,14 +970,39 @@
           </w:tcPr>
           <w:p>
             <w:pPr>
-              <w:pStyle w:val="Normal"/>
-              <w:spacing w:before="0" w:after="60" w:line="288" w:lineRule="auto"/>
-              <w:ind w:firstLine="0"/>
+              <w:spacing w:before="60" w:after="20" w:line="252" w:lineRule="auto"/>
+              <w:ind w:left="0" w:right="0" w:firstLine="0"/>
               <w:jc w:val="left"/>
-              <w:rPr>
+            </w:pPr>
+            <w:r>
+              <w:rPr>
+                <w:rFonts w:ascii="宋体" w:hAnsi="宋体" w:eastAsia="宋体"/>
                 <w:b/>
-                <w:szCs w:val="21"/>
-              </w:rPr>
+                <w:sz w:val="21"/>
+              </w:rPr>
+              <w:t>期末考查（课程设计）报告：</w:t>
+            </w:r>
+          </w:p>
+          <w:p>
+            <w:pPr>
+              <w:spacing w:before="60" w:after="20" w:line="252" w:lineRule="auto"/>
+              <w:ind w:left="0" w:right="0" w:firstLine="0"/>
+              <w:jc w:val="left"/>
+            </w:pPr>
+            <w:r>
+              <w:rPr>
+                <w:rFonts w:ascii="宋体" w:hAnsi="宋体" w:eastAsia="宋体"/>
+                <w:b/>
+                <w:sz w:val="21"/>
+              </w:rPr>
+              <w:t>系统功能的简单描述和功能框架图。</w:t>
+            </w:r>
+          </w:p>
+          <w:p>
+            <w:pPr>
+              <w:spacing w:before="0" w:after="40" w:line="269" w:lineRule="auto"/>
+              <w:ind w:left="0" w:right="0" w:firstLine="0"/>
+              <w:jc w:val="left"/>
             </w:pPr>
             <w:r>
               <w:rPr>
@@ -2299,13 +1010,13 @@
                 <w:b w:val="0"/>
                 <w:sz w:val="21"/>
               </w:rPr>
-              <w:t>期末考查（课程设计）报告：</w:t>
-            </w:r>
-          </w:p>
-          <w:p>
-            <w:pPr>
-              <w:spacing w:before="0" w:after="60" w:line="288" w:lineRule="auto"/>
-              <w:ind w:firstLine="0"/>
+              <w:t>项目代码仓库为 https://github.com/TUNTIANHAMMA-2/RhizoDelta，本地开发目录为 /home/tthm/workspace/RhizoDelta。报告围绕课程模板要求，集中说明系统功能、数据库设计、详细流程、运行界面和核心源代码。</w:t>
+            </w:r>
+          </w:p>
+          <w:p>
+            <w:pPr>
+              <w:spacing w:before="0" w:after="40" w:line="269" w:lineRule="auto"/>
+              <w:ind w:left="0" w:right="0" w:firstLine="0"/>
               <w:jc w:val="left"/>
             </w:pPr>
             <w:r>
@@ -2314,13 +1025,13 @@
                 <w:b w:val="0"/>
                 <w:sz w:val="21"/>
               </w:rPr>
-              <w:t>系统功能的简单描述和功能框架图。</w:t>
-            </w:r>
-          </w:p>
-          <w:p>
-            <w:pPr>
-              <w:spacing w:before="0" w:after="60" w:line="288" w:lineRule="auto"/>
-              <w:ind w:firstLine="420"/>
+              <w:t>RhizoDelta 是一个图谱化非线性讨论系统，将传统论坛的线性回复组织为“共识主干 + 异议分支”的讨论图谱。后端基于 Spring Boot 暴露 RESTful API，使用 RabbitMQ 解耦发帖后的耗时处理，使用 Neo4j 保存不可变 DAG 和语义关联，并通过 SSE 将节点、边、AI 裁决和质量评分实时推送到前端。</w:t>
+            </w:r>
+          </w:p>
+          <w:p>
+            <w:pPr>
+              <w:spacing w:before="0" w:after="40" w:line="269" w:lineRule="auto"/>
+              <w:ind w:left="0" w:right="0" w:firstLine="0"/>
               <w:jc w:val="left"/>
             </w:pPr>
             <w:r>
@@ -2329,48 +1040,19 @@
                 <w:b w:val="0"/>
                 <w:sz w:val="21"/>
               </w:rPr>
-              <w:t>代码仓库：https://github.com/TUNTIANHAMMA-2/RhizoDelta；本地开发目录：/home/tthm/workspace/RhizoDelta。本报告按模板四项报告要求组织内容，说明系统功能、数据库数据字典、详细设计流程图、界面截图和主要源代码截图。</w:t>
-            </w:r>
-          </w:p>
-          <w:p>
-            <w:pPr>
-              <w:spacing w:before="0" w:after="60" w:line="288" w:lineRule="auto"/>
-              <w:ind w:firstLine="420"/>
-              <w:jc w:val="left"/>
-            </w:pPr>
-            <w:r>
-              <w:rPr>
-                <w:rFonts w:ascii="宋体" w:hAnsi="宋体" w:eastAsia="宋体"/>
-                <w:b w:val="0"/>
-                <w:sz w:val="21"/>
-              </w:rPr>
-              <w:t>RhizoDelta 是一个图谱化非线性讨论系统。用户可以注册登录、发布观点或回复、查看根话题与节点详情；后端通过 Spring Boot 接收 RESTful 请求，使用 RabbitMQ 异步处理发帖任务，使用 Neo4j 保存不可变讨论 DAG，并通过 SSE 将节点、边、AI 裁决和质量评分事件推送给前端。</w:t>
-            </w:r>
-          </w:p>
-          <w:p>
-            <w:pPr>
-              <w:spacing w:before="0" w:after="60" w:line="288" w:lineRule="auto"/>
-              <w:ind w:firstLine="420"/>
-              <w:jc w:val="left"/>
-            </w:pPr>
-            <w:r>
-              <w:rPr>
-                <w:rFonts w:ascii="宋体" w:hAnsi="宋体" w:eastAsia="宋体"/>
-                <w:b w:val="0"/>
-                <w:sz w:val="21"/>
-              </w:rPr>
-              <w:t>系统功能包括用户认证、权限与会话管理、图谱查询、发帖与异步处理、AI 路由与治理、关注/屏蔽/头像/偏好、实时推送、监控部署等模块。</w:t>
-            </w:r>
-          </w:p>
-          <w:p>
-            <w:pPr>
-              <w:spacing w:before="80" w:after="20"/>
+              <w:t>系统功能划分为认证授权、图谱查询、发帖与异步处理、AI 路由与治理、用户资料与偏好、实时推送、监控部署七类。登录、退出、权限控制、增删改查、分页查询、统一响应、数据库建模、测试部署等课程要求均在真实工程中落地。</w:t>
+            </w:r>
+          </w:p>
+          <w:p>
+            <w:pPr>
+              <w:spacing w:before="40" w:after="20" w:line="240" w:lineRule="auto"/>
+              <w:ind w:left="0" w:right="0" w:firstLine="0"/>
               <w:jc w:val="center"/>
             </w:pPr>
             <w:r>
               <w:drawing>
                 <wp:inline xmlns:a="http://schemas.openxmlformats.org/drawingml/2006/main">
-                  <wp:extent cx="4572000" cy="2743200"/>
+                  <wp:extent cx="4251960" cy="2551176"/>
                   <wp:docPr id="1" name="Picture 1"/>
                   <wp:cNvGraphicFramePr>
                     <a:graphicFrameLocks noChangeAspect="1"/>
@@ -2391,7 +1073,7 @@
                         <pic:spPr>
                           <a:xfrm>
                             <a:off x="0" y="0"/>
-                            <a:ext cx="4572000" cy="2743200"/>
+                            <a:ext cx="4251960" cy="2551176"/>
                           </a:xfrm>
                           <a:prstGeom prst="rect"/>
                         </pic:spPr>
@@ -2404,27 +1086,29 @@
           </w:p>
           <w:p>
             <w:pPr>
-              <w:spacing w:after="100"/>
+              <w:spacing w:before="20" w:after="60" w:line="240" w:lineRule="auto"/>
+              <w:ind w:left="0" w:right="0" w:firstLine="0"/>
               <w:jc w:val="center"/>
             </w:pPr>
             <w:r>
               <w:rPr>
                 <w:rFonts w:ascii="宋体" w:hAnsi="宋体" w:eastAsia="宋体"/>
                 <w:b w:val="0"/>
-                <w:sz w:val="20"/>
+                <w:sz w:val="21"/>
               </w:rPr>
               <w:t>图 1 系统功能模块框架图</w:t>
             </w:r>
           </w:p>
           <w:p>
             <w:pPr>
-              <w:spacing w:before="80" w:after="20"/>
+              <w:spacing w:before="40" w:after="20" w:line="240" w:lineRule="auto"/>
+              <w:ind w:left="0" w:right="0" w:firstLine="0"/>
               <w:jc w:val="center"/>
             </w:pPr>
             <w:r>
               <w:drawing>
                 <wp:inline xmlns:a="http://schemas.openxmlformats.org/drawingml/2006/main">
-                  <wp:extent cx="4572000" cy="2743200"/>
+                  <wp:extent cx="4251960" cy="2551176"/>
                   <wp:docPr id="2" name="Picture 2"/>
                   <wp:cNvGraphicFramePr>
                     <a:graphicFrameLocks noChangeAspect="1"/>
@@ -2445,7 +1129,7 @@
                         <pic:spPr>
                           <a:xfrm>
                             <a:off x="0" y="0"/>
-                            <a:ext cx="4572000" cy="2743200"/>
+                            <a:ext cx="4251960" cy="2551176"/>
                           </a:xfrm>
                           <a:prstGeom prst="rect"/>
                         </pic:spPr>
@@ -2458,37 +1142,53 @@
           </w:p>
           <w:p>
             <w:pPr>
-              <w:spacing w:after="100"/>
+              <w:spacing w:before="20" w:after="60" w:line="240" w:lineRule="auto"/>
+              <w:ind w:left="0" w:right="0" w:firstLine="0"/>
               <w:jc w:val="center"/>
             </w:pPr>
             <w:r>
               <w:rPr>
                 <w:rFonts w:ascii="宋体" w:hAnsi="宋体" w:eastAsia="宋体"/>
                 <w:b w:val="0"/>
-                <w:sz w:val="20"/>
+                <w:sz w:val="21"/>
               </w:rPr>
               <w:t>图 2 RhizoDelta 全栈架构与数据流</w:t>
             </w:r>
           </w:p>
           <w:p>
             <w:pPr>
-              <w:spacing w:before="0" w:after="60" w:line="288" w:lineRule="auto"/>
-              <w:ind w:firstLine="0"/>
+              <w:spacing w:before="60" w:after="20" w:line="252" w:lineRule="auto"/>
+              <w:ind w:left="0" w:right="0" w:firstLine="0"/>
               <w:jc w:val="left"/>
             </w:pPr>
             <w:r>
               <w:rPr>
                 <w:rFonts w:ascii="宋体" w:hAnsi="宋体" w:eastAsia="宋体"/>
+                <w:b/>
+                <w:sz w:val="21"/>
+              </w:rPr>
+              <w:t>系统数据库设计数据字典。</w:t>
+            </w:r>
+          </w:p>
+          <w:p>
+            <w:pPr>
+              <w:spacing w:before="0" w:after="40" w:line="269" w:lineRule="auto"/>
+              <w:ind w:left="0" w:right="0" w:firstLine="0"/>
+              <w:jc w:val="left"/>
+            </w:pPr>
+            <w:r>
+              <w:rPr>
+                <w:rFonts w:ascii="宋体" w:hAnsi="宋体" w:eastAsia="宋体"/>
                 <w:b w:val="0"/>
                 <w:sz w:val="21"/>
               </w:rPr>
-              <w:t>系统数据库设计数据字典。</w:t>
-            </w:r>
-          </w:p>
-          <w:p>
-            <w:pPr>
-              <w:spacing w:before="0" w:after="60" w:line="288" w:lineRule="auto"/>
-              <w:ind w:firstLine="420"/>
+              <w:t>项目采用 Neo4j 图数据库，数据模型由“节点 + 关系 + 属性 + 约束/索引”构成。与传统关系表相比，图模型更适合表达讨论节点的分支、延续、合并、溯源和语义关联；与课程中的 JPA/MyBatis-Plus 持久层要求对应，本项目通过 Spring Data Neo4j Repository、参数化 Cypher、分页参数和事务注解完成数据访问。</w:t>
+            </w:r>
+          </w:p>
+          <w:p>
+            <w:pPr>
+              <w:spacing w:before="0" w:after="40" w:line="269" w:lineRule="auto"/>
+              <w:ind w:left="0" w:right="0" w:firstLine="0"/>
               <w:jc w:val="left"/>
             </w:pPr>
             <w:r>
@@ -2497,13 +1197,13 @@
                 <w:b w:val="0"/>
                 <w:sz w:val="21"/>
               </w:rPr>
-              <w:t>本项目使用 Neo4j 图数据库，数据模型不是传统关系表，而是“节点 + 关系 + 属性 + 约束/索引”。核心节点包括 Human_Post（用户观点）、AI_Consensus（AI/治理共识）、Result（阶段性结果）、UserAccount（认证账号）、UserProfile（用户资料）、Topic（话题入口）和 PreferenceEvent（偏好行为事件）。</w:t>
-            </w:r>
-          </w:p>
-          <w:p>
-            <w:pPr>
-              <w:spacing w:before="0" w:after="60" w:line="288" w:lineRule="auto"/>
-              <w:ind w:firstLine="420"/>
+              <w:t>核心节点字典：Human_Post 保存用户观点内容、作者、时间和 embedding；AI_Consensus 保存 AI/治理流程生成的共识；Result 保存阶段性结果；UserAccount 保存用户名、密码哈希、角色和状态；UserProfile 保存昵称、头像、语言和主题；Topic 保存根话题入口；PreferenceEvent 记录关注、偏好等行为事件。</w:t>
+            </w:r>
+          </w:p>
+          <w:p>
+            <w:pPr>
+              <w:spacing w:before="0" w:after="40" w:line="269" w:lineRule="auto"/>
+              <w:ind w:left="0" w:right="0" w:firstLine="0"/>
               <w:jc w:val="left"/>
             </w:pPr>
             <w:r>
@@ -2512,18 +1212,34 @@
                 <w:b w:val="0"/>
                 <w:sz w:val="21"/>
               </w:rPr>
-              <w:t>核心关系包括 AUTHORED、HAS_PROFILE、FOLLOWS/MUTED、PREFERS、BRANCHED_FROM/CONTINUES_FROM、MERGED_INTO/SYNTHESIZED_FROM、MATERIALIZED_FROM/CONVERGED_FROM、CONCEPTUAL_OVERLAP/RELATES_TO。系统对 node_id、user_id、username 建唯一约束，对 embedding 建向量索引。</w:t>
-            </w:r>
-          </w:p>
-          <w:p>
-            <w:pPr>
-              <w:spacing w:before="80" w:after="20"/>
+              <w:t>核心关系字典：AUTHORED 表示用户创作帖子，HAS_PROFILE 关联账号资料，FOLLOWS/MUTED 表示关注与屏蔽，PREFERS 表示偏好投影，BRANCHED_FROM/CONTINUES_FROM 表示分支和延续，MERGED_INTO/SYNTHESIZED_FROM 表示合并与共识综合，MATERIALIZED_FROM/CONVERGED_FROM 表示物化与收敛，CONCEPTUAL_OVERLAP/RELATES_TO 表示语义关联。</w:t>
+            </w:r>
+          </w:p>
+          <w:p>
+            <w:pPr>
+              <w:spacing w:before="0" w:after="40" w:line="269" w:lineRule="auto"/>
+              <w:ind w:left="0" w:right="0" w:firstLine="0"/>
+              <w:jc w:val="left"/>
+            </w:pPr>
+            <w:r>
+              <w:rPr>
+                <w:rFonts w:ascii="宋体" w:hAnsi="宋体" w:eastAsia="宋体"/>
+                <w:b w:val="0"/>
+                <w:sz w:val="21"/>
+              </w:rPr>
+              <w:t>约束与索引方面，系统对 node_id、user_id、username 建立唯一约束，对 embedding 建立向量索引，并在启动初始化时检查关键约束，保证图节点身份稳定、查询可控。</w:t>
+            </w:r>
+          </w:p>
+          <w:p>
+            <w:pPr>
+              <w:spacing w:before="40" w:after="20" w:line="240" w:lineRule="auto"/>
+              <w:ind w:left="0" w:right="0" w:firstLine="0"/>
               <w:jc w:val="center"/>
             </w:pPr>
             <w:r>
               <w:drawing>
                 <wp:inline xmlns:a="http://schemas.openxmlformats.org/drawingml/2006/main">
-                  <wp:extent cx="4572000" cy="2743200"/>
+                  <wp:extent cx="4251960" cy="2551176"/>
                   <wp:docPr id="3" name="Picture 3"/>
                   <wp:cNvGraphicFramePr>
                     <a:graphicFrameLocks noChangeAspect="1"/>
@@ -2544,7 +1260,7 @@
                         <pic:spPr>
                           <a:xfrm>
                             <a:off x="0" y="0"/>
-                            <a:ext cx="4572000" cy="2743200"/>
+                            <a:ext cx="4251960" cy="2551176"/>
                           </a:xfrm>
                           <a:prstGeom prst="rect"/>
                         </pic:spPr>
@@ -2557,37 +1273,53 @@
           </w:p>
           <w:p>
             <w:pPr>
-              <w:spacing w:after="100"/>
+              <w:spacing w:before="20" w:after="60" w:line="240" w:lineRule="auto"/>
+              <w:ind w:left="0" w:right="0" w:firstLine="0"/>
               <w:jc w:val="center"/>
             </w:pPr>
             <w:r>
               <w:rPr>
                 <w:rFonts w:ascii="宋体" w:hAnsi="宋体" w:eastAsia="宋体"/>
                 <w:b w:val="0"/>
-                <w:sz w:val="20"/>
+                <w:sz w:val="21"/>
               </w:rPr>
               <w:t>图 3 图数据模型（版本演进 DAG + 语义关联层）</w:t>
             </w:r>
           </w:p>
           <w:p>
             <w:pPr>
-              <w:spacing w:before="0" w:after="60" w:line="288" w:lineRule="auto"/>
-              <w:ind w:firstLine="0"/>
+              <w:spacing w:before="60" w:after="20" w:line="252" w:lineRule="auto"/>
+              <w:ind w:left="0" w:right="0" w:firstLine="0"/>
               <w:jc w:val="left"/>
             </w:pPr>
             <w:r>
               <w:rPr>
                 <w:rFonts w:ascii="宋体" w:hAnsi="宋体" w:eastAsia="宋体"/>
+                <w:b/>
+                <w:sz w:val="21"/>
+              </w:rPr>
+              <w:t>系统功能详细设计的描述和对应的流程图。</w:t>
+            </w:r>
+          </w:p>
+          <w:p>
+            <w:pPr>
+              <w:spacing w:before="0" w:after="40" w:line="269" w:lineRule="auto"/>
+              <w:ind w:left="0" w:right="0" w:firstLine="0"/>
+              <w:jc w:val="left"/>
+            </w:pPr>
+            <w:r>
+              <w:rPr>
+                <w:rFonts w:ascii="宋体" w:hAnsi="宋体" w:eastAsia="宋体"/>
                 <w:b w:val="0"/>
                 <w:sz w:val="21"/>
               </w:rPr>
-              <w:t>系统功能详细设计的描述和对应的流程图。</w:t>
-            </w:r>
-          </w:p>
-          <w:p>
-            <w:pPr>
-              <w:spacing w:before="0" w:after="60" w:line="288" w:lineRule="auto"/>
-              <w:ind w:firstLine="420"/>
+              <w:t>后端采用前后端分离和分层架构：api 层负责 HTTP 入口、参数校验和统一响应；service 层承载业务规则、事务边界和编排逻辑；repository/Neo4jClient 层负责图数据库访问；infrastructure 包集中管理安全过滤链、RabbitMQ、Redis、SSE、文件存储和监控能力。</w:t>
+            </w:r>
+          </w:p>
+          <w:p>
+            <w:pPr>
+              <w:spacing w:before="0" w:after="40" w:line="269" w:lineRule="auto"/>
+              <w:ind w:left="0" w:right="0" w:firstLine="0"/>
               <w:jc w:val="left"/>
             </w:pPr>
             <w:r>
@@ -2596,13 +1328,13 @@
                 <w:b w:val="0"/>
                 <w:sz w:val="21"/>
               </w:rPr>
-              <w:t>系统采用前后端分离和后端分层设计：api 层负责 HTTP 入口与统一响应，service 层承担业务规则和事务边界，repository 与 Neo4jClient 负责图数据库访问，infrastructure 包统一放置安全、消息队列、SSE、Redis、文件存储和监控能力。</w:t>
-            </w:r>
-          </w:p>
-          <w:p>
-            <w:pPr>
-              <w:spacing w:before="0" w:after="60" w:line="288" w:lineRule="auto"/>
-              <w:ind w:firstLine="420"/>
+              <w:t>认证模块在注册时创建账号与资料节点，使用 BCrypt 保存密码哈希；登录成功后签发 access/refresh token；退出时撤销 access token 并清理 refresh token。SecurityConfig 关闭 CSRF、采用无状态会话，把 JWT 过滤器放入 Spring Security 过滤链，并按 USER、AGENT、ADMIN 角色控制接口访问。</w:t>
+            </w:r>
+          </w:p>
+          <w:p>
+            <w:pPr>
+              <w:spacing w:before="0" w:after="40" w:line="269" w:lineRule="auto"/>
+              <w:ind w:left="0" w:right="0" w:firstLine="0"/>
               <w:jc w:val="left"/>
             </w:pPr>
             <w:r>
@@ -2611,18 +1343,19 @@
                 <w:b w:val="0"/>
                 <w:sz w:val="21"/>
               </w:rPr>
-              <w:t>发帖模块是核心业务流程。PostController 校验请求体和认证用户，检查目标节点，生成稳定 event_id 后投递 PostEventMessage 到 RabbitMQ；确认消息入队后返回 202 Accepted。PostConsumer 消费消息后创建 Human_Post，生成 embedding 和质量评分，触发 AI 路由编排，写入 Neo4j 关系与审计记录，并通过 SSE 推送前端刷新。</w:t>
-            </w:r>
-          </w:p>
-          <w:p>
-            <w:pPr>
-              <w:spacing w:before="80" w:after="20"/>
+              <w:t>发帖流程是系统核心：PostController 校验请求体和当前用户，检查目标节点，生成稳定 event_id 后投递 PostEventMessage；RabbitMQ 确认消息入队后接口返回 202 Accepted。PostConsumer 消费消息后创建 Human_Post，生成 embedding 与质量评分，触发 AI 路由，写入 Neo4j 关系和审计记录，再通过 SSE 推送前端刷新图谱。</w:t>
+            </w:r>
+          </w:p>
+          <w:p>
+            <w:pPr>
+              <w:spacing w:before="40" w:after="20" w:line="240" w:lineRule="auto"/>
+              <w:ind w:left="0" w:right="0" w:firstLine="0"/>
               <w:jc w:val="center"/>
             </w:pPr>
             <w:r>
               <w:drawing>
                 <wp:inline xmlns:a="http://schemas.openxmlformats.org/drawingml/2006/main">
-                  <wp:extent cx="3420000" cy="4854194"/>
+                  <wp:extent cx="2971800" cy="4218039"/>
                   <wp:docPr id="4" name="Picture 4"/>
                   <wp:cNvGraphicFramePr>
                     <a:graphicFrameLocks noChangeAspect="1"/>
@@ -2643,7 +1376,7 @@
                         <pic:spPr>
                           <a:xfrm>
                             <a:off x="0" y="0"/>
-                            <a:ext cx="3420000" cy="4854194"/>
+                            <a:ext cx="2971800" cy="4218039"/>
                           </a:xfrm>
                           <a:prstGeom prst="rect"/>
                         </pic:spPr>
@@ -2656,27 +1389,29 @@
           </w:p>
           <w:p>
             <w:pPr>
-              <w:spacing w:after="100"/>
+              <w:spacing w:before="20" w:after="60" w:line="240" w:lineRule="auto"/>
+              <w:ind w:left="0" w:right="0" w:firstLine="0"/>
               <w:jc w:val="center"/>
             </w:pPr>
             <w:r>
               <w:rPr>
                 <w:rFonts w:ascii="宋体" w:hAnsi="宋体" w:eastAsia="宋体"/>
                 <w:b w:val="0"/>
-                <w:sz w:val="20"/>
+                <w:sz w:val="21"/>
               </w:rPr>
               <w:t>图 4 发帖受理与异步处理程序流程图</w:t>
             </w:r>
           </w:p>
           <w:p>
             <w:pPr>
-              <w:spacing w:before="80" w:after="20"/>
+              <w:spacing w:before="40" w:after="20" w:line="240" w:lineRule="auto"/>
+              <w:ind w:left="0" w:right="0" w:firstLine="0"/>
               <w:jc w:val="center"/>
             </w:pPr>
             <w:r>
               <w:drawing>
                 <wp:inline xmlns:a="http://schemas.openxmlformats.org/drawingml/2006/main">
-                  <wp:extent cx="4572000" cy="2743200"/>
+                  <wp:extent cx="4251960" cy="2551176"/>
                   <wp:docPr id="5" name="Picture 5"/>
                   <wp:cNvGraphicFramePr>
                     <a:graphicFrameLocks noChangeAspect="1"/>
@@ -2697,7 +1432,7 @@
                         <pic:spPr>
                           <a:xfrm>
                             <a:off x="0" y="0"/>
-                            <a:ext cx="4572000" cy="2743200"/>
+                            <a:ext cx="4251960" cy="2551176"/>
                           </a:xfrm>
                           <a:prstGeom prst="rect"/>
                         </pic:spPr>
@@ -2710,22 +1445,23 @@
           </w:p>
           <w:p>
             <w:pPr>
-              <w:spacing w:after="100"/>
+              <w:spacing w:before="20" w:after="60" w:line="240" w:lineRule="auto"/>
+              <w:ind w:left="0" w:right="0" w:firstLine="0"/>
               <w:jc w:val="center"/>
             </w:pPr>
             <w:r>
               <w:rPr>
                 <w:rFonts w:ascii="宋体" w:hAnsi="宋体" w:eastAsia="宋体"/>
                 <w:b w:val="0"/>
-                <w:sz w:val="20"/>
+                <w:sz w:val="21"/>
               </w:rPr>
               <w:t>图 5 后端发帖与 AI 编排时序</w:t>
             </w:r>
           </w:p>
           <w:p>
             <w:pPr>
-              <w:spacing w:before="0" w:after="60" w:line="288" w:lineRule="auto"/>
-              <w:ind w:firstLine="0"/>
+              <w:spacing w:before="0" w:after="40" w:line="269" w:lineRule="auto"/>
+              <w:ind w:left="0" w:right="0" w:firstLine="0"/>
               <w:jc w:val="left"/>
             </w:pPr>
             <w:r>
@@ -2734,13 +1470,28 @@
                 <w:b w:val="0"/>
                 <w:sz w:val="21"/>
               </w:rPr>
+              <w:t>图谱查询模块提供根话题、节点详情、lineage、children、topology-context、discussion-tree、provenance、associations 等接口，围绕图遍历、分页参数和 DTO 转换组织查询结果。治理模块提供合并、分支、注入、物化、fork、cross-synth、join、rollback 等操作；AI 编排使用 LangGraph4j 状态图串联召回、规则预过滤、LLM 裁决、反思校验和提交前守卫。</w:t>
+            </w:r>
+          </w:p>
+          <w:p>
+            <w:pPr>
+              <w:spacing w:before="60" w:after="20" w:line="252" w:lineRule="auto"/>
+              <w:ind w:left="0" w:right="0" w:firstLine="0"/>
+              <w:jc w:val="left"/>
+            </w:pPr>
+            <w:r>
+              <w:rPr>
+                <w:rFonts w:ascii="宋体" w:hAnsi="宋体" w:eastAsia="宋体"/>
+                <w:b/>
+                <w:sz w:val="21"/>
+              </w:rPr>
               <w:t>系统模块实现的界面截图和对应的主要源代码截图。</w:t>
             </w:r>
           </w:p>
           <w:p>
             <w:pPr>
-              <w:spacing w:before="0" w:after="60" w:line="288" w:lineRule="auto"/>
-              <w:ind w:firstLine="420"/>
+              <w:spacing w:before="0" w:after="40" w:line="269" w:lineRule="auto"/>
+              <w:ind w:left="0" w:right="0" w:firstLine="0"/>
               <w:jc w:val="left"/>
             </w:pPr>
             <w:r>
@@ -2749,18 +1500,19 @@
                 <w:b w:val="0"/>
                 <w:sz w:val="21"/>
               </w:rPr>
-              <w:t>界面截图采用 RhizoDelta 已运行站点的真实截图，覆盖登录入口、图谱讨论主界面和个人设置页；源代码截图取自本地 RhizoDelta 仓库真实文件，覆盖统一响应、安全配置、RESTful 发帖入口、图持久层查询和多环境配置。</w:t>
-            </w:r>
-          </w:p>
-          <w:p>
-            <w:pPr>
-              <w:spacing w:before="80" w:after="20"/>
+              <w:t>运行截图来自已启动的 RhizoDelta 站点，覆盖登录入口、图谱讨论主界面和个人设置页；源代码截图来自本地真实工程，覆盖统一响应、安全配置、RESTful 发帖入口、图持久层查询和多环境配置。</w:t>
+            </w:r>
+          </w:p>
+          <w:p>
+            <w:pPr>
+              <w:spacing w:before="40" w:after="20" w:line="240" w:lineRule="auto"/>
+              <w:ind w:left="0" w:right="0" w:firstLine="0"/>
               <w:jc w:val="center"/>
             </w:pPr>
             <w:r>
               <w:drawing>
                 <wp:inline xmlns:a="http://schemas.openxmlformats.org/drawingml/2006/main">
-                  <wp:extent cx="4608000" cy="2880000"/>
+                  <wp:extent cx="4251960" cy="2657475"/>
                   <wp:docPr id="6" name="Picture 6"/>
                   <wp:cNvGraphicFramePr>
                     <a:graphicFrameLocks noChangeAspect="1"/>
@@ -2781,7 +1533,7 @@
                         <pic:spPr>
                           <a:xfrm>
                             <a:off x="0" y="0"/>
-                            <a:ext cx="4608000" cy="2880000"/>
+                            <a:ext cx="4251960" cy="2657475"/>
                           </a:xfrm>
                           <a:prstGeom prst="rect"/>
                         </pic:spPr>
@@ -2794,27 +1546,29 @@
           </w:p>
           <w:p>
             <w:pPr>
-              <w:spacing w:after="100"/>
+              <w:spacing w:before="20" w:after="60" w:line="240" w:lineRule="auto"/>
+              <w:ind w:left="0" w:right="0" w:firstLine="0"/>
               <w:jc w:val="center"/>
             </w:pPr>
             <w:r>
               <w:rPr>
                 <w:rFonts w:ascii="宋体" w:hAnsi="宋体" w:eastAsia="宋体"/>
                 <w:b w:val="0"/>
-                <w:sz w:val="20"/>
+                <w:sz w:val="21"/>
               </w:rPr>
               <w:t>图 6 登录页面运行截图</w:t>
             </w:r>
           </w:p>
           <w:p>
             <w:pPr>
-              <w:spacing w:before="80" w:after="20"/>
+              <w:spacing w:before="40" w:after="20" w:line="240" w:lineRule="auto"/>
+              <w:ind w:left="0" w:right="0" w:firstLine="0"/>
               <w:jc w:val="center"/>
             </w:pPr>
             <w:r>
               <w:drawing>
                 <wp:inline xmlns:a="http://schemas.openxmlformats.org/drawingml/2006/main">
-                  <wp:extent cx="4608000" cy="2880000"/>
+                  <wp:extent cx="4251960" cy="2657475"/>
                   <wp:docPr id="7" name="Picture 7"/>
                   <wp:cNvGraphicFramePr>
                     <a:graphicFrameLocks noChangeAspect="1"/>
@@ -2835,7 +1589,7 @@
                         <pic:spPr>
                           <a:xfrm>
                             <a:off x="0" y="0"/>
-                            <a:ext cx="4608000" cy="2880000"/>
+                            <a:ext cx="4251960" cy="2657475"/>
                           </a:xfrm>
                           <a:prstGeom prst="rect"/>
                         </pic:spPr>
@@ -2848,27 +1602,29 @@
           </w:p>
           <w:p>
             <w:pPr>
-              <w:spacing w:after="100"/>
+              <w:spacing w:before="20" w:after="60" w:line="240" w:lineRule="auto"/>
+              <w:ind w:left="0" w:right="0" w:firstLine="0"/>
               <w:jc w:val="center"/>
             </w:pPr>
             <w:r>
               <w:rPr>
                 <w:rFonts w:ascii="宋体" w:hAnsi="宋体" w:eastAsia="宋体"/>
                 <w:b w:val="0"/>
-                <w:sz w:val="20"/>
+                <w:sz w:val="21"/>
               </w:rPr>
               <w:t>图 7 图谱讨论主界面运行截图</w:t>
             </w:r>
           </w:p>
           <w:p>
             <w:pPr>
-              <w:spacing w:before="80" w:after="20"/>
+              <w:spacing w:before="40" w:after="20" w:line="240" w:lineRule="auto"/>
+              <w:ind w:left="0" w:right="0" w:firstLine="0"/>
               <w:jc w:val="center"/>
             </w:pPr>
             <w:r>
               <w:drawing>
                 <wp:inline xmlns:a="http://schemas.openxmlformats.org/drawingml/2006/main">
-                  <wp:extent cx="4608000" cy="2880000"/>
+                  <wp:extent cx="4251960" cy="2657475"/>
                   <wp:docPr id="8" name="Picture 8"/>
                   <wp:cNvGraphicFramePr>
                     <a:graphicFrameLocks noChangeAspect="1"/>
@@ -2889,7 +1645,7 @@
                         <pic:spPr>
                           <a:xfrm>
                             <a:off x="0" y="0"/>
-                            <a:ext cx="4608000" cy="2880000"/>
+                            <a:ext cx="4251960" cy="2657475"/>
                           </a:xfrm>
                           <a:prstGeom prst="rect"/>
                         </pic:spPr>
@@ -2902,27 +1658,29 @@
           </w:p>
           <w:p>
             <w:pPr>
-              <w:spacing w:after="100"/>
+              <w:spacing w:before="20" w:after="60" w:line="240" w:lineRule="auto"/>
+              <w:ind w:left="0" w:right="0" w:firstLine="0"/>
               <w:jc w:val="center"/>
             </w:pPr>
             <w:r>
               <w:rPr>
                 <w:rFonts w:ascii="宋体" w:hAnsi="宋体" w:eastAsia="宋体"/>
                 <w:b w:val="0"/>
-                <w:sz w:val="20"/>
+                <w:sz w:val="21"/>
               </w:rPr>
               <w:t>图 8 个人设置页运行截图</w:t>
             </w:r>
           </w:p>
           <w:p>
             <w:pPr>
-              <w:spacing w:before="80" w:after="20"/>
+              <w:spacing w:before="40" w:after="20" w:line="240" w:lineRule="auto"/>
+              <w:ind w:left="0" w:right="0" w:firstLine="0"/>
               <w:jc w:val="center"/>
             </w:pPr>
             <w:r>
               <w:drawing>
                 <wp:inline xmlns:a="http://schemas.openxmlformats.org/drawingml/2006/main">
-                  <wp:extent cx="4608000" cy="2723840"/>
+                  <wp:extent cx="4343400" cy="2567432"/>
                   <wp:docPr id="9" name="Picture 9"/>
                   <wp:cNvGraphicFramePr>
                     <a:graphicFrameLocks noChangeAspect="1"/>
@@ -2943,7 +1701,7 @@
                         <pic:spPr>
                           <a:xfrm>
                             <a:off x="0" y="0"/>
-                            <a:ext cx="4608000" cy="2723840"/>
+                            <a:ext cx="4343400" cy="2567432"/>
                           </a:xfrm>
                           <a:prstGeom prst="rect"/>
                         </pic:spPr>
@@ -2956,27 +1714,29 @@
           </w:p>
           <w:p>
             <w:pPr>
-              <w:spacing w:after="100"/>
+              <w:spacing w:before="20" w:after="60" w:line="240" w:lineRule="auto"/>
+              <w:ind w:left="0" w:right="0" w:firstLine="0"/>
               <w:jc w:val="center"/>
             </w:pPr>
             <w:r>
               <w:rPr>
                 <w:rFonts w:ascii="宋体" w:hAnsi="宋体" w:eastAsia="宋体"/>
                 <w:b w:val="0"/>
-                <w:sz w:val="20"/>
+                <w:sz w:val="21"/>
               </w:rPr>
               <w:t>图 9 统一响应封装 ApiResponse</w:t>
             </w:r>
           </w:p>
           <w:p>
             <w:pPr>
-              <w:spacing w:before="80" w:after="20"/>
+              <w:spacing w:before="40" w:after="20" w:line="240" w:lineRule="auto"/>
+              <w:ind w:left="0" w:right="0" w:firstLine="0"/>
               <w:jc w:val="center"/>
             </w:pPr>
             <w:r>
               <w:drawing>
                 <wp:inline xmlns:a="http://schemas.openxmlformats.org/drawingml/2006/main">
-                  <wp:extent cx="4608000" cy="2949120"/>
+                  <wp:extent cx="4343400" cy="2779776"/>
                   <wp:docPr id="10" name="Picture 10"/>
                   <wp:cNvGraphicFramePr>
                     <a:graphicFrameLocks noChangeAspect="1"/>
@@ -2997,7 +1757,7 @@
                         <pic:spPr>
                           <a:xfrm>
                             <a:off x="0" y="0"/>
-                            <a:ext cx="4608000" cy="2949120"/>
+                            <a:ext cx="4343400" cy="2779776"/>
                           </a:xfrm>
                           <a:prstGeom prst="rect"/>
                         </pic:spPr>
@@ -3010,27 +1770,29 @@
           </w:p>
           <w:p>
             <w:pPr>
-              <w:spacing w:after="100"/>
+              <w:spacing w:before="20" w:after="60" w:line="240" w:lineRule="auto"/>
+              <w:ind w:left="0" w:right="0" w:firstLine="0"/>
               <w:jc w:val="center"/>
             </w:pPr>
             <w:r>
               <w:rPr>
                 <w:rFonts w:ascii="宋体" w:hAnsi="宋体" w:eastAsia="宋体"/>
                 <w:b w:val="0"/>
-                <w:sz w:val="20"/>
+                <w:sz w:val="21"/>
               </w:rPr>
               <w:t>图 10 安全过滤链与角色鉴权 SecurityConfig</w:t>
             </w:r>
           </w:p>
           <w:p>
             <w:pPr>
-              <w:spacing w:before="80" w:after="20"/>
+              <w:spacing w:before="40" w:after="20" w:line="240" w:lineRule="auto"/>
+              <w:ind w:left="0" w:right="0" w:firstLine="0"/>
               <w:jc w:val="center"/>
             </w:pPr>
             <w:r>
               <w:drawing>
                 <wp:inline xmlns:a="http://schemas.openxmlformats.org/drawingml/2006/main">
-                  <wp:extent cx="4608000" cy="3174400"/>
+                  <wp:extent cx="4343400" cy="2992120"/>
                   <wp:docPr id="11" name="Picture 11"/>
                   <wp:cNvGraphicFramePr>
                     <a:graphicFrameLocks noChangeAspect="1"/>
@@ -3051,7 +1813,7 @@
                         <pic:spPr>
                           <a:xfrm>
                             <a:off x="0" y="0"/>
-                            <a:ext cx="4608000" cy="3174400"/>
+                            <a:ext cx="4343400" cy="2992120"/>
                           </a:xfrm>
                           <a:prstGeom prst="rect"/>
                         </pic:spPr>
@@ -3064,27 +1826,29 @@
           </w:p>
           <w:p>
             <w:pPr>
-              <w:spacing w:after="100"/>
+              <w:spacing w:before="20" w:after="60" w:line="240" w:lineRule="auto"/>
+              <w:ind w:left="0" w:right="0" w:firstLine="0"/>
               <w:jc w:val="center"/>
             </w:pPr>
             <w:r>
               <w:rPr>
                 <w:rFonts w:ascii="宋体" w:hAnsi="宋体" w:eastAsia="宋体"/>
                 <w:b w:val="0"/>
-                <w:sz w:val="20"/>
+                <w:sz w:val="21"/>
               </w:rPr>
               <w:t>图 11 RESTful 发帖入口 PostController</w:t>
             </w:r>
           </w:p>
           <w:p>
             <w:pPr>
-              <w:spacing w:before="80" w:after="20"/>
+              <w:spacing w:before="40" w:after="20" w:line="240" w:lineRule="auto"/>
+              <w:ind w:left="0" w:right="0" w:firstLine="0"/>
               <w:jc w:val="center"/>
             </w:pPr>
             <w:r>
               <w:drawing>
                 <wp:inline xmlns:a="http://schemas.openxmlformats.org/drawingml/2006/main">
-                  <wp:extent cx="4608000" cy="2273280"/>
+                  <wp:extent cx="4343400" cy="2142744"/>
                   <wp:docPr id="12" name="Picture 12"/>
                   <wp:cNvGraphicFramePr>
                     <a:graphicFrameLocks noChangeAspect="1"/>
@@ -3105,7 +1869,7 @@
                         <pic:spPr>
                           <a:xfrm>
                             <a:off x="0" y="0"/>
-                            <a:ext cx="4608000" cy="2273280"/>
+                            <a:ext cx="4343400" cy="2142744"/>
                           </a:xfrm>
                           <a:prstGeom prst="rect"/>
                         </pic:spPr>
@@ -3118,27 +1882,29 @@
           </w:p>
           <w:p>
             <w:pPr>
-              <w:spacing w:after="100"/>
+              <w:spacing w:before="20" w:after="60" w:line="240" w:lineRule="auto"/>
+              <w:ind w:left="0" w:right="0" w:firstLine="0"/>
               <w:jc w:val="center"/>
             </w:pPr>
             <w:r>
               <w:rPr>
                 <w:rFonts w:ascii="宋体" w:hAnsi="宋体" w:eastAsia="宋体"/>
                 <w:b w:val="0"/>
-                <w:sz w:val="20"/>
+                <w:sz w:val="21"/>
               </w:rPr>
               <w:t>图 12 图持久层 Cypher 查询 HumanPostRepository</w:t>
             </w:r>
           </w:p>
           <w:p>
             <w:pPr>
-              <w:spacing w:before="80" w:after="20"/>
+              <w:spacing w:before="40" w:after="20" w:line="240" w:lineRule="auto"/>
+              <w:ind w:left="0" w:right="0" w:firstLine="0"/>
               <w:jc w:val="center"/>
             </w:pPr>
             <w:r>
               <w:drawing>
                 <wp:inline xmlns:a="http://schemas.openxmlformats.org/drawingml/2006/main">
-                  <wp:extent cx="4608000" cy="3024213"/>
+                  <wp:extent cx="4343400" cy="2850557"/>
                   <wp:docPr id="13" name="Picture 13"/>
                   <wp:cNvGraphicFramePr>
                     <a:graphicFrameLocks noChangeAspect="1"/>
@@ -3159,7 +1925,7 @@
                         <pic:spPr>
                           <a:xfrm>
                             <a:off x="0" y="0"/>
-                            <a:ext cx="4608000" cy="3024213"/>
+                            <a:ext cx="4343400" cy="2850557"/>
                           </a:xfrm>
                           <a:prstGeom prst="rect"/>
                         </pic:spPr>
@@ -3172,22 +1938,23 @@
           </w:p>
           <w:p>
             <w:pPr>
-              <w:spacing w:after="100"/>
+              <w:spacing w:before="20" w:after="60" w:line="240" w:lineRule="auto"/>
+              <w:ind w:left="0" w:right="0" w:firstLine="0"/>
               <w:jc w:val="center"/>
             </w:pPr>
             <w:r>
               <w:rPr>
                 <w:rFonts w:ascii="宋体" w:hAnsi="宋体" w:eastAsia="宋体"/>
                 <w:b w:val="0"/>
-                <w:sz w:val="20"/>
+                <w:sz w:val="21"/>
               </w:rPr>
               <w:t>图 13 多环境核心配置 application.yml</w:t>
             </w:r>
           </w:p>
           <w:p>
             <w:pPr>
-              <w:spacing w:before="0" w:after="60" w:line="288" w:lineRule="auto"/>
-              <w:ind w:firstLine="420"/>
+              <w:spacing w:before="0" w:after="40" w:line="269" w:lineRule="auto"/>
+              <w:ind w:left="0" w:right="0" w:firstLine="0"/>
               <w:jc w:val="left"/>
             </w:pPr>
             <w:r>
@@ -3196,37 +1963,7 @@
                 <w:b w:val="0"/>
                 <w:sz w:val="21"/>
               </w:rPr>
-              <w:t>课程知识点对应：项目覆盖 Spring Boot 项目搭建、多环境配置、RESTful API、统一响应封装、Service 分层、事务、全局异常处理、Spring Security + JWT + Redis 会话、RabbitMQ 消息队列、文件上传、定时任务、Maven 打包和自动化测试；同时以 Neo4j 图数据库、SSE 实时推送、AI 编排和可观测体系体现企业级 Web 应用扩展能力。</w:t>
-            </w:r>
-          </w:p>
-          <w:p>
-            <w:pPr>
-              <w:spacing w:before="0" w:after="60" w:line="288" w:lineRule="auto"/>
-              <w:ind w:firstLine="420"/>
-              <w:jc w:val="left"/>
-            </w:pPr>
-            <w:r>
-              <w:rPr>
-                <w:rFonts w:ascii="宋体" w:hAnsi="宋体" w:eastAsia="宋体"/>
-                <w:b w:val="0"/>
-                <w:sz w:val="21"/>
-              </w:rPr>
-              <w:t>部署与测试：基础设施使用 docker compose up -d neo4j rabbitmq redis 启动；后端通过 mvn spring-boot:run 或 mvn clean package &amp;&amp; java -jar target/RhizoDelta-1.0-SNAPSHOT.jar 运行；前端通过 cd frontend &amp;&amp; npm install &amp;&amp; npm run dev 启动。后端测试命令为 mvn test -Dspring.profiles.active=test，前端使用 npm run build 与 npx vitest。</w:t>
-            </w:r>
-          </w:p>
-          <w:p>
-            <w:pPr>
-              <w:spacing w:before="0" w:after="60" w:line="288" w:lineRule="auto"/>
-              <w:ind w:firstLine="420"/>
-              <w:jc w:val="left"/>
-            </w:pPr>
-            <w:r>
-              <w:rPr>
-                <w:rFonts w:ascii="宋体" w:hAnsi="宋体" w:eastAsia="宋体"/>
-                <w:b w:val="0"/>
-                <w:sz w:val="21"/>
-              </w:rPr>
-              <w:t>本项目把课程要求中的登录退出、权限控制、增删改查、列表分页、统一响应、数据库设计、测试部署和报告撰写落到真实工程中，并进一步扩展到图谱讨论、异步处理、实时推送和 AI 决策场景，能够体现 JavaEE 企业级 Web 应用开发的综合能力。</w:t>
+              <w:t>课程知识点与部署总结：项目覆盖 Spring Boot 工程搭建、多环境配置、RESTful API、统一响应、Service 分层、事务、全局异常、Spring Security + JWT + Redis 会话、RabbitMQ 消息队列、文件上传、定时任务、Maven 打包和自动化测试；部署时使用 Docker Compose 启动 Neo4j、RabbitMQ、Redis，后端通过 mvn spring-boot:run 或打包 jar 运行，前端通过 npm run dev 联调，验证命令包括 mvn test -Dspring.profiles.active=test、npm run build 与 npx vitest。整体来看，系统把登录退出、权限控制、增删改查、分页查询、数据库设计和测试部署落到真实工程，并扩展到图谱讨论、异步处理、实时推送和 AI 决策场景，能够体现 JavaEE 企业级 Web 应用开发的综合实践能力。</w:t>
             </w:r>
           </w:p>
         </w:tc>
@@ -3237,7 +1974,7 @@
         <w:sectPr>
           <w:footerReference w:type="default" r:id="rId5"/>
           <w:footerReference w:type="first" r:id="rId6"/>
-          <w:type w:val="nextPage"/>
+          <w:type w:val="continuous"/>
           <w:pgSz w:w="11055" w:h="15120"/>
           <w:pgMar w:left="1021" w:right="1418" w:gutter="0" w:header="0" w:top="1134" w:footer="794" w:bottom="1134"/>
           <w:pgNumType w:fmt="decimal"/>
@@ -3265,7 +2002,7 @@
       </w:tblGrid>
       <w:tr>
         <w:trPr>
-          <w:trHeight w:val="10891" w:hRule="atLeast"/>
+          <w:trHeight w:val="120" w:hRule="atLeast"/>
         </w:trPr>
         <w:tc>
           <w:tcPr>
@@ -3291,7 +2028,7 @@
       </w:tr>
       <w:tr>
         <w:trPr>
-          <w:trHeight w:val="1110" w:hRule="atLeast"/>
+          <w:trHeight w:val="760" w:hRule="atLeast"/>
         </w:trPr>
         <w:tc>
           <w:tcPr>
@@ -3305,11 +2042,9 @@
           </w:tcPr>
           <w:p>
             <w:pPr>
-              <w:pStyle w:val="Normal"/>
-              <w:spacing w:before="0" w:after="60" w:line="288" w:lineRule="auto"/>
-              <w:ind w:firstLine="0"/>
+              <w:spacing w:before="0" w:after="40" w:line="269" w:lineRule="auto"/>
+              <w:ind w:left="0" w:right="0" w:firstLine="0"/>
               <w:jc w:val="left"/>
-              <w:rPr/>
             </w:pPr>
             <w:r>
               <w:rPr>
@@ -3340,7 +2075,7 @@
     <w:sectPr>
       <w:footerReference w:type="default" r:id="rId7"/>
       <w:footerReference w:type="first" r:id="rId8"/>
-      <w:type w:val="nextPage"/>
+      <w:type w:val="continuous"/>
       <w:pgSz w:w="11055" w:h="15120"/>
       <w:pgMar w:left="1021" w:right="1418" w:gutter="0" w:header="0" w:top="1134" w:footer="794" w:bottom="1134"/>
       <w:pgNumType w:fmt="decimal"/>
